--- a/plantillas_maestras/03_seguro_desgravamen/negativa_cobertura/2_ddos_banco_y_aseguradora/sucesion_intestada/TPL_3358_2025_SEGURO_DESGRAVAMEN_NEGATIVA_COBERTURA_BANCO_SUCESION_INTESTADA_R1.docx
+++ b/plantillas_maestras/03_seguro_desgravamen/negativa_cobertura/2_ddos_banco_y_aseguradora/sucesion_intestada/TPL_3358_2025_SEGURO_DESGRAVAMEN_NEGATIVA_COBERTURA_BANCO_SUCESION_INTESTADA_R1.docx
@@ -289,7 +289,7 @@
           <w14:ligatures w14:val="none"/>
         </w:rPr>
         <w:tab/>
-        <w:t xml:space="preserve">:       </w:t>
+        <w:t xml:space="preserve">: </w:t>
       </w:r>
       <w:r>
         <w:rPr>
@@ -599,7 +599,7 @@
           <w:lang w:val="es-ES" w:eastAsia="es-ES"/>
           <w14:ligatures w14:val="none"/>
         </w:rPr>
-        <w:t xml:space="preserve"> a la Ley N°29571, Código de Protección y Defensa del Consumidor (en adelante, Código)</w:t>
+        <w:t xml:space="preserve"> a la Ley 29571, Código de Protección y Defensa del Consumidor (en adelante, Código)</w:t>
       </w:r>
       <w:r>
         <w:rPr>
@@ -769,7 +769,7 @@
           <w:lang w:eastAsia="es-ES"/>
           <w14:ligatures w14:val="none"/>
         </w:rPr>
-        <w:t xml:space="preserve">Banco tres líneas de crédito identificadas como Línea de Crédito N° </w:t>
+        <w:t xml:space="preserve">Banco tres líneas de crédito identificadas como Línea de Crédito </w:t>
       </w:r>
       <w:r>
         <w:rPr>
@@ -789,7 +789,7 @@
           <w:lang w:eastAsia="es-ES"/>
           <w14:ligatures w14:val="none"/>
         </w:rPr>
-        <w:t xml:space="preserve">, Línea de Crédito N° </w:t>
+        <w:t xml:space="preserve">, Línea de Crédito </w:t>
       </w:r>
       <w:r>
         <w:rPr>
@@ -819,7 +819,7 @@
           <w:lang w:eastAsia="es-ES"/>
           <w14:ligatures w14:val="none"/>
         </w:rPr>
-        <w:t xml:space="preserve">y Línea de Crédito N° </w:t>
+        <w:t xml:space="preserve">y Línea de Crédito </w:t>
       </w:r>
       <w:r>
         <w:rPr>
@@ -1025,7 +1025,7 @@
           <w:lang w:eastAsia="es-ES"/>
           <w14:ligatures w14:val="none"/>
         </w:rPr>
-        <w:t xml:space="preserve"> que las líneas de crédito N° </w:t>
+        <w:t xml:space="preserve"> que las líneas de crédito </w:t>
       </w:r>
       <w:r>
         <w:rPr>
@@ -1055,7 +1055,7 @@
           <w:lang w:eastAsia="es-ES"/>
           <w14:ligatures w14:val="none"/>
         </w:rPr>
-        <w:t xml:space="preserve">y N° </w:t>
+        <w:t xml:space="preserve">y </w:t>
       </w:r>
       <w:r>
         <w:rPr>
@@ -1075,7 +1075,7 @@
           <w:lang w:eastAsia="es-ES"/>
           <w14:ligatures w14:val="none"/>
         </w:rPr>
-        <w:t xml:space="preserve"> habían sido reprogramadas, adjuntando nuevos cronogramas de pago, manteniéndose la vigencia de las mismas líneas de crédito. En dicha comunicación se incluyó a las líneas de crédito dentro de los beneficios que comprendía también a la Línea de Crédito N° </w:t>
+        <w:t xml:space="preserve"> habían sido reprogramadas, adjuntando nuevos cronogramas de pago, manteniéndose la vigencia de las mismas líneas de crédito. En dicha comunicación se incluyó a las líneas de crédito dentro de los beneficios que comprendía también a la Línea de Crédito </w:t>
       </w:r>
       <w:r>
         <w:rPr>
@@ -1232,7 +1232,7 @@
           <w:lang w:eastAsia="es-ES"/>
           <w14:ligatures w14:val="none"/>
         </w:rPr>
-        <w:t xml:space="preserve">, cuando las tres líneas de crédito N° </w:t>
+        <w:t xml:space="preserve">, cuando las tres líneas de crédito </w:t>
       </w:r>
       <w:r>
         <w:rPr>
@@ -1252,7 +1252,7 @@
           <w:lang w:eastAsia="es-ES"/>
           <w14:ligatures w14:val="none"/>
         </w:rPr>
-        <w:t xml:space="preserve">, N° </w:t>
+        <w:t xml:space="preserve">, </w:t>
       </w:r>
       <w:r>
         <w:rPr>
@@ -1272,7 +1272,7 @@
           <w:lang w:eastAsia="es-ES"/>
           <w14:ligatures w14:val="none"/>
         </w:rPr>
-        <w:t xml:space="preserve">y N° </w:t>
+        <w:t xml:space="preserve">y </w:t>
       </w:r>
       <w:r>
         <w:rPr>
@@ -1479,7 +1479,7 @@
           <w:lang w:eastAsia="es-ES"/>
           <w14:ligatures w14:val="none"/>
         </w:rPr>
-        <w:t xml:space="preserve"> remitió la Carta N° 032431-2025/GO, mediante la cual denegó la solicitud de cobertura, señalando que la vigencia de los seguros de desgravamen había finalizado antes del fallecimiento del causante de la Sucesión Intestada.</w:t>
+        <w:t xml:space="preserve"> remitió la Carta 032431-2025/GO, mediante la cual denegó la solicitud de cobertura, señalando que la vigencia de los seguros de desgravamen había finalizado antes del fallecimiento del causante de la Sucesión Intestada.</w:t>
       </w:r>
     </w:p>
     <w:p>
@@ -1830,7 +1830,7 @@
           <w:lang w:eastAsia="es-ES"/>
           <w14:ligatures w14:val="none"/>
         </w:rPr>
-        <w:t xml:space="preserve"> remitió la Carta N° 032867-2025GO, mediante la cual reiteró la denegatoria de la cobertura solicitada, indicando que, según sus registros, los seguros de desgravamen no se encontraban vigentes a la fecha del fallecimiento y añadiendo como motivo adicional que el causante de la Sucesión Intestada había superado el límite de permanencia por edad.</w:t>
+        <w:t xml:space="preserve"> remitió la Carta 032867-2025GO, mediante la cual reiteró la denegatoria de la cobertura solicitada, indicando que, según sus registros, los seguros de desgravamen no se encontraban vigentes a la fecha del fallecimiento y añadiendo como motivo adicional que el causante de la Sucesión Intestada había superado el límite de permanencia por edad.</w:t>
       </w:r>
     </w:p>
     <w:p>
@@ -1981,7 +1981,7 @@
           <w:lang w:eastAsia="es-ES"/>
           <w14:ligatures w14:val="none"/>
         </w:rPr>
-        <w:t>presentó un reclamo ante la Oficina de Servicio de Atención al Ciudadano del Indecopi, el cual fue registrado con el N° 00041904-2025-SAC/RC, cuestionando la denegatoria de la cobertura de los seguros de desgravamen asociados a las líneas de crédito.</w:t>
+        <w:t>presentó un reclamo ante la Oficina de Servicio de Atención al Ciudadano del Indecopi, el cual fue registrado con el 00041904-2025-SAC/RC, cuestionando la denegatoria de la cobertura de los seguros de desgravamen asociados a las líneas de crédito.</w:t>
       </w:r>
     </w:p>
     <w:p>
@@ -2050,7 +2050,7 @@
           <w:lang w:eastAsia="es-ES"/>
           <w14:ligatures w14:val="none"/>
         </w:rPr>
-        <w:t xml:space="preserve"> emitió respuesta al reclamo N° 00041904-2025-SAC/RC, manteniendo la denegatoria de la cobertura solicitada.</w:t>
+        <w:t xml:space="preserve"> emitió respuesta al reclamo 00041904-2025-SAC/RC, manteniendo la denegatoria de la cobertura solicitada.</w:t>
       </w:r>
     </w:p>
     <w:p>
@@ -2117,7 +2117,7 @@
           <w:lang w:eastAsia="es-ES"/>
           <w14:ligatures w14:val="none"/>
         </w:rPr>
-        <w:t>Banco emitió respuesta al reclamo N° 00041904-2025-SAC/RC, reconociendo la reprogramación de las líneas de crédito, señalando que estas no contaban con seguro de desgravamen</w:t>
+        <w:t>Banco emitió respuesta al reclamo 00041904-2025-SAC/RC, reconociendo la reprogramación de las líneas de crédito, señalando que estas no contaban con seguro de desgravamen</w:t>
       </w:r>
       <w:r>
         <w:rPr>
@@ -2236,7 +2236,7 @@
           <w:lang w:val="es-ES" w:eastAsia="es-ES"/>
           <w14:ligatures w14:val="none"/>
         </w:rPr>
-        <w:t xml:space="preserve"> cumplan  con: (i) otorgar la cobertura</w:t>
+        <w:t xml:space="preserve"> cumplan con: (i) otorgar la cobertura</w:t>
       </w:r>
       <w:r>
         <w:rPr>
@@ -2246,7 +2246,7 @@
           <w:lang w:val="es-ES" w:eastAsia="es-ES"/>
           <w14:ligatures w14:val="none"/>
         </w:rPr>
-        <w:t xml:space="preserve"> de los Seguros de Desgravamen asociados a los Créditos N° 103****7920, 103****6985 y 103****7357, a raíz del </w:t>
+        <w:t xml:space="preserve"> de los Seguros de Desgravamen asociados a los Créditos 103****7920, 103****6985 y 103****7357, a raíz del </w:t>
       </w:r>
       <w:r>
         <w:rPr>
@@ -2256,7 +2256,7 @@
           <w:lang w:val="es-ES" w:eastAsia="es-ES"/>
           <w14:ligatures w14:val="none"/>
         </w:rPr>
-        <w:t>fallecimiento del señor Vicente Moali Heidinger, por el saldo deudor total existente a la fecha de pago de la cobertura, lo que incluye el capital, intereses, comisiones y cualquier otro concepto generado con motivo de los Créditos N° 103****7920, 103****6985 y 103****7357; y, (</w:t>
+        <w:t>fallecimiento del señor Vicente Moali Heidinger, por el saldo deudor total existente a la fecha de pago de la cobertura, lo que incluye el capital, intereses, comisiones y cualquier otro concepto generado con motivo de los Créditos 103****7920, 103****6985 y 103****7357; y, (</w:t>
       </w:r>
       <w:proofErr w:type="spellStart"/>
       <w:r>
@@ -2398,7 +2398,7 @@
           <w:lang w:eastAsia="es-PE"/>
           <w14:ligatures w14:val="none"/>
         </w:rPr>
-        <w:t>Secretaría Técnica de la Comisión de Protección al Consumidor N°1 (en adelante, la Secretaría Técnica), en ejercicio de sus facultades</w:t>
+        <w:t>Secretaría Técnica de la Comisión de Protección al Consumidor 1 (en adelante, la Secretaría Técnica), en ejercicio de sus facultades</w:t>
       </w:r>
       <w:r>
         <w:rPr>
@@ -2450,7 +2450,7 @@
           <w:kern w:val="0"/>
           <w14:ligatures w14:val="none"/>
         </w:rPr>
-        <w:t>N°</w:t>
+        <w:t/>
       </w:r>
       <w:proofErr w:type="spellEnd"/>
       <w:r>
@@ -2469,7 +2469,7 @@
           <w:lang w:eastAsia="es-PE"/>
           <w14:ligatures w14:val="none"/>
         </w:rPr>
-        <w:t>°</w:t>
+        <w:t/>
       </w:r>
       <w:r>
         <w:rPr>
@@ -2487,7 +2487,7 @@
           <w:lang w:eastAsia="es-PE"/>
           <w14:ligatures w14:val="none"/>
         </w:rPr>
-        <w:t>°</w:t>
+        <w:t/>
       </w:r>
       <w:r>
         <w:rPr>
@@ -2601,7 +2601,7 @@
           <w:kern w:val="0"/>
           <w14:ligatures w14:val="none"/>
         </w:rPr>
-        <w:t>N°</w:t>
+        <w:t/>
       </w:r>
       <w:proofErr w:type="spellEnd"/>
       <w:r>
@@ -2628,7 +2628,7 @@
           <w:lang w:eastAsia="es-PE"/>
           <w14:ligatures w14:val="none"/>
         </w:rPr>
-        <w:t>°</w:t>
+        <w:t/>
       </w:r>
       <w:r>
         <w:rPr>
@@ -2646,7 +2646,7 @@
           <w:lang w:eastAsia="es-PE"/>
           <w14:ligatures w14:val="none"/>
         </w:rPr>
-        <w:t>°</w:t>
+        <w:t/>
       </w:r>
       <w:r>
         <w:rPr>
@@ -2665,7 +2665,7 @@
           <w:lang w:eastAsia="es-PE"/>
           <w14:ligatures w14:val="none"/>
         </w:rPr>
-        <w:t xml:space="preserve">.  </w:t>
+        <w:t xml:space="preserve">. </w:t>
       </w:r>
     </w:p>
     <w:p>
@@ -2761,7 +2761,7 @@
           <w:kern w:val="0"/>
           <w14:ligatures w14:val="none"/>
         </w:rPr>
-        <w:t>N°</w:t>
+        <w:t/>
       </w:r>
       <w:proofErr w:type="spellEnd"/>
       <w:r>
@@ -2797,7 +2797,7 @@
           <w:lang w:eastAsia="es-PE"/>
           <w14:ligatures w14:val="none"/>
         </w:rPr>
-        <w:t>°</w:t>
+        <w:t/>
       </w:r>
       <w:r>
         <w:rPr>
@@ -2815,7 +2815,7 @@
           <w:lang w:eastAsia="es-PE"/>
           <w14:ligatures w14:val="none"/>
         </w:rPr>
-        <w:t>°</w:t>
+        <w:t/>
       </w:r>
       <w:r>
         <w:rPr>
@@ -2834,7 +2834,7 @@
           <w:lang w:eastAsia="es-PE"/>
           <w14:ligatures w14:val="none"/>
         </w:rPr>
-        <w:t xml:space="preserve">.  </w:t>
+        <w:t xml:space="preserve">. </w:t>
       </w:r>
     </w:p>
     <w:p>
@@ -2930,7 +2930,7 @@
           <w:kern w:val="0"/>
           <w14:ligatures w14:val="none"/>
         </w:rPr>
-        <w:t>N°</w:t>
+        <w:t/>
       </w:r>
       <w:proofErr w:type="spellEnd"/>
       <w:r>
@@ -2957,7 +2957,7 @@
           <w:lang w:eastAsia="es-PE"/>
           <w14:ligatures w14:val="none"/>
         </w:rPr>
-        <w:t>°</w:t>
+        <w:t/>
       </w:r>
       <w:r>
         <w:rPr>
@@ -2975,7 +2975,7 @@
           <w:lang w:eastAsia="es-PE"/>
           <w14:ligatures w14:val="none"/>
         </w:rPr>
-        <w:t>°</w:t>
+        <w:t/>
       </w:r>
       <w:r>
         <w:rPr>
@@ -2994,7 +2994,7 @@
           <w:lang w:eastAsia="es-PE"/>
           <w14:ligatures w14:val="none"/>
         </w:rPr>
-        <w:t xml:space="preserve">.  </w:t>
+        <w:t xml:space="preserve">. </w:t>
       </w:r>
     </w:p>
     <w:p>
@@ -3090,7 +3090,7 @@
           <w:kern w:val="0"/>
           <w14:ligatures w14:val="none"/>
         </w:rPr>
-        <w:t>N°</w:t>
+        <w:t/>
       </w:r>
       <w:proofErr w:type="spellEnd"/>
       <w:r>
@@ -3117,7 +3117,7 @@
           <w:lang w:eastAsia="es-PE"/>
           <w14:ligatures w14:val="none"/>
         </w:rPr>
-        <w:t>°</w:t>
+        <w:t/>
       </w:r>
       <w:r>
         <w:rPr>
@@ -3135,7 +3135,7 @@
           <w:lang w:eastAsia="es-PE"/>
           <w14:ligatures w14:val="none"/>
         </w:rPr>
-        <w:t>°</w:t>
+        <w:t/>
       </w:r>
       <w:r>
         <w:rPr>
@@ -3154,7 +3154,7 @@
           <w:lang w:eastAsia="es-PE"/>
           <w14:ligatures w14:val="none"/>
         </w:rPr>
-        <w:t xml:space="preserve">.  </w:t>
+        <w:t xml:space="preserve">. </w:t>
       </w:r>
     </w:p>
     <w:p>
@@ -3250,7 +3250,7 @@
           <w:kern w:val="0"/>
           <w14:ligatures w14:val="none"/>
         </w:rPr>
-        <w:t>N°</w:t>
+        <w:t/>
       </w:r>
       <w:proofErr w:type="spellEnd"/>
       <w:r>
@@ -3277,7 +3277,7 @@
           <w:lang w:eastAsia="es-PE"/>
           <w14:ligatures w14:val="none"/>
         </w:rPr>
-        <w:t>°</w:t>
+        <w:t/>
       </w:r>
       <w:r>
         <w:rPr>
@@ -3295,7 +3295,7 @@
           <w:lang w:eastAsia="es-PE"/>
           <w14:ligatures w14:val="none"/>
         </w:rPr>
-        <w:t>°</w:t>
+        <w:t/>
       </w:r>
       <w:r>
         <w:rPr>
@@ -3314,7 +3314,7 @@
           <w:lang w:eastAsia="es-PE"/>
           <w14:ligatures w14:val="none"/>
         </w:rPr>
-        <w:t xml:space="preserve">.  </w:t>
+        <w:t xml:space="preserve">. </w:t>
       </w:r>
     </w:p>
     <w:p>
@@ -3418,7 +3418,7 @@
           <w:kern w:val="0"/>
           <w14:ligatures w14:val="none"/>
         </w:rPr>
-        <w:t>N°</w:t>
+        <w:t/>
       </w:r>
       <w:proofErr w:type="spellEnd"/>
       <w:r>
@@ -3445,7 +3445,7 @@
           <w:lang w:eastAsia="es-PE"/>
           <w14:ligatures w14:val="none"/>
         </w:rPr>
-        <w:t>°</w:t>
+        <w:t/>
       </w:r>
       <w:r>
         <w:rPr>
@@ -3463,7 +3463,7 @@
           <w:lang w:eastAsia="es-PE"/>
           <w14:ligatures w14:val="none"/>
         </w:rPr>
-        <w:t>°</w:t>
+        <w:t/>
       </w:r>
       <w:r>
         <w:rPr>
@@ -3482,7 +3482,7 @@
           <w:lang w:eastAsia="es-PE"/>
           <w14:ligatures w14:val="none"/>
         </w:rPr>
-        <w:t xml:space="preserve">.  </w:t>
+        <w:t xml:space="preserve">. </w:t>
       </w:r>
     </w:p>
     <w:p>
@@ -3586,7 +3586,7 @@
           <w:kern w:val="0"/>
           <w14:ligatures w14:val="none"/>
         </w:rPr>
-        <w:t>N°</w:t>
+        <w:t/>
       </w:r>
       <w:proofErr w:type="spellEnd"/>
       <w:r>
@@ -3613,7 +3613,7 @@
           <w:lang w:eastAsia="es-PE"/>
           <w14:ligatures w14:val="none"/>
         </w:rPr>
-        <w:t>°</w:t>
+        <w:t/>
       </w:r>
       <w:r>
         <w:rPr>
@@ -3631,7 +3631,7 @@
           <w:lang w:eastAsia="es-PE"/>
           <w14:ligatures w14:val="none"/>
         </w:rPr>
-        <w:t>°</w:t>
+        <w:t/>
       </w:r>
       <w:r>
         <w:rPr>
@@ -3650,7 +3650,7 @@
           <w:lang w:eastAsia="es-PE"/>
           <w14:ligatures w14:val="none"/>
         </w:rPr>
-        <w:t xml:space="preserve">.  </w:t>
+        <w:t xml:space="preserve">. </w:t>
       </w:r>
     </w:p>
     <w:p>
@@ -3754,7 +3754,7 @@
           <w:kern w:val="0"/>
           <w14:ligatures w14:val="none"/>
         </w:rPr>
-        <w:t>N°</w:t>
+        <w:t/>
       </w:r>
       <w:proofErr w:type="spellEnd"/>
       <w:r>
@@ -3790,7 +3790,7 @@
           <w:lang w:eastAsia="es-PE"/>
           <w14:ligatures w14:val="none"/>
         </w:rPr>
-        <w:t>°</w:t>
+        <w:t/>
       </w:r>
       <w:r>
         <w:rPr>
@@ -3808,7 +3808,7 @@
           <w:lang w:eastAsia="es-PE"/>
           <w14:ligatures w14:val="none"/>
         </w:rPr>
-        <w:t>°</w:t>
+        <w:t/>
       </w:r>
       <w:r>
         <w:rPr>
@@ -3827,7 +3827,7 @@
           <w:lang w:eastAsia="es-PE"/>
           <w14:ligatures w14:val="none"/>
         </w:rPr>
-        <w:t xml:space="preserve">.  </w:t>
+        <w:t xml:space="preserve">. </w:t>
       </w:r>
     </w:p>
     <w:p>
@@ -3931,7 +3931,7 @@
           <w:kern w:val="0"/>
           <w14:ligatures w14:val="none"/>
         </w:rPr>
-        <w:t>N°</w:t>
+        <w:t/>
       </w:r>
       <w:proofErr w:type="spellEnd"/>
       <w:r>
@@ -3958,7 +3958,7 @@
           <w:lang w:eastAsia="es-PE"/>
           <w14:ligatures w14:val="none"/>
         </w:rPr>
-        <w:t>°</w:t>
+        <w:t/>
       </w:r>
       <w:r>
         <w:rPr>
@@ -3976,7 +3976,7 @@
           <w:lang w:eastAsia="es-PE"/>
           <w14:ligatures w14:val="none"/>
         </w:rPr>
-        <w:t>°</w:t>
+        <w:t/>
       </w:r>
       <w:r>
         <w:rPr>
@@ -3995,7 +3995,7 @@
           <w:lang w:eastAsia="es-PE"/>
           <w14:ligatures w14:val="none"/>
         </w:rPr>
-        <w:t xml:space="preserve">.  </w:t>
+        <w:t xml:space="preserve">. </w:t>
       </w:r>
     </w:p>
     <w:p>
@@ -4099,7 +4099,7 @@
           <w:kern w:val="0"/>
           <w14:ligatures w14:val="none"/>
         </w:rPr>
-        <w:t>N°</w:t>
+        <w:t/>
       </w:r>
       <w:proofErr w:type="spellEnd"/>
       <w:r>
@@ -4126,7 +4126,7 @@
           <w:lang w:eastAsia="es-PE"/>
           <w14:ligatures w14:val="none"/>
         </w:rPr>
-        <w:t>°</w:t>
+        <w:t/>
       </w:r>
       <w:r>
         <w:rPr>
@@ -4144,7 +4144,7 @@
           <w:lang w:eastAsia="es-PE"/>
           <w14:ligatures w14:val="none"/>
         </w:rPr>
-        <w:t>°</w:t>
+        <w:t/>
       </w:r>
       <w:r>
         <w:rPr>
@@ -4163,7 +4163,7 @@
           <w:lang w:eastAsia="es-PE"/>
           <w14:ligatures w14:val="none"/>
         </w:rPr>
-        <w:t xml:space="preserve">.  </w:t>
+        <w:t xml:space="preserve">. </w:t>
       </w:r>
     </w:p>
     <w:p>
@@ -4267,7 +4267,7 @@
           <w:kern w:val="0"/>
           <w14:ligatures w14:val="none"/>
         </w:rPr>
-        <w:t>N°</w:t>
+        <w:t/>
       </w:r>
       <w:proofErr w:type="spellEnd"/>
       <w:r>
@@ -4294,7 +4294,7 @@
           <w:lang w:eastAsia="es-PE"/>
           <w14:ligatures w14:val="none"/>
         </w:rPr>
-        <w:t>°</w:t>
+        <w:t/>
       </w:r>
       <w:r>
         <w:rPr>
@@ -4312,7 +4312,7 @@
           <w:lang w:eastAsia="es-PE"/>
           <w14:ligatures w14:val="none"/>
         </w:rPr>
-        <w:t>°</w:t>
+        <w:t/>
       </w:r>
       <w:r>
         <w:rPr>
@@ -4331,7 +4331,7 @@
           <w:lang w:eastAsia="es-PE"/>
           <w14:ligatures w14:val="none"/>
         </w:rPr>
-        <w:t xml:space="preserve">.  </w:t>
+        <w:t xml:space="preserve">. </w:t>
       </w:r>
     </w:p>
     <w:p>
@@ -4427,7 +4427,7 @@
           <w:kern w:val="0"/>
           <w14:ligatures w14:val="none"/>
         </w:rPr>
-        <w:t>N°</w:t>
+        <w:t/>
       </w:r>
       <w:proofErr w:type="spellEnd"/>
       <w:r>
@@ -4454,7 +4454,7 @@
           <w:lang w:eastAsia="es-PE"/>
           <w14:ligatures w14:val="none"/>
         </w:rPr>
-        <w:t>°</w:t>
+        <w:t/>
       </w:r>
       <w:r>
         <w:rPr>
@@ -4472,7 +4472,7 @@
           <w:lang w:eastAsia="es-PE"/>
           <w14:ligatures w14:val="none"/>
         </w:rPr>
-        <w:t>°</w:t>
+        <w:t/>
       </w:r>
       <w:r>
         <w:rPr>
@@ -4491,7 +4491,7 @@
           <w:lang w:eastAsia="es-PE"/>
           <w14:ligatures w14:val="none"/>
         </w:rPr>
-        <w:t xml:space="preserve">.  </w:t>
+        <w:t xml:space="preserve">. </w:t>
       </w:r>
     </w:p>
     <w:p>
@@ -4587,7 +4587,7 @@
           <w:kern w:val="0"/>
           <w14:ligatures w14:val="none"/>
         </w:rPr>
-        <w:t>N°</w:t>
+        <w:t/>
       </w:r>
       <w:proofErr w:type="spellEnd"/>
       <w:r>
@@ -4614,7 +4614,7 @@
           <w:lang w:eastAsia="es-PE"/>
           <w14:ligatures w14:val="none"/>
         </w:rPr>
-        <w:t>°</w:t>
+        <w:t/>
       </w:r>
       <w:r>
         <w:rPr>
@@ -4632,7 +4632,7 @@
           <w:lang w:eastAsia="es-PE"/>
           <w14:ligatures w14:val="none"/>
         </w:rPr>
-        <w:t>°</w:t>
+        <w:t/>
       </w:r>
       <w:r>
         <w:rPr>
@@ -4651,7 +4651,7 @@
           <w:lang w:eastAsia="es-PE"/>
           <w14:ligatures w14:val="none"/>
         </w:rPr>
-        <w:t xml:space="preserve">.  </w:t>
+        <w:t xml:space="preserve">. </w:t>
       </w:r>
     </w:p>
     <w:p>
@@ -4747,7 +4747,7 @@
           <w:kern w:val="0"/>
           <w14:ligatures w14:val="none"/>
         </w:rPr>
-        <w:t>N°</w:t>
+        <w:t/>
       </w:r>
       <w:proofErr w:type="spellEnd"/>
       <w:r>
@@ -4783,7 +4783,7 @@
           <w:lang w:eastAsia="es-PE"/>
           <w14:ligatures w14:val="none"/>
         </w:rPr>
-        <w:t>°</w:t>
+        <w:t/>
       </w:r>
       <w:r>
         <w:rPr>
@@ -4801,7 +4801,7 @@
           <w:lang w:eastAsia="es-PE"/>
           <w14:ligatures w14:val="none"/>
         </w:rPr>
-        <w:t>°</w:t>
+        <w:t/>
       </w:r>
       <w:r>
         <w:rPr>
@@ -4820,7 +4820,7 @@
           <w:lang w:eastAsia="es-PE"/>
           <w14:ligatures w14:val="none"/>
         </w:rPr>
-        <w:t xml:space="preserve">.  </w:t>
+        <w:t xml:space="preserve">. </w:t>
       </w:r>
     </w:p>
     <w:p>
@@ -4889,7 +4889,7 @@
           <w:kern w:val="0"/>
           <w14:ligatures w14:val="none"/>
         </w:rPr>
-        <w:t>Presunta infracción a los artículos 18° y 19° de la Ley 29571, Código de Protección y Defensa del Consumidor, en tanto los proveedores denunciados no habrían cumplido con brindar información relevante a la parte denunciante sobre los seguros de desgravamen contrataos por el señor Vicente Moali Heidinger, en tanto la información contenida en las solicitudes de los seguros es insuficiente</w:t>
+        <w:t>Presunta infracción a los artículos 18 y 19 de la Ley 29571, Código de Protección y Defensa del Consumidor, en tanto los proveedores denunciados no habrían cumplido con brindar información relevante a la parte denunciante sobre los seguros de desgravamen contrataos por el señor Vicente Moali Heidinger, en tanto la información contenida en las solicitudes de los seguros es insuficiente</w:t>
       </w:r>
       <w:r>
         <w:rPr>
@@ -4907,7 +4907,7 @@
           <w:lang w:eastAsia="es-PE"/>
           <w14:ligatures w14:val="none"/>
         </w:rPr>
-        <w:t>°</w:t>
+        <w:t/>
       </w:r>
       <w:r>
         <w:rPr>
@@ -4925,7 +4925,7 @@
           <w:lang w:eastAsia="es-PE"/>
           <w14:ligatures w14:val="none"/>
         </w:rPr>
-        <w:t>°</w:t>
+        <w:t/>
       </w:r>
       <w:r>
         <w:rPr>
@@ -4944,7 +4944,7 @@
           <w:lang w:eastAsia="es-PE"/>
           <w14:ligatures w14:val="none"/>
         </w:rPr>
-        <w:t xml:space="preserve">.  </w:t>
+        <w:t xml:space="preserve">. </w:t>
       </w:r>
     </w:p>
     <w:bookmarkEnd w:id="3"/>
@@ -5016,7 +5016,7 @@
           <w:kern w:val="0"/>
           <w14:ligatures w14:val="none"/>
         </w:rPr>
-        <w:t>N°</w:t>
+        <w:t/>
       </w:r>
       <w:proofErr w:type="spellEnd"/>
       <w:r>
@@ -5041,7 +5041,7 @@
           <w:kern w:val="0"/>
           <w14:ligatures w14:val="none"/>
         </w:rPr>
-        <w:t xml:space="preserve"> de entregar a los usuarios copia de los contratos y demás documentación relacionada con dichos actos jurídicos, tipificado en el literal e) del artículo 47° del Código</w:t>
+        <w:t xml:space="preserve"> de entregar a los usuarios copia de los contratos y demás documentación relacionada con dichos actos jurídicos, tipificado en el literal e) del artículo 47 del Código</w:t>
       </w:r>
       <w:r>
         <w:rPr>
@@ -5131,7 +5131,7 @@
           <w:kern w:val="0"/>
           <w14:ligatures w14:val="none"/>
         </w:rPr>
-        <w:t>N°</w:t>
+        <w:t/>
       </w:r>
       <w:proofErr w:type="spellEnd"/>
       <w:r>
@@ -5148,7 +5148,7 @@
           <w:kern w:val="0"/>
           <w14:ligatures w14:val="none"/>
         </w:rPr>
-        <w:t>. Por consiguiente, corresponde calificar el hecho materia de denuncia como una presunta infracción al deber de entregar a los usuarios copia de los contratos y demás documentación relacionada con dichos actos jurídicos, tipificado en el literal e) del artículo 47° del Código.</w:t>
+        <w:t>. Por consiguiente, corresponde calificar el hecho materia de denuncia como una presunta infracción al deber de entregar a los usuarios copia de los contratos y demás documentación relacionada con dichos actos jurídicos, tipificado en el literal e) del artículo 47 del Código.</w:t>
       </w:r>
     </w:p>
     <w:p>
@@ -5218,7 +5218,7 @@
           <w:kern w:val="0"/>
           <w14:ligatures w14:val="none"/>
         </w:rPr>
-        <w:t>N°</w:t>
+        <w:t/>
       </w:r>
       <w:proofErr w:type="spellEnd"/>
       <w:r>
@@ -5235,7 +5235,7 @@
           <w:kern w:val="0"/>
           <w14:ligatures w14:val="none"/>
         </w:rPr>
-        <w:t>. Por consiguiente, corresponde calificar el hecho materia de denuncia como una presunta infracción al deber de entregar a los usuarios copia de los contratos y demás documentación relacionada con dichos actos jurídicos, tipificado en el literal e) del artículo 47° del Código</w:t>
+        <w:t>. Por consiguiente, corresponde calificar el hecho materia de denuncia como una presunta infracción al deber de entregar a los usuarios copia de los contratos y demás documentación relacionada con dichos actos jurídicos, tipificado en el literal e) del artículo 47 del Código</w:t>
       </w:r>
       <w:r>
         <w:rPr>
@@ -5525,7 +5525,7 @@
           <w:lang w:val="es-ES" w:eastAsia="es-ES"/>
           <w14:ligatures w14:val="none"/>
         </w:rPr>
-        <w:t>N°</w:t>
+        <w:t/>
       </w:r>
       <w:proofErr w:type="spellEnd"/>
       <w:r>
@@ -5547,7 +5547,7 @@
           <w:lang w:val="es-ES" w:eastAsia="es-ES"/>
           <w14:ligatures w14:val="none"/>
         </w:rPr>
-        <w:t>N°</w:t>
+        <w:t/>
       </w:r>
       <w:proofErr w:type="spellEnd"/>
       <w:r>
@@ -5569,7 +5569,7 @@
           <w:lang w:val="es-ES" w:eastAsia="es-ES"/>
           <w14:ligatures w14:val="none"/>
         </w:rPr>
-        <w:t>N°</w:t>
+        <w:t/>
       </w:r>
       <w:proofErr w:type="spellEnd"/>
       <w:r>
@@ -5708,7 +5708,7 @@
           <w:lang w:val="es-ES" w:eastAsia="es-ES"/>
           <w14:ligatures w14:val="none"/>
         </w:rPr>
-        <w:t>N°</w:t>
+        <w:t/>
       </w:r>
       <w:proofErr w:type="spellEnd"/>
       <w:r>
@@ -5730,7 +5730,7 @@
           <w:lang w:val="es-ES" w:eastAsia="es-ES"/>
           <w14:ligatures w14:val="none"/>
         </w:rPr>
-        <w:t>N°</w:t>
+        <w:t/>
       </w:r>
       <w:proofErr w:type="spellEnd"/>
       <w:r>
@@ -5752,7 +5752,7 @@
           <w:lang w:val="es-ES" w:eastAsia="es-ES"/>
           <w14:ligatures w14:val="none"/>
         </w:rPr>
-        <w:t>N°</w:t>
+        <w:t/>
       </w:r>
       <w:proofErr w:type="spellEnd"/>
       <w:r>
@@ -5827,7 +5827,7 @@
           <w:lang w:val="es-ES" w:eastAsia="es-ES"/>
           <w14:ligatures w14:val="none"/>
         </w:rPr>
-        <w:t xml:space="preserve">  </w:t>
+        <w:t xml:space="preserve"> </w:t>
       </w:r>
     </w:p>
     <w:p>
@@ -5952,7 +5952,7 @@
           <w:lang w:eastAsia="es-PE"/>
           <w14:ligatures w14:val="none"/>
         </w:rPr>
-        <w:t xml:space="preserve">RESOLUCIÓN DE LA SECRETARÍA TÉCNICA  </w:t>
+        <w:t xml:space="preserve">RESOLUCIÓN DE LA SECRETARÍA TÉCNICA </w:t>
       </w:r>
     </w:p>
     <w:p>
@@ -6133,7 +6133,7 @@
           <w:kern w:val="0"/>
           <w14:ligatures w14:val="none"/>
         </w:rPr>
-        <w:t xml:space="preserve">Presunta infracción a los artículos 18° y 19° de la Ley 29571, Código de Protección y Defensa del Consumidor, en tanto </w:t>
+        <w:t xml:space="preserve">Presunta infracción a los artículos 18 y 19 de la Ley 29571, Código de Protección y Defensa del Consumidor, en tanto </w:t>
       </w:r>
       <w:proofErr w:type="spellStart"/>
       <w:r>
@@ -6151,7 +6151,7 @@
           <w:kern w:val="0"/>
           <w14:ligatures w14:val="none"/>
         </w:rPr>
-        <w:t xml:space="preserve"> S.A. Compañía de Seguros y Reaseguros habría denegado injustificadamente a la denunciante la cobertura del seguro de desgravamen asociado a la Línea de Crédito N° 103****7920 por el fallecimiento del señor Vicente Moali Heidinger el 17 de diciembre de 2024.</w:t>
+        <w:t xml:space="preserve"> S.A. Compañía de Seguros y Reaseguros habría denegado injustificadamente a la denunciante la cobertura del seguro de desgravamen asociado a la Línea de Crédito 103xxxxxx920 por el fallecimiento del señor Vicente Moali Heidinger el 17 de diciembre de 2024.</w:t>
       </w:r>
     </w:p>
     <w:p>
@@ -6190,7 +6190,7 @@
           <w:kern w:val="0"/>
           <w14:ligatures w14:val="none"/>
         </w:rPr>
-        <w:t xml:space="preserve">Presunta infracción a los artículos 18° y 19° de la Ley 29571, Código de Protección y Defensa del Consumidor, en tanto </w:t>
+        <w:t xml:space="preserve">Presunta infracción a los artículos 18 y 19 de la Ley 29571, Código de Protección y Defensa del Consumidor, en tanto </w:t>
       </w:r>
       <w:proofErr w:type="spellStart"/>
       <w:r>
@@ -6208,7 +6208,7 @@
           <w:kern w:val="0"/>
           <w14:ligatures w14:val="none"/>
         </w:rPr>
-        <w:t xml:space="preserve"> S.A. Compañía de Seguros y Reaseguros habría denegado injustificadamente a la denunciante la cobertura del seguro de desgravamen asociado a la Línea de Crédito N° 103****6985 por el fallecimiento del señor Vicente Moali Heidinger el 17 de diciembre de 2024.</w:t>
+        <w:t xml:space="preserve"> S.A. Compañía de Seguros y Reaseguros habría denegado injustificadamente a la denunciante la cobertura del seguro de desgravamen asociado a la Línea de Crédito 103xxxxxx985 por el fallecimiento del señor Vicente Moali Heidinger el 17 de diciembre de 2024.</w:t>
       </w:r>
     </w:p>
     <w:p>
@@ -6247,7 +6247,7 @@
           <w:kern w:val="0"/>
           <w14:ligatures w14:val="none"/>
         </w:rPr>
-        <w:t xml:space="preserve">Presunta infracción a los artículos 18° y 19° de la Ley 29571, Código de Protección y Defensa del Consumidor, en tanto </w:t>
+        <w:t xml:space="preserve">Presunta infracción a los artículos 18 y 19 de la Ley 29571, Código de Protección y Defensa del Consumidor, en tanto </w:t>
       </w:r>
       <w:proofErr w:type="spellStart"/>
       <w:r>
@@ -6265,7 +6265,7 @@
           <w:kern w:val="0"/>
           <w14:ligatures w14:val="none"/>
         </w:rPr>
-        <w:t xml:space="preserve"> S.A. Compañía de Seguros y Reaseguros habría denegado injustificadamente a la denunciante la cobertura del seguro de desgravamen asociado a la Línea de Crédito N° 103****7357 por el fallecimiento del señor Vicente Moali Heidinger el 17 de diciembre de 2024.</w:t>
+        <w:t xml:space="preserve"> S.A. Compañía de Seguros y Reaseguros habría denegado injustificadamente a la denunciante la cobertura del seguro de desgravamen asociado a la Línea de Crédito 103xxxxxx357 por el fallecimiento del señor Vicente Moali Heidinger el 17 de diciembre de 2024.</w:t>
       </w:r>
     </w:p>
     <w:p>
@@ -6304,7 +6304,7 @@
           <w:kern w:val="0"/>
           <w14:ligatures w14:val="none"/>
         </w:rPr>
-        <w:t xml:space="preserve">Presunta infracción a los artículos 18° y 19° de la Ley 29571, Código de Protección y Defensa del Consumidor, en tanto </w:t>
+        <w:t xml:space="preserve">Presunta infracción a los artículos 18 y 19 de la Ley 29571, Código de Protección y Defensa del Consumidor, en tanto </w:t>
       </w:r>
       <w:proofErr w:type="spellStart"/>
       <w:r>
@@ -6338,7 +6338,7 @@
           <w:kern w:val="0"/>
           <w14:ligatures w14:val="none"/>
         </w:rPr>
-        <w:t>custodiar de manera íntegra el certificado de seguro de desgravamen asociado a la Línea de Crédito N° 103****7920.</w:t>
+        <w:t>custodiar de manera íntegra el certificado de seguro de desgravamen asociado a la Línea de Crédito 103xxxxxx920.</w:t>
       </w:r>
     </w:p>
     <w:p>
@@ -6377,7 +6377,7 @@
           <w:kern w:val="0"/>
           <w14:ligatures w14:val="none"/>
         </w:rPr>
-        <w:t xml:space="preserve">Presunta infracción a los artículos 18° y 19° de la Ley 29571, Código de Protección y Defensa del Consumidor, en tanto </w:t>
+        <w:t xml:space="preserve">Presunta infracción a los artículos 18 y 19 de la Ley 29571, Código de Protección y Defensa del Consumidor, en tanto </w:t>
       </w:r>
       <w:proofErr w:type="spellStart"/>
       <w:r>
@@ -6395,7 +6395,7 @@
           <w:kern w:val="0"/>
           <w14:ligatures w14:val="none"/>
         </w:rPr>
-        <w:t xml:space="preserve"> S.A. Compañía de Seguros y Reaseguros no habría cumplido con custodiar de manera íntegra el certificado de seguro de desgravamen asociado a la Línea de Crédito N° 103****6985.</w:t>
+        <w:t xml:space="preserve"> S.A. Compañía de Seguros y Reaseguros no habría cumplido con custodiar de manera íntegra el certificado de seguro de desgravamen asociado a la Línea de Crédito 103xxxxxx985.</w:t>
       </w:r>
     </w:p>
     <w:p>
@@ -6437,7 +6437,7 @@
           <w:kern w:val="0"/>
           <w14:ligatures w14:val="none"/>
         </w:rPr>
-        <w:t xml:space="preserve">Presunta infracción a los artículos 18° y 19° de la Ley 29571, Código de Protección y Defensa del Consumidor, en tanto </w:t>
+        <w:t xml:space="preserve">Presunta infracción a los artículos 18 y 19 de la Ley 29571, Código de Protección y Defensa del Consumidor, en tanto </w:t>
       </w:r>
       <w:proofErr w:type="spellStart"/>
       <w:r>
@@ -6455,7 +6455,7 @@
           <w:kern w:val="0"/>
           <w14:ligatures w14:val="none"/>
         </w:rPr>
-        <w:t xml:space="preserve"> S.A. Compañía de Seguros y Reaseguros no habría cumplido con custodiar de manera íntegra el certificado de seguro de desgravamen asociado a la Línea de Crédito N° 103****7357.</w:t>
+        <w:t xml:space="preserve"> S.A. Compañía de Seguros y Reaseguros no habría cumplido con custodiar de manera íntegra el certificado de seguro de desgravamen asociado a la Línea de Crédito 103xxxxxx357.</w:t>
       </w:r>
     </w:p>
     <w:p>
@@ -6494,7 +6494,7 @@
           <w:kern w:val="0"/>
           <w14:ligatures w14:val="none"/>
         </w:rPr>
-        <w:t xml:space="preserve">Presunta infracción a los artículos 18° y 19° de la Ley 29571, Código de Protección y Defensa del Consumidor, en tanto </w:t>
+        <w:t xml:space="preserve">Presunta infracción a los artículos 18 y 19 de la Ley 29571, Código de Protección y Defensa del Consumidor, en tanto </w:t>
       </w:r>
       <w:r>
         <w:rPr>
@@ -6528,7 +6528,7 @@
           <w:kern w:val="0"/>
           <w14:ligatures w14:val="none"/>
         </w:rPr>
-        <w:t>no habría cumplido con custodiar de manera íntegra los documentos correspondientes al Crédito N° 10313567920 contratado por el señor Vicente Moali Heidinger.</w:t>
+        <w:t>no habría cumplido con custodiar de manera íntegra los documentos correspondientes al Crédito 103xxxxxx920 contratado por el señor Vicente Moali Heidinger.</w:t>
       </w:r>
     </w:p>
     <w:p>
@@ -6567,7 +6567,7 @@
           <w:kern w:val="0"/>
           <w14:ligatures w14:val="none"/>
         </w:rPr>
-        <w:t xml:space="preserve">Presunta infracción a los artículos 18° y 19° de la Ley 29571, Código de Protección y Defensa del Consumidor, en tanto </w:t>
+        <w:t xml:space="preserve">Presunta infracción a los artículos 18 y 19 de la Ley 29571, Código de Protección y Defensa del Consumidor, en tanto </w:t>
       </w:r>
       <w:r>
         <w:rPr>
@@ -6601,7 +6601,7 @@
           <w:kern w:val="0"/>
           <w14:ligatures w14:val="none"/>
         </w:rPr>
-        <w:t>no habría cumplido con custodiar de manera íntegra los documentos correspondientes al Crédito N° 10315686985 contratado por el señor Vicente Moali Heidinger.</w:t>
+        <w:t>no habría cumplido con custodiar de manera íntegra los documentos correspondientes al Crédito 103xxxxxx985 contratado por el señor Vicente Moali Heidinger.</w:t>
       </w:r>
     </w:p>
     <w:p>
@@ -6643,7 +6643,7 @@
           <w:kern w:val="0"/>
           <w14:ligatures w14:val="none"/>
         </w:rPr>
-        <w:t xml:space="preserve">Presunta infracción a los artículos 18° y 19° de la Ley 29571, Código de Protección y Defensa del Consumidor, en tanto </w:t>
+        <w:t xml:space="preserve">Presunta infracción a los artículos 18 y 19 de la Ley 29571, Código de Protección y Defensa del Consumidor, en tanto </w:t>
       </w:r>
       <w:r>
         <w:rPr>
@@ -6677,7 +6677,7 @@
           <w:kern w:val="0"/>
           <w14:ligatures w14:val="none"/>
         </w:rPr>
-        <w:t>no habría cumplido con custodiar de manera íntegra los documentos correspondientes al Crédito N° 10326627357 contratado por el señor Vicente Moali Heidinger.</w:t>
+        <w:t>no habría cumplido con custodiar de manera íntegra los documentos correspondientes al Crédito 103xxxxxx357 contratado por el señor Vicente Moali Heidinger.</w:t>
       </w:r>
     </w:p>
     <w:p>
@@ -6719,7 +6719,7 @@
           <w:kern w:val="0"/>
           <w14:ligatures w14:val="none"/>
         </w:rPr>
-        <w:t xml:space="preserve">Presunta infracción a los artículos 18° y 19° de la Ley 29571, Código de Protección y Defensa del Consumidor, en tanto </w:t>
+        <w:t xml:space="preserve">Presunta infracción a los artículos 18 y 19 de la Ley 29571, Código de Protección y Defensa del Consumidor, en tanto </w:t>
       </w:r>
       <w:r>
         <w:rPr>
@@ -6753,7 +6753,7 @@
           <w:kern w:val="0"/>
           <w14:ligatures w14:val="none"/>
         </w:rPr>
-        <w:t>no habrían cumplido con registrar correctamente la ampliación del Crédito N° 10313567920 contratado por el señor Vicente Moali Heidinger.</w:t>
+        <w:t>no habrían cumplido con registrar correctamente la ampliación del Crédito 103xxxxxx920 contratado por el señor Vicente Moali Heidinger.</w:t>
       </w:r>
     </w:p>
     <w:p>
@@ -6792,7 +6792,7 @@
           <w:kern w:val="0"/>
           <w14:ligatures w14:val="none"/>
         </w:rPr>
-        <w:t xml:space="preserve">Presunta infracción a los artículos 18° y 19° de la Ley 29571, Código de Protección y Defensa del Consumidor, en tanto </w:t>
+        <w:t xml:space="preserve">Presunta infracción a los artículos 18 y 19 de la Ley 29571, Código de Protección y Defensa del Consumidor, en tanto </w:t>
       </w:r>
       <w:r>
         <w:rPr>
@@ -6826,7 +6826,7 @@
           <w:kern w:val="0"/>
           <w14:ligatures w14:val="none"/>
         </w:rPr>
-        <w:t>no habría cumplido con registrar correctamente la ampliación del Crédito N° 10315686985 contratado por el señor Vicente Moali Heidinger.</w:t>
+        <w:t>no habría cumplido con registrar correctamente la ampliación del Crédito 103xxxxxx985 contratado por el señor Vicente Moali Heidinger.</w:t>
       </w:r>
     </w:p>
     <w:p>
@@ -6868,7 +6868,7 @@
           <w:kern w:val="0"/>
           <w14:ligatures w14:val="none"/>
         </w:rPr>
-        <w:t xml:space="preserve">Presunta infracción a los artículos 18° y 19° de la Ley 29571, Código de Protección y Defensa del Consumidor, en tanto </w:t>
+        <w:t xml:space="preserve">Presunta infracción a los artículos 18 y 19 de la Ley 29571, Código de Protección y Defensa del Consumidor, en tanto </w:t>
       </w:r>
       <w:r>
         <w:rPr>
@@ -6902,7 +6902,7 @@
           <w:kern w:val="0"/>
           <w14:ligatures w14:val="none"/>
         </w:rPr>
-        <w:t>no habría cumplido con registrar correctamente la ampliación del Crédito N° 10326627357 contratado por el señor Vicente Moali Heidinger.</w:t>
+        <w:t>no habría cumplido con registrar correctamente la ampliación del Crédito 103xxxxxx357 contratado por el señor Vicente Moali Heidinger.</w:t>
       </w:r>
     </w:p>
     <w:p>
@@ -6944,7 +6944,7 @@
           <w:kern w:val="0"/>
           <w14:ligatures w14:val="none"/>
         </w:rPr>
-        <w:t xml:space="preserve">Presunta infracción a los artículos 18° y 19° de la Ley 29571, Código de Protección y Defensa del Consumidor, en tanto </w:t>
+        <w:t xml:space="preserve">Presunta infracción a los artículos 18 y 19 de la Ley 29571, Código de Protección y Defensa del Consumidor, en tanto </w:t>
       </w:r>
       <w:proofErr w:type="spellStart"/>
       <w:r>
@@ -6962,7 +6962,7 @@
           <w:kern w:val="0"/>
           <w14:ligatures w14:val="none"/>
         </w:rPr>
-        <w:t xml:space="preserve"> S.A. Compañía de Seguros y Reaseguros no habría cumplido con registrar correctamente la ampliación del seguro de desgravamen asociado a la Línea de Crédito N° 103****7920.</w:t>
+        <w:t xml:space="preserve"> S.A. Compañía de Seguros y Reaseguros no habría cumplido con registrar correctamente la ampliación del seguro de desgravamen asociado a la Línea de Crédito 103xxxxxx920.</w:t>
       </w:r>
     </w:p>
     <w:p>
@@ -7001,7 +7001,7 @@
           <w:kern w:val="0"/>
           <w14:ligatures w14:val="none"/>
         </w:rPr>
-        <w:t xml:space="preserve">Presunta infracción a los artículos 18° y 19° de la Ley 29571, Código de Protección y Defensa del Consumidor, en tanto </w:t>
+        <w:t xml:space="preserve">Presunta infracción a los artículos 18 y 19 de la Ley 29571, Código de Protección y Defensa del Consumidor, en tanto </w:t>
       </w:r>
       <w:proofErr w:type="spellStart"/>
       <w:r>
@@ -7019,7 +7019,7 @@
           <w:kern w:val="0"/>
           <w14:ligatures w14:val="none"/>
         </w:rPr>
-        <w:t xml:space="preserve"> S.A. Compañía de Seguros y Reaseguros no habría cumplido con registrar correctamente la ampliación del desgravamen asociado a la Línea de Crédito N° 103****6985.</w:t>
+        <w:t xml:space="preserve"> S.A. Compañía de Seguros y Reaseguros no habría cumplido con registrar correctamente la ampliación del desgravamen asociado a la Línea de Crédito 103xxxxxx985.</w:t>
       </w:r>
     </w:p>
     <w:p>
@@ -7061,7 +7061,7 @@
           <w:kern w:val="0"/>
           <w14:ligatures w14:val="none"/>
         </w:rPr>
-        <w:t xml:space="preserve">Presunta infracción a los artículos 18° y 19° de la Ley 29571, Código de Protección y Defensa del Consumidor, en tanto </w:t>
+        <w:t xml:space="preserve">Presunta infracción a los artículos 18 y 19 de la Ley 29571, Código de Protección y Defensa del Consumidor, en tanto </w:t>
       </w:r>
       <w:proofErr w:type="spellStart"/>
       <w:r>
@@ -7079,7 +7079,7 @@
           <w:kern w:val="0"/>
           <w14:ligatures w14:val="none"/>
         </w:rPr>
-        <w:t xml:space="preserve"> S.A. Compañía de Seguros y Reaseguros no habría cumplido con registrar correctamente la ampliación del seguro de desgravamen asociado a la Línea de Crédito N° 103****7357.</w:t>
+        <w:t xml:space="preserve"> S.A. Compañía de Seguros y Reaseguros no habría cumplido con registrar correctamente la ampliación del seguro de desgravamen asociado a la Línea de Crédito 103xxxxxx357.</w:t>
       </w:r>
     </w:p>
     <w:p>
@@ -7118,7 +7118,7 @@
           <w:kern w:val="0"/>
           <w14:ligatures w14:val="none"/>
         </w:rPr>
-        <w:t>Presunta infracción a los artículos 18° y 19° de la Ley 29571, Código de Protección y Defensa del Consumidor, en tanto los proveedores denunciados no habrían cumplido con brindar información relevante a la parte denunciante sobre los seguros de desgravamen contrataos por el señor Vicente Moali Heidinger, en tanto la información contenida en las solicitudes de los seguros es insuficiente.</w:t>
+        <w:t>Presunta infracción a los artículos 18 y 19 de la Ley 29571, Código de Protección y Defensa del Consumidor, en tanto los proveedores denunciados no habrían cumplido con brindar información relevante a la parte denunciante sobre los seguros de desgravamen contrataos por el señor Vicente Moali Heidinger, en tanto la información contenida en las solicitudes de los seguros es insuficiente.</w:t>
       </w:r>
     </w:p>
     <w:p>
@@ -7160,7 +7160,7 @@
           <w:kern w:val="0"/>
           <w14:ligatures w14:val="none"/>
         </w:rPr>
-        <w:t xml:space="preserve">Presunta infracción al literal e) del artículo 47° de la Ley 29571, Código de Protección y Defensa del Consumidor, en tanto los proveedores denunciados no habrían cumplido con entregar al señor Vicente Moali Heidinger el certificado de seguro de desgravamen asociado a la Línea de Crédito </w:t>
+        <w:t xml:space="preserve">Presunta infracción al literal e) del artículo 47 de la Ley 29571, Código de Protección y Defensa del Consumidor, en tanto los proveedores denunciados no habrían cumplido con entregar al señor Vicente Moali Heidinger el certificado de seguro de desgravamen asociado a la Línea de Crédito </w:t>
       </w:r>
       <w:proofErr w:type="spellStart"/>
       <w:r>
@@ -7169,7 +7169,7 @@
           <w:kern w:val="0"/>
           <w14:ligatures w14:val="none"/>
         </w:rPr>
-        <w:t>N°</w:t>
+        <w:t/>
       </w:r>
       <w:proofErr w:type="spellEnd"/>
       <w:r>
@@ -7217,7 +7217,7 @@
           <w:kern w:val="0"/>
           <w14:ligatures w14:val="none"/>
         </w:rPr>
-        <w:t>Presunta infracción al literal e) del artículo 47° de la Ley 29571, Código de Protección y Defensa del Consumidor, en tanto los proveedores denunciados</w:t>
+        <w:t>Presunta infracción al literal e) del artículo 47 de la Ley 29571, Código de Protección y Defensa del Consumidor, en tanto los proveedores denunciados</w:t>
       </w:r>
       <w:r>
         <w:rPr>
@@ -7234,7 +7234,7 @@
           <w:kern w:val="0"/>
           <w14:ligatures w14:val="none"/>
         </w:rPr>
-        <w:t>N°</w:t>
+        <w:t/>
       </w:r>
       <w:proofErr w:type="spellEnd"/>
       <w:r>
@@ -7290,7 +7290,7 @@
           <w:kern w:val="0"/>
           <w14:ligatures w14:val="none"/>
         </w:rPr>
-        <w:t xml:space="preserve">Presunta infracción al literal e) del artículo 47° de la Ley 29571, Código de Protección y Defensa del Consumidor, en tanto </w:t>
+        <w:t xml:space="preserve">Presunta infracción al literal e) del artículo 47 de la Ley 29571, Código de Protección y Defensa del Consumidor, en tanto </w:t>
       </w:r>
       <w:r>
         <w:rPr>
@@ -7307,7 +7307,7 @@
           <w:kern w:val="0"/>
           <w14:ligatures w14:val="none"/>
         </w:rPr>
-        <w:t>N°</w:t>
+        <w:t/>
       </w:r>
       <w:proofErr w:type="spellEnd"/>
       <w:r>
@@ -7638,7 +7638,7 @@
           <w:lang w:eastAsia="es-PE"/>
           <w14:ligatures w14:val="none"/>
         </w:rPr>
-        <w:t>°</w:t>
+        <w:t/>
       </w:r>
       <w:r>
         <w:rPr>
@@ -7734,7 +7734,7 @@
           <w:lang w:eastAsia="es-PE"/>
           <w14:ligatures w14:val="none"/>
         </w:rPr>
-        <w:t>°</w:t>
+        <w:t/>
       </w:r>
       <w:r>
         <w:rPr>
@@ -7934,7 +7934,7 @@
           <w:lang w:eastAsia="es-PE"/>
           <w14:ligatures w14:val="none"/>
         </w:rPr>
-        <w:t>°</w:t>
+        <w:t/>
       </w:r>
       <w:r>
         <w:rPr>
@@ -8102,7 +8102,7 @@
           <w:lang w:val="es-ES" w:eastAsia="es-ES"/>
           <w14:ligatures w14:val="none"/>
         </w:rPr>
-        <w:t>(i) presentar copia completa, legible y debidamente suscrita de los contratos, hojas resumen y anexos correspondientes a las Líneas de Crédito N° 103****7920, N° 103****6985 y N° 103****7357, así como el cargo de remisión de cada uno de los contratos; y, (</w:t>
+        <w:t>(i) presentar copia completa, legible y debidamente suscrita de los contratos, hojas resumen y anexos correspondientes a las Líneas de Crédito 103xxxxxx920, 103****6985 y 103****7357, así como el cargo de remisión de cada uno de los contratos; y, (</w:t>
       </w:r>
       <w:proofErr w:type="spellStart"/>
       <w:r>
@@ -8247,7 +8247,7 @@
           <w:lang w:val="es-ES" w:eastAsia="es-ES"/>
           <w14:ligatures w14:val="none"/>
         </w:rPr>
-        <w:t>(i) presentar copia completa y legible de la póliza y/o certificado de cada seguro de desgravamen asociados a las Líneas de Crédito N° 103****7920, N° 103****6985 y N° 103****7357, así como el cargo de remisión de cada una de las pólizas y/o certificados de seguro de desgravamen; (</w:t>
+        <w:t>(i) presentar copia completa y legible de la póliza y/o certificado de cada seguro de desgravamen asociados a las Líneas de Crédito 103xxxxxx920, 103****6985 y 103****7357, así como el cargo de remisión de cada una de las pólizas y/o certificados de seguro de desgravamen; (</w:t>
       </w:r>
       <w:proofErr w:type="spellStart"/>
       <w:r>
@@ -8501,7 +8501,7 @@
           <w:lang w:eastAsia="es-PE"/>
           <w14:ligatures w14:val="none"/>
         </w:rPr>
-        <w:t>°</w:t>
+        <w:t/>
       </w:r>
       <w:r>
         <w:rPr>
@@ -8552,7 +8552,7 @@
           <w:lang w:eastAsia="es-PE"/>
           <w14:ligatures w14:val="none"/>
         </w:rPr>
-        <w:t>°</w:t>
+        <w:t/>
       </w:r>
       <w:r>
         <w:rPr>
@@ -8572,7 +8572,7 @@
           <w:lang w:eastAsia="es-PE"/>
           <w14:ligatures w14:val="none"/>
         </w:rPr>
-        <w:t>°</w:t>
+        <w:t/>
       </w:r>
       <w:r>
         <w:rPr>
@@ -8592,7 +8592,7 @@
           <w:lang w:eastAsia="es-PE"/>
           <w14:ligatures w14:val="none"/>
         </w:rPr>
-        <w:t>°</w:t>
+        <w:t/>
       </w:r>
       <w:r>
         <w:rPr>
@@ -8645,7 +8645,7 @@
           <w:lang w:eastAsia="es-PE"/>
           <w14:ligatures w14:val="none"/>
         </w:rPr>
-        <w:t>°</w:t>
+        <w:t/>
       </w:r>
       <w:r>
         <w:rPr>
@@ -8747,7 +8747,7 @@
           <w:lang w:eastAsia="es-PE"/>
           <w14:ligatures w14:val="none"/>
         </w:rPr>
-        <w:t>°</w:t>
+        <w:t/>
       </w:r>
       <w:r>
         <w:rPr>
@@ -8840,7 +8840,7 @@
           <w:lang w:eastAsia="es-PE"/>
           <w14:ligatures w14:val="none"/>
         </w:rPr>
-        <w:t>°</w:t>
+        <w:t/>
       </w:r>
       <w:r>
         <w:rPr>
@@ -8848,7 +8848,7 @@
           <w:kern w:val="0"/>
           <w14:ligatures w14:val="none"/>
         </w:rPr>
-        <w:t xml:space="preserve"> del Decreto Legislativo N° 807</w:t>
+        <w:t xml:space="preserve"> del Decreto Legislativo 807</w:t>
       </w:r>
       <w:r>
         <w:rPr>
@@ -9065,7 +9065,7 @@
           <w:lang w:eastAsia="es-PE"/>
           <w14:ligatures w14:val="none"/>
         </w:rPr>
-        <w:t>°</w:t>
+        <w:t/>
       </w:r>
       <w:r>
         <w:rPr>
@@ -9089,7 +9089,7 @@
           <w:lang w:eastAsia="es-PE"/>
           <w14:ligatures w14:val="none"/>
         </w:rPr>
-        <w:t>°</w:t>
+        <w:t/>
       </w:r>
       <w:r>
         <w:rPr>
@@ -9441,7 +9441,7 @@
           <w:kern w:val="0"/>
           <w14:ligatures w14:val="none"/>
         </w:rPr>
-        <w:t>Comisión de Protección al Consumidor N° 1</w:t>
+        <w:t>Comisión de Protección al Consumidor 1</w:t>
       </w:r>
     </w:p>
     <w:p>
@@ -9729,7 +9729,7 @@
           <w:sz w:val="16"/>
           <w:szCs w:val="16"/>
         </w:rPr>
-        <w:t xml:space="preserve">Moali Ruffner, de conformidad con la Partida N°11120276 de la oficina registral Selva Central de la Zona Registral </w:t>
+        <w:t xml:space="preserve">Moali Ruffner, de conformidad con la Partida 11120276 de la oficina registral Selva Central de la Zona Registral </w:t>
       </w:r>
       <w:proofErr w:type="spellStart"/>
       <w:r>
@@ -9738,7 +9738,7 @@
           <w:sz w:val="16"/>
           <w:szCs w:val="16"/>
         </w:rPr>
-        <w:t>N°VIII</w:t>
+        <w:t>VIII</w:t>
       </w:r>
       <w:proofErr w:type="spellEnd"/>
       <w:r>
@@ -9864,7 +9864,7 @@
           <w:sz w:val="14"/>
           <w:szCs w:val="14"/>
         </w:rPr>
-        <w:t xml:space="preserve">  </w:t>
+        <w:t xml:space="preserve"> </w:t>
       </w:r>
       <w:r>
         <w:rPr>
@@ -9893,7 +9893,7 @@
           <w:sz w:val="14"/>
           <w:szCs w:val="14"/>
         </w:rPr>
-        <w:t>N°</w:t>
+        <w:t/>
       </w:r>
       <w:proofErr w:type="spellEnd"/>
       <w:r>
@@ -9915,7 +9915,7 @@
           <w:sz w:val="14"/>
           <w:szCs w:val="14"/>
         </w:rPr>
-        <w:t>N°</w:t>
+        <w:t/>
       </w:r>
       <w:proofErr w:type="spellEnd"/>
       <w:r>
@@ -9987,7 +9987,7 @@
           <w:sz w:val="14"/>
           <w:szCs w:val="14"/>
         </w:rPr>
-        <w:t>N°</w:t>
+        <w:t/>
       </w:r>
       <w:proofErr w:type="spellEnd"/>
       <w:r>
@@ -10081,7 +10081,7 @@
           <w:sz w:val="14"/>
           <w:szCs w:val="14"/>
         </w:rPr>
-        <w:t>N°</w:t>
+        <w:t/>
       </w:r>
       <w:proofErr w:type="spellEnd"/>
       <w:r>
@@ -10219,7 +10219,7 @@
           <w:sz w:val="14"/>
           <w:szCs w:val="14"/>
         </w:rPr>
-        <w:t xml:space="preserve">           </w:t>
+        <w:t xml:space="preserve"> </w:t>
       </w:r>
       <w:r>
         <w:rPr>
@@ -10248,7 +10248,7 @@
           <w:sz w:val="14"/>
           <w:szCs w:val="14"/>
         </w:rPr>
-        <w:t>N°</w:t>
+        <w:t/>
       </w:r>
       <w:proofErr w:type="spellEnd"/>
       <w:r>
@@ -10270,7 +10270,7 @@
           <w:sz w:val="14"/>
           <w:szCs w:val="14"/>
         </w:rPr>
-        <w:t>N°</w:t>
+        <w:t/>
       </w:r>
       <w:proofErr w:type="spellEnd"/>
       <w:r>
@@ -10281,7 +10281,7 @@
           <w:sz w:val="14"/>
           <w:szCs w:val="14"/>
         </w:rPr>
-        <w:t xml:space="preserve"> 1308   </w:t>
+        <w:t xml:space="preserve"> 1308 </w:t>
       </w:r>
     </w:p>
     <w:p>
@@ -10305,7 +10305,7 @@
           <w:sz w:val="14"/>
           <w:szCs w:val="14"/>
         </w:rPr>
-        <w:t xml:space="preserve">Artículo 18.- Idoneidad   </w:t>
+        <w:t xml:space="preserve">Artículo 18.- Idoneidad </w:t>
       </w:r>
     </w:p>
     <w:p>
@@ -10325,7 +10325,7 @@
           <w:sz w:val="14"/>
           <w:szCs w:val="14"/>
         </w:rPr>
-        <w:t xml:space="preserve">Se entiende por idoneidad la correspondencia entre lo que un consumidor espera y lo que efectivamente recibe, en función a lo que se le hubiera ofrecido, la publicidad e información transmitida, las condiciones y circunstancias de la transacción, las características y naturaleza del producto o servicio, el precio, entre otros factores, atendiendo a las circunstancias del caso.    </w:t>
+        <w:t xml:space="preserve">Se entiende por idoneidad la correspondencia entre lo que un consumidor espera y lo que efectivamente recibe, en función a lo que se le hubiera ofrecido, la publicidad e información transmitida, las condiciones y circunstancias de la transacción, las características y naturaleza del producto o servicio, el precio, entre otros factores, atendiendo a las circunstancias del caso. </w:t>
       </w:r>
     </w:p>
     <w:p>
@@ -10446,7 +10446,7 @@
           <w:sz w:val="14"/>
           <w:szCs w:val="14"/>
         </w:rPr>
-        <w:t xml:space="preserve">           </w:t>
+        <w:t xml:space="preserve"> </w:t>
       </w:r>
       <w:r>
         <w:rPr>
@@ -10475,7 +10475,7 @@
           <w:sz w:val="14"/>
           <w:szCs w:val="14"/>
         </w:rPr>
-        <w:t>N°</w:t>
+        <w:t/>
       </w:r>
       <w:proofErr w:type="spellEnd"/>
       <w:r>
@@ -10497,7 +10497,7 @@
           <w:sz w:val="14"/>
           <w:szCs w:val="14"/>
         </w:rPr>
-        <w:t>N°</w:t>
+        <w:t/>
       </w:r>
       <w:proofErr w:type="spellEnd"/>
       <w:r>
@@ -10508,7 +10508,7 @@
           <w:sz w:val="14"/>
           <w:szCs w:val="14"/>
         </w:rPr>
-        <w:t xml:space="preserve"> 1308   </w:t>
+        <w:t xml:space="preserve"> 1308 </w:t>
       </w:r>
     </w:p>
     <w:p>
@@ -10637,7 +10637,7 @@
           <w:sz w:val="14"/>
           <w:szCs w:val="14"/>
         </w:rPr>
-        <w:t xml:space="preserve">  </w:t>
+        <w:t xml:space="preserve"> </w:t>
       </w:r>
       <w:r>
         <w:rPr>
@@ -10655,7 +10655,7 @@
           <w:sz w:val="14"/>
           <w:szCs w:val="14"/>
         </w:rPr>
-        <w:t>LEY SOBRE FACULTADES, NORMAS Y ORGANIZACIÓN DEL INDECOPI, APROBADA POR DECRETO LEGISLATIVO N° 807 Artículo 24.-</w:t>
+        <w:t>LEY SOBRE FACULTADES, NORMAS Y ORGANIZACIÓN DEL INDECOPI, APROBADA POR DECRETO LEGISLATIVO 807 Artículo 24.-</w:t>
       </w:r>
       <w:r>
         <w:rPr>
@@ -10840,7 +10840,7 @@
           <w:sz w:val="14"/>
           <w:szCs w:val="14"/>
         </w:rPr>
-        <w:t>Nº</w:t>
+        <w:t/>
       </w:r>
       <w:proofErr w:type="spellEnd"/>
       <w:r>
@@ -10946,7 +10946,7 @@
           <w:sz w:val="14"/>
           <w:szCs w:val="14"/>
         </w:rPr>
-        <w:t>publicado el 2 de setiembre de 2010 y modificado por Decreto Legislativo N° 1308</w:t>
+        <w:t>publicado el 2 de setiembre de 2010 y modificado por Decreto Legislativo 1308</w:t>
       </w:r>
     </w:p>
     <w:p>
@@ -11103,7 +11103,7 @@
           <w:szCs w:val="14"/>
           <w:vertAlign w:val="superscript"/>
         </w:rPr>
-        <w:t xml:space="preserve">  </w:t>
+        <w:t xml:space="preserve"> </w:t>
       </w:r>
       <w:r>
         <w:rPr>
@@ -11111,7 +11111,7 @@
           <w:sz w:val="14"/>
           <w:szCs w:val="14"/>
         </w:rPr>
-        <w:t xml:space="preserve">     </w:t>
+        <w:t xml:space="preserve"> </w:t>
       </w:r>
       <w:r>
         <w:rPr>
@@ -11147,7 +11147,7 @@
           <w:sz w:val="14"/>
           <w:szCs w:val="14"/>
         </w:rPr>
-        <w:t>publicado el 2 de setiembre de 2010 y modificado por Decreto Legislativo N° 1308</w:t>
+        <w:t>publicado el 2 de setiembre de 2010 y modificado por Decreto Legislativo 1308</w:t>
       </w:r>
     </w:p>
     <w:p>
@@ -11190,7 +11190,7 @@
           <w:sz w:val="14"/>
           <w:szCs w:val="14"/>
         </w:rPr>
-        <w:t>El órgano resolutivo puede sancionar las infracciones administrativas a que se refiere el artículo 108º con amonestación y multas de hasta cuatrocientos cincuenta (450) Unidades Impositivas Tributarias (UIT), las cuales son calificadas de la siguiente manera:</w:t>
+        <w:t>El órgano resolutivo puede sancionar las infracciones administrativas a que se refiere el artículo 108 con amonestación y multas de hasta cuatrocientos cincuenta (450) Unidades Impositivas Tributarias (UIT), las cuales son calificadas de la siguiente manera:</w:t>
       </w:r>
     </w:p>
     <w:p>
@@ -11313,7 +11313,7 @@
           <w:sz w:val="14"/>
           <w:szCs w:val="14"/>
         </w:rPr>
-        <w:t xml:space="preserve">        </w:t>
+        <w:t xml:space="preserve"> </w:t>
       </w:r>
       <w:r>
         <w:rPr>
@@ -12130,7 +12130,7 @@
           <w:sz w:val="14"/>
           <w:szCs w:val="14"/>
         </w:rPr>
-        <w:t xml:space="preserve">         </w:t>
+        <w:t xml:space="preserve"> </w:t>
       </w:r>
       <w:r>
         <w:rPr>
@@ -12166,7 +12166,7 @@
           <w:sz w:val="14"/>
           <w:szCs w:val="14"/>
         </w:rPr>
-        <w:t>publicado el 2 de setiembre de 2010 y modificado por Decreto Legislativo N° 1308</w:t>
+        <w:t>publicado el 2 de setiembre de 2010 y modificado por Decreto Legislativo 1308</w:t>
       </w:r>
     </w:p>
     <w:p>
@@ -12374,7 +12374,7 @@
           <w:sz w:val="14"/>
           <w:szCs w:val="14"/>
         </w:rPr>
-        <w:t>Nº</w:t>
+        <w:t/>
       </w:r>
       <w:proofErr w:type="spellEnd"/>
       <w:r>
@@ -12878,7 +12878,7 @@
               <w:sz w:val="16"/>
               <w:szCs w:val="16"/>
             </w:rPr>
-            <w:t xml:space="preserve">CNICA DE LA    </w:t>
+            <w:t xml:space="preserve">CNICA DE LA </w:t>
           </w:r>
         </w:p>
         <w:p>

--- a/plantillas_maestras/03_seguro_desgravamen/negativa_cobertura/2_ddos_banco_y_aseguradora/sucesion_intestada/TPL_3358_2025_SEGURO_DESGRAVAMEN_NEGATIVA_COBERTURA_BANCO_SUCESION_INTESTADA_R1.docx
+++ b/plantillas_maestras/03_seguro_desgravamen/negativa_cobertura/2_ddos_banco_y_aseguradora/sucesion_intestada/TPL_3358_2025_SEGURO_DESGRAVAMEN_NEGATIVA_COBERTURA_BANCO_SUCESION_INTESTADA_R1.docx
@@ -104,7 +104,7 @@
           <w:lang w:eastAsia="es-PE"/>
           <w14:ligatures w14:val="none"/>
         </w:rPr>
-        <w:t>DENUNCIANTE</w:t>
+        <w:t xml:space="preserve">DENUNCIANTE:[DENUNCIANTE] ([APELLIDO] )</w:t>
       </w:r>
       <w:r>
         <w:rPr>
@@ -116,7 +116,7 @@
           <w14:ligatures w14:val="none"/>
         </w:rPr>
         <w:tab/>
-        <w:t>:</w:t>
+        <w:t/>
       </w:r>
       <w:r>
         <w:rPr>
@@ -128,7 +128,7 @@
           <w14:ligatures w14:val="none"/>
         </w:rPr>
         <w:tab/>
-        <w:t>SUCESIÓN INTESTADA DE VICENTE MOALI HEIDINGER</w:t>
+        <w:t/>
       </w:r>
       <w:r>
         <w:rPr>
@@ -151,7 +151,7 @@
           <w:lang w:eastAsia="es-PE"/>
           <w14:ligatures w14:val="none"/>
         </w:rPr>
-        <w:t xml:space="preserve"> (SUCESIÓN INTESTADA)</w:t>
+        <w:t xml:space="preserve"/>
       </w:r>
     </w:p>
     <w:p>
@@ -539,7 +539,7 @@
           <w:lang w:val="es-ES" w:eastAsia="es-ES"/>
           <w14:ligatures w14:val="none"/>
         </w:rPr>
-        <w:t>Mediante la denuncia del 18 de diciembre de 2025</w:t>
+        <w:t xml:space="preserve">Mediante la denuncia del 18 de diciembre de 2025, la [APELLIDO] denunció al Banco y a Protecta por presuntas infracciones a la Ley 29571, Código de Protección y Defensa del Consumidor (en adelante, Código), señalando lo siguiente:</w:t>
       </w:r>
       <w:r>
         <w:rPr>
@@ -547,7 +547,7 @@
           <w:kern w:val="0"/>
           <w14:ligatures w14:val="none"/>
         </w:rPr>
-        <w:t>, la Sucesión Intestada d</w:t>
+        <w:t/>
       </w:r>
       <w:r>
         <w:rPr>
@@ -557,7 +557,7 @@
           <w:lang w:val="es-ES" w:eastAsia="es-ES"/>
           <w14:ligatures w14:val="none"/>
         </w:rPr>
-        <w:t xml:space="preserve">enunció al Banco y </w:t>
+        <w:t xml:space="preserve"/>
       </w:r>
       <w:r>
         <w:rPr>
@@ -567,7 +567,7 @@
           <w:lang w:val="es-ES" w:eastAsia="es-ES"/>
           <w14:ligatures w14:val="none"/>
         </w:rPr>
-        <w:t xml:space="preserve">a </w:t>
+        <w:t xml:space="preserve"/>
       </w:r>
       <w:proofErr w:type="spellStart"/>
       <w:r>
@@ -578,7 +578,7 @@
           <w:lang w:val="es-ES" w:eastAsia="es-ES"/>
           <w14:ligatures w14:val="none"/>
         </w:rPr>
-        <w:t>Protecta</w:t>
+        <w:t/>
       </w:r>
       <w:proofErr w:type="spellEnd"/>
       <w:r>
@@ -589,7 +589,7 @@
           <w:lang w:val="es-ES" w:eastAsia="es-ES"/>
           <w14:ligatures w14:val="none"/>
         </w:rPr>
-        <w:t xml:space="preserve"> por presuntas infracciones</w:t>
+        <w:t xml:space="preserve"/>
       </w:r>
       <w:r>
         <w:rPr>
@@ -599,7 +599,7 @@
           <w:lang w:val="es-ES" w:eastAsia="es-ES"/>
           <w14:ligatures w14:val="none"/>
         </w:rPr>
-        <w:t xml:space="preserve"> a la Ley 29571, Código de Protección y Defensa del Consumidor (en adelante, Código)</w:t>
+        <w:t xml:space="preserve"/>
       </w:r>
       <w:r>
         <w:rPr>
@@ -620,7 +620,7 @@
           <w:lang w:val="es-ES" w:eastAsia="es-ES"/>
           <w14:ligatures w14:val="none"/>
         </w:rPr>
-        <w:t xml:space="preserve">, señalando </w:t>
+        <w:t xml:space="preserve"/>
       </w:r>
       <w:r>
         <w:rPr>
@@ -631,7 +631,7 @@
           <w:lang w:val="es-ES" w:eastAsia="es-ES"/>
           <w14:ligatures w14:val="none"/>
         </w:rPr>
-        <w:t>lo siguiente:</w:t>
+        <w:t/>
       </w:r>
     </w:p>
     <w:p>
@@ -679,7 +679,7 @@
           <w:lang w:eastAsia="es-ES"/>
           <w14:ligatures w14:val="none"/>
         </w:rPr>
-        <w:t xml:space="preserve">Con anterioridad al 21 de noviembre de 2023, el </w:t>
+        <w:t xml:space="preserve">Con anterioridad al 21 de noviembre de 2023, el señor [APELLIDO] (en adelante, el señor [APELLIDO]) contrató con el Banco tres líneas de crédito identificadas como Línea de Crédito 103****7920, Línea de Crédito 103****6985 y Línea de Crédito 103****7357, las cuales tenían vigencia anual con renovación automática. En el marco de dichas contrataciones, se afilió a seguros de desgravamen grupales emitidos por Protecta, mediante la suscripción de las respectivas solicitudes de seguro, asociadas a cada una de las líneas de crédito, bajo un esquema de póliza grupal.</w:t>
       </w:r>
       <w:r>
         <w:rPr>
@@ -689,7 +689,7 @@
           <w:lang w:eastAsia="es-ES"/>
           <w14:ligatures w14:val="none"/>
         </w:rPr>
-        <w:t xml:space="preserve">señor </w:t>
+        <w:t xml:space="preserve"/>
       </w:r>
       <w:r>
         <w:rPr>
@@ -699,7 +699,7 @@
           <w:lang w:eastAsia="es-ES"/>
           <w14:ligatures w14:val="none"/>
         </w:rPr>
-        <w:t>Vicente Moali Heidinger</w:t>
+        <w:t/>
       </w:r>
       <w:r>
         <w:rPr>
@@ -709,7 +709,7 @@
           <w:lang w:eastAsia="es-ES"/>
           <w14:ligatures w14:val="none"/>
         </w:rPr>
-        <w:t xml:space="preserve"> </w:t>
+        <w:t xml:space="preserve"/>
       </w:r>
       <w:r>
         <w:rPr>
@@ -719,7 +719,7 @@
           <w:lang w:eastAsia="es-ES"/>
           <w14:ligatures w14:val="none"/>
         </w:rPr>
-        <w:t xml:space="preserve">(en adelante, el señor </w:t>
+        <w:t xml:space="preserve"/>
       </w:r>
       <w:r>
         <w:rPr>
@@ -729,7 +729,7 @@
           <w:lang w:eastAsia="es-ES"/>
           <w14:ligatures w14:val="none"/>
         </w:rPr>
-        <w:t>Moali</w:t>
+        <w:t/>
       </w:r>
       <w:r>
         <w:rPr>
@@ -739,7 +739,7 @@
           <w:lang w:eastAsia="es-ES"/>
           <w14:ligatures w14:val="none"/>
         </w:rPr>
-        <w:t xml:space="preserve">) </w:t>
+        <w:t xml:space="preserve"/>
       </w:r>
       <w:r>
         <w:rPr>
@@ -749,7 +749,7 @@
           <w:lang w:eastAsia="es-ES"/>
           <w14:ligatures w14:val="none"/>
         </w:rPr>
-        <w:t xml:space="preserve">contrató con </w:t>
+        <w:t xml:space="preserve"/>
       </w:r>
       <w:r>
         <w:rPr>
@@ -759,7 +759,7 @@
           <w:lang w:eastAsia="es-ES"/>
           <w14:ligatures w14:val="none"/>
         </w:rPr>
-        <w:t xml:space="preserve">el </w:t>
+        <w:t xml:space="preserve"/>
       </w:r>
       <w:r>
         <w:rPr>
@@ -769,7 +769,7 @@
           <w:lang w:eastAsia="es-ES"/>
           <w14:ligatures w14:val="none"/>
         </w:rPr>
-        <w:t xml:space="preserve">Banco tres líneas de crédito identificadas como Línea de Crédito </w:t>
+        <w:t xml:space="preserve"/>
       </w:r>
       <w:r>
         <w:rPr>
@@ -779,7 +779,7 @@
           <w:lang w:eastAsia="es-ES"/>
           <w14:ligatures w14:val="none"/>
         </w:rPr>
-        <w:t>103****7920</w:t>
+        <w:t/>
       </w:r>
       <w:r>
         <w:rPr>
@@ -789,7 +789,7 @@
           <w:lang w:eastAsia="es-ES"/>
           <w14:ligatures w14:val="none"/>
         </w:rPr>
-        <w:t xml:space="preserve">, Línea de Crédito </w:t>
+        <w:t xml:space="preserve"/>
       </w:r>
       <w:r>
         <w:rPr>
@@ -799,7 +799,7 @@
           <w:lang w:eastAsia="es-ES"/>
           <w14:ligatures w14:val="none"/>
         </w:rPr>
-        <w:t>103****6985</w:t>
+        <w:t/>
       </w:r>
       <w:r>
         <w:rPr>
@@ -809,7 +809,7 @@
           <w:lang w:eastAsia="es-ES"/>
           <w14:ligatures w14:val="none"/>
         </w:rPr>
-        <w:t xml:space="preserve"> </w:t>
+        <w:t xml:space="preserve"/>
       </w:r>
       <w:r>
         <w:rPr>
@@ -819,7 +819,7 @@
           <w:lang w:eastAsia="es-ES"/>
           <w14:ligatures w14:val="none"/>
         </w:rPr>
-        <w:t xml:space="preserve">y Línea de Crédito </w:t>
+        <w:t xml:space="preserve"/>
       </w:r>
       <w:r>
         <w:rPr>
@@ -829,7 +829,7 @@
           <w:lang w:eastAsia="es-ES"/>
           <w14:ligatures w14:val="none"/>
         </w:rPr>
-        <w:t>103****7357</w:t>
+        <w:t/>
       </w:r>
       <w:r>
         <w:rPr>
@@ -839,7 +839,7 @@
           <w:lang w:eastAsia="es-ES"/>
           <w14:ligatures w14:val="none"/>
         </w:rPr>
-        <w:t xml:space="preserve">, las cuales tenían vigencia anual con renovación automática. En el marco de dichas contrataciones, se afilió a seguros de desgravamen grupales emitidos por </w:t>
+        <w:t xml:space="preserve"/>
       </w:r>
       <w:proofErr w:type="spellStart"/>
       <w:r>
@@ -850,7 +850,7 @@
           <w:lang w:eastAsia="es-ES"/>
           <w14:ligatures w14:val="none"/>
         </w:rPr>
-        <w:t>Protecta</w:t>
+        <w:t/>
       </w:r>
       <w:proofErr w:type="spellEnd"/>
       <w:r>
@@ -861,7 +861,7 @@
           <w:lang w:eastAsia="es-ES"/>
           <w14:ligatures w14:val="none"/>
         </w:rPr>
-        <w:t>, mediante la suscripción de las respectivas solicitudes de seguro, asociadas a cada una de las líneas de crédito, bajo un esquema de póliza grupal.</w:t>
+        <w:t/>
       </w:r>
     </w:p>
     <w:p>
@@ -975,7 +975,7 @@
           <w:lang w:eastAsia="es-ES"/>
           <w14:ligatures w14:val="none"/>
         </w:rPr>
-        <w:t xml:space="preserve">El 21 de noviembre de 2023, </w:t>
+        <w:t xml:space="preserve">El 21 de noviembre de 2023, el Banco comunicó al señor [APELLIDO] que las líneas de crédito 103****7920 y 103****7357 habían sido reprogramadas, adjuntando nuevos cronogramas de pago, manteniéndose la vigencia de las mismas líneas de crédito. En dicha comunicación se incluyó a las líneas de crédito dentro de los beneficios que comprendía también a la Línea de Crédito 103****6985, pese a no haber encontrado el cronograma correspondiente a esta última. </w:t>
       </w:r>
       <w:r>
         <w:rPr>
@@ -985,7 +985,7 @@
           <w:lang w:eastAsia="es-ES"/>
           <w14:ligatures w14:val="none"/>
         </w:rPr>
-        <w:t xml:space="preserve">el </w:t>
+        <w:t xml:space="preserve"/>
       </w:r>
       <w:r>
         <w:rPr>
@@ -995,7 +995,7 @@
           <w:lang w:eastAsia="es-ES"/>
           <w14:ligatures w14:val="none"/>
         </w:rPr>
-        <w:t>Banco comunicó a</w:t>
+        <w:t/>
       </w:r>
       <w:r>
         <w:rPr>
@@ -1005,7 +1005,7 @@
           <w:lang w:eastAsia="es-ES"/>
           <w14:ligatures w14:val="none"/>
         </w:rPr>
-        <w:t xml:space="preserve">l señor </w:t>
+        <w:t xml:space="preserve"/>
       </w:r>
       <w:r>
         <w:rPr>
@@ -1015,7 +1015,7 @@
           <w:lang w:eastAsia="es-ES"/>
           <w14:ligatures w14:val="none"/>
         </w:rPr>
-        <w:t>Moali</w:t>
+        <w:t/>
       </w:r>
       <w:r>
         <w:rPr>
@@ -1025,7 +1025,7 @@
           <w:lang w:eastAsia="es-ES"/>
           <w14:ligatures w14:val="none"/>
         </w:rPr>
-        <w:t xml:space="preserve"> que las líneas de crédito </w:t>
+        <w:t xml:space="preserve"/>
       </w:r>
       <w:r>
         <w:rPr>
@@ -1035,7 +1035,7 @@
           <w:lang w:eastAsia="es-ES"/>
           <w14:ligatures w14:val="none"/>
         </w:rPr>
-        <w:t>103****7920</w:t>
+        <w:t/>
       </w:r>
       <w:r>
         <w:rPr>
@@ -1045,7 +1045,7 @@
           <w:lang w:eastAsia="es-ES"/>
           <w14:ligatures w14:val="none"/>
         </w:rPr>
-        <w:t xml:space="preserve"> </w:t>
+        <w:t xml:space="preserve"/>
       </w:r>
       <w:r>
         <w:rPr>
@@ -1055,7 +1055,7 @@
           <w:lang w:eastAsia="es-ES"/>
           <w14:ligatures w14:val="none"/>
         </w:rPr>
-        <w:t xml:space="preserve">y </w:t>
+        <w:t xml:space="preserve"/>
       </w:r>
       <w:r>
         <w:rPr>
@@ -1065,7 +1065,7 @@
           <w:lang w:eastAsia="es-ES"/>
           <w14:ligatures w14:val="none"/>
         </w:rPr>
-        <w:t>103****7357</w:t>
+        <w:t/>
       </w:r>
       <w:r>
         <w:rPr>
@@ -1075,7 +1075,7 @@
           <w:lang w:eastAsia="es-ES"/>
           <w14:ligatures w14:val="none"/>
         </w:rPr>
-        <w:t xml:space="preserve"> habían sido reprogramadas, adjuntando nuevos cronogramas de pago, manteniéndose la vigencia de las mismas líneas de crédito. En dicha comunicación se incluyó a las líneas de crédito dentro de los beneficios que comprendía también a la Línea de Crédito </w:t>
+        <w:t xml:space="preserve"/>
       </w:r>
       <w:r>
         <w:rPr>
@@ -1085,7 +1085,7 @@
           <w:lang w:eastAsia="es-ES"/>
           <w14:ligatures w14:val="none"/>
         </w:rPr>
-        <w:t>103****6985</w:t>
+        <w:t/>
       </w:r>
       <w:r>
         <w:rPr>
@@ -1095,7 +1095,7 @@
           <w:lang w:eastAsia="es-ES"/>
           <w14:ligatures w14:val="none"/>
         </w:rPr>
-        <w:t>, pese a no haber</w:t>
+        <w:t/>
       </w:r>
       <w:r>
         <w:rPr>
@@ -1105,7 +1105,7 @@
           <w:lang w:eastAsia="es-ES"/>
           <w14:ligatures w14:val="none"/>
         </w:rPr>
-        <w:t xml:space="preserve"> encontrado </w:t>
+        <w:t xml:space="preserve"/>
       </w:r>
       <w:r>
         <w:rPr>
@@ -1115,7 +1115,7 @@
           <w:lang w:eastAsia="es-ES"/>
           <w14:ligatures w14:val="none"/>
         </w:rPr>
-        <w:t>el cronograma correspondiente a esta última.</w:t>
+        <w:t/>
       </w:r>
       <w:r>
         <w:rPr>
@@ -1125,7 +1125,7 @@
           <w:lang w:eastAsia="es-ES"/>
           <w14:ligatures w14:val="none"/>
         </w:rPr>
-        <w:t xml:space="preserve"> </w:t>
+        <w:t xml:space="preserve"/>
       </w:r>
     </w:p>
     <w:p>
@@ -1172,7 +1172,7 @@
           <w:lang w:eastAsia="es-ES"/>
           <w14:ligatures w14:val="none"/>
         </w:rPr>
-        <w:t>El 17 de diciembre de 2024, se produjo el fallecimiento de</w:t>
+        <w:t xml:space="preserve">El 17 de diciembre de 2024, se produjo el fallecimiento del señor [APELLIDO] (en adelante, el causante [APELLIDO] ), cuando las tres líneas de crédito 103****7920, 103****6985y 103****7357 se encontraban vigentes y asociadas a los seguros de desgravamen contratados. </w:t>
       </w:r>
       <w:r>
         <w:rPr>
@@ -1182,7 +1182,7 @@
           <w:lang w:eastAsia="es-ES"/>
           <w14:ligatures w14:val="none"/>
         </w:rPr>
-        <w:t xml:space="preserve">l señor </w:t>
+        <w:t xml:space="preserve"/>
       </w:r>
       <w:r>
         <w:rPr>
@@ -1192,7 +1192,7 @@
           <w:lang w:eastAsia="es-ES"/>
           <w14:ligatures w14:val="none"/>
         </w:rPr>
-        <w:t>Moali</w:t>
+        <w:t/>
       </w:r>
       <w:r>
         <w:rPr>
@@ -1202,7 +1202,7 @@
           <w:lang w:eastAsia="es-ES"/>
           <w14:ligatures w14:val="none"/>
         </w:rPr>
-        <w:t xml:space="preserve"> (en adelante, </w:t>
+        <w:t xml:space="preserve"/>
       </w:r>
       <w:r>
         <w:rPr>
@@ -1212,7 +1212,7 @@
           <w:lang w:eastAsia="es-ES"/>
           <w14:ligatures w14:val="none"/>
         </w:rPr>
-        <w:t>el causante de la Sucesión Intestada</w:t>
+        <w:t/>
       </w:r>
       <w:r>
         <w:rPr>
@@ -1222,7 +1222,7 @@
           <w:lang w:eastAsia="es-ES"/>
           <w14:ligatures w14:val="none"/>
         </w:rPr>
-        <w:t>)</w:t>
+        <w:t/>
       </w:r>
       <w:r>
         <w:rPr>
@@ -1232,7 +1232,7 @@
           <w:lang w:eastAsia="es-ES"/>
           <w14:ligatures w14:val="none"/>
         </w:rPr>
-        <w:t xml:space="preserve">, cuando las tres líneas de crédito </w:t>
+        <w:t xml:space="preserve"/>
       </w:r>
       <w:r>
         <w:rPr>
@@ -1242,7 +1242,7 @@
           <w:lang w:eastAsia="es-ES"/>
           <w14:ligatures w14:val="none"/>
         </w:rPr>
-        <w:t>103****7920</w:t>
+        <w:t/>
       </w:r>
       <w:r>
         <w:rPr>
@@ -1252,7 +1252,7 @@
           <w:lang w:eastAsia="es-ES"/>
           <w14:ligatures w14:val="none"/>
         </w:rPr>
-        <w:t xml:space="preserve">, </w:t>
+        <w:t xml:space="preserve"/>
       </w:r>
       <w:r>
         <w:rPr>
@@ -1262,7 +1262,7 @@
           <w:lang w:eastAsia="es-ES"/>
           <w14:ligatures w14:val="none"/>
         </w:rPr>
-        <w:t>103****6985</w:t>
+        <w:t/>
       </w:r>
       <w:r>
         <w:rPr>
@@ -1272,7 +1272,7 @@
           <w:lang w:eastAsia="es-ES"/>
           <w14:ligatures w14:val="none"/>
         </w:rPr>
-        <w:t xml:space="preserve">y </w:t>
+        <w:t xml:space="preserve"/>
       </w:r>
       <w:r>
         <w:rPr>
@@ -1282,7 +1282,7 @@
           <w:lang w:eastAsia="es-ES"/>
           <w14:ligatures w14:val="none"/>
         </w:rPr>
-        <w:t>103****7357</w:t>
+        <w:t/>
       </w:r>
       <w:r>
         <w:rPr>
@@ -1292,7 +1292,7 @@
           <w:lang w:eastAsia="es-ES"/>
           <w14:ligatures w14:val="none"/>
         </w:rPr>
-        <w:t xml:space="preserve"> se encontraban vigentes y asociadas a los seguros de desgravamen contratados.</w:t>
+        <w:t xml:space="preserve"/>
       </w:r>
       <w:r>
         <w:rPr>
@@ -1302,7 +1302,7 @@
           <w:lang w:eastAsia="es-ES"/>
           <w14:ligatures w14:val="none"/>
         </w:rPr>
-        <w:t xml:space="preserve"> </w:t>
+        <w:t xml:space="preserve"/>
       </w:r>
     </w:p>
     <w:p>
@@ -1347,7 +1347,7 @@
           <w:lang w:eastAsia="es-ES"/>
           <w14:ligatures w14:val="none"/>
         </w:rPr>
-        <w:t xml:space="preserve">El 6 de enero de 2025, </w:t>
+        <w:t xml:space="preserve">El 6 de enero de 2025, se presentó ante el Banco una solicitud para que se haga efectiva la cobertura de los seguros de desgravamen emitidos por Protecta, asociados a las líneas de crédito mantenidas por el causante [APELLIDO] , a raíz de su fallecimiento.</w:t>
       </w:r>
       <w:r>
         <w:rPr>
@@ -1357,7 +1357,7 @@
           <w:lang w:eastAsia="es-ES"/>
           <w14:ligatures w14:val="none"/>
         </w:rPr>
-        <w:t xml:space="preserve">se </w:t>
+        <w:t xml:space="preserve"/>
       </w:r>
       <w:r>
         <w:rPr>
@@ -1367,7 +1367,7 @@
           <w:lang w:eastAsia="es-ES"/>
           <w14:ligatures w14:val="none"/>
         </w:rPr>
-        <w:t xml:space="preserve">presentó ante </w:t>
+        <w:t xml:space="preserve"/>
       </w:r>
       <w:r>
         <w:rPr>
@@ -1377,7 +1377,7 @@
           <w:lang w:eastAsia="es-ES"/>
           <w14:ligatures w14:val="none"/>
         </w:rPr>
-        <w:t xml:space="preserve">el </w:t>
+        <w:t xml:space="preserve"/>
       </w:r>
       <w:r>
         <w:rPr>
@@ -1387,7 +1387,7 @@
           <w:lang w:eastAsia="es-ES"/>
           <w14:ligatures w14:val="none"/>
         </w:rPr>
-        <w:t xml:space="preserve">Banco una solicitud para que se haga efectiva la cobertura de los seguros de desgravamen emitidos por </w:t>
+        <w:t xml:space="preserve"/>
       </w:r>
       <w:proofErr w:type="spellStart"/>
       <w:r>
@@ -1398,7 +1398,7 @@
           <w:lang w:eastAsia="es-ES"/>
           <w14:ligatures w14:val="none"/>
         </w:rPr>
-        <w:t>Protecta</w:t>
+        <w:t/>
       </w:r>
       <w:proofErr w:type="spellEnd"/>
       <w:r>
@@ -1409,7 +1409,7 @@
           <w:lang w:eastAsia="es-ES"/>
           <w14:ligatures w14:val="none"/>
         </w:rPr>
-        <w:t>, asociados a las líneas de crédito mantenidas por el causante de la Sucesión Intestada, a raíz de su fallecimiento.</w:t>
+        <w:t/>
       </w:r>
     </w:p>
     <w:p>
@@ -1457,7 +1457,7 @@
           <w14:ligatures w14:val="none"/>
         </w:rPr>
         <w:lastRenderedPageBreak/>
-        <w:t xml:space="preserve">El 24 de enero de 2025, </w:t>
+        <w:t xml:space="preserve">El 24 de enero de 2025, Protecta remitió la Carta 032431-2025/GO, mediante la cual denegó la solicitud de cobertura, señalando que la vigencia de los seguros de desgravamen había finalizado antes del fallecimiento del causante [APELLIDO] .</w:t>
       </w:r>
       <w:proofErr w:type="spellStart"/>
       <w:r>
@@ -1468,7 +1468,7 @@
           <w:lang w:eastAsia="es-ES"/>
           <w14:ligatures w14:val="none"/>
         </w:rPr>
-        <w:t>Protecta</w:t>
+        <w:t/>
       </w:r>
       <w:proofErr w:type="spellEnd"/>
       <w:r>
@@ -1479,7 +1479,7 @@
           <w:lang w:eastAsia="es-ES"/>
           <w14:ligatures w14:val="none"/>
         </w:rPr>
-        <w:t xml:space="preserve"> remitió la Carta 032431-2025/GO, mediante la cual denegó la solicitud de cobertura, señalando que la vigencia de los seguros de desgravamen había finalizado antes del fallecimiento del causante de la Sucesión Intestada.</w:t>
+        <w:t xml:space="preserve"/>
       </w:r>
     </w:p>
     <w:p>
@@ -1526,7 +1526,7 @@
           <w:lang w:eastAsia="es-ES"/>
           <w14:ligatures w14:val="none"/>
         </w:rPr>
-        <w:t xml:space="preserve">El 31 de enero de 2025, </w:t>
+        <w:t xml:space="preserve">El 31 de enero de 2025, se solicitó en la oficina principal del Banco la entrega de copia de los expedientes completos correspondientes a las líneas de crédito y a los seguros de desgravamen contratados por el causante [APELLIDO] .</w:t>
       </w:r>
       <w:r>
         <w:rPr>
@@ -1536,7 +1536,7 @@
           <w:lang w:eastAsia="es-ES"/>
           <w14:ligatures w14:val="none"/>
         </w:rPr>
-        <w:t xml:space="preserve">se </w:t>
+        <w:t xml:space="preserve"/>
       </w:r>
       <w:r>
         <w:rPr>
@@ -1546,7 +1546,7 @@
           <w:lang w:eastAsia="es-ES"/>
           <w14:ligatures w14:val="none"/>
         </w:rPr>
-        <w:t>solicitó en la oficina principal de</w:t>
+        <w:t/>
       </w:r>
       <w:r>
         <w:rPr>
@@ -1556,7 +1556,7 @@
           <w:lang w:eastAsia="es-ES"/>
           <w14:ligatures w14:val="none"/>
         </w:rPr>
-        <w:t>l</w:t>
+        <w:t/>
       </w:r>
       <w:r>
         <w:rPr>
@@ -1566,7 +1566,7 @@
           <w:lang w:eastAsia="es-ES"/>
           <w14:ligatures w14:val="none"/>
         </w:rPr>
-        <w:t xml:space="preserve"> Banco la entrega de copia de los expedientes completos correspondientes a las líneas de crédito y a los seguros de desgravamen contratados por el causante de la Sucesión Intestada.</w:t>
+        <w:t xml:space="preserve"/>
       </w:r>
     </w:p>
     <w:p>
@@ -1722,7 +1722,7 @@
           <w:lang w:eastAsia="es-ES"/>
           <w14:ligatures w14:val="none"/>
         </w:rPr>
-        <w:t xml:space="preserve">El 7 de marzo de 2025, presentó una nueva solicitud de cobertura ante </w:t>
+        <w:t xml:space="preserve">El 7 de marzo de 2025, presentó una nueva solicitud de cobertura ante el Banco, acreditando que las líneas de crédito y los seguros de desgravamen asociados mantenían la misma vigencia y se encontraban vigentes a la fecha del fallecimiento del causante [APELLIDO] .</w:t>
       </w:r>
       <w:r>
         <w:rPr>
@@ -1732,7 +1732,7 @@
           <w:lang w:eastAsia="es-ES"/>
           <w14:ligatures w14:val="none"/>
         </w:rPr>
-        <w:t xml:space="preserve">el </w:t>
+        <w:t xml:space="preserve"/>
       </w:r>
       <w:r>
         <w:rPr>
@@ -1742,7 +1742,7 @@
           <w:lang w:eastAsia="es-ES"/>
           <w14:ligatures w14:val="none"/>
         </w:rPr>
-        <w:t>Banco</w:t>
+        <w:t/>
       </w:r>
       <w:r>
         <w:rPr>
@@ -1752,7 +1752,7 @@
           <w:lang w:eastAsia="es-ES"/>
           <w14:ligatures w14:val="none"/>
         </w:rPr>
-        <w:t>,</w:t>
+        <w:t/>
       </w:r>
       <w:r>
         <w:rPr>
@@ -1762,7 +1762,7 @@
           <w:lang w:eastAsia="es-ES"/>
           <w14:ligatures w14:val="none"/>
         </w:rPr>
-        <w:t xml:space="preserve"> acreditando que las líneas de crédito y los seguros de desgravamen asociados mantenían la misma vigencia y se encontraban vigentes a la fecha del fallecimiento del causante de la Sucesión Intestada.</w:t>
+        <w:t xml:space="preserve"/>
       </w:r>
     </w:p>
     <w:p>
@@ -1808,7 +1808,7 @@
           <w:lang w:eastAsia="es-ES"/>
           <w14:ligatures w14:val="none"/>
         </w:rPr>
-        <w:t xml:space="preserve">El 28 de marzo de 2025, </w:t>
+        <w:t xml:space="preserve">El 28 de marzo de 2025, Protecta remitió la Carta 032867-2025GO, mediante la cual reiteró la denegatoria de la cobertura solicitada, indicando que, según sus registros, los seguros de desgravamen no se encontraban vigentes a la fecha del fallecimiento y añadiendo como motivo adicional que el causante [APELLIDO] había superado el límite de permanencia por edad.</w:t>
       </w:r>
       <w:proofErr w:type="spellStart"/>
       <w:r>
@@ -1819,7 +1819,7 @@
           <w:lang w:eastAsia="es-ES"/>
           <w14:ligatures w14:val="none"/>
         </w:rPr>
-        <w:t>Protecta</w:t>
+        <w:t/>
       </w:r>
       <w:proofErr w:type="spellEnd"/>
       <w:r>
@@ -1830,7 +1830,7 @@
           <w:lang w:eastAsia="es-ES"/>
           <w14:ligatures w14:val="none"/>
         </w:rPr>
-        <w:t xml:space="preserve"> remitió la Carta 032867-2025GO, mediante la cual reiteró la denegatoria de la cobertura solicitada, indicando que, según sus registros, los seguros de desgravamen no se encontraban vigentes a la fecha del fallecimiento y añadiendo como motivo adicional que el causante de la Sucesión Intestada había superado el límite de permanencia por edad.</w:t>
+        <w:t xml:space="preserve"/>
       </w:r>
     </w:p>
     <w:p>
@@ -1874,7 +1874,7 @@
           <w:lang w:eastAsia="es-ES"/>
           <w14:ligatures w14:val="none"/>
         </w:rPr>
-        <w:t xml:space="preserve">No obstante, </w:t>
+        <w:t xml:space="preserve">No obstante, las reprogramaciones de los créditos y seguros de desgravamen se dieron antes de que el causante [APELLIDO] sobrepasara la supuesta edad límite.</w:t>
       </w:r>
       <w:r>
         <w:rPr>
@@ -1884,7 +1884,7 @@
           <w:lang w:eastAsia="es-ES"/>
           <w14:ligatures w14:val="none"/>
         </w:rPr>
-        <w:t xml:space="preserve">las reprogramaciones de los créditos y seguros de desgravamen se dieron antes de que </w:t>
+        <w:t xml:space="preserve"/>
       </w:r>
       <w:r>
         <w:rPr>
@@ -1894,7 +1894,7 @@
           <w:lang w:eastAsia="es-ES"/>
           <w14:ligatures w14:val="none"/>
         </w:rPr>
-        <w:t>el causante de la Sucesión Intestada</w:t>
+        <w:t/>
       </w:r>
       <w:r>
         <w:rPr>
@@ -1904,7 +1904,7 @@
           <w:lang w:eastAsia="es-ES"/>
           <w14:ligatures w14:val="none"/>
         </w:rPr>
-        <w:t xml:space="preserve"> sobrepasara la supuesta edad límite</w:t>
+        <w:t xml:space="preserve"/>
       </w:r>
       <w:r>
         <w:rPr>
@@ -1914,7 +1914,7 @@
           <w:lang w:eastAsia="es-ES"/>
           <w14:ligatures w14:val="none"/>
         </w:rPr>
-        <w:t>.</w:t>
+        <w:t/>
       </w:r>
     </w:p>
     <w:p>
@@ -2097,7 +2097,7 @@
           <w:lang w:eastAsia="es-ES"/>
           <w14:ligatures w14:val="none"/>
         </w:rPr>
-        <w:t xml:space="preserve">El 21 de octubre de 2025, </w:t>
+        <w:t xml:space="preserve">El 21 de octubre de 2025, el Banco emitió respuesta al reclamo 00041904-2025-SAC/RC, reconociendo la reprogramación de las líneas de crédito, señalando que estas no contaban con seguro de desgravamen, contrario a lo dispuesto contractualmente, y sin acreditar haber informado dicha situación al causante [APELLIDO] .</w:t>
       </w:r>
       <w:r>
         <w:rPr>
@@ -2107,7 +2107,7 @@
           <w:lang w:eastAsia="es-ES"/>
           <w14:ligatures w14:val="none"/>
         </w:rPr>
-        <w:t xml:space="preserve">el </w:t>
+        <w:t xml:space="preserve"/>
       </w:r>
       <w:r>
         <w:rPr>
@@ -2117,7 +2117,7 @@
           <w:lang w:eastAsia="es-ES"/>
           <w14:ligatures w14:val="none"/>
         </w:rPr>
-        <w:t>Banco emitió respuesta al reclamo 00041904-2025-SAC/RC, reconociendo la reprogramación de las líneas de crédito, señalando que estas no contaban con seguro de desgravamen</w:t>
+        <w:t/>
       </w:r>
       <w:r>
         <w:rPr>
@@ -2127,7 +2127,7 @@
           <w:lang w:eastAsia="es-ES"/>
           <w14:ligatures w14:val="none"/>
         </w:rPr>
-        <w:t>, contrario a lo dispuesto contractualmente,</w:t>
+        <w:t/>
       </w:r>
       <w:r>
         <w:rPr>
@@ -2137,7 +2137,7 @@
           <w:lang w:eastAsia="es-ES"/>
           <w14:ligatures w14:val="none"/>
         </w:rPr>
-        <w:t xml:space="preserve"> y sin acreditar haber informado dicha situación al causante de la Sucesión Intestada.</w:t>
+        <w:t xml:space="preserve"/>
       </w:r>
     </w:p>
     <w:p>
@@ -2185,7 +2185,7 @@
           <w:lang w:val="es-ES" w:eastAsia="es-ES"/>
           <w14:ligatures w14:val="none"/>
         </w:rPr>
-        <w:t xml:space="preserve">La </w:t>
+        <w:t xml:space="preserve">La [APELLIDO] solicitó, en calidad de medida correctiva, que el Banco y Protecta cumplan con: (i) otorgar la cobertura de los Seguros de Desgravamen asociados a los Créditos 103****7920, 103****6985 y 103****7357, a raíz del fallecimiento del señor [APELLIDO] , por el saldo deudor total existente a la fecha de pago de la cobertura, lo que incluye el capital, intereses, comisiones y cualquier otro concepto generado con motivo de los Créditos 103****7920, 103****6985 y 103****7357; y, (ii) realizar las medidas necesarias para revertir los efectos de la conducta infractora y evitar que la misma se continúe realizando. Asimismo, requirió el reembolso de costos y costas del presente procedimiento.</w:t>
       </w:r>
       <w:r>
         <w:rPr>
@@ -2193,7 +2193,7 @@
           <w:kern w:val="0"/>
           <w14:ligatures w14:val="none"/>
         </w:rPr>
-        <w:t xml:space="preserve">Sucesión Intestada </w:t>
+        <w:t xml:space="preserve"/>
       </w:r>
       <w:r>
         <w:rPr>
@@ -2203,7 +2203,7 @@
           <w:lang w:val="es-ES" w:eastAsia="es-ES"/>
           <w14:ligatures w14:val="none"/>
         </w:rPr>
-        <w:t xml:space="preserve">solicitó, en calidad de medida correctiva, que </w:t>
+        <w:t xml:space="preserve"/>
       </w:r>
       <w:bookmarkStart w:id="2" w:name="_Hlk206587071"/>
       <w:r>
@@ -2214,7 +2214,7 @@
           <w:lang w:val="es-ES" w:eastAsia="es-ES"/>
           <w14:ligatures w14:val="none"/>
         </w:rPr>
-        <w:t xml:space="preserve">el Banco y </w:t>
+        <w:t xml:space="preserve"/>
       </w:r>
       <w:proofErr w:type="spellStart"/>
       <w:r>
@@ -2225,7 +2225,7 @@
           <w:lang w:val="es-ES" w:eastAsia="es-ES"/>
           <w14:ligatures w14:val="none"/>
         </w:rPr>
-        <w:t>Protecta</w:t>
+        <w:t/>
       </w:r>
       <w:proofErr w:type="spellEnd"/>
       <w:r>
@@ -2236,7 +2236,7 @@
           <w:lang w:val="es-ES" w:eastAsia="es-ES"/>
           <w14:ligatures w14:val="none"/>
         </w:rPr>
-        <w:t xml:space="preserve"> cumplan con: (i) otorgar la cobertura</w:t>
+        <w:t xml:space="preserve"/>
       </w:r>
       <w:r>
         <w:rPr>
@@ -2246,7 +2246,7 @@
           <w:lang w:val="es-ES" w:eastAsia="es-ES"/>
           <w14:ligatures w14:val="none"/>
         </w:rPr>
-        <w:t xml:space="preserve"> de los Seguros de Desgravamen asociados a los Créditos 103****7920, 103****6985 y 103****7357, a raíz del </w:t>
+        <w:t xml:space="preserve"/>
       </w:r>
       <w:r>
         <w:rPr>
@@ -2256,7 +2256,7 @@
           <w:lang w:val="es-ES" w:eastAsia="es-ES"/>
           <w14:ligatures w14:val="none"/>
         </w:rPr>
-        <w:t>fallecimiento del señor Vicente Moali Heidinger, por el saldo deudor total existente a la fecha de pago de la cobertura, lo que incluye el capital, intereses, comisiones y cualquier otro concepto generado con motivo de los Créditos 103****7920, 103****6985 y 103****7357; y, (</w:t>
+        <w:t/>
       </w:r>
       <w:proofErr w:type="spellStart"/>
       <w:r>
@@ -2267,7 +2267,7 @@
           <w:lang w:val="es-ES" w:eastAsia="es-ES"/>
           <w14:ligatures w14:val="none"/>
         </w:rPr>
-        <w:t>ii</w:t>
+        <w:t/>
       </w:r>
       <w:proofErr w:type="spellEnd"/>
       <w:r>
@@ -2278,7 +2278,7 @@
           <w:lang w:val="es-ES" w:eastAsia="es-ES"/>
           <w14:ligatures w14:val="none"/>
         </w:rPr>
-        <w:t>) realizar las medidas necesarias para revertir los efectos de la conducta infractora y evitar que la misma se continúe realizando. Asimismo, requirió el reembolso de costos y costas del presente procedimiento.</w:t>
+        <w:t/>
       </w:r>
       <w:bookmarkEnd w:id="2"/>
     </w:p>
@@ -2388,7 +2388,7 @@
           <w:kern w:val="0"/>
           <w14:ligatures w14:val="none"/>
         </w:rPr>
-        <w:t xml:space="preserve">La </w:t>
+        <w:t xml:space="preserve">La Secretaría Técnica de la Comisión de Protección al Consumidor 1 (en adelante, la Secretaría Técnica), en ejercicio de sus facultades, considera que el hecho denunciado, consistente en que Protecta S.A. Compañía de Seguros y Reaseguros habría denegado injustificadamente a la denunciante la cobertura del seguro de desgravamen asociado a la Línea de Crédito  103****7920 por el fallecimiento del señor [APELLIDO] el 17 de diciembre de 2024; involucraría una presunta afectación a sus expectativas, quien no habría encontrado una correspondencia entre lo que esperaba recibir de parte del proveedor y lo que realmente recibió. Por consiguiente, corresponde calificar el hecho materia de denuncia como una presunta infracción al deber de idoneidad, tipificado en los artículos 18 y 19 del Código.</w:t>
       </w:r>
       <w:r>
         <w:rPr>
@@ -2398,7 +2398,7 @@
           <w:lang w:eastAsia="es-PE"/>
           <w14:ligatures w14:val="none"/>
         </w:rPr>
-        <w:t>Secretaría Técnica de la Comisión de Protección al Consumidor 1 (en adelante, la Secretaría Técnica), en ejercicio de sus facultades</w:t>
+        <w:t/>
       </w:r>
       <w:r>
         <w:rPr>
@@ -2415,15 +2415,15 @@
           <w:lang w:eastAsia="es-PE"/>
           <w14:ligatures w14:val="none"/>
         </w:rPr>
-        <w:t xml:space="preserve">, considera </w:t>
-      </w:r>
-      <w:r>
-        <w:rPr>
-          <w:rFonts w:ascii="Arial Narrow" w:eastAsia="Arial Narrow" w:hAnsi="Arial Narrow" w:cs="Arial Narrow"/>
-          <w:kern w:val="0"/>
-          <w14:ligatures w14:val="none"/>
-        </w:rPr>
-        <w:t xml:space="preserve">que el hecho denunciado, consistente en que </w:t>
+        <w:t xml:space="preserve"/>
+      </w:r>
+      <w:r>
+        <w:rPr>
+          <w:rFonts w:ascii="Arial Narrow" w:eastAsia="Arial Narrow" w:hAnsi="Arial Narrow" w:cs="Arial Narrow"/>
+          <w:kern w:val="0"/>
+          <w14:ligatures w14:val="none"/>
+        </w:rPr>
+        <w:t xml:space="preserve"/>
       </w:r>
       <w:proofErr w:type="spellStart"/>
       <w:r>
@@ -2432,7 +2432,7 @@
           <w:kern w:val="0"/>
           <w14:ligatures w14:val="none"/>
         </w:rPr>
-        <w:t>Protecta</w:t>
+        <w:t/>
       </w:r>
       <w:proofErr w:type="spellEnd"/>
       <w:r>
@@ -2441,7 +2441,7 @@
           <w:kern w:val="0"/>
           <w14:ligatures w14:val="none"/>
         </w:rPr>
-        <w:t xml:space="preserve"> S.A. Compañía de Seguros y Reaseguros habría denegado injustificadamente a la denunciante la cobertura del seguro de desgravamen asociado a la Línea de Crédito </w:t>
+        <w:t xml:space="preserve"/>
       </w:r>
       <w:proofErr w:type="spellStart"/>
       <w:r>
@@ -2459,7 +2459,7 @@
           <w:kern w:val="0"/>
           <w14:ligatures w14:val="none"/>
         </w:rPr>
-        <w:t xml:space="preserve"> 103****7920 por el fallecimiento del señor Vicente Moali Heidinger el 17 de diciembre de 2024; involucraría una presunta afectación a sus expectativas, quien no habría encontrado una correspondencia entre lo que esperaba recibir de parte del proveedor y lo que realmente recibió. Por consiguiente, corresponde calificar el hecho materia de denuncia como una presunta infracción al deber de idoneidad, tipificado en los artículos 18</w:t>
+        <w:t xml:space="preserve"/>
       </w:r>
       <w:r>
         <w:rPr>
@@ -2477,7 +2477,7 @@
           <w:kern w:val="0"/>
           <w14:ligatures w14:val="none"/>
         </w:rPr>
-        <w:t xml:space="preserve"> y 19</w:t>
+        <w:t xml:space="preserve"/>
       </w:r>
       <w:r>
         <w:rPr>
@@ -2495,7 +2495,7 @@
           <w:kern w:val="0"/>
           <w14:ligatures w14:val="none"/>
         </w:rPr>
-        <w:t xml:space="preserve"> del Código</w:t>
+        <w:t xml:space="preserve"/>
       </w:r>
       <w:r>
         <w:rPr>
@@ -2510,7 +2510,7 @@
           <w:kern w:val="0"/>
           <w14:ligatures w14:val="none"/>
         </w:rPr>
-        <w:t>.</w:t>
+        <w:t/>
       </w:r>
     </w:p>
     <w:p>
@@ -2548,15 +2548,15 @@
           <w:kern w:val="0"/>
           <w14:ligatures w14:val="none"/>
         </w:rPr>
-        <w:t xml:space="preserve">Además, </w:t>
-      </w:r>
-      <w:r>
-        <w:rPr>
-          <w:rFonts w:ascii="Arial Narrow" w:eastAsia="Arial Narrow" w:hAnsi="Arial Narrow" w:cs="Arial Narrow"/>
-          <w:kern w:val="0"/>
-          <w14:ligatures w14:val="none"/>
-        </w:rPr>
-        <w:t xml:space="preserve">la Secretaría Técnica, en ejercicio de sus facultades, </w:t>
+        <w:t xml:space="preserve">Además, la Secretaría Técnica, en ejercicio de sus facultades, considera que el hecho denunciado, consistente en que Protecta S.A. Compañía de Seguros y Reaseguros habría denegado injustificadamente a la denunciante la cobertura del seguro de desgravamen asociado a la Línea de Crédito  103****6985 por el fallecimiento del señor [APELLIDO] el 17 de diciembre de 2024; involucraría una presunta afectación a sus expectativas, quien no habría encontrado una correspondencia entre lo que esperaba recibir de parte del proveedor y lo que realmente recibió. Por consiguiente, corresponde calificar el hecho materia de denuncia como una presunta infracción al deber de idoneidad, tipificado en los artículos 18 y 19 del Código. </w:t>
+      </w:r>
+      <w:r>
+        <w:rPr>
+          <w:rFonts w:ascii="Arial Narrow" w:eastAsia="Arial Narrow" w:hAnsi="Arial Narrow" w:cs="Arial Narrow"/>
+          <w:kern w:val="0"/>
+          <w14:ligatures w14:val="none"/>
+        </w:rPr>
+        <w:t xml:space="preserve"/>
       </w:r>
       <w:r>
         <w:rPr>
@@ -2566,15 +2566,15 @@
           <w:lang w:eastAsia="es-PE"/>
           <w14:ligatures w14:val="none"/>
         </w:rPr>
-        <w:t xml:space="preserve">considera </w:t>
-      </w:r>
-      <w:r>
-        <w:rPr>
-          <w:rFonts w:ascii="Arial Narrow" w:eastAsia="Arial Narrow" w:hAnsi="Arial Narrow" w:cs="Arial Narrow"/>
-          <w:kern w:val="0"/>
-          <w14:ligatures w14:val="none"/>
-        </w:rPr>
-        <w:t xml:space="preserve">que el hecho denunciado, consistente en que </w:t>
+        <w:t xml:space="preserve"/>
+      </w:r>
+      <w:r>
+        <w:rPr>
+          <w:rFonts w:ascii="Arial Narrow" w:eastAsia="Arial Narrow" w:hAnsi="Arial Narrow" w:cs="Arial Narrow"/>
+          <w:kern w:val="0"/>
+          <w14:ligatures w14:val="none"/>
+        </w:rPr>
+        <w:t xml:space="preserve"/>
       </w:r>
       <w:proofErr w:type="spellStart"/>
       <w:r>
@@ -2583,7 +2583,7 @@
           <w:kern w:val="0"/>
           <w14:ligatures w14:val="none"/>
         </w:rPr>
-        <w:t>Protecta</w:t>
+        <w:t/>
       </w:r>
       <w:proofErr w:type="spellEnd"/>
       <w:r>
@@ -2592,7 +2592,7 @@
           <w:kern w:val="0"/>
           <w14:ligatures w14:val="none"/>
         </w:rPr>
-        <w:t xml:space="preserve"> S.A. Compañía de Seguros y Reaseguros habría denegado injustificadamente a la denunciante la cobertura del seguro de desgravamen asociado a la Línea de Crédito </w:t>
+        <w:t xml:space="preserve"/>
       </w:r>
       <w:proofErr w:type="spellStart"/>
       <w:r>
@@ -2610,15 +2610,15 @@
           <w:kern w:val="0"/>
           <w14:ligatures w14:val="none"/>
         </w:rPr>
-        <w:t xml:space="preserve"> 103****6985 por el fallecimiento del señor Vicente Moali Heidinger el 17 de diciembre de 2024</w:t>
-      </w:r>
-      <w:r>
-        <w:rPr>
-          <w:rFonts w:ascii="Arial Narrow" w:eastAsia="Arial Narrow" w:hAnsi="Arial Narrow" w:cs="Arial Narrow"/>
-          <w:kern w:val="0"/>
-          <w14:ligatures w14:val="none"/>
-        </w:rPr>
-        <w:t>; involucraría una presunta afectación a sus expectativas, quien no habría encontrado una correspondencia entre lo que esperaba recibir de parte del proveedor y lo que realmente recibió. Por consiguiente, corresponde calificar el hecho materia de denuncia como una presunta infracción al deber de idoneidad, tipificado en los artículos 18</w:t>
+        <w:t xml:space="preserve"/>
+      </w:r>
+      <w:r>
+        <w:rPr>
+          <w:rFonts w:ascii="Arial Narrow" w:eastAsia="Arial Narrow" w:hAnsi="Arial Narrow" w:cs="Arial Narrow"/>
+          <w:kern w:val="0"/>
+          <w14:ligatures w14:val="none"/>
+        </w:rPr>
+        <w:t/>
       </w:r>
       <w:r>
         <w:rPr>
@@ -2636,7 +2636,7 @@
           <w:kern w:val="0"/>
           <w14:ligatures w14:val="none"/>
         </w:rPr>
-        <w:t xml:space="preserve"> y 19</w:t>
+        <w:t xml:space="preserve"/>
       </w:r>
       <w:r>
         <w:rPr>
@@ -2654,7 +2654,7 @@
           <w:kern w:val="0"/>
           <w14:ligatures w14:val="none"/>
         </w:rPr>
-        <w:t xml:space="preserve"> del Código</w:t>
+        <w:t xml:space="preserve"/>
       </w:r>
       <w:r>
         <w:rPr>
@@ -2665,7 +2665,7 @@
           <w:lang w:eastAsia="es-PE"/>
           <w14:ligatures w14:val="none"/>
         </w:rPr>
-        <w:t xml:space="preserve">. </w:t>
+        <w:t xml:space="preserve"/>
       </w:r>
     </w:p>
     <w:p>
@@ -2700,15 +2700,15 @@
           <w:kern w:val="0"/>
           <w14:ligatures w14:val="none"/>
         </w:rPr>
-        <w:t xml:space="preserve">Asimismo, </w:t>
-      </w:r>
-      <w:r>
-        <w:rPr>
-          <w:rFonts w:ascii="Arial Narrow" w:eastAsia="Arial Narrow" w:hAnsi="Arial Narrow" w:cs="Arial Narrow"/>
-          <w:kern w:val="0"/>
-          <w14:ligatures w14:val="none"/>
-        </w:rPr>
-        <w:t xml:space="preserve">la Secretaría Técnica, en ejercicio de sus facultades, </w:t>
+        <w:t xml:space="preserve">Asimismo, la Secretaría Técnica, en ejercicio de sus facultades, considera que el hecho denunciado, consistente en que Protecta S.A. Compañía de Seguros y Reaseguros habría denegado injustificadamente a la denunciante la cobertura del seguro de desgravamen asociado a la Línea de Crédito  103****7357 por el fallecimiento del señor [APELLIDO] el 17 de diciembre de 2024; involucraría una presunta afectación a sus expectativas, quien no habría encontrado una correspondencia entre lo que esperaba recibir de parte del proveedor y lo que realmente recibió. Por consiguiente, corresponde calificar el hecho materia de denuncia como una presunta infracción al deber de idoneidad, tipificado en los artículos 18 y 19 del Código. </w:t>
+      </w:r>
+      <w:r>
+        <w:rPr>
+          <w:rFonts w:ascii="Arial Narrow" w:eastAsia="Arial Narrow" w:hAnsi="Arial Narrow" w:cs="Arial Narrow"/>
+          <w:kern w:val="0"/>
+          <w14:ligatures w14:val="none"/>
+        </w:rPr>
+        <w:t xml:space="preserve"/>
       </w:r>
       <w:r>
         <w:rPr>
@@ -2718,23 +2718,23 @@
           <w:lang w:eastAsia="es-PE"/>
           <w14:ligatures w14:val="none"/>
         </w:rPr>
-        <w:t xml:space="preserve">considera </w:t>
-      </w:r>
-      <w:r>
-        <w:rPr>
-          <w:rFonts w:ascii="Arial Narrow" w:eastAsia="Arial Narrow" w:hAnsi="Arial Narrow" w:cs="Arial Narrow"/>
-          <w:kern w:val="0"/>
-          <w14:ligatures w14:val="none"/>
-        </w:rPr>
-        <w:t>que el hecho denunciado, consistente en que</w:t>
-      </w:r>
-      <w:r>
-        <w:rPr>
-          <w:rFonts w:ascii="Arial Narrow" w:eastAsia="Arial Narrow" w:hAnsi="Arial Narrow" w:cs="Arial Narrow"/>
-          <w:kern w:val="0"/>
-          <w14:ligatures w14:val="none"/>
-        </w:rPr>
-        <w:t xml:space="preserve"> </w:t>
+        <w:t xml:space="preserve"/>
+      </w:r>
+      <w:r>
+        <w:rPr>
+          <w:rFonts w:ascii="Arial Narrow" w:eastAsia="Arial Narrow" w:hAnsi="Arial Narrow" w:cs="Arial Narrow"/>
+          <w:kern w:val="0"/>
+          <w14:ligatures w14:val="none"/>
+        </w:rPr>
+        <w:t/>
+      </w:r>
+      <w:r>
+        <w:rPr>
+          <w:rFonts w:ascii="Arial Narrow" w:eastAsia="Arial Narrow" w:hAnsi="Arial Narrow" w:cs="Arial Narrow"/>
+          <w:kern w:val="0"/>
+          <w14:ligatures w14:val="none"/>
+        </w:rPr>
+        <w:t xml:space="preserve"/>
       </w:r>
       <w:proofErr w:type="spellStart"/>
       <w:r>
@@ -2743,7 +2743,7 @@
           <w:kern w:val="0"/>
           <w14:ligatures w14:val="none"/>
         </w:rPr>
-        <w:t>Protecta</w:t>
+        <w:t/>
       </w:r>
       <w:proofErr w:type="spellEnd"/>
       <w:r>
@@ -2752,7 +2752,7 @@
           <w:kern w:val="0"/>
           <w14:ligatures w14:val="none"/>
         </w:rPr>
-        <w:t xml:space="preserve"> S.A. Compañía de Seguros y Reaseguros habría denegado injustificadamente a la denunciante la cobertura del seguro de desgravamen asociado a la Línea de Crédito </w:t>
+        <w:t xml:space="preserve"/>
       </w:r>
       <w:proofErr w:type="spellStart"/>
       <w:r>
@@ -2770,15 +2770,15 @@
           <w:kern w:val="0"/>
           <w14:ligatures w14:val="none"/>
         </w:rPr>
-        <w:t xml:space="preserve"> 103****7357 por el fallecimiento del señor Vicente Moali Heidinger el 17 de diciembre de 2024</w:t>
-      </w:r>
-      <w:r>
-        <w:rPr>
-          <w:rFonts w:ascii="Arial Narrow" w:eastAsia="Arial Narrow" w:hAnsi="Arial Narrow" w:cs="Arial Narrow"/>
-          <w:kern w:val="0"/>
-          <w14:ligatures w14:val="none"/>
-        </w:rPr>
-        <w:t xml:space="preserve">; involucraría una presunta afectación a sus expectativas, quien no habría encontrado una correspondencia entre lo que esperaba recibir de parte del proveedor y lo que realmente recibió. Por </w:t>
+        <w:t xml:space="preserve"/>
+      </w:r>
+      <w:r>
+        <w:rPr>
+          <w:rFonts w:ascii="Arial Narrow" w:eastAsia="Arial Narrow" w:hAnsi="Arial Narrow" w:cs="Arial Narrow"/>
+          <w:kern w:val="0"/>
+          <w14:ligatures w14:val="none"/>
+        </w:rPr>
+        <w:t xml:space="preserve"/>
       </w:r>
       <w:r>
         <w:rPr>
@@ -2787,7 +2787,7 @@
           <w14:ligatures w14:val="none"/>
         </w:rPr>
         <w:lastRenderedPageBreak/>
-        <w:t>consiguiente, corresponde calificar el hecho materia de denuncia como una presunta infracción al deber de idoneidad, tipificado en los artículos 18</w:t>
+        <w:t/>
       </w:r>
       <w:r>
         <w:rPr>
@@ -2805,7 +2805,7 @@
           <w:kern w:val="0"/>
           <w14:ligatures w14:val="none"/>
         </w:rPr>
-        <w:t xml:space="preserve"> y 19</w:t>
+        <w:t xml:space="preserve"/>
       </w:r>
       <w:r>
         <w:rPr>
@@ -2823,7 +2823,7 @@
           <w:kern w:val="0"/>
           <w14:ligatures w14:val="none"/>
         </w:rPr>
-        <w:t xml:space="preserve"> del Código</w:t>
+        <w:t xml:space="preserve"/>
       </w:r>
       <w:r>
         <w:rPr>
@@ -2834,7 +2834,7 @@
           <w:lang w:eastAsia="es-PE"/>
           <w14:ligatures w14:val="none"/>
         </w:rPr>
-        <w:t xml:space="preserve">. </w:t>
+        <w:t xml:space="preserve"/>
       </w:r>
     </w:p>
     <w:p>
@@ -3349,15 +3349,15 @@
           <w:kern w:val="0"/>
           <w14:ligatures w14:val="none"/>
         </w:rPr>
-        <w:t xml:space="preserve">Adicionalmente, </w:t>
-      </w:r>
-      <w:r>
-        <w:rPr>
-          <w:rFonts w:ascii="Arial Narrow" w:eastAsia="Arial Narrow" w:hAnsi="Arial Narrow" w:cs="Arial Narrow"/>
-          <w:kern w:val="0"/>
-          <w14:ligatures w14:val="none"/>
-        </w:rPr>
-        <w:t xml:space="preserve">la Secretaría Técnica, en ejercicio de sus facultades, </w:t>
+        <w:t xml:space="preserve">Adicionalmente, la Secretaría Técnica, en ejercicio de sus facultades, considera que el hecho denunciado, consistente en que el Banco Agropecuario S.A. no habría cumplido con custodiar de manera íntegra los documentos correspondientes al Crédito  10313567920 contratado por el señor [APELLIDO] ; involucraría una presunta afectación a sus expectativas, quien no habría encontrado una correspondencia entre lo que esperaba recibir de parte del proveedor y lo que realmente recibió. Por consiguiente, corresponde calificar el hecho materia de denuncia como una presunta infracción al deber de idoneidad, tipificado en los artículos 18 y 19 del Código. </w:t>
+      </w:r>
+      <w:r>
+        <w:rPr>
+          <w:rFonts w:ascii="Arial Narrow" w:eastAsia="Arial Narrow" w:hAnsi="Arial Narrow" w:cs="Arial Narrow"/>
+          <w:kern w:val="0"/>
+          <w14:ligatures w14:val="none"/>
+        </w:rPr>
+        <w:t xml:space="preserve"/>
       </w:r>
       <w:r>
         <w:rPr>
@@ -3367,30 +3367,30 @@
           <w:lang w:eastAsia="es-PE"/>
           <w14:ligatures w14:val="none"/>
         </w:rPr>
-        <w:t xml:space="preserve">considera </w:t>
-      </w:r>
-      <w:r>
-        <w:rPr>
-          <w:rFonts w:ascii="Arial Narrow" w:eastAsia="Arial Narrow" w:hAnsi="Arial Narrow" w:cs="Arial Narrow"/>
-          <w:kern w:val="0"/>
-          <w14:ligatures w14:val="none"/>
-        </w:rPr>
-        <w:t>que el hecho denunciado, consistente en que</w:t>
-      </w:r>
-      <w:r>
-        <w:rPr>
-          <w:rFonts w:ascii="Arial Narrow" w:eastAsia="Arial Narrow" w:hAnsi="Arial Narrow" w:cs="Arial Narrow"/>
-          <w:kern w:val="0"/>
-          <w14:ligatures w14:val="none"/>
-        </w:rPr>
-        <w:t xml:space="preserve"> el </w:t>
+        <w:t xml:space="preserve"/>
+      </w:r>
+      <w:r>
+        <w:rPr>
+          <w:rFonts w:ascii="Arial Narrow" w:eastAsia="Arial Narrow" w:hAnsi="Arial Narrow" w:cs="Arial Narrow"/>
+          <w:kern w:val="0"/>
+          <w14:ligatures w14:val="none"/>
+        </w:rPr>
+        <w:t/>
+      </w:r>
+      <w:r>
+        <w:rPr>
+          <w:rFonts w:ascii="Arial Narrow" w:eastAsia="Arial Narrow" w:hAnsi="Arial Narrow" w:cs="Arial Narrow"/>
+          <w:kern w:val="0"/>
+          <w14:ligatures w14:val="none"/>
+        </w:rPr>
+        <w:t xml:space="preserve"/>
       </w:r>
       <w:r>
         <w:rPr>
           <w:rFonts w:ascii="Arial Narrow" w:eastAsia="Arial Narrow" w:hAnsi="Arial Narrow" w:cs="Arial Narrow"/>
           <w:bCs/>
         </w:rPr>
-        <w:t>Banco Agropecuario S.A.</w:t>
+        <w:t/>
       </w:r>
       <w:r>
         <w:rPr>
@@ -3401,15 +3401,15 @@
           <w:lang w:eastAsia="es-PE"/>
           <w14:ligatures w14:val="none"/>
         </w:rPr>
-        <w:t xml:space="preserve"> </w:t>
-      </w:r>
-      <w:r>
-        <w:rPr>
-          <w:rFonts w:ascii="Arial Narrow" w:eastAsia="Arial Narrow" w:hAnsi="Arial Narrow" w:cs="Arial Narrow"/>
-          <w:kern w:val="0"/>
-          <w14:ligatures w14:val="none"/>
-        </w:rPr>
-        <w:t xml:space="preserve">no habría cumplido con custodiar de manera íntegra los documentos correspondientes al Crédito </w:t>
+        <w:t xml:space="preserve"/>
+      </w:r>
+      <w:r>
+        <w:rPr>
+          <w:rFonts w:ascii="Arial Narrow" w:eastAsia="Arial Narrow" w:hAnsi="Arial Narrow" w:cs="Arial Narrow"/>
+          <w:kern w:val="0"/>
+          <w14:ligatures w14:val="none"/>
+        </w:rPr>
+        <w:t xml:space="preserve"/>
       </w:r>
       <w:proofErr w:type="spellStart"/>
       <w:r>
@@ -3427,15 +3427,15 @@
           <w:kern w:val="0"/>
           <w14:ligatures w14:val="none"/>
         </w:rPr>
-        <w:t xml:space="preserve"> 10313567920 contratado por el señor Vicente Moali Heidinger</w:t>
-      </w:r>
-      <w:r>
-        <w:rPr>
-          <w:rFonts w:ascii="Arial Narrow" w:eastAsia="Arial Narrow" w:hAnsi="Arial Narrow" w:cs="Arial Narrow"/>
-          <w:kern w:val="0"/>
-          <w14:ligatures w14:val="none"/>
-        </w:rPr>
-        <w:t>; involucraría una presunta afectación a sus expectativas, quien no habría encontrado una correspondencia entre lo que esperaba recibir de parte del proveedor y lo que realmente recibió. Por consiguiente, corresponde calificar el hecho materia de denuncia como una presunta infracción al deber de idoneidad, tipificado en los artículos 18</w:t>
+        <w:t xml:space="preserve"/>
+      </w:r>
+      <w:r>
+        <w:rPr>
+          <w:rFonts w:ascii="Arial Narrow" w:eastAsia="Arial Narrow" w:hAnsi="Arial Narrow" w:cs="Arial Narrow"/>
+          <w:kern w:val="0"/>
+          <w14:ligatures w14:val="none"/>
+        </w:rPr>
+        <w:t/>
       </w:r>
       <w:r>
         <w:rPr>
@@ -3453,7 +3453,7 @@
           <w:kern w:val="0"/>
           <w14:ligatures w14:val="none"/>
         </w:rPr>
-        <w:t xml:space="preserve"> y 19</w:t>
+        <w:t xml:space="preserve"/>
       </w:r>
       <w:r>
         <w:rPr>
@@ -3471,7 +3471,7 @@
           <w:kern w:val="0"/>
           <w14:ligatures w14:val="none"/>
         </w:rPr>
-        <w:t xml:space="preserve"> del Código</w:t>
+        <w:t xml:space="preserve"/>
       </w:r>
       <w:r>
         <w:rPr>
@@ -3482,7 +3482,7 @@
           <w:lang w:eastAsia="es-PE"/>
           <w14:ligatures w14:val="none"/>
         </w:rPr>
-        <w:t xml:space="preserve">. </w:t>
+        <w:t xml:space="preserve"/>
       </w:r>
     </w:p>
     <w:p>
@@ -3517,15 +3517,15 @@
           <w:kern w:val="0"/>
           <w14:ligatures w14:val="none"/>
         </w:rPr>
-        <w:t xml:space="preserve">Además, </w:t>
-      </w:r>
-      <w:r>
-        <w:rPr>
-          <w:rFonts w:ascii="Arial Narrow" w:eastAsia="Arial Narrow" w:hAnsi="Arial Narrow" w:cs="Arial Narrow"/>
-          <w:kern w:val="0"/>
-          <w14:ligatures w14:val="none"/>
-        </w:rPr>
-        <w:t xml:space="preserve">la Secretaría Técnica, en ejercicio de sus facultades, </w:t>
+        <w:t xml:space="preserve">Además, la Secretaría Técnica, en ejercicio de sus facultades, considera que el hecho denunciado, consistente en que el Banco Agropecuario S.A., no habría cumplido con custodiar de manera íntegra los documentos correspondientes al Crédito  10315686985 contratado por el señor [APELLIDO] ; involucraría una presunta afectación a sus expectativas, quien no habría encontrado una correspondencia entre lo que esperaba recibir de parte del proveedor y lo que realmente recibió. Por consiguiente, corresponde calificar el hecho materia de denuncia como una presunta infracción al deber de idoneidad, tipificado en los artículos 18 y 19 del Código. </w:t>
+      </w:r>
+      <w:r>
+        <w:rPr>
+          <w:rFonts w:ascii="Arial Narrow" w:eastAsia="Arial Narrow" w:hAnsi="Arial Narrow" w:cs="Arial Narrow"/>
+          <w:kern w:val="0"/>
+          <w14:ligatures w14:val="none"/>
+        </w:rPr>
+        <w:t xml:space="preserve"/>
       </w:r>
       <w:r>
         <w:rPr>
@@ -3535,30 +3535,30 @@
           <w:lang w:eastAsia="es-PE"/>
           <w14:ligatures w14:val="none"/>
         </w:rPr>
-        <w:t xml:space="preserve">considera </w:t>
-      </w:r>
-      <w:r>
-        <w:rPr>
-          <w:rFonts w:ascii="Arial Narrow" w:eastAsia="Arial Narrow" w:hAnsi="Arial Narrow" w:cs="Arial Narrow"/>
-          <w:kern w:val="0"/>
-          <w14:ligatures w14:val="none"/>
-        </w:rPr>
-        <w:t>que el hecho denunciado, consistente en que</w:t>
-      </w:r>
-      <w:r>
-        <w:rPr>
-          <w:rFonts w:ascii="Arial Narrow" w:eastAsia="Arial Narrow" w:hAnsi="Arial Narrow" w:cs="Arial Narrow"/>
-          <w:kern w:val="0"/>
-          <w14:ligatures w14:val="none"/>
-        </w:rPr>
-        <w:t xml:space="preserve"> el </w:t>
+        <w:t xml:space="preserve"/>
+      </w:r>
+      <w:r>
+        <w:rPr>
+          <w:rFonts w:ascii="Arial Narrow" w:eastAsia="Arial Narrow" w:hAnsi="Arial Narrow" w:cs="Arial Narrow"/>
+          <w:kern w:val="0"/>
+          <w14:ligatures w14:val="none"/>
+        </w:rPr>
+        <w:t/>
+      </w:r>
+      <w:r>
+        <w:rPr>
+          <w:rFonts w:ascii="Arial Narrow" w:eastAsia="Arial Narrow" w:hAnsi="Arial Narrow" w:cs="Arial Narrow"/>
+          <w:kern w:val="0"/>
+          <w14:ligatures w14:val="none"/>
+        </w:rPr>
+        <w:t xml:space="preserve"/>
       </w:r>
       <w:r>
         <w:rPr>
           <w:rFonts w:ascii="Arial Narrow" w:eastAsia="Arial Narrow" w:hAnsi="Arial Narrow" w:cs="Arial Narrow"/>
           <w:bCs/>
         </w:rPr>
-        <w:t>Banco Agropecuario S.A.</w:t>
+        <w:t/>
       </w:r>
       <w:r>
         <w:rPr>
@@ -3569,15 +3569,15 @@
           <w:lang w:eastAsia="es-PE"/>
           <w14:ligatures w14:val="none"/>
         </w:rPr>
-        <w:t xml:space="preserve">, </w:t>
-      </w:r>
-      <w:r>
-        <w:rPr>
-          <w:rFonts w:ascii="Arial Narrow" w:eastAsia="Arial Narrow" w:hAnsi="Arial Narrow" w:cs="Arial Narrow"/>
-          <w:kern w:val="0"/>
-          <w14:ligatures w14:val="none"/>
-        </w:rPr>
-        <w:t xml:space="preserve">no habría cumplido con custodiar de manera íntegra los documentos correspondientes al Crédito </w:t>
+        <w:t xml:space="preserve"/>
+      </w:r>
+      <w:r>
+        <w:rPr>
+          <w:rFonts w:ascii="Arial Narrow" w:eastAsia="Arial Narrow" w:hAnsi="Arial Narrow" w:cs="Arial Narrow"/>
+          <w:kern w:val="0"/>
+          <w14:ligatures w14:val="none"/>
+        </w:rPr>
+        <w:t xml:space="preserve"/>
       </w:r>
       <w:proofErr w:type="spellStart"/>
       <w:r>
@@ -3595,15 +3595,15 @@
           <w:kern w:val="0"/>
           <w14:ligatures w14:val="none"/>
         </w:rPr>
-        <w:t xml:space="preserve"> 10315686985 contratado por el señor Vicente Moali Heidinger</w:t>
-      </w:r>
-      <w:r>
-        <w:rPr>
-          <w:rFonts w:ascii="Arial Narrow" w:eastAsia="Arial Narrow" w:hAnsi="Arial Narrow" w:cs="Arial Narrow"/>
-          <w:kern w:val="0"/>
-          <w14:ligatures w14:val="none"/>
-        </w:rPr>
-        <w:t>; involucraría una presunta afectación a sus expectativas, quien no habría encontrado una correspondencia entre lo que esperaba recibir de parte del proveedor y lo que realmente recibió. Por consiguiente, corresponde calificar el hecho materia de denuncia como una presunta infracción al deber de idoneidad, tipificado en los artículos 18</w:t>
+        <w:t xml:space="preserve"/>
+      </w:r>
+      <w:r>
+        <w:rPr>
+          <w:rFonts w:ascii="Arial Narrow" w:eastAsia="Arial Narrow" w:hAnsi="Arial Narrow" w:cs="Arial Narrow"/>
+          <w:kern w:val="0"/>
+          <w14:ligatures w14:val="none"/>
+        </w:rPr>
+        <w:t/>
       </w:r>
       <w:r>
         <w:rPr>
@@ -3621,7 +3621,7 @@
           <w:kern w:val="0"/>
           <w14:ligatures w14:val="none"/>
         </w:rPr>
-        <w:t xml:space="preserve"> y 19</w:t>
+        <w:t xml:space="preserve"/>
       </w:r>
       <w:r>
         <w:rPr>
@@ -3639,7 +3639,7 @@
           <w:kern w:val="0"/>
           <w14:ligatures w14:val="none"/>
         </w:rPr>
-        <w:t xml:space="preserve"> del Código</w:t>
+        <w:t xml:space="preserve"/>
       </w:r>
       <w:r>
         <w:rPr>
@@ -3650,7 +3650,7 @@
           <w:lang w:eastAsia="es-PE"/>
           <w14:ligatures w14:val="none"/>
         </w:rPr>
-        <w:t xml:space="preserve">. </w:t>
+        <w:t xml:space="preserve"/>
       </w:r>
     </w:p>
     <w:p>
@@ -3685,15 +3685,15 @@
           <w:kern w:val="0"/>
           <w14:ligatures w14:val="none"/>
         </w:rPr>
-        <w:t xml:space="preserve">Asimismo, </w:t>
-      </w:r>
-      <w:r>
-        <w:rPr>
-          <w:rFonts w:ascii="Arial Narrow" w:eastAsia="Arial Narrow" w:hAnsi="Arial Narrow" w:cs="Arial Narrow"/>
-          <w:kern w:val="0"/>
-          <w14:ligatures w14:val="none"/>
-        </w:rPr>
-        <w:t xml:space="preserve">la Secretaría Técnica, en ejercicio de sus facultades, </w:t>
+        <w:t xml:space="preserve">Asimismo, la Secretaría Técnica, en ejercicio de sus facultades, considera que el hecho denunciado, consistente en que el Banco Agropecuario S.A., no habría cumplido con custodiar de manera íntegra los documentos correspondientes al Crédito  10326627357 contratado por el señor [APELLIDO] ; involucraría una presunta afectación a sus expectativas, quien no habría encontrado una correspondencia entre lo que esperaba recibir de parte del proveedor y lo que realmente recibió. Por consiguiente, corresponde calificar el hecho materia de denuncia como una presunta infracción al deber de idoneidad, tipificado en los artículos 18 y 19 del Código. </w:t>
+      </w:r>
+      <w:r>
+        <w:rPr>
+          <w:rFonts w:ascii="Arial Narrow" w:eastAsia="Arial Narrow" w:hAnsi="Arial Narrow" w:cs="Arial Narrow"/>
+          <w:kern w:val="0"/>
+          <w14:ligatures w14:val="none"/>
+        </w:rPr>
+        <w:t xml:space="preserve"/>
       </w:r>
       <w:r>
         <w:rPr>
@@ -3703,30 +3703,30 @@
           <w:lang w:eastAsia="es-PE"/>
           <w14:ligatures w14:val="none"/>
         </w:rPr>
-        <w:t xml:space="preserve">considera </w:t>
-      </w:r>
-      <w:r>
-        <w:rPr>
-          <w:rFonts w:ascii="Arial Narrow" w:eastAsia="Arial Narrow" w:hAnsi="Arial Narrow" w:cs="Arial Narrow"/>
-          <w:kern w:val="0"/>
-          <w14:ligatures w14:val="none"/>
-        </w:rPr>
-        <w:t>que el hecho denunciado, consistente en que</w:t>
-      </w:r>
-      <w:r>
-        <w:rPr>
-          <w:rFonts w:ascii="Arial Narrow" w:eastAsia="Arial Narrow" w:hAnsi="Arial Narrow" w:cs="Arial Narrow"/>
-          <w:kern w:val="0"/>
-          <w14:ligatures w14:val="none"/>
-        </w:rPr>
-        <w:t xml:space="preserve"> el </w:t>
+        <w:t xml:space="preserve"/>
+      </w:r>
+      <w:r>
+        <w:rPr>
+          <w:rFonts w:ascii="Arial Narrow" w:eastAsia="Arial Narrow" w:hAnsi="Arial Narrow" w:cs="Arial Narrow"/>
+          <w:kern w:val="0"/>
+          <w14:ligatures w14:val="none"/>
+        </w:rPr>
+        <w:t/>
+      </w:r>
+      <w:r>
+        <w:rPr>
+          <w:rFonts w:ascii="Arial Narrow" w:eastAsia="Arial Narrow" w:hAnsi="Arial Narrow" w:cs="Arial Narrow"/>
+          <w:kern w:val="0"/>
+          <w14:ligatures w14:val="none"/>
+        </w:rPr>
+        <w:t xml:space="preserve"/>
       </w:r>
       <w:r>
         <w:rPr>
           <w:rFonts w:ascii="Arial Narrow" w:eastAsia="Arial Narrow" w:hAnsi="Arial Narrow" w:cs="Arial Narrow"/>
           <w:bCs/>
         </w:rPr>
-        <w:t>Banco Agropecuario S.A.</w:t>
+        <w:t/>
       </w:r>
       <w:r>
         <w:rPr>
@@ -3737,15 +3737,15 @@
           <w:lang w:eastAsia="es-PE"/>
           <w14:ligatures w14:val="none"/>
         </w:rPr>
-        <w:t xml:space="preserve">, </w:t>
-      </w:r>
-      <w:r>
-        <w:rPr>
-          <w:rFonts w:ascii="Arial Narrow" w:eastAsia="Arial Narrow" w:hAnsi="Arial Narrow" w:cs="Arial Narrow"/>
-          <w:kern w:val="0"/>
-          <w14:ligatures w14:val="none"/>
-        </w:rPr>
-        <w:t xml:space="preserve">no habría cumplido con custodiar de manera íntegra los documentos correspondientes al Crédito </w:t>
+        <w:t xml:space="preserve"/>
+      </w:r>
+      <w:r>
+        <w:rPr>
+          <w:rFonts w:ascii="Arial Narrow" w:eastAsia="Arial Narrow" w:hAnsi="Arial Narrow" w:cs="Arial Narrow"/>
+          <w:kern w:val="0"/>
+          <w14:ligatures w14:val="none"/>
+        </w:rPr>
+        <w:t xml:space="preserve"/>
       </w:r>
       <w:proofErr w:type="spellStart"/>
       <w:r>
@@ -3763,15 +3763,15 @@
           <w:kern w:val="0"/>
           <w14:ligatures w14:val="none"/>
         </w:rPr>
-        <w:t xml:space="preserve"> 10326627357 contratado por el señor Vicente Moali Heidinger</w:t>
-      </w:r>
-      <w:r>
-        <w:rPr>
-          <w:rFonts w:ascii="Arial Narrow" w:eastAsia="Arial Narrow" w:hAnsi="Arial Narrow" w:cs="Arial Narrow"/>
-          <w:kern w:val="0"/>
-          <w14:ligatures w14:val="none"/>
-        </w:rPr>
-        <w:t xml:space="preserve">; involucraría una presunta afectación a sus expectativas, quien no habría encontrado una correspondencia entre lo que esperaba recibir de parte del proveedor y lo que realmente recibió. Por </w:t>
+        <w:t xml:space="preserve"/>
+      </w:r>
+      <w:r>
+        <w:rPr>
+          <w:rFonts w:ascii="Arial Narrow" w:eastAsia="Arial Narrow" w:hAnsi="Arial Narrow" w:cs="Arial Narrow"/>
+          <w:kern w:val="0"/>
+          <w14:ligatures w14:val="none"/>
+        </w:rPr>
+        <w:t xml:space="preserve"/>
       </w:r>
       <w:r>
         <w:rPr>
@@ -3780,7 +3780,7 @@
           <w14:ligatures w14:val="none"/>
         </w:rPr>
         <w:lastRenderedPageBreak/>
-        <w:t>consiguiente, corresponde calificar el hecho materia de denuncia como una presunta infracción al deber de idoneidad, tipificado en los artículos 18</w:t>
+        <w:t/>
       </w:r>
       <w:r>
         <w:rPr>
@@ -3798,7 +3798,7 @@
           <w:kern w:val="0"/>
           <w14:ligatures w14:val="none"/>
         </w:rPr>
-        <w:t xml:space="preserve"> y 19</w:t>
+        <w:t xml:space="preserve"/>
       </w:r>
       <w:r>
         <w:rPr>
@@ -3816,7 +3816,7 @@
           <w:kern w:val="0"/>
           <w14:ligatures w14:val="none"/>
         </w:rPr>
-        <w:t xml:space="preserve"> del Código</w:t>
+        <w:t xml:space="preserve"/>
       </w:r>
       <w:r>
         <w:rPr>
@@ -3827,7 +3827,7 @@
           <w:lang w:eastAsia="es-PE"/>
           <w14:ligatures w14:val="none"/>
         </w:rPr>
-        <w:t xml:space="preserve">. </w:t>
+        <w:t xml:space="preserve"/>
       </w:r>
     </w:p>
     <w:p>
@@ -3862,15 +3862,15 @@
           <w:kern w:val="0"/>
           <w14:ligatures w14:val="none"/>
         </w:rPr>
-        <w:t xml:space="preserve">Adicionalmente, </w:t>
-      </w:r>
-      <w:r>
-        <w:rPr>
-          <w:rFonts w:ascii="Arial Narrow" w:eastAsia="Arial Narrow" w:hAnsi="Arial Narrow" w:cs="Arial Narrow"/>
-          <w:kern w:val="0"/>
-          <w14:ligatures w14:val="none"/>
-        </w:rPr>
-        <w:t xml:space="preserve">la Secretaría Técnica, en ejercicio de sus facultades, </w:t>
+        <w:t xml:space="preserve">Adicionalmente, la Secretaría Técnica, en ejercicio de sus facultades, considera que el hecho denunciado, consistente en que el Banco Agropecuario S.A. no habrían cumplido con registrar correctamente la ampliación del Crédito  10313567920 contratado por el señor [APELLIDO] ; involucraría una presunta afectación a sus expectativas, quien no habría encontrado una correspondencia entre lo que esperaba recibir de parte del proveedor y lo que realmente recibió. Por consiguiente, corresponde calificar el hecho materia de denuncia como una presunta infracción al deber de idoneidad, tipificado en los artículos 18 y 19 del Código. </w:t>
+      </w:r>
+      <w:r>
+        <w:rPr>
+          <w:rFonts w:ascii="Arial Narrow" w:eastAsia="Arial Narrow" w:hAnsi="Arial Narrow" w:cs="Arial Narrow"/>
+          <w:kern w:val="0"/>
+          <w14:ligatures w14:val="none"/>
+        </w:rPr>
+        <w:t xml:space="preserve"/>
       </w:r>
       <w:r>
         <w:rPr>
@@ -3880,30 +3880,30 @@
           <w:lang w:eastAsia="es-PE"/>
           <w14:ligatures w14:val="none"/>
         </w:rPr>
-        <w:t xml:space="preserve">considera </w:t>
-      </w:r>
-      <w:r>
-        <w:rPr>
-          <w:rFonts w:ascii="Arial Narrow" w:eastAsia="Arial Narrow" w:hAnsi="Arial Narrow" w:cs="Arial Narrow"/>
-          <w:kern w:val="0"/>
-          <w14:ligatures w14:val="none"/>
-        </w:rPr>
-        <w:t>que el hecho denunciado, consistente en que</w:t>
-      </w:r>
-      <w:r>
-        <w:rPr>
-          <w:rFonts w:ascii="Arial Narrow" w:eastAsia="Arial Narrow" w:hAnsi="Arial Narrow" w:cs="Arial Narrow"/>
-          <w:kern w:val="0"/>
-          <w14:ligatures w14:val="none"/>
-        </w:rPr>
-        <w:t xml:space="preserve"> el </w:t>
+        <w:t xml:space="preserve"/>
+      </w:r>
+      <w:r>
+        <w:rPr>
+          <w:rFonts w:ascii="Arial Narrow" w:eastAsia="Arial Narrow" w:hAnsi="Arial Narrow" w:cs="Arial Narrow"/>
+          <w:kern w:val="0"/>
+          <w14:ligatures w14:val="none"/>
+        </w:rPr>
+        <w:t/>
+      </w:r>
+      <w:r>
+        <w:rPr>
+          <w:rFonts w:ascii="Arial Narrow" w:eastAsia="Arial Narrow" w:hAnsi="Arial Narrow" w:cs="Arial Narrow"/>
+          <w:kern w:val="0"/>
+          <w14:ligatures w14:val="none"/>
+        </w:rPr>
+        <w:t xml:space="preserve"/>
       </w:r>
       <w:r>
         <w:rPr>
           <w:rFonts w:ascii="Arial Narrow" w:eastAsia="Arial Narrow" w:hAnsi="Arial Narrow" w:cs="Arial Narrow"/>
           <w:bCs/>
         </w:rPr>
-        <w:t>Banco Agropecuario S.A.</w:t>
+        <w:t/>
       </w:r>
       <w:r>
         <w:rPr>
@@ -3914,15 +3914,15 @@
           <w:lang w:eastAsia="es-PE"/>
           <w14:ligatures w14:val="none"/>
         </w:rPr>
-        <w:t xml:space="preserve"> </w:t>
-      </w:r>
-      <w:r>
-        <w:rPr>
-          <w:rFonts w:ascii="Arial Narrow" w:eastAsia="Arial Narrow" w:hAnsi="Arial Narrow" w:cs="Arial Narrow"/>
-          <w:kern w:val="0"/>
-          <w14:ligatures w14:val="none"/>
-        </w:rPr>
-        <w:t xml:space="preserve">no habrían cumplido con registrar correctamente la ampliación del Crédito </w:t>
+        <w:t xml:space="preserve"/>
+      </w:r>
+      <w:r>
+        <w:rPr>
+          <w:rFonts w:ascii="Arial Narrow" w:eastAsia="Arial Narrow" w:hAnsi="Arial Narrow" w:cs="Arial Narrow"/>
+          <w:kern w:val="0"/>
+          <w14:ligatures w14:val="none"/>
+        </w:rPr>
+        <w:t xml:space="preserve"/>
       </w:r>
       <w:proofErr w:type="spellStart"/>
       <w:r>
@@ -3940,15 +3940,15 @@
           <w:kern w:val="0"/>
           <w14:ligatures w14:val="none"/>
         </w:rPr>
-        <w:t xml:space="preserve"> 10313567920 contratado por el señor Vicente Moali Heidinger</w:t>
-      </w:r>
-      <w:r>
-        <w:rPr>
-          <w:rFonts w:ascii="Arial Narrow" w:eastAsia="Arial Narrow" w:hAnsi="Arial Narrow" w:cs="Arial Narrow"/>
-          <w:kern w:val="0"/>
-          <w14:ligatures w14:val="none"/>
-        </w:rPr>
-        <w:t>; involucraría una presunta afectación a sus expectativas, quien no habría encontrado una correspondencia entre lo que esperaba recibir de parte del proveedor y lo que realmente recibió. Por consiguiente, corresponde calificar el hecho materia de denuncia como una presunta infracción al deber de idoneidad, tipificado en los artículos 18</w:t>
+        <w:t xml:space="preserve"/>
+      </w:r>
+      <w:r>
+        <w:rPr>
+          <w:rFonts w:ascii="Arial Narrow" w:eastAsia="Arial Narrow" w:hAnsi="Arial Narrow" w:cs="Arial Narrow"/>
+          <w:kern w:val="0"/>
+          <w14:ligatures w14:val="none"/>
+        </w:rPr>
+        <w:t/>
       </w:r>
       <w:r>
         <w:rPr>
@@ -3966,7 +3966,7 @@
           <w:kern w:val="0"/>
           <w14:ligatures w14:val="none"/>
         </w:rPr>
-        <w:t xml:space="preserve"> y 19</w:t>
+        <w:t xml:space="preserve"/>
       </w:r>
       <w:r>
         <w:rPr>
@@ -3984,7 +3984,7 @@
           <w:kern w:val="0"/>
           <w14:ligatures w14:val="none"/>
         </w:rPr>
-        <w:t xml:space="preserve"> del Código</w:t>
+        <w:t xml:space="preserve"/>
       </w:r>
       <w:r>
         <w:rPr>
@@ -3995,7 +3995,7 @@
           <w:lang w:eastAsia="es-PE"/>
           <w14:ligatures w14:val="none"/>
         </w:rPr>
-        <w:t xml:space="preserve">. </w:t>
+        <w:t xml:space="preserve"/>
       </w:r>
     </w:p>
     <w:p>
@@ -4030,15 +4030,15 @@
           <w:kern w:val="0"/>
           <w14:ligatures w14:val="none"/>
         </w:rPr>
-        <w:t xml:space="preserve">Además, </w:t>
-      </w:r>
-      <w:r>
-        <w:rPr>
-          <w:rFonts w:ascii="Arial Narrow" w:eastAsia="Arial Narrow" w:hAnsi="Arial Narrow" w:cs="Arial Narrow"/>
-          <w:kern w:val="0"/>
-          <w14:ligatures w14:val="none"/>
-        </w:rPr>
-        <w:t xml:space="preserve">la Secretaría Técnica, en ejercicio de sus facultades, </w:t>
+        <w:t xml:space="preserve">Además, la Secretaría Técnica, en ejercicio de sus facultades, considera que el hecho denunciado, consistente en que el Banco Agropecuario S.A. no habría cumplido con registrar correctamente la ampliación del Crédito  10315686985 contratado por el señor [APELLIDO] ; involucraría una presunta afectación a sus expectativas, quien no habría encontrado una correspondencia entre lo que esperaba recibir de parte del proveedor y lo que realmente recibió. Por consiguiente, corresponde calificar el hecho materia de denuncia como una presunta infracción al deber de idoneidad, tipificado en los artículos 18 y 19 del Código. </w:t>
+      </w:r>
+      <w:r>
+        <w:rPr>
+          <w:rFonts w:ascii="Arial Narrow" w:eastAsia="Arial Narrow" w:hAnsi="Arial Narrow" w:cs="Arial Narrow"/>
+          <w:kern w:val="0"/>
+          <w14:ligatures w14:val="none"/>
+        </w:rPr>
+        <w:t xml:space="preserve"/>
       </w:r>
       <w:r>
         <w:rPr>
@@ -4048,30 +4048,30 @@
           <w:lang w:eastAsia="es-PE"/>
           <w14:ligatures w14:val="none"/>
         </w:rPr>
-        <w:t xml:space="preserve">considera </w:t>
-      </w:r>
-      <w:r>
-        <w:rPr>
-          <w:rFonts w:ascii="Arial Narrow" w:eastAsia="Arial Narrow" w:hAnsi="Arial Narrow" w:cs="Arial Narrow"/>
-          <w:kern w:val="0"/>
-          <w14:ligatures w14:val="none"/>
-        </w:rPr>
-        <w:t>que el hecho denunciado, consistente en que</w:t>
-      </w:r>
-      <w:r>
-        <w:rPr>
-          <w:rFonts w:ascii="Arial Narrow" w:eastAsia="Arial Narrow" w:hAnsi="Arial Narrow" w:cs="Arial Narrow"/>
-          <w:kern w:val="0"/>
-          <w14:ligatures w14:val="none"/>
-        </w:rPr>
-        <w:t xml:space="preserve"> el </w:t>
+        <w:t xml:space="preserve"/>
+      </w:r>
+      <w:r>
+        <w:rPr>
+          <w:rFonts w:ascii="Arial Narrow" w:eastAsia="Arial Narrow" w:hAnsi="Arial Narrow" w:cs="Arial Narrow"/>
+          <w:kern w:val="0"/>
+          <w14:ligatures w14:val="none"/>
+        </w:rPr>
+        <w:t/>
+      </w:r>
+      <w:r>
+        <w:rPr>
+          <w:rFonts w:ascii="Arial Narrow" w:eastAsia="Arial Narrow" w:hAnsi="Arial Narrow" w:cs="Arial Narrow"/>
+          <w:kern w:val="0"/>
+          <w14:ligatures w14:val="none"/>
+        </w:rPr>
+        <w:t xml:space="preserve"/>
       </w:r>
       <w:r>
         <w:rPr>
           <w:rFonts w:ascii="Arial Narrow" w:eastAsia="Arial Narrow" w:hAnsi="Arial Narrow" w:cs="Arial Narrow"/>
           <w:bCs/>
         </w:rPr>
-        <w:t>Banco Agropecuario S.A.</w:t>
+        <w:t/>
       </w:r>
       <w:r>
         <w:rPr>
@@ -4082,15 +4082,15 @@
           <w:lang w:eastAsia="es-PE"/>
           <w14:ligatures w14:val="none"/>
         </w:rPr>
-        <w:t xml:space="preserve"> </w:t>
-      </w:r>
-      <w:r>
-        <w:rPr>
-          <w:rFonts w:ascii="Arial Narrow" w:eastAsia="Arial Narrow" w:hAnsi="Arial Narrow" w:cs="Arial Narrow"/>
-          <w:kern w:val="0"/>
-          <w14:ligatures w14:val="none"/>
-        </w:rPr>
-        <w:t xml:space="preserve">no habría cumplido con registrar correctamente la ampliación del Crédito </w:t>
+        <w:t xml:space="preserve"/>
+      </w:r>
+      <w:r>
+        <w:rPr>
+          <w:rFonts w:ascii="Arial Narrow" w:eastAsia="Arial Narrow" w:hAnsi="Arial Narrow" w:cs="Arial Narrow"/>
+          <w:kern w:val="0"/>
+          <w14:ligatures w14:val="none"/>
+        </w:rPr>
+        <w:t xml:space="preserve"/>
       </w:r>
       <w:proofErr w:type="spellStart"/>
       <w:r>
@@ -4108,15 +4108,15 @@
           <w:kern w:val="0"/>
           <w14:ligatures w14:val="none"/>
         </w:rPr>
-        <w:t xml:space="preserve"> 10315686985 contratado por el señor Vicente Moali Heidinger</w:t>
-      </w:r>
-      <w:r>
-        <w:rPr>
-          <w:rFonts w:ascii="Arial Narrow" w:eastAsia="Arial Narrow" w:hAnsi="Arial Narrow" w:cs="Arial Narrow"/>
-          <w:kern w:val="0"/>
-          <w14:ligatures w14:val="none"/>
-        </w:rPr>
-        <w:t>; involucraría una presunta afectación a sus expectativas, quien no habría encontrado una correspondencia entre lo que esperaba recibir de parte del proveedor y lo que realmente recibió. Por consiguiente, corresponde calificar el hecho materia de denuncia como una presunta infracción al deber de idoneidad, tipificado en los artículos 18</w:t>
+        <w:t xml:space="preserve"/>
+      </w:r>
+      <w:r>
+        <w:rPr>
+          <w:rFonts w:ascii="Arial Narrow" w:eastAsia="Arial Narrow" w:hAnsi="Arial Narrow" w:cs="Arial Narrow"/>
+          <w:kern w:val="0"/>
+          <w14:ligatures w14:val="none"/>
+        </w:rPr>
+        <w:t/>
       </w:r>
       <w:r>
         <w:rPr>
@@ -4134,7 +4134,7 @@
           <w:kern w:val="0"/>
           <w14:ligatures w14:val="none"/>
         </w:rPr>
-        <w:t xml:space="preserve"> y 19</w:t>
+        <w:t xml:space="preserve"/>
       </w:r>
       <w:r>
         <w:rPr>
@@ -4152,7 +4152,7 @@
           <w:kern w:val="0"/>
           <w14:ligatures w14:val="none"/>
         </w:rPr>
-        <w:t xml:space="preserve"> del Código</w:t>
+        <w:t xml:space="preserve"/>
       </w:r>
       <w:r>
         <w:rPr>
@@ -4163,7 +4163,7 @@
           <w:lang w:eastAsia="es-PE"/>
           <w14:ligatures w14:val="none"/>
         </w:rPr>
-        <w:t xml:space="preserve">. </w:t>
+        <w:t xml:space="preserve"/>
       </w:r>
     </w:p>
     <w:p>
@@ -4198,15 +4198,15 @@
           <w:kern w:val="0"/>
           <w14:ligatures w14:val="none"/>
         </w:rPr>
-        <w:t xml:space="preserve">Asimismo, </w:t>
-      </w:r>
-      <w:r>
-        <w:rPr>
-          <w:rFonts w:ascii="Arial Narrow" w:eastAsia="Arial Narrow" w:hAnsi="Arial Narrow" w:cs="Arial Narrow"/>
-          <w:kern w:val="0"/>
-          <w14:ligatures w14:val="none"/>
-        </w:rPr>
-        <w:t xml:space="preserve">la Secretaría Técnica, en ejercicio de sus facultades, </w:t>
+        <w:t xml:space="preserve">Asimismo, la Secretaría Técnica, en ejercicio de sus facultades, considera que el hecho denunciado, consistente en que el Banco Agropecuario S.A., no habría cumplido con registrar correctamente la ampliación del Crédito  10326627357 contratado por el señor [APELLIDO] ; involucraría una presunta afectación a sus expectativas, quien no habría encontrado una correspondencia entre lo que esperaba recibir de parte del proveedor y lo que realmente recibió. Por consiguiente, corresponde calificar el hecho materia de denuncia como una presunta infracción al deber de idoneidad, tipificado en los artículos 18 y 19 del Código. </w:t>
+      </w:r>
+      <w:r>
+        <w:rPr>
+          <w:rFonts w:ascii="Arial Narrow" w:eastAsia="Arial Narrow" w:hAnsi="Arial Narrow" w:cs="Arial Narrow"/>
+          <w:kern w:val="0"/>
+          <w14:ligatures w14:val="none"/>
+        </w:rPr>
+        <w:t xml:space="preserve"/>
       </w:r>
       <w:r>
         <w:rPr>
@@ -4216,30 +4216,30 @@
           <w:lang w:eastAsia="es-PE"/>
           <w14:ligatures w14:val="none"/>
         </w:rPr>
-        <w:t xml:space="preserve">considera </w:t>
-      </w:r>
-      <w:r>
-        <w:rPr>
-          <w:rFonts w:ascii="Arial Narrow" w:eastAsia="Arial Narrow" w:hAnsi="Arial Narrow" w:cs="Arial Narrow"/>
-          <w:kern w:val="0"/>
-          <w14:ligatures w14:val="none"/>
-        </w:rPr>
-        <w:t>que el hecho denunciado, consistente en que</w:t>
-      </w:r>
-      <w:r>
-        <w:rPr>
-          <w:rFonts w:ascii="Arial Narrow" w:eastAsia="Arial Narrow" w:hAnsi="Arial Narrow" w:cs="Arial Narrow"/>
-          <w:kern w:val="0"/>
-          <w14:ligatures w14:val="none"/>
-        </w:rPr>
-        <w:t xml:space="preserve"> el </w:t>
+        <w:t xml:space="preserve"/>
+      </w:r>
+      <w:r>
+        <w:rPr>
+          <w:rFonts w:ascii="Arial Narrow" w:eastAsia="Arial Narrow" w:hAnsi="Arial Narrow" w:cs="Arial Narrow"/>
+          <w:kern w:val="0"/>
+          <w14:ligatures w14:val="none"/>
+        </w:rPr>
+        <w:t/>
+      </w:r>
+      <w:r>
+        <w:rPr>
+          <w:rFonts w:ascii="Arial Narrow" w:eastAsia="Arial Narrow" w:hAnsi="Arial Narrow" w:cs="Arial Narrow"/>
+          <w:kern w:val="0"/>
+          <w14:ligatures w14:val="none"/>
+        </w:rPr>
+        <w:t xml:space="preserve"/>
       </w:r>
       <w:r>
         <w:rPr>
           <w:rFonts w:ascii="Arial Narrow" w:eastAsia="Arial Narrow" w:hAnsi="Arial Narrow" w:cs="Arial Narrow"/>
           <w:bCs/>
         </w:rPr>
-        <w:t>Banco Agropecuario S.A.</w:t>
+        <w:t/>
       </w:r>
       <w:r>
         <w:rPr>
@@ -4250,15 +4250,15 @@
           <w:lang w:eastAsia="es-PE"/>
           <w14:ligatures w14:val="none"/>
         </w:rPr>
-        <w:t xml:space="preserve">, </w:t>
-      </w:r>
-      <w:r>
-        <w:rPr>
-          <w:rFonts w:ascii="Arial Narrow" w:eastAsia="Arial Narrow" w:hAnsi="Arial Narrow" w:cs="Arial Narrow"/>
-          <w:kern w:val="0"/>
-          <w14:ligatures w14:val="none"/>
-        </w:rPr>
-        <w:t xml:space="preserve">no habría cumplido con registrar correctamente la ampliación del Crédito </w:t>
+        <w:t xml:space="preserve"/>
+      </w:r>
+      <w:r>
+        <w:rPr>
+          <w:rFonts w:ascii="Arial Narrow" w:eastAsia="Arial Narrow" w:hAnsi="Arial Narrow" w:cs="Arial Narrow"/>
+          <w:kern w:val="0"/>
+          <w14:ligatures w14:val="none"/>
+        </w:rPr>
+        <w:t xml:space="preserve"/>
       </w:r>
       <w:proofErr w:type="spellStart"/>
       <w:r>
@@ -4276,15 +4276,15 @@
           <w:kern w:val="0"/>
           <w14:ligatures w14:val="none"/>
         </w:rPr>
-        <w:t xml:space="preserve"> 10326627357 contratado por el señor Vicente Moali Heidinger</w:t>
-      </w:r>
-      <w:r>
-        <w:rPr>
-          <w:rFonts w:ascii="Arial Narrow" w:eastAsia="Arial Narrow" w:hAnsi="Arial Narrow" w:cs="Arial Narrow"/>
-          <w:kern w:val="0"/>
-          <w14:ligatures w14:val="none"/>
-        </w:rPr>
-        <w:t>; involucraría una presunta afectación a sus expectativas, quien no habría encontrado una correspondencia entre lo que esperaba recibir de parte del proveedor y lo que realmente recibió. Por consiguiente, corresponde calificar el hecho materia de denuncia como una presunta infracción al deber de idoneidad, tipificado en los artículos 18</w:t>
+        <w:t xml:space="preserve"/>
+      </w:r>
+      <w:r>
+        <w:rPr>
+          <w:rFonts w:ascii="Arial Narrow" w:eastAsia="Arial Narrow" w:hAnsi="Arial Narrow" w:cs="Arial Narrow"/>
+          <w:kern w:val="0"/>
+          <w14:ligatures w14:val="none"/>
+        </w:rPr>
+        <w:t/>
       </w:r>
       <w:r>
         <w:rPr>
@@ -4302,7 +4302,7 @@
           <w:kern w:val="0"/>
           <w14:ligatures w14:val="none"/>
         </w:rPr>
-        <w:t xml:space="preserve"> y 19</w:t>
+        <w:t xml:space="preserve"/>
       </w:r>
       <w:r>
         <w:rPr>
@@ -4320,7 +4320,7 @@
           <w:kern w:val="0"/>
           <w14:ligatures w14:val="none"/>
         </w:rPr>
-        <w:t xml:space="preserve"> del Código</w:t>
+        <w:t xml:space="preserve"/>
       </w:r>
       <w:r>
         <w:rPr>
@@ -4331,7 +4331,7 @@
           <w:lang w:eastAsia="es-PE"/>
           <w14:ligatures w14:val="none"/>
         </w:rPr>
-        <w:t xml:space="preserve">. </w:t>
+        <w:t xml:space="preserve"/>
       </w:r>
     </w:p>
     <w:p>
@@ -4855,15 +4855,15 @@
           <w:kern w:val="0"/>
           <w14:ligatures w14:val="none"/>
         </w:rPr>
-        <w:t xml:space="preserve">Adicionalmente, </w:t>
-      </w:r>
-      <w:r>
-        <w:rPr>
-          <w:rFonts w:ascii="Arial Narrow" w:eastAsia="Arial Narrow" w:hAnsi="Arial Narrow" w:cs="Arial Narrow"/>
-          <w:kern w:val="0"/>
-          <w14:ligatures w14:val="none"/>
-        </w:rPr>
-        <w:t xml:space="preserve">la Secretaría Técnica, en ejercicio de sus facultades, </w:t>
+        <w:t xml:space="preserve">Adicionalmente, la Secretaría Técnica, en ejercicio de sus facultades, considera que el hecho denunciado, consistente en que Presunta infracción a los artículos 18 y 19 de la Ley 29571, Código de Protección y Defensa del Consumidor, en tanto los proveedores denunciados no habrían cumplido con brindar información relevante a la parte denunciante sobre los seguros de desgravamen contrataos por el señor [APELLIDO] , en tanto la información contenida en las solicitudes de los seguros es insuficiente; involucraría una presunta afectación a sus expectativas, quien no habría encontrado una correspondencia entre lo que esperaba recibir de parte del proveedor y lo que realmente recibió. Por consiguiente, corresponde calificar el hecho materia de denuncia como una presunta infracción al deber de idoneidad, tipificado en los artículos 18 y 19 del Código. </w:t>
+      </w:r>
+      <w:r>
+        <w:rPr>
+          <w:rFonts w:ascii="Arial Narrow" w:eastAsia="Arial Narrow" w:hAnsi="Arial Narrow" w:cs="Arial Narrow"/>
+          <w:kern w:val="0"/>
+          <w14:ligatures w14:val="none"/>
+        </w:rPr>
+        <w:t xml:space="preserve"/>
       </w:r>
       <w:r>
         <w:rPr>
@@ -4873,31 +4873,31 @@
           <w:lang w:eastAsia="es-PE"/>
           <w14:ligatures w14:val="none"/>
         </w:rPr>
-        <w:t xml:space="preserve">considera </w:t>
-      </w:r>
-      <w:r>
-        <w:rPr>
-          <w:rFonts w:ascii="Arial Narrow" w:eastAsia="Arial Narrow" w:hAnsi="Arial Narrow" w:cs="Arial Narrow"/>
-          <w:kern w:val="0"/>
-          <w14:ligatures w14:val="none"/>
-        </w:rPr>
-        <w:t xml:space="preserve">que el hecho denunciado, consistente en que </w:t>
-      </w:r>
-      <w:r>
-        <w:rPr>
-          <w:rFonts w:ascii="Arial Narrow" w:eastAsia="Arial Narrow" w:hAnsi="Arial Narrow" w:cs="Arial Narrow"/>
-          <w:kern w:val="0"/>
-          <w14:ligatures w14:val="none"/>
-        </w:rPr>
-        <w:t>Presunta infracción a los artículos 18 y 19 de la Ley 29571, Código de Protección y Defensa del Consumidor, en tanto los proveedores denunciados no habrían cumplido con brindar información relevante a la parte denunciante sobre los seguros de desgravamen contrataos por el señor Vicente Moali Heidinger, en tanto la información contenida en las solicitudes de los seguros es insuficiente</w:t>
-      </w:r>
-      <w:r>
-        <w:rPr>
-          <w:rFonts w:ascii="Arial Narrow" w:eastAsia="Arial Narrow" w:hAnsi="Arial Narrow" w:cs="Arial Narrow"/>
-          <w:kern w:val="0"/>
-          <w14:ligatures w14:val="none"/>
-        </w:rPr>
-        <w:t>; involucraría una presunta afectación a sus expectativas, quien no habría encontrado una correspondencia entre lo que esperaba recibir de parte del proveedor y lo que realmente recibió. Por consiguiente, corresponde calificar el hecho materia de denuncia como una presunta infracción al deber de idoneidad, tipificado en los artículos 18</w:t>
+        <w:t xml:space="preserve"/>
+      </w:r>
+      <w:r>
+        <w:rPr>
+          <w:rFonts w:ascii="Arial Narrow" w:eastAsia="Arial Narrow" w:hAnsi="Arial Narrow" w:cs="Arial Narrow"/>
+          <w:kern w:val="0"/>
+          <w14:ligatures w14:val="none"/>
+        </w:rPr>
+        <w:t xml:space="preserve"/>
+      </w:r>
+      <w:r>
+        <w:rPr>
+          <w:rFonts w:ascii="Arial Narrow" w:eastAsia="Arial Narrow" w:hAnsi="Arial Narrow" w:cs="Arial Narrow"/>
+          <w:kern w:val="0"/>
+          <w14:ligatures w14:val="none"/>
+        </w:rPr>
+        <w:t/>
+      </w:r>
+      <w:r>
+        <w:rPr>
+          <w:rFonts w:ascii="Arial Narrow" w:eastAsia="Arial Narrow" w:hAnsi="Arial Narrow" w:cs="Arial Narrow"/>
+          <w:kern w:val="0"/>
+          <w14:ligatures w14:val="none"/>
+        </w:rPr>
+        <w:t/>
       </w:r>
       <w:r>
         <w:rPr>
@@ -4915,7 +4915,7 @@
           <w:kern w:val="0"/>
           <w14:ligatures w14:val="none"/>
         </w:rPr>
-        <w:t xml:space="preserve"> y 19</w:t>
+        <w:t xml:space="preserve"/>
       </w:r>
       <w:r>
         <w:rPr>
@@ -4933,7 +4933,7 @@
           <w:kern w:val="0"/>
           <w14:ligatures w14:val="none"/>
         </w:rPr>
-        <w:t xml:space="preserve"> del Código</w:t>
+        <w:t xml:space="preserve"/>
       </w:r>
       <w:r>
         <w:rPr>
@@ -4944,7 +4944,7 @@
           <w:lang w:eastAsia="es-PE"/>
           <w14:ligatures w14:val="none"/>
         </w:rPr>
-        <w:t xml:space="preserve">. </w:t>
+        <w:t xml:space="preserve"/>
       </w:r>
     </w:p>
     <w:bookmarkEnd w:id="3"/>
@@ -4981,33 +4981,33 @@
           <w:kern w:val="0"/>
           <w14:ligatures w14:val="none"/>
         </w:rPr>
-        <w:t xml:space="preserve">Asimismo, </w:t>
-      </w:r>
-      <w:r>
-        <w:rPr>
-          <w:rFonts w:ascii="Arial Narrow" w:eastAsia="Times New Roman" w:hAnsi="Arial Narrow" w:cs="Arial"/>
-          <w:color w:val="000000"/>
-          <w:kern w:val="0"/>
-          <w:lang w:eastAsia="es-PE"/>
-          <w14:ligatures w14:val="none"/>
-        </w:rPr>
-        <w:t xml:space="preserve">la Secretaría Técnica, en ejercicio de sus facultades, considera </w:t>
-      </w:r>
-      <w:r>
-        <w:rPr>
-          <w:rFonts w:ascii="Arial Narrow" w:eastAsia="Arial Narrow" w:hAnsi="Arial Narrow" w:cs="Arial"/>
-          <w:kern w:val="0"/>
-          <w14:ligatures w14:val="none"/>
-        </w:rPr>
-        <w:t xml:space="preserve">que el hecho denunciado, consistente en que </w:t>
-      </w:r>
-      <w:r>
-        <w:rPr>
-          <w:rFonts w:ascii="Arial Narrow" w:eastAsia="Arial Narrow" w:hAnsi="Arial Narrow" w:cs="Arial Narrow"/>
-          <w:kern w:val="0"/>
-          <w14:ligatures w14:val="none"/>
-        </w:rPr>
-        <w:t xml:space="preserve">los proveedores denunciados no habrían cumplido con entregar al señor Vicente Moali Heidinger el certificado de seguro de desgravamen asociado a la Línea de Crédito </w:t>
+        <w:t xml:space="preserve">Asimismo, la Secretaría Técnica, en ejercicio de sus facultades, considera que el hecho denunciado, consistente en que los proveedores denunciados no habrían cumplido con entregar al señor [APELLIDO] el certificado de seguro de desgravamen asociado a la Línea de Crédito  103****7920. Por consiguiente, corresponde calificar el hecho materia de denuncia como una presunta infracción al deber de entregar a los usuarios copia de los contratos y demás documentación relacionada con dichos actos jurídicos, tipificado en el literal e) del artículo 47 del Código.</w:t>
+      </w:r>
+      <w:r>
+        <w:rPr>
+          <w:rFonts w:ascii="Arial Narrow" w:eastAsia="Times New Roman" w:hAnsi="Arial Narrow" w:cs="Arial"/>
+          <w:color w:val="000000"/>
+          <w:kern w:val="0"/>
+          <w:lang w:eastAsia="es-PE"/>
+          <w14:ligatures w14:val="none"/>
+        </w:rPr>
+        <w:t xml:space="preserve"/>
+      </w:r>
+      <w:r>
+        <w:rPr>
+          <w:rFonts w:ascii="Arial Narrow" w:eastAsia="Arial Narrow" w:hAnsi="Arial Narrow" w:cs="Arial"/>
+          <w:kern w:val="0"/>
+          <w14:ligatures w14:val="none"/>
+        </w:rPr>
+        <w:t xml:space="preserve"/>
+      </w:r>
+      <w:r>
+        <w:rPr>
+          <w:rFonts w:ascii="Arial Narrow" w:eastAsia="Arial Narrow" w:hAnsi="Arial Narrow" w:cs="Arial Narrow"/>
+          <w:kern w:val="0"/>
+          <w14:ligatures w14:val="none"/>
+        </w:rPr>
+        <w:t xml:space="preserve"/>
       </w:r>
       <w:proofErr w:type="spellStart"/>
       <w:r>
@@ -5025,23 +5025,23 @@
           <w:kern w:val="0"/>
           <w14:ligatures w14:val="none"/>
         </w:rPr>
-        <w:t xml:space="preserve"> 103****7920</w:t>
-      </w:r>
-      <w:r>
-        <w:rPr>
-          <w:rFonts w:ascii="Arial Narrow" w:eastAsia="Arial Narrow" w:hAnsi="Arial Narrow" w:cs="Arial"/>
-          <w:kern w:val="0"/>
-          <w14:ligatures w14:val="none"/>
-        </w:rPr>
-        <w:t>. Por consiguiente, corresponde calificar el hecho materia de denuncia como una presunta infracción al deber</w:t>
-      </w:r>
-      <w:r>
-        <w:rPr>
-          <w:rFonts w:ascii="Arial Narrow" w:eastAsia="Arial Narrow" w:hAnsi="Arial Narrow" w:cs="Arial"/>
-          <w:kern w:val="0"/>
-          <w14:ligatures w14:val="none"/>
-        </w:rPr>
-        <w:t xml:space="preserve"> de entregar a los usuarios copia de los contratos y demás documentación relacionada con dichos actos jurídicos, tipificado en el literal e) del artículo 47 del Código</w:t>
+        <w:t xml:space="preserve"/>
+      </w:r>
+      <w:r>
+        <w:rPr>
+          <w:rFonts w:ascii="Arial Narrow" w:eastAsia="Arial Narrow" w:hAnsi="Arial Narrow" w:cs="Arial"/>
+          <w:kern w:val="0"/>
+          <w14:ligatures w14:val="none"/>
+        </w:rPr>
+        <w:t/>
+      </w:r>
+      <w:r>
+        <w:rPr>
+          <w:rFonts w:ascii="Arial Narrow" w:eastAsia="Arial Narrow" w:hAnsi="Arial Narrow" w:cs="Arial"/>
+          <w:kern w:val="0"/>
+          <w14:ligatures w14:val="none"/>
+        </w:rPr>
+        <w:t xml:space="preserve"/>
       </w:r>
       <w:r>
         <w:rPr>
@@ -5058,7 +5058,7 @@
           <w:kern w:val="0"/>
           <w14:ligatures w14:val="none"/>
         </w:rPr>
-        <w:t>.</w:t>
+        <w:t/>
       </w:r>
     </w:p>
     <w:p>
@@ -5096,33 +5096,33 @@
           <w:kern w:val="0"/>
           <w14:ligatures w14:val="none"/>
         </w:rPr>
-        <w:t xml:space="preserve">Adicionalmente, </w:t>
-      </w:r>
-      <w:r>
-        <w:rPr>
-          <w:rFonts w:ascii="Arial Narrow" w:eastAsia="Times New Roman" w:hAnsi="Arial Narrow" w:cs="Arial"/>
-          <w:color w:val="000000"/>
-          <w:kern w:val="0"/>
-          <w:lang w:eastAsia="es-PE"/>
-          <w14:ligatures w14:val="none"/>
-        </w:rPr>
-        <w:t xml:space="preserve">la Secretaría Técnica, en ejercicio de sus facultades, considera </w:t>
-      </w:r>
-      <w:r>
-        <w:rPr>
-          <w:rFonts w:ascii="Arial Narrow" w:eastAsia="Arial Narrow" w:hAnsi="Arial Narrow" w:cs="Arial"/>
-          <w:kern w:val="0"/>
-          <w14:ligatures w14:val="none"/>
-        </w:rPr>
-        <w:t xml:space="preserve">que el hecho denunciado, consistente en que </w:t>
-      </w:r>
-      <w:r>
-        <w:rPr>
-          <w:rFonts w:ascii="Arial Narrow" w:eastAsia="Arial Narrow" w:hAnsi="Arial Narrow" w:cs="Arial Narrow"/>
-          <w:kern w:val="0"/>
-          <w14:ligatures w14:val="none"/>
-        </w:rPr>
-        <w:t xml:space="preserve">los proveedores denunciados no habrían cumplido con entregar al señor Vicente Moali Heidinger el certificado de seguro de desgravamen asociado a la Línea de Crédito </w:t>
+        <w:t xml:space="preserve">Adicionalmente, la Secretaría Técnica, en ejercicio de sus facultades, considera que el hecho denunciado, consistente en que los proveedores denunciados no habrían cumplido con entregar al señor [APELLIDO] el certificado de seguro de desgravamen asociado a la Línea de Crédito  103****6985. Por consiguiente, corresponde calificar el hecho materia de denuncia como una presunta infracción al deber de entregar a los usuarios copia de los contratos y demás documentación relacionada con dichos actos jurídicos, tipificado en el literal e) del artículo 47 del Código.</w:t>
+      </w:r>
+      <w:r>
+        <w:rPr>
+          <w:rFonts w:ascii="Arial Narrow" w:eastAsia="Times New Roman" w:hAnsi="Arial Narrow" w:cs="Arial"/>
+          <w:color w:val="000000"/>
+          <w:kern w:val="0"/>
+          <w:lang w:eastAsia="es-PE"/>
+          <w14:ligatures w14:val="none"/>
+        </w:rPr>
+        <w:t xml:space="preserve"/>
+      </w:r>
+      <w:r>
+        <w:rPr>
+          <w:rFonts w:ascii="Arial Narrow" w:eastAsia="Arial Narrow" w:hAnsi="Arial Narrow" w:cs="Arial"/>
+          <w:kern w:val="0"/>
+          <w14:ligatures w14:val="none"/>
+        </w:rPr>
+        <w:t xml:space="preserve"/>
+      </w:r>
+      <w:r>
+        <w:rPr>
+          <w:rFonts w:ascii="Arial Narrow" w:eastAsia="Arial Narrow" w:hAnsi="Arial Narrow" w:cs="Arial Narrow"/>
+          <w:kern w:val="0"/>
+          <w14:ligatures w14:val="none"/>
+        </w:rPr>
+        <w:t xml:space="preserve"/>
       </w:r>
       <w:proofErr w:type="spellStart"/>
       <w:r>
@@ -5140,15 +5140,15 @@
           <w:kern w:val="0"/>
           <w14:ligatures w14:val="none"/>
         </w:rPr>
-        <w:t xml:space="preserve"> 103****6985</w:t>
-      </w:r>
-      <w:r>
-        <w:rPr>
-          <w:rFonts w:ascii="Arial Narrow" w:eastAsia="Arial Narrow" w:hAnsi="Arial Narrow" w:cs="Arial"/>
-          <w:kern w:val="0"/>
-          <w14:ligatures w14:val="none"/>
-        </w:rPr>
-        <w:t>. Por consiguiente, corresponde calificar el hecho materia de denuncia como una presunta infracción al deber de entregar a los usuarios copia de los contratos y demás documentación relacionada con dichos actos jurídicos, tipificado en el literal e) del artículo 47 del Código.</w:t>
+        <w:t xml:space="preserve"/>
+      </w:r>
+      <w:r>
+        <w:rPr>
+          <w:rFonts w:ascii="Arial Narrow" w:eastAsia="Arial Narrow" w:hAnsi="Arial Narrow" w:cs="Arial"/>
+          <w:kern w:val="0"/>
+          <w14:ligatures w14:val="none"/>
+        </w:rPr>
+        <w:t/>
       </w:r>
     </w:p>
     <w:p>
@@ -5183,33 +5183,33 @@
           <w:kern w:val="0"/>
           <w14:ligatures w14:val="none"/>
         </w:rPr>
-        <w:t xml:space="preserve">Además, </w:t>
-      </w:r>
-      <w:r>
-        <w:rPr>
-          <w:rFonts w:ascii="Arial Narrow" w:eastAsia="Times New Roman" w:hAnsi="Arial Narrow" w:cs="Arial"/>
-          <w:color w:val="000000"/>
-          <w:kern w:val="0"/>
-          <w:lang w:eastAsia="es-PE"/>
-          <w14:ligatures w14:val="none"/>
-        </w:rPr>
-        <w:t xml:space="preserve">la Secretaría Técnica, en ejercicio de sus facultades, considera </w:t>
-      </w:r>
-      <w:r>
-        <w:rPr>
-          <w:rFonts w:ascii="Arial Narrow" w:eastAsia="Arial Narrow" w:hAnsi="Arial Narrow" w:cs="Arial"/>
-          <w:kern w:val="0"/>
-          <w14:ligatures w14:val="none"/>
-        </w:rPr>
-        <w:t xml:space="preserve">que el hecho denunciado, consistente en que </w:t>
-      </w:r>
-      <w:r>
-        <w:rPr>
-          <w:rFonts w:ascii="Arial Narrow" w:eastAsia="Arial Narrow" w:hAnsi="Arial Narrow" w:cs="Arial Narrow"/>
-          <w:kern w:val="0"/>
-          <w14:ligatures w14:val="none"/>
-        </w:rPr>
-        <w:t xml:space="preserve">los proveedores denunciados no habrían cumplido con entregar al señor Vicente Moali Heidinger el certificado de seguro de desgravamen asociado a la Línea de Crédito </w:t>
+        <w:t xml:space="preserve">Además, la Secretaría Técnica, en ejercicio de sus facultades, considera que el hecho denunciado, consistente en que los proveedores denunciados no habrían cumplido con entregar al señor [APELLIDO] el certificado de seguro de desgravamen asociado a la Línea de Crédito  103****7357. Por consiguiente, corresponde calificar el hecho materia de denuncia como una presunta infracción al deber de entregar a los usuarios copia de los contratos y demás documentación relacionada con dichos actos jurídicos, tipificado en el literal e) del artículo 47 del Código.</w:t>
+      </w:r>
+      <w:r>
+        <w:rPr>
+          <w:rFonts w:ascii="Arial Narrow" w:eastAsia="Times New Roman" w:hAnsi="Arial Narrow" w:cs="Arial"/>
+          <w:color w:val="000000"/>
+          <w:kern w:val="0"/>
+          <w:lang w:eastAsia="es-PE"/>
+          <w14:ligatures w14:val="none"/>
+        </w:rPr>
+        <w:t xml:space="preserve"/>
+      </w:r>
+      <w:r>
+        <w:rPr>
+          <w:rFonts w:ascii="Arial Narrow" w:eastAsia="Arial Narrow" w:hAnsi="Arial Narrow" w:cs="Arial"/>
+          <w:kern w:val="0"/>
+          <w14:ligatures w14:val="none"/>
+        </w:rPr>
+        <w:t xml:space="preserve"/>
+      </w:r>
+      <w:r>
+        <w:rPr>
+          <w:rFonts w:ascii="Arial Narrow" w:eastAsia="Arial Narrow" w:hAnsi="Arial Narrow" w:cs="Arial Narrow"/>
+          <w:kern w:val="0"/>
+          <w14:ligatures w14:val="none"/>
+        </w:rPr>
+        <w:t xml:space="preserve"/>
       </w:r>
       <w:proofErr w:type="spellStart"/>
       <w:r>
@@ -5227,23 +5227,23 @@
           <w:kern w:val="0"/>
           <w14:ligatures w14:val="none"/>
         </w:rPr>
-        <w:t xml:space="preserve"> 103****7357</w:t>
-      </w:r>
-      <w:r>
-        <w:rPr>
-          <w:rFonts w:ascii="Arial Narrow" w:eastAsia="Arial Narrow" w:hAnsi="Arial Narrow" w:cs="Arial"/>
-          <w:kern w:val="0"/>
-          <w14:ligatures w14:val="none"/>
-        </w:rPr>
-        <w:t>. Por consiguiente, corresponde calificar el hecho materia de denuncia como una presunta infracción al deber de entregar a los usuarios copia de los contratos y demás documentación relacionada con dichos actos jurídicos, tipificado en el literal e) del artículo 47 del Código</w:t>
-      </w:r>
-      <w:r>
-        <w:rPr>
-          <w:rFonts w:ascii="Arial Narrow" w:eastAsia="Arial Narrow" w:hAnsi="Arial Narrow" w:cs="Arial"/>
-          <w:kern w:val="0"/>
-          <w14:ligatures w14:val="none"/>
-        </w:rPr>
-        <w:t>.</w:t>
+        <w:t xml:space="preserve"/>
+      </w:r>
+      <w:r>
+        <w:rPr>
+          <w:rFonts w:ascii="Arial Narrow" w:eastAsia="Arial Narrow" w:hAnsi="Arial Narrow" w:cs="Arial"/>
+          <w:kern w:val="0"/>
+          <w14:ligatures w14:val="none"/>
+        </w:rPr>
+        <w:t/>
+      </w:r>
+      <w:r>
+        <w:rPr>
+          <w:rFonts w:ascii="Arial Narrow" w:eastAsia="Arial Narrow" w:hAnsi="Arial Narrow" w:cs="Arial"/>
+          <w:kern w:val="0"/>
+          <w14:ligatures w14:val="none"/>
+        </w:rPr>
+        <w:t/>
       </w:r>
     </w:p>
     <w:p>
@@ -5869,7 +5869,7 @@
           <w:lang w:val="es-ES" w:eastAsia="es-ES"/>
           <w14:ligatures w14:val="none"/>
         </w:rPr>
-        <w:t xml:space="preserve">Asimismo, la Secretaría Técnica, en ejercicio de las facultades que la ley le confiere, conviene requerir que, en un plazo no mayor de cinco (5) días hábiles contado a partir del día siguiente de la notificación de la presente resolución, la Sucesión Intestada, cumpla </w:t>
+        <w:t xml:space="preserve">Asimismo, la Secretaría Técnica, en ejercicio de las facultades que la ley le confiere, conviene requerir que, en un plazo no mayor de cinco (5) días hábiles contado a partir del día siguiente de la notificación de la presente resolución, la [APELLIDO] , cumpla con presentar los poderes de representación otorgados por el señor [APELLIDO] Anronio [APELLIDO] Ruffer para acreditar que interpone la presente denuncia administrativa en su calidad de integrante [APELLIDO] .</w:t>
       </w:r>
       <w:r>
         <w:rPr>
@@ -5877,7 +5877,7 @@
           <w:bCs/>
           <w:spacing w:val="-3"/>
         </w:rPr>
-        <w:t>con presentar los poderes de representación otorgados por el señor Marco Anronio Moali Ruffer para acreditar que interpone la presente denuncia administrativa en su calidad de integrante de la Sucesión Intestada</w:t>
+        <w:t/>
       </w:r>
       <w:r>
         <w:rPr>
@@ -5887,7 +5887,7 @@
           <w:lang w:val="es-ES" w:eastAsia="es-ES"/>
           <w14:ligatures w14:val="none"/>
         </w:rPr>
-        <w:t>.</w:t>
+        <w:t/>
       </w:r>
     </w:p>
     <w:p>
@@ -5990,7 +5990,7 @@
           <w:lang w:eastAsia="es-PE"/>
           <w14:ligatures w14:val="none"/>
         </w:rPr>
-        <w:t xml:space="preserve">PRIMERO: </w:t>
+        <w:t xml:space="preserve">PRIMERO: admitir a trámite la denuncia del 18 de diciembre de 2025, interpuesta por la [DENUNCIANTE] contra Protecta S.A. Compañía de Seguros y Reaseguros y al Banco Agropecuario S.A., por lo siguiente:</w:t>
       </w:r>
       <w:r>
         <w:rPr>
@@ -6001,7 +6001,7 @@
           <w:lang w:eastAsia="es-PE"/>
           <w14:ligatures w14:val="none"/>
         </w:rPr>
-        <w:t xml:space="preserve">admitir a trámite la </w:t>
+        <w:t xml:space="preserve"/>
       </w:r>
       <w:r>
         <w:rPr>
@@ -6012,7 +6012,7 @@
           <w:lang w:eastAsia="es-PE"/>
           <w14:ligatures w14:val="none"/>
         </w:rPr>
-        <w:t xml:space="preserve">denuncia del </w:t>
+        <w:t xml:space="preserve"/>
       </w:r>
       <w:r>
         <w:rPr>
@@ -6022,7 +6022,7 @@
           <w:lang w:val="es-ES" w:eastAsia="es-ES"/>
           <w14:ligatures w14:val="none"/>
         </w:rPr>
-        <w:t xml:space="preserve">18 de diciembre de 2025, </w:t>
+        <w:t xml:space="preserve"/>
       </w:r>
       <w:r>
         <w:rPr>
@@ -6033,7 +6033,7 @@
           <w:lang w:eastAsia="es-PE"/>
           <w14:ligatures w14:val="none"/>
         </w:rPr>
-        <w:t xml:space="preserve">interpuesta por </w:t>
+        <w:t xml:space="preserve"/>
       </w:r>
       <w:r>
         <w:rPr>
@@ -6043,7 +6043,7 @@
           <w:kern w:val="0"/>
           <w14:ligatures w14:val="none"/>
         </w:rPr>
-        <w:t xml:space="preserve">la Sucesión Intestada de Vicente Moali Heidinger </w:t>
+        <w:t xml:space="preserve"/>
       </w:r>
       <w:r>
         <w:rPr>
@@ -6054,7 +6054,7 @@
           <w:lang w:eastAsia="es-PE"/>
           <w14:ligatures w14:val="none"/>
         </w:rPr>
-        <w:t xml:space="preserve">contra </w:t>
+        <w:t xml:space="preserve"/>
       </w:r>
       <w:proofErr w:type="spellStart"/>
       <w:r>
@@ -6062,7 +6062,7 @@
           <w:rFonts w:ascii="Arial Narrow" w:eastAsia="Arial Narrow" w:hAnsi="Arial Narrow" w:cs="Arial Narrow"/>
           <w:bCs/>
         </w:rPr>
-        <w:t>Protecta</w:t>
+        <w:t/>
       </w:r>
       <w:proofErr w:type="spellEnd"/>
       <w:r>
@@ -6070,14 +6070,14 @@
           <w:rFonts w:ascii="Arial Narrow" w:eastAsia="Arial Narrow" w:hAnsi="Arial Narrow" w:cs="Arial Narrow"/>
           <w:bCs/>
         </w:rPr>
-        <w:t xml:space="preserve"> S.A. </w:t>
+        <w:t xml:space="preserve"/>
       </w:r>
       <w:r>
         <w:rPr>
           <w:rFonts w:ascii="Arial Narrow" w:eastAsia="Arial Narrow" w:hAnsi="Arial Narrow" w:cs="Arial Narrow"/>
           <w:bCs/>
         </w:rPr>
-        <w:t>Compañía de Seguros y Reaseguros y al Banco Agropecuario S.A.</w:t>
+        <w:t/>
       </w:r>
       <w:r>
         <w:rPr>
@@ -6088,7 +6088,7 @@
           <w:lang w:eastAsia="es-PE"/>
           <w14:ligatures w14:val="none"/>
         </w:rPr>
-        <w:t>, por lo siguiente:</w:t>
+        <w:t/>
       </w:r>
     </w:p>
     <w:p>
@@ -6133,7 +6133,7 @@
           <w:kern w:val="0"/>
           <w14:ligatures w14:val="none"/>
         </w:rPr>
-        <w:t xml:space="preserve">Presunta infracción a los artículos 18 y 19 de la Ley 29571, Código de Protección y Defensa del Consumidor, en tanto </w:t>
+        <w:t xml:space="preserve">Presunta infracción a los artículos 18 y 19 de la Ley 29571, Código de Protección y Defensa del Consumidor, en tanto Protecta S.A. Compañía de Seguros y Reaseguros habría denegado injustificadamente a la denunciante la cobertura del seguro de desgravamen asociado a la Línea de Crédito 103xxxxxx920 por el fallecimiento del señor [APELLIDO] el 17 de diciembre de 2024.</w:t>
       </w:r>
       <w:proofErr w:type="spellStart"/>
       <w:r>
@@ -6142,7 +6142,7 @@
           <w:kern w:val="0"/>
           <w14:ligatures w14:val="none"/>
         </w:rPr>
-        <w:t>Protecta</w:t>
+        <w:t/>
       </w:r>
       <w:proofErr w:type="spellEnd"/>
       <w:r>
@@ -6151,7 +6151,7 @@
           <w:kern w:val="0"/>
           <w14:ligatures w14:val="none"/>
         </w:rPr>
-        <w:t xml:space="preserve"> S.A. Compañía de Seguros y Reaseguros habría denegado injustificadamente a la denunciante la cobertura del seguro de desgravamen asociado a la Línea de Crédito 103xxxxxx920 por el fallecimiento del señor Vicente Moali Heidinger el 17 de diciembre de 2024.</w:t>
+        <w:t xml:space="preserve"/>
       </w:r>
     </w:p>
     <w:p>
@@ -6190,7 +6190,7 @@
           <w:kern w:val="0"/>
           <w14:ligatures w14:val="none"/>
         </w:rPr>
-        <w:t xml:space="preserve">Presunta infracción a los artículos 18 y 19 de la Ley 29571, Código de Protección y Defensa del Consumidor, en tanto </w:t>
+        <w:t xml:space="preserve">Presunta infracción a los artículos 18 y 19 de la Ley 29571, Código de Protección y Defensa del Consumidor, en tanto Protecta S.A. Compañía de Seguros y Reaseguros habría denegado injustificadamente a la denunciante la cobertura del seguro de desgravamen asociado a la Línea de Crédito 103xxxxxx985 por el fallecimiento del señor [APELLIDO] el 17 de diciembre de 2024.</w:t>
       </w:r>
       <w:proofErr w:type="spellStart"/>
       <w:r>
@@ -6199,7 +6199,7 @@
           <w:kern w:val="0"/>
           <w14:ligatures w14:val="none"/>
         </w:rPr>
-        <w:t>Protecta</w:t>
+        <w:t/>
       </w:r>
       <w:proofErr w:type="spellEnd"/>
       <w:r>
@@ -6208,7 +6208,7 @@
           <w:kern w:val="0"/>
           <w14:ligatures w14:val="none"/>
         </w:rPr>
-        <w:t xml:space="preserve"> S.A. Compañía de Seguros y Reaseguros habría denegado injustificadamente a la denunciante la cobertura del seguro de desgravamen asociado a la Línea de Crédito 103xxxxxx985 por el fallecimiento del señor Vicente Moali Heidinger el 17 de diciembre de 2024.</w:t>
+        <w:t xml:space="preserve"/>
       </w:r>
     </w:p>
     <w:p>
@@ -6247,7 +6247,7 @@
           <w:kern w:val="0"/>
           <w14:ligatures w14:val="none"/>
         </w:rPr>
-        <w:t xml:space="preserve">Presunta infracción a los artículos 18 y 19 de la Ley 29571, Código de Protección y Defensa del Consumidor, en tanto </w:t>
+        <w:t xml:space="preserve">Presunta infracción a los artículos 18 y 19 de la Ley 29571, Código de Protección y Defensa del Consumidor, en tanto Protecta S.A. Compañía de Seguros y Reaseguros habría denegado injustificadamente a la denunciante la cobertura del seguro de desgravamen asociado a la Línea de Crédito 103xxxxxx357 por el fallecimiento del señor [APELLIDO] el 17 de diciembre de 2024.</w:t>
       </w:r>
       <w:proofErr w:type="spellStart"/>
       <w:r>
@@ -6256,7 +6256,7 @@
           <w:kern w:val="0"/>
           <w14:ligatures w14:val="none"/>
         </w:rPr>
-        <w:t>Protecta</w:t>
+        <w:t/>
       </w:r>
       <w:proofErr w:type="spellEnd"/>
       <w:r>
@@ -6265,7 +6265,7 @@
           <w:kern w:val="0"/>
           <w14:ligatures w14:val="none"/>
         </w:rPr>
-        <w:t xml:space="preserve"> S.A. Compañía de Seguros y Reaseguros habría denegado injustificadamente a la denunciante la cobertura del seguro de desgravamen asociado a la Línea de Crédito 103xxxxxx357 por el fallecimiento del señor Vicente Moali Heidinger el 17 de diciembre de 2024.</w:t>
+        <w:t xml:space="preserve"/>
       </w:r>
     </w:p>
     <w:p>
@@ -6494,22 +6494,22 @@
           <w:kern w:val="0"/>
           <w14:ligatures w14:val="none"/>
         </w:rPr>
-        <w:t xml:space="preserve">Presunta infracción a los artículos 18 y 19 de la Ley 29571, Código de Protección y Defensa del Consumidor, en tanto </w:t>
-      </w:r>
-      <w:r>
-        <w:rPr>
-          <w:rFonts w:ascii="Arial Narrow" w:eastAsia="Arial Narrow" w:hAnsi="Arial Narrow" w:cs="Arial Narrow"/>
-          <w:kern w:val="0"/>
-          <w14:ligatures w14:val="none"/>
-        </w:rPr>
-        <w:t xml:space="preserve">el </w:t>
+        <w:t xml:space="preserve">Presunta infracción a los artículos 18 y 19 de la Ley 29571, Código de Protección y Defensa del Consumidor, en tanto el Banco Agropecuario S.A. no habría cumplido con custodiar de manera íntegra los documentos correspondientes al Crédito 103xxxxxx920 contratado por el señor [APELLIDO] .</w:t>
+      </w:r>
+      <w:r>
+        <w:rPr>
+          <w:rFonts w:ascii="Arial Narrow" w:eastAsia="Arial Narrow" w:hAnsi="Arial Narrow" w:cs="Arial Narrow"/>
+          <w:kern w:val="0"/>
+          <w14:ligatures w14:val="none"/>
+        </w:rPr>
+        <w:t xml:space="preserve"/>
       </w:r>
       <w:r>
         <w:rPr>
           <w:rFonts w:ascii="Arial Narrow" w:eastAsia="Arial Narrow" w:hAnsi="Arial Narrow" w:cs="Arial Narrow"/>
           <w:bCs/>
         </w:rPr>
-        <w:t>Banco Agropecuario S.A.</w:t>
+        <w:t/>
       </w:r>
       <w:r>
         <w:rPr>
@@ -6520,15 +6520,15 @@
           <w:lang w:eastAsia="es-PE"/>
           <w14:ligatures w14:val="none"/>
         </w:rPr>
-        <w:t xml:space="preserve"> </w:t>
-      </w:r>
-      <w:r>
-        <w:rPr>
-          <w:rFonts w:ascii="Arial Narrow" w:eastAsia="Arial Narrow" w:hAnsi="Arial Narrow" w:cs="Arial Narrow"/>
-          <w:kern w:val="0"/>
-          <w14:ligatures w14:val="none"/>
-        </w:rPr>
-        <w:t>no habría cumplido con custodiar de manera íntegra los documentos correspondientes al Crédito 103xxxxxx920 contratado por el señor Vicente Moali Heidinger.</w:t>
+        <w:t xml:space="preserve"/>
+      </w:r>
+      <w:r>
+        <w:rPr>
+          <w:rFonts w:ascii="Arial Narrow" w:eastAsia="Arial Narrow" w:hAnsi="Arial Narrow" w:cs="Arial Narrow"/>
+          <w:kern w:val="0"/>
+          <w14:ligatures w14:val="none"/>
+        </w:rPr>
+        <w:t/>
       </w:r>
     </w:p>
     <w:p>
@@ -6567,22 +6567,22 @@
           <w:kern w:val="0"/>
           <w14:ligatures w14:val="none"/>
         </w:rPr>
-        <w:t xml:space="preserve">Presunta infracción a los artículos 18 y 19 de la Ley 29571, Código de Protección y Defensa del Consumidor, en tanto </w:t>
-      </w:r>
-      <w:r>
-        <w:rPr>
-          <w:rFonts w:ascii="Arial Narrow" w:eastAsia="Arial Narrow" w:hAnsi="Arial Narrow" w:cs="Arial Narrow"/>
-          <w:kern w:val="0"/>
-          <w14:ligatures w14:val="none"/>
-        </w:rPr>
-        <w:t xml:space="preserve">el </w:t>
+        <w:t xml:space="preserve">Presunta infracción a los artículos 18 y 19 de la Ley 29571, Código de Protección y Defensa del Consumidor, en tanto el Banco Agropecuario S.A., no habría cumplido con custodiar de manera íntegra los documentos correspondientes al Crédito 103xxxxxx985 contratado por el señor [APELLIDO] .</w:t>
+      </w:r>
+      <w:r>
+        <w:rPr>
+          <w:rFonts w:ascii="Arial Narrow" w:eastAsia="Arial Narrow" w:hAnsi="Arial Narrow" w:cs="Arial Narrow"/>
+          <w:kern w:val="0"/>
+          <w14:ligatures w14:val="none"/>
+        </w:rPr>
+        <w:t xml:space="preserve"/>
       </w:r>
       <w:r>
         <w:rPr>
           <w:rFonts w:ascii="Arial Narrow" w:eastAsia="Arial Narrow" w:hAnsi="Arial Narrow" w:cs="Arial Narrow"/>
           <w:bCs/>
         </w:rPr>
-        <w:t>Banco Agropecuario S.A.</w:t>
+        <w:t/>
       </w:r>
       <w:r>
         <w:rPr>
@@ -6593,15 +6593,15 @@
           <w:lang w:eastAsia="es-PE"/>
           <w14:ligatures w14:val="none"/>
         </w:rPr>
-        <w:t xml:space="preserve">, </w:t>
-      </w:r>
-      <w:r>
-        <w:rPr>
-          <w:rFonts w:ascii="Arial Narrow" w:eastAsia="Arial Narrow" w:hAnsi="Arial Narrow" w:cs="Arial Narrow"/>
-          <w:kern w:val="0"/>
-          <w14:ligatures w14:val="none"/>
-        </w:rPr>
-        <w:t>no habría cumplido con custodiar de manera íntegra los documentos correspondientes al Crédito 103xxxxxx985 contratado por el señor Vicente Moali Heidinger.</w:t>
+        <w:t xml:space="preserve"/>
+      </w:r>
+      <w:r>
+        <w:rPr>
+          <w:rFonts w:ascii="Arial Narrow" w:eastAsia="Arial Narrow" w:hAnsi="Arial Narrow" w:cs="Arial Narrow"/>
+          <w:kern w:val="0"/>
+          <w14:ligatures w14:val="none"/>
+        </w:rPr>
+        <w:t/>
       </w:r>
     </w:p>
     <w:p>
@@ -6643,22 +6643,22 @@
           <w:kern w:val="0"/>
           <w14:ligatures w14:val="none"/>
         </w:rPr>
-        <w:t xml:space="preserve">Presunta infracción a los artículos 18 y 19 de la Ley 29571, Código de Protección y Defensa del Consumidor, en tanto </w:t>
-      </w:r>
-      <w:r>
-        <w:rPr>
-          <w:rFonts w:ascii="Arial Narrow" w:eastAsia="Arial Narrow" w:hAnsi="Arial Narrow" w:cs="Arial Narrow"/>
-          <w:kern w:val="0"/>
-          <w14:ligatures w14:val="none"/>
-        </w:rPr>
-        <w:t xml:space="preserve">el </w:t>
+        <w:t xml:space="preserve">Presunta infracción a los artículos 18 y 19 de la Ley 29571, Código de Protección y Defensa del Consumidor, en tanto el Banco Agropecuario S.A., no habría cumplido con custodiar de manera íntegra los documentos correspondientes al Crédito 103xxxxxx357 contratado por el señor [APELLIDO] .</w:t>
+      </w:r>
+      <w:r>
+        <w:rPr>
+          <w:rFonts w:ascii="Arial Narrow" w:eastAsia="Arial Narrow" w:hAnsi="Arial Narrow" w:cs="Arial Narrow"/>
+          <w:kern w:val="0"/>
+          <w14:ligatures w14:val="none"/>
+        </w:rPr>
+        <w:t xml:space="preserve"/>
       </w:r>
       <w:r>
         <w:rPr>
           <w:rFonts w:ascii="Arial Narrow" w:eastAsia="Arial Narrow" w:hAnsi="Arial Narrow" w:cs="Arial Narrow"/>
           <w:bCs/>
         </w:rPr>
-        <w:t>Banco Agropecuario S.A.</w:t>
+        <w:t/>
       </w:r>
       <w:r>
         <w:rPr>
@@ -6669,15 +6669,15 @@
           <w:lang w:eastAsia="es-PE"/>
           <w14:ligatures w14:val="none"/>
         </w:rPr>
-        <w:t xml:space="preserve">, </w:t>
-      </w:r>
-      <w:r>
-        <w:rPr>
-          <w:rFonts w:ascii="Arial Narrow" w:eastAsia="Arial Narrow" w:hAnsi="Arial Narrow" w:cs="Arial Narrow"/>
-          <w:kern w:val="0"/>
-          <w14:ligatures w14:val="none"/>
-        </w:rPr>
-        <w:t>no habría cumplido con custodiar de manera íntegra los documentos correspondientes al Crédito 103xxxxxx357 contratado por el señor Vicente Moali Heidinger.</w:t>
+        <w:t xml:space="preserve"/>
+      </w:r>
+      <w:r>
+        <w:rPr>
+          <w:rFonts w:ascii="Arial Narrow" w:eastAsia="Arial Narrow" w:hAnsi="Arial Narrow" w:cs="Arial Narrow"/>
+          <w:kern w:val="0"/>
+          <w14:ligatures w14:val="none"/>
+        </w:rPr>
+        <w:t/>
       </w:r>
     </w:p>
     <w:p>
@@ -6719,22 +6719,22 @@
           <w:kern w:val="0"/>
           <w14:ligatures w14:val="none"/>
         </w:rPr>
-        <w:t xml:space="preserve">Presunta infracción a los artículos 18 y 19 de la Ley 29571, Código de Protección y Defensa del Consumidor, en tanto </w:t>
-      </w:r>
-      <w:r>
-        <w:rPr>
-          <w:rFonts w:ascii="Arial Narrow" w:eastAsia="Arial Narrow" w:hAnsi="Arial Narrow" w:cs="Arial Narrow"/>
-          <w:kern w:val="0"/>
-          <w14:ligatures w14:val="none"/>
-        </w:rPr>
-        <w:t xml:space="preserve">el </w:t>
+        <w:t xml:space="preserve">Presunta infracción a los artículos 18 y 19 de la Ley 29571, Código de Protección y Defensa del Consumidor, en tanto el Banco Agropecuario S.A. no habrían cumplido con registrar correctamente la ampliación del Crédito 103xxxxxx920 contratado por el señor [APELLIDO] .</w:t>
+      </w:r>
+      <w:r>
+        <w:rPr>
+          <w:rFonts w:ascii="Arial Narrow" w:eastAsia="Arial Narrow" w:hAnsi="Arial Narrow" w:cs="Arial Narrow"/>
+          <w:kern w:val="0"/>
+          <w14:ligatures w14:val="none"/>
+        </w:rPr>
+        <w:t xml:space="preserve"/>
       </w:r>
       <w:r>
         <w:rPr>
           <w:rFonts w:ascii="Arial Narrow" w:eastAsia="Arial Narrow" w:hAnsi="Arial Narrow" w:cs="Arial Narrow"/>
           <w:bCs/>
         </w:rPr>
-        <w:t>Banco Agropecuario S.A.</w:t>
+        <w:t/>
       </w:r>
       <w:r>
         <w:rPr>
@@ -6745,15 +6745,15 @@
           <w:lang w:eastAsia="es-PE"/>
           <w14:ligatures w14:val="none"/>
         </w:rPr>
-        <w:t xml:space="preserve"> </w:t>
-      </w:r>
-      <w:r>
-        <w:rPr>
-          <w:rFonts w:ascii="Arial Narrow" w:eastAsia="Arial Narrow" w:hAnsi="Arial Narrow" w:cs="Arial Narrow"/>
-          <w:kern w:val="0"/>
-          <w14:ligatures w14:val="none"/>
-        </w:rPr>
-        <w:t>no habrían cumplido con registrar correctamente la ampliación del Crédito 103xxxxxx920 contratado por el señor Vicente Moali Heidinger.</w:t>
+        <w:t xml:space="preserve"/>
+      </w:r>
+      <w:r>
+        <w:rPr>
+          <w:rFonts w:ascii="Arial Narrow" w:eastAsia="Arial Narrow" w:hAnsi="Arial Narrow" w:cs="Arial Narrow"/>
+          <w:kern w:val="0"/>
+          <w14:ligatures w14:val="none"/>
+        </w:rPr>
+        <w:t/>
       </w:r>
     </w:p>
     <w:p>
@@ -6792,22 +6792,22 @@
           <w:kern w:val="0"/>
           <w14:ligatures w14:val="none"/>
         </w:rPr>
-        <w:t xml:space="preserve">Presunta infracción a los artículos 18 y 19 de la Ley 29571, Código de Protección y Defensa del Consumidor, en tanto </w:t>
-      </w:r>
-      <w:r>
-        <w:rPr>
-          <w:rFonts w:ascii="Arial Narrow" w:eastAsia="Arial Narrow" w:hAnsi="Arial Narrow" w:cs="Arial Narrow"/>
-          <w:kern w:val="0"/>
-          <w14:ligatures w14:val="none"/>
-        </w:rPr>
-        <w:t xml:space="preserve">el </w:t>
+        <w:t xml:space="preserve">Presunta infracción a los artículos 18 y 19 de la Ley 29571, Código de Protección y Defensa del Consumidor, en tanto el Banco Agropecuario S.A. no habría cumplido con registrar correctamente la ampliación del Crédito 103xxxxxx985 contratado por el señor [APELLIDO] .</w:t>
+      </w:r>
+      <w:r>
+        <w:rPr>
+          <w:rFonts w:ascii="Arial Narrow" w:eastAsia="Arial Narrow" w:hAnsi="Arial Narrow" w:cs="Arial Narrow"/>
+          <w:kern w:val="0"/>
+          <w14:ligatures w14:val="none"/>
+        </w:rPr>
+        <w:t xml:space="preserve"/>
       </w:r>
       <w:r>
         <w:rPr>
           <w:rFonts w:ascii="Arial Narrow" w:eastAsia="Arial Narrow" w:hAnsi="Arial Narrow" w:cs="Arial Narrow"/>
           <w:bCs/>
         </w:rPr>
-        <w:t>Banco Agropecuario S.A.</w:t>
+        <w:t/>
       </w:r>
       <w:r>
         <w:rPr>
@@ -6818,15 +6818,15 @@
           <w:lang w:eastAsia="es-PE"/>
           <w14:ligatures w14:val="none"/>
         </w:rPr>
-        <w:t xml:space="preserve"> </w:t>
-      </w:r>
-      <w:r>
-        <w:rPr>
-          <w:rFonts w:ascii="Arial Narrow" w:eastAsia="Arial Narrow" w:hAnsi="Arial Narrow" w:cs="Arial Narrow"/>
-          <w:kern w:val="0"/>
-          <w14:ligatures w14:val="none"/>
-        </w:rPr>
-        <w:t>no habría cumplido con registrar correctamente la ampliación del Crédito 103xxxxxx985 contratado por el señor Vicente Moali Heidinger.</w:t>
+        <w:t xml:space="preserve"/>
+      </w:r>
+      <w:r>
+        <w:rPr>
+          <w:rFonts w:ascii="Arial Narrow" w:eastAsia="Arial Narrow" w:hAnsi="Arial Narrow" w:cs="Arial Narrow"/>
+          <w:kern w:val="0"/>
+          <w14:ligatures w14:val="none"/>
+        </w:rPr>
+        <w:t/>
       </w:r>
     </w:p>
     <w:p>
@@ -6868,22 +6868,22 @@
           <w:kern w:val="0"/>
           <w14:ligatures w14:val="none"/>
         </w:rPr>
-        <w:t xml:space="preserve">Presunta infracción a los artículos 18 y 19 de la Ley 29571, Código de Protección y Defensa del Consumidor, en tanto </w:t>
-      </w:r>
-      <w:r>
-        <w:rPr>
-          <w:rFonts w:ascii="Arial Narrow" w:eastAsia="Arial Narrow" w:hAnsi="Arial Narrow" w:cs="Arial Narrow"/>
-          <w:kern w:val="0"/>
-          <w14:ligatures w14:val="none"/>
-        </w:rPr>
-        <w:t xml:space="preserve">el </w:t>
+        <w:t xml:space="preserve">Presunta infracción a los artículos 18 y 19 de la Ley 29571, Código de Protección y Defensa del Consumidor, en tanto el Banco Agropecuario S.A., no habría cumplido con registrar correctamente la ampliación del Crédito 103xxxxxx357 contratado por el señor [APELLIDO] .</w:t>
+      </w:r>
+      <w:r>
+        <w:rPr>
+          <w:rFonts w:ascii="Arial Narrow" w:eastAsia="Arial Narrow" w:hAnsi="Arial Narrow" w:cs="Arial Narrow"/>
+          <w:kern w:val="0"/>
+          <w14:ligatures w14:val="none"/>
+        </w:rPr>
+        <w:t xml:space="preserve"/>
       </w:r>
       <w:r>
         <w:rPr>
           <w:rFonts w:ascii="Arial Narrow" w:eastAsia="Arial Narrow" w:hAnsi="Arial Narrow" w:cs="Arial Narrow"/>
           <w:bCs/>
         </w:rPr>
-        <w:t>Banco Agropecuario S.A.</w:t>
+        <w:t/>
       </w:r>
       <w:r>
         <w:rPr>
@@ -6894,15 +6894,15 @@
           <w:lang w:eastAsia="es-PE"/>
           <w14:ligatures w14:val="none"/>
         </w:rPr>
-        <w:t xml:space="preserve">, </w:t>
-      </w:r>
-      <w:r>
-        <w:rPr>
-          <w:rFonts w:ascii="Arial Narrow" w:eastAsia="Arial Narrow" w:hAnsi="Arial Narrow" w:cs="Arial Narrow"/>
-          <w:kern w:val="0"/>
-          <w14:ligatures w14:val="none"/>
-        </w:rPr>
-        <w:t>no habría cumplido con registrar correctamente la ampliación del Crédito 103xxxxxx357 contratado por el señor Vicente Moali Heidinger.</w:t>
+        <w:t xml:space="preserve"/>
+      </w:r>
+      <w:r>
+        <w:rPr>
+          <w:rFonts w:ascii="Arial Narrow" w:eastAsia="Arial Narrow" w:hAnsi="Arial Narrow" w:cs="Arial Narrow"/>
+          <w:kern w:val="0"/>
+          <w14:ligatures w14:val="none"/>
+        </w:rPr>
+        <w:t/>
       </w:r>
     </w:p>
     <w:p>
@@ -7118,7 +7118,7 @@
           <w:kern w:val="0"/>
           <w14:ligatures w14:val="none"/>
         </w:rPr>
-        <w:t>Presunta infracción a los artículos 18 y 19 de la Ley 29571, Código de Protección y Defensa del Consumidor, en tanto los proveedores denunciados no habrían cumplido con brindar información relevante a la parte denunciante sobre los seguros de desgravamen contrataos por el señor Vicente Moali Heidinger, en tanto la información contenida en las solicitudes de los seguros es insuficiente.</w:t>
+        <w:t xml:space="preserve">Presunta infracción a los artículos 18 y 19 de la Ley 29571, Código de Protección y Defensa del Consumidor, en tanto los proveedores denunciados no habrían cumplido con brindar información relevante a la parte denunciante sobre los seguros de desgravamen contrataos por el señor [APELLIDO] , en tanto la información contenida en las solicitudes de los seguros es insuficiente.</w:t>
       </w:r>
     </w:p>
     <w:p>
@@ -7160,7 +7160,7 @@
           <w:kern w:val="0"/>
           <w14:ligatures w14:val="none"/>
         </w:rPr>
-        <w:t xml:space="preserve">Presunta infracción al literal e) del artículo 47 de la Ley 29571, Código de Protección y Defensa del Consumidor, en tanto los proveedores denunciados no habrían cumplido con entregar al señor Vicente Moali Heidinger el certificado de seguro de desgravamen asociado a la Línea de Crédito </w:t>
+        <w:t xml:space="preserve">Presunta infracción al literal e) del artículo 47 de la Ley 29571, Código de Protección y Defensa del Consumidor, en tanto los proveedores denunciados no habrían cumplido con entregar al señor [APELLIDO] el certificado de seguro de desgravamen asociado a la Línea de Crédito  103****7920.</w:t>
       </w:r>
       <w:proofErr w:type="spellStart"/>
       <w:r>
@@ -7178,7 +7178,7 @@
           <w:kern w:val="0"/>
           <w14:ligatures w14:val="none"/>
         </w:rPr>
-        <w:t xml:space="preserve"> 103****7920.</w:t>
+        <w:t xml:space="preserve"/>
       </w:r>
     </w:p>
     <w:p>
@@ -7217,15 +7217,15 @@
           <w:kern w:val="0"/>
           <w14:ligatures w14:val="none"/>
         </w:rPr>
-        <w:t>Presunta infracción al literal e) del artículo 47 de la Ley 29571, Código de Protección y Defensa del Consumidor, en tanto los proveedores denunciados</w:t>
-      </w:r>
-      <w:r>
-        <w:rPr>
-          <w:rFonts w:ascii="Arial Narrow" w:eastAsia="Arial Narrow" w:hAnsi="Arial Narrow" w:cs="Arial Narrow"/>
-          <w:kern w:val="0"/>
-          <w14:ligatures w14:val="none"/>
-        </w:rPr>
-        <w:t xml:space="preserve"> no habrían cumplido con entregar al señor Vicente Moali Heidinger el certificado de seguro de desgravamen asociado a la Línea de Crédito </w:t>
+        <w:t xml:space="preserve">Presunta infracción al literal e) del artículo 47 de la Ley 29571, Código de Protección y Defensa del Consumidor, en tanto los proveedores denunciados no habrían cumplido con entregar al señor [APELLIDO] el certificado de seguro de desgravamen asociado a la Línea de Crédito  103****6985.</w:t>
+      </w:r>
+      <w:r>
+        <w:rPr>
+          <w:rFonts w:ascii="Arial Narrow" w:eastAsia="Arial Narrow" w:hAnsi="Arial Narrow" w:cs="Arial Narrow"/>
+          <w:kern w:val="0"/>
+          <w14:ligatures w14:val="none"/>
+        </w:rPr>
+        <w:t xml:space="preserve"/>
       </w:r>
       <w:proofErr w:type="spellStart"/>
       <w:r>
@@ -7243,15 +7243,15 @@
           <w:kern w:val="0"/>
           <w14:ligatures w14:val="none"/>
         </w:rPr>
-        <w:t xml:space="preserve"> 103****6985</w:t>
-      </w:r>
-      <w:r>
-        <w:rPr>
-          <w:rFonts w:ascii="Arial Narrow" w:eastAsia="Arial Narrow" w:hAnsi="Arial Narrow" w:cs="Arial Narrow"/>
-          <w:kern w:val="0"/>
-          <w14:ligatures w14:val="none"/>
-        </w:rPr>
-        <w:t>.</w:t>
+        <w:t xml:space="preserve"/>
+      </w:r>
+      <w:r>
+        <w:rPr>
+          <w:rFonts w:ascii="Arial Narrow" w:eastAsia="Arial Narrow" w:hAnsi="Arial Narrow" w:cs="Arial Narrow"/>
+          <w:kern w:val="0"/>
+          <w14:ligatures w14:val="none"/>
+        </w:rPr>
+        <w:t/>
       </w:r>
     </w:p>
     <w:p>
@@ -7290,15 +7290,15 @@
           <w:kern w:val="0"/>
           <w14:ligatures w14:val="none"/>
         </w:rPr>
-        <w:t xml:space="preserve">Presunta infracción al literal e) del artículo 47 de la Ley 29571, Código de Protección y Defensa del Consumidor, en tanto </w:t>
-      </w:r>
-      <w:r>
-        <w:rPr>
-          <w:rFonts w:ascii="Arial Narrow" w:eastAsia="Arial Narrow" w:hAnsi="Arial Narrow" w:cs="Arial Narrow"/>
-          <w:kern w:val="0"/>
-          <w14:ligatures w14:val="none"/>
-        </w:rPr>
-        <w:t xml:space="preserve">los proveedores denunciados no habrían cumplido con entregar al señor Vicente Moali Heidinger el certificado de seguro de desgravamen asociado a la Línea de Crédito </w:t>
+        <w:t xml:space="preserve">Presunta infracción al literal e) del artículo 47 de la Ley 29571, Código de Protección y Defensa del Consumidor, en tanto los proveedores denunciados no habrían cumplido con entregar al señor [APELLIDO] el certificado de seguro de desgravamen asociado a la Línea de Crédito  103****7357.</w:t>
+      </w:r>
+      <w:r>
+        <w:rPr>
+          <w:rFonts w:ascii="Arial Narrow" w:eastAsia="Arial Narrow" w:hAnsi="Arial Narrow" w:cs="Arial Narrow"/>
+          <w:kern w:val="0"/>
+          <w14:ligatures w14:val="none"/>
+        </w:rPr>
+        <w:t xml:space="preserve"/>
       </w:r>
       <w:proofErr w:type="spellStart"/>
       <w:r>
@@ -7316,15 +7316,15 @@
           <w:kern w:val="0"/>
           <w14:ligatures w14:val="none"/>
         </w:rPr>
-        <w:t xml:space="preserve"> 103****7357</w:t>
-      </w:r>
-      <w:r>
-        <w:rPr>
-          <w:rFonts w:ascii="Arial Narrow" w:eastAsia="Arial Narrow" w:hAnsi="Arial Narrow" w:cs="Arial Narrow"/>
-          <w:kern w:val="0"/>
-          <w14:ligatures w14:val="none"/>
-        </w:rPr>
-        <w:t>.</w:t>
+        <w:t xml:space="preserve"/>
+      </w:r>
+      <w:r>
+        <w:rPr>
+          <w:rFonts w:ascii="Arial Narrow" w:eastAsia="Arial Narrow" w:hAnsi="Arial Narrow" w:cs="Arial Narrow"/>
+          <w:kern w:val="0"/>
+          <w14:ligatures w14:val="none"/>
+        </w:rPr>
+        <w:t/>
       </w:r>
     </w:p>
     <w:p>
@@ -8336,7 +8336,7 @@
           <w:lang w:eastAsia="es-PE"/>
           <w14:ligatures w14:val="none"/>
         </w:rPr>
-        <w:t xml:space="preserve">SÉTIMO: </w:t>
+        <w:t xml:space="preserve">SÉTIMO: requerir que, en un plazo no mayor de cinco (5) días hábiles contado a partir del día siguiente de la notificación de la presente resolución, la [DENUNCIANTE], cumpla con presentar los poderes de representación otorgados por el señor [APELLIDO] Anronio [APELLIDO] Ruffer para acreditar que interpone la presente denuncia administrativa en su calidad de integrante [APELLIDO] .</w:t>
       </w:r>
       <w:r>
         <w:rPr>
@@ -8346,7 +8346,7 @@
           <w:lang w:eastAsia="es-ES"/>
           <w14:ligatures w14:val="none"/>
         </w:rPr>
-        <w:t xml:space="preserve">requerir </w:t>
+        <w:t xml:space="preserve"/>
       </w:r>
       <w:r>
         <w:rPr>
@@ -8356,7 +8356,7 @@
           <w:lang w:val="es-ES" w:eastAsia="es-ES"/>
           <w14:ligatures w14:val="none"/>
         </w:rPr>
-        <w:t xml:space="preserve">que, en un </w:t>
+        <w:t xml:space="preserve"/>
       </w:r>
       <w:r>
         <w:rPr>
@@ -8366,7 +8366,7 @@
           <w:lang w:eastAsia="es-ES"/>
           <w14:ligatures w14:val="none"/>
         </w:rPr>
-        <w:t xml:space="preserve">plazo no mayor de cinco (5) días hábiles contado a partir del día siguiente de la notificación de la presente resolución, </w:t>
+        <w:t xml:space="preserve"/>
       </w:r>
       <w:r>
         <w:rPr>
@@ -8377,7 +8377,7 @@
           <w:lang w:eastAsia="es-PE"/>
           <w14:ligatures w14:val="none"/>
         </w:rPr>
-        <w:t>la Sucesión Intestada de Vicente Moali Heidinger</w:t>
+        <w:t/>
       </w:r>
       <w:r>
         <w:rPr>
@@ -8387,7 +8387,7 @@
           <w:lang w:eastAsia="es-ES"/>
           <w14:ligatures w14:val="none"/>
         </w:rPr>
-        <w:t xml:space="preserve">, </w:t>
+        <w:t xml:space="preserve"/>
       </w:r>
       <w:r>
         <w:rPr>
@@ -8397,7 +8397,7 @@
           <w:lang w:val="es-ES" w:eastAsia="es-ES"/>
           <w14:ligatures w14:val="none"/>
         </w:rPr>
-        <w:t xml:space="preserve">cumpla </w:t>
+        <w:t xml:space="preserve"/>
       </w:r>
       <w:r>
         <w:rPr>
@@ -8405,7 +8405,7 @@
           <w:bCs/>
           <w:spacing w:val="-3"/>
         </w:rPr>
-        <w:t xml:space="preserve">con presentar los poderes de representación otorgados por el señor Marco Anronio Moali Ruffer para acreditar que interpone la presente denuncia administrativa en su calidad de integrante de </w:t>
+        <w:t xml:space="preserve"/>
       </w:r>
       <w:r>
         <w:rPr>
@@ -8416,7 +8416,7 @@
           <w:lang w:eastAsia="es-PE"/>
           <w14:ligatures w14:val="none"/>
         </w:rPr>
-        <w:t>la Sucesión Intestada</w:t>
+        <w:t/>
       </w:r>
       <w:r>
         <w:rPr>
@@ -8424,7 +8424,7 @@
           <w:bCs/>
           <w:spacing w:val="-3"/>
         </w:rPr>
-        <w:t>.</w:t>
+        <w:t/>
       </w:r>
     </w:p>
     <w:p>
@@ -9010,7 +9010,7 @@
           <w:b/>
           <w:bCs/>
         </w:rPr>
-        <w:t>DÉCIMO</w:t>
+        <w:t xml:space="preserve">DÉCIMO SEGUNDO: requerir a la [DENUNCIANTE] para que, dentro del plazo de dos (2) días hábiles siguientes a la fecha en que reciba la notificación en su bandeja de correo electrónico, efectúe la confirmación de recepción de la notificación remitida por este despacho a su correo electrónico, de conformidad con el segundo párrafo del numeral 4 del artículo 20 del Texto Único Ordenado de la Ley del Procedimiento Administrativo General, aprobado mediante Decreto Supremo 006-2026-JUS, bajo apercibimiento de rehacer el acto de notificación y notificarle conforme al numeral 1 del artículo 20 del citado cuerpo normativo.</w:t>
       </w:r>
       <w:r>
         <w:rPr>
@@ -9018,7 +9018,7 @@
           <w:b/>
           <w:bCs/>
         </w:rPr>
-        <w:t xml:space="preserve"> SEGUNDO</w:t>
+        <w:t xml:space="preserve"/>
       </w:r>
       <w:r>
         <w:rPr>
@@ -9028,7 +9028,7 @@
           <w:kern w:val="0"/>
           <w14:ligatures w14:val="none"/>
         </w:rPr>
-        <w:t>:</w:t>
+        <w:t/>
       </w:r>
       <w:r>
         <w:rPr>
@@ -9038,7 +9038,7 @@
           <w:kern w:val="0"/>
           <w14:ligatures w14:val="none"/>
         </w:rPr>
-        <w:t xml:space="preserve"> </w:t>
+        <w:t xml:space="preserve"/>
       </w:r>
       <w:r>
         <w:rPr>
@@ -9048,14 +9048,14 @@
           <w:kern w:val="0"/>
           <w14:ligatures w14:val="none"/>
         </w:rPr>
-        <w:t xml:space="preserve">requerir a la Sucesión Intestada de Vicente Moali Heidinger </w:t>
+        <w:t xml:space="preserve"/>
       </w:r>
       <w:r>
         <w:rPr>
           <w:rFonts w:ascii="Arial Narrow" w:hAnsi="Arial Narrow"/>
           <w:color w:val="000000"/>
         </w:rPr>
-        <w:t>para que, dentro del plazo de dos (2) días hábiles siguientes a la fecha en que reciba la notificación en su bandeja de correo electrónico, efectúe la confirmación de recepción de la notificación remitida por este despacho a su correo electrónico, de conformidad con el segundo párrafo del numeral 4 del artículo 20</w:t>
+        <w:t/>
       </w:r>
       <w:r>
         <w:rPr>
@@ -9072,14 +9072,14 @@
           <w:rFonts w:ascii="Arial Narrow" w:hAnsi="Arial Narrow"/>
           <w:color w:val="000000"/>
         </w:rPr>
-        <w:t xml:space="preserve"> del Texto Único Ordenado de la Ley del Procedimiento Administrativo</w:t>
+        <w:t xml:space="preserve"/>
       </w:r>
       <w:r>
         <w:rPr>
           <w:rFonts w:ascii="Arial Narrow" w:hAnsi="Arial Narrow"/>
           <w:color w:val="000000"/>
         </w:rPr>
-        <w:t xml:space="preserve"> General, aprobado mediante Decreto Supremo 006-2026-JUS, bajo apercibimiento de rehacer el acto de notificación y notificarle conforme al numeral 1 del artículo 20</w:t>
+        <w:t xml:space="preserve"/>
       </w:r>
       <w:r>
         <w:rPr>
@@ -9096,7 +9096,7 @@
           <w:rFonts w:ascii="Arial Narrow" w:hAnsi="Arial Narrow"/>
           <w:color w:val="000000"/>
         </w:rPr>
-        <w:t xml:space="preserve"> del citado cuerpo normativo</w:t>
+        <w:t xml:space="preserve"/>
       </w:r>
       <w:r>
         <w:rPr>
@@ -9109,7 +9109,7 @@
         <w:rPr>
           <w:rFonts w:ascii="Arial Narrow" w:hAnsi="Arial Narrow" w:cs="Arial"/>
         </w:rPr>
-        <w:t>.</w:t>
+        <w:t/>
       </w:r>
     </w:p>
     <w:p>

--- a/plantillas_maestras/03_seguro_desgravamen/negativa_cobertura/2_ddos_banco_y_aseguradora/sucesion_intestada/TPL_3358_2025_SEGURO_DESGRAVAMEN_NEGATIVA_COBERTURA_BANCO_SUCESION_INTESTADA_R1.docx
+++ b/plantillas_maestras/03_seguro_desgravamen/negativa_cobertura/2_ddos_banco_y_aseguradora/sucesion_intestada/TPL_3358_2025_SEGURO_DESGRAVAMEN_NEGATIVA_COBERTURA_BANCO_SUCESION_INTESTADA_R1.docx
@@ -2388,7 +2388,7 @@
           <w:kern w:val="0"/>
           <w14:ligatures w14:val="none"/>
         </w:rPr>
-        <w:t xml:space="preserve">La Secretaría Técnica de la Comisión de Protección al Consumidor 1 (en adelante, la Secretaría Técnica), en ejercicio de sus facultades, considera que el hecho denunciado, consistente en que Protecta S.A. Compañía de Seguros y Reaseguros habría denegado injustificadamente a la denunciante la cobertura del seguro de desgravamen asociado a la Línea de Crédito  103****7920 por el fallecimiento del señor [APELLIDO] el 17 de diciembre de 2024; involucraría una presunta afectación a sus expectativas, quien no habría encontrado una correspondencia entre lo que esperaba recibir de parte del proveedor y lo que realmente recibió. Por consiguiente, corresponde calificar el hecho materia de denuncia como una presunta infracción al deber de idoneidad, tipificado en los artículos 18 y 19 del Código.</w:t>
+        <w:t xml:space="preserve">La Secretaría Técnica de la Comisión de Protección al Consumidor 1 (en adelante, la Secretaría Técnica), en ejercicio de sus facultades, considera que el hecho denunciado, consistente en que Protecta S.A. Compañía de Seguros y Reaseguros habría denegado injustificadamente a la denunciante la cobertura del seguro de desgravamen asociado a la Línea de Crédito 103****7920 por el fallecimiento del señor [APELLIDO] el 17 de diciembre de 2024; involucraría una presunta afectación a sus expectativas, quien no habría encontrado una correspondencia entre lo que esperaba recibir de parte del proveedor y lo que realmente recibió. Por consiguiente, corresponde calificar el hecho materia de denuncia como una presunta infracción al deber de idoneidad, tipificado en los artículos 18 y 19 del Código.</w:t>
       </w:r>
       <w:r>
         <w:rPr>
@@ -2548,7 +2548,7 @@
           <w:kern w:val="0"/>
           <w14:ligatures w14:val="none"/>
         </w:rPr>
-        <w:t xml:space="preserve">Además, la Secretaría Técnica, en ejercicio de sus facultades, considera que el hecho denunciado, consistente en que Protecta S.A. Compañía de Seguros y Reaseguros habría denegado injustificadamente a la denunciante la cobertura del seguro de desgravamen asociado a la Línea de Crédito  103****6985 por el fallecimiento del señor [APELLIDO] el 17 de diciembre de 2024; involucraría una presunta afectación a sus expectativas, quien no habría encontrado una correspondencia entre lo que esperaba recibir de parte del proveedor y lo que realmente recibió. Por consiguiente, corresponde calificar el hecho materia de denuncia como una presunta infracción al deber de idoneidad, tipificado en los artículos 18 y 19 del Código. </w:t>
+        <w:t xml:space="preserve">Además, la Secretaría Técnica, en ejercicio de sus facultades, considera que el hecho denunciado, consistente en que Protecta S.A. Compañía de Seguros y Reaseguros habría denegado injustificadamente a la denunciante la cobertura del seguro de desgravamen asociado a la Línea de Crédito 103****6985 por el fallecimiento del señor [APELLIDO] el 17 de diciembre de 2024; involucraría una presunta afectación a sus expectativas, quien no habría encontrado una correspondencia entre lo que esperaba recibir de parte del proveedor y lo que realmente recibió. Por consiguiente, corresponde calificar el hecho materia de denuncia como una presunta infracción al deber de idoneidad, tipificado en los artículos 18 y 19 del Código. </w:t>
       </w:r>
       <w:r>
         <w:rPr>
@@ -2700,7 +2700,7 @@
           <w:kern w:val="0"/>
           <w14:ligatures w14:val="none"/>
         </w:rPr>
-        <w:t xml:space="preserve">Asimismo, la Secretaría Técnica, en ejercicio de sus facultades, considera que el hecho denunciado, consistente en que Protecta S.A. Compañía de Seguros y Reaseguros habría denegado injustificadamente a la denunciante la cobertura del seguro de desgravamen asociado a la Línea de Crédito  103****7357 por el fallecimiento del señor [APELLIDO] el 17 de diciembre de 2024; involucraría una presunta afectación a sus expectativas, quien no habría encontrado una correspondencia entre lo que esperaba recibir de parte del proveedor y lo que realmente recibió. Por consiguiente, corresponde calificar el hecho materia de denuncia como una presunta infracción al deber de idoneidad, tipificado en los artículos 18 y 19 del Código. </w:t>
+        <w:t xml:space="preserve">Asimismo, la Secretaría Técnica, en ejercicio de sus facultades, considera que el hecho denunciado, consistente en que Protecta S.A. Compañía de Seguros y Reaseguros habría denegado injustificadamente a la denunciante la cobertura del seguro de desgravamen asociado a la Línea de Crédito 103****7357 por el fallecimiento del señor [APELLIDO] el 17 de diciembre de 2024; involucraría una presunta afectación a sus expectativas, quien no habría encontrado una correspondencia entre lo que esperaba recibir de parte del proveedor y lo que realmente recibió. Por consiguiente, corresponde calificar el hecho materia de denuncia como una presunta infracción al deber de idoneidad, tipificado en los artículos 18 y 19 del Código. </w:t>
       </w:r>
       <w:r>
         <w:rPr>
@@ -3349,7 +3349,7 @@
           <w:kern w:val="0"/>
           <w14:ligatures w14:val="none"/>
         </w:rPr>
-        <w:t xml:space="preserve">Adicionalmente, la Secretaría Técnica, en ejercicio de sus facultades, considera que el hecho denunciado, consistente en que el Banco Agropecuario S.A. no habría cumplido con custodiar de manera íntegra los documentos correspondientes al Crédito  10313567920 contratado por el señor [APELLIDO] ; involucraría una presunta afectación a sus expectativas, quien no habría encontrado una correspondencia entre lo que esperaba recibir de parte del proveedor y lo que realmente recibió. Por consiguiente, corresponde calificar el hecho materia de denuncia como una presunta infracción al deber de idoneidad, tipificado en los artículos 18 y 19 del Código. </w:t>
+        <w:t xml:space="preserve">Adicionalmente, la Secretaría Técnica, en ejercicio de sus facultades, considera que el hecho denunciado, consistente en que el Banco Agropecuario S.A. no habría cumplido con custodiar de manera íntegra los documentos correspondientes al Crédito 10313567920 contratado por el señor [APELLIDO] ; involucraría una presunta afectación a sus expectativas, quien no habría encontrado una correspondencia entre lo que esperaba recibir de parte del proveedor y lo que realmente recibió. Por consiguiente, corresponde calificar el hecho materia de denuncia como una presunta infracción al deber de idoneidad, tipificado en los artículos 18 y 19 del Código. </w:t>
       </w:r>
       <w:r>
         <w:rPr>
@@ -3517,7 +3517,7 @@
           <w:kern w:val="0"/>
           <w14:ligatures w14:val="none"/>
         </w:rPr>
-        <w:t xml:space="preserve">Además, la Secretaría Técnica, en ejercicio de sus facultades, considera que el hecho denunciado, consistente en que el Banco Agropecuario S.A., no habría cumplido con custodiar de manera íntegra los documentos correspondientes al Crédito  10315686985 contratado por el señor [APELLIDO] ; involucraría una presunta afectación a sus expectativas, quien no habría encontrado una correspondencia entre lo que esperaba recibir de parte del proveedor y lo que realmente recibió. Por consiguiente, corresponde calificar el hecho materia de denuncia como una presunta infracción al deber de idoneidad, tipificado en los artículos 18 y 19 del Código. </w:t>
+        <w:t xml:space="preserve">Además, la Secretaría Técnica, en ejercicio de sus facultades, considera que el hecho denunciado, consistente en que el Banco Agropecuario S.A., no habría cumplido con custodiar de manera íntegra los documentos correspondientes al Crédito 10315686985 contratado por el señor [APELLIDO] ; involucraría una presunta afectación a sus expectativas, quien no habría encontrado una correspondencia entre lo que esperaba recibir de parte del proveedor y lo que realmente recibió. Por consiguiente, corresponde calificar el hecho materia de denuncia como una presunta infracción al deber de idoneidad, tipificado en los artículos 18 y 19 del Código. </w:t>
       </w:r>
       <w:r>
         <w:rPr>
@@ -3685,7 +3685,7 @@
           <w:kern w:val="0"/>
           <w14:ligatures w14:val="none"/>
         </w:rPr>
-        <w:t xml:space="preserve">Asimismo, la Secretaría Técnica, en ejercicio de sus facultades, considera que el hecho denunciado, consistente en que el Banco Agropecuario S.A., no habría cumplido con custodiar de manera íntegra los documentos correspondientes al Crédito  10326627357 contratado por el señor [APELLIDO] ; involucraría una presunta afectación a sus expectativas, quien no habría encontrado una correspondencia entre lo que esperaba recibir de parte del proveedor y lo que realmente recibió. Por consiguiente, corresponde calificar el hecho materia de denuncia como una presunta infracción al deber de idoneidad, tipificado en los artículos 18 y 19 del Código. </w:t>
+        <w:t xml:space="preserve">Asimismo, la Secretaría Técnica, en ejercicio de sus facultades, considera que el hecho denunciado, consistente en que el Banco Agropecuario S.A., no habría cumplido con custodiar de manera íntegra los documentos correspondientes al Crédito 10326627357 contratado por el señor [APELLIDO] ; involucraría una presunta afectación a sus expectativas, quien no habría encontrado una correspondencia entre lo que esperaba recibir de parte del proveedor y lo que realmente recibió. Por consiguiente, corresponde calificar el hecho materia de denuncia como una presunta infracción al deber de idoneidad, tipificado en los artículos 18 y 19 del Código. </w:t>
       </w:r>
       <w:r>
         <w:rPr>
@@ -3862,7 +3862,7 @@
           <w:kern w:val="0"/>
           <w14:ligatures w14:val="none"/>
         </w:rPr>
-        <w:t xml:space="preserve">Adicionalmente, la Secretaría Técnica, en ejercicio de sus facultades, considera que el hecho denunciado, consistente en que el Banco Agropecuario S.A. no habrían cumplido con registrar correctamente la ampliación del Crédito  10313567920 contratado por el señor [APELLIDO] ; involucraría una presunta afectación a sus expectativas, quien no habría encontrado una correspondencia entre lo que esperaba recibir de parte del proveedor y lo que realmente recibió. Por consiguiente, corresponde calificar el hecho materia de denuncia como una presunta infracción al deber de idoneidad, tipificado en los artículos 18 y 19 del Código. </w:t>
+        <w:t xml:space="preserve">Adicionalmente, la Secretaría Técnica, en ejercicio de sus facultades, considera que el hecho denunciado, consistente en que el Banco Agropecuario S.A. no habrían cumplido con registrar correctamente la ampliación del Crédito 10313567920 contratado por el señor [APELLIDO] ; involucraría una presunta afectación a sus expectativas, quien no habría encontrado una correspondencia entre lo que esperaba recibir de parte del proveedor y lo que realmente recibió. Por consiguiente, corresponde calificar el hecho materia de denuncia como una presunta infracción al deber de idoneidad, tipificado en los artículos 18 y 19 del Código. </w:t>
       </w:r>
       <w:r>
         <w:rPr>
@@ -4030,7 +4030,7 @@
           <w:kern w:val="0"/>
           <w14:ligatures w14:val="none"/>
         </w:rPr>
-        <w:t xml:space="preserve">Además, la Secretaría Técnica, en ejercicio de sus facultades, considera que el hecho denunciado, consistente en que el Banco Agropecuario S.A. no habría cumplido con registrar correctamente la ampliación del Crédito  10315686985 contratado por el señor [APELLIDO] ; involucraría una presunta afectación a sus expectativas, quien no habría encontrado una correspondencia entre lo que esperaba recibir de parte del proveedor y lo que realmente recibió. Por consiguiente, corresponde calificar el hecho materia de denuncia como una presunta infracción al deber de idoneidad, tipificado en los artículos 18 y 19 del Código. </w:t>
+        <w:t xml:space="preserve">Además, la Secretaría Técnica, en ejercicio de sus facultades, considera que el hecho denunciado, consistente en que el Banco Agropecuario S.A. no habría cumplido con registrar correctamente la ampliación del Crédito 10315686985 contratado por el señor [APELLIDO] ; involucraría una presunta afectación a sus expectativas, quien no habría encontrado una correspondencia entre lo que esperaba recibir de parte del proveedor y lo que realmente recibió. Por consiguiente, corresponde calificar el hecho materia de denuncia como una presunta infracción al deber de idoneidad, tipificado en los artículos 18 y 19 del Código. </w:t>
       </w:r>
       <w:r>
         <w:rPr>
@@ -4198,7 +4198,7 @@
           <w:kern w:val="0"/>
           <w14:ligatures w14:val="none"/>
         </w:rPr>
-        <w:t xml:space="preserve">Asimismo, la Secretaría Técnica, en ejercicio de sus facultades, considera que el hecho denunciado, consistente en que el Banco Agropecuario S.A., no habría cumplido con registrar correctamente la ampliación del Crédito  10326627357 contratado por el señor [APELLIDO] ; involucraría una presunta afectación a sus expectativas, quien no habría encontrado una correspondencia entre lo que esperaba recibir de parte del proveedor y lo que realmente recibió. Por consiguiente, corresponde calificar el hecho materia de denuncia como una presunta infracción al deber de idoneidad, tipificado en los artículos 18 y 19 del Código. </w:t>
+        <w:t xml:space="preserve">Asimismo, la Secretaría Técnica, en ejercicio de sus facultades, considera que el hecho denunciado, consistente en que el Banco Agropecuario S.A., no habría cumplido con registrar correctamente la ampliación del Crédito 10326627357 contratado por el señor [APELLIDO] ; involucraría una presunta afectación a sus expectativas, quien no habría encontrado una correspondencia entre lo que esperaba recibir de parte del proveedor y lo que realmente recibió. Por consiguiente, corresponde calificar el hecho materia de denuncia como una presunta infracción al deber de idoneidad, tipificado en los artículos 18 y 19 del Código. </w:t>
       </w:r>
       <w:r>
         <w:rPr>
@@ -4981,7 +4981,7 @@
           <w:kern w:val="0"/>
           <w14:ligatures w14:val="none"/>
         </w:rPr>
-        <w:t xml:space="preserve">Asimismo, la Secretaría Técnica, en ejercicio de sus facultades, considera que el hecho denunciado, consistente en que los proveedores denunciados no habrían cumplido con entregar al señor [APELLIDO] el certificado de seguro de desgravamen asociado a la Línea de Crédito  103****7920. Por consiguiente, corresponde calificar el hecho materia de denuncia como una presunta infracción al deber de entregar a los usuarios copia de los contratos y demás documentación relacionada con dichos actos jurídicos, tipificado en el literal e) del artículo 47 del Código.</w:t>
+        <w:t xml:space="preserve">Asimismo, la Secretaría Técnica, en ejercicio de sus facultades, considera que el hecho denunciado, consistente en que los proveedores denunciados no habrían cumplido con entregar al señor [APELLIDO] el certificado de seguro de desgravamen asociado a la Línea de Crédito 103****7920. Por consiguiente, corresponde calificar el hecho materia de denuncia como una presunta infracción al deber de entregar a los usuarios copia de los contratos y demás documentación relacionada con dichos actos jurídicos, tipificado en el literal e) del artículo 47 del Código.</w:t>
       </w:r>
       <w:r>
         <w:rPr>
@@ -5096,7 +5096,7 @@
           <w:kern w:val="0"/>
           <w14:ligatures w14:val="none"/>
         </w:rPr>
-        <w:t xml:space="preserve">Adicionalmente, la Secretaría Técnica, en ejercicio de sus facultades, considera que el hecho denunciado, consistente en que los proveedores denunciados no habrían cumplido con entregar al señor [APELLIDO] el certificado de seguro de desgravamen asociado a la Línea de Crédito  103****6985. Por consiguiente, corresponde calificar el hecho materia de denuncia como una presunta infracción al deber de entregar a los usuarios copia de los contratos y demás documentación relacionada con dichos actos jurídicos, tipificado en el literal e) del artículo 47 del Código.</w:t>
+        <w:t xml:space="preserve">Adicionalmente, la Secretaría Técnica, en ejercicio de sus facultades, considera que el hecho denunciado, consistente en que los proveedores denunciados no habrían cumplido con entregar al señor [APELLIDO] el certificado de seguro de desgravamen asociado a la Línea de Crédito 103****6985. Por consiguiente, corresponde calificar el hecho materia de denuncia como una presunta infracción al deber de entregar a los usuarios copia de los contratos y demás documentación relacionada con dichos actos jurídicos, tipificado en el literal e) del artículo 47 del Código.</w:t>
       </w:r>
       <w:r>
         <w:rPr>
@@ -5183,7 +5183,7 @@
           <w:kern w:val="0"/>
           <w14:ligatures w14:val="none"/>
         </w:rPr>
-        <w:t xml:space="preserve">Además, la Secretaría Técnica, en ejercicio de sus facultades, considera que el hecho denunciado, consistente en que los proveedores denunciados no habrían cumplido con entregar al señor [APELLIDO] el certificado de seguro de desgravamen asociado a la Línea de Crédito  103****7357. Por consiguiente, corresponde calificar el hecho materia de denuncia como una presunta infracción al deber de entregar a los usuarios copia de los contratos y demás documentación relacionada con dichos actos jurídicos, tipificado en el literal e) del artículo 47 del Código.</w:t>
+        <w:t xml:space="preserve">Además, la Secretaría Técnica, en ejercicio de sus facultades, considera que el hecho denunciado, consistente en que los proveedores denunciados no habrían cumplido con entregar al señor [APELLIDO] el certificado de seguro de desgravamen asociado a la Línea de Crédito 103****7357. Por consiguiente, corresponde calificar el hecho materia de denuncia como una presunta infracción al deber de entregar a los usuarios copia de los contratos y demás documentación relacionada con dichos actos jurídicos, tipificado en el literal e) del artículo 47 del Código.</w:t>
       </w:r>
       <w:r>
         <w:rPr>
@@ -5869,7 +5869,7 @@
           <w:lang w:val="es-ES" w:eastAsia="es-ES"/>
           <w14:ligatures w14:val="none"/>
         </w:rPr>
-        <w:t xml:space="preserve">Asimismo, la Secretaría Técnica, en ejercicio de las facultades que la ley le confiere, conviene requerir que, en un plazo no mayor de cinco (5) días hábiles contado a partir del día siguiente de la notificación de la presente resolución, la [APELLIDO] , cumpla con presentar los poderes de representación otorgados por el señor [APELLIDO] Anronio [APELLIDO] Ruffer para acreditar que interpone la presente denuncia administrativa en su calidad de integrante [APELLIDO] .</w:t>
+        <w:t xml:space="preserve">Asimismo, la Secretaría Técnica, en ejercicio de las facultades que la ley le confiere, conviene requerir que, en un plazo no mayor de cinco (5) días hábiles contado a partir del día siguiente de la notificación de la presente resolución, la [APELLIDO] , cumpla con presentar los poderes de representación otorgados por el señor [APELLIDO] [APELLIDO] Ruffer para acreditar que interpone la presente denuncia administrativa en su calidad de integrante [APELLIDO] .</w:t>
       </w:r>
       <w:r>
         <w:rPr>
@@ -7160,7 +7160,7 @@
           <w:kern w:val="0"/>
           <w14:ligatures w14:val="none"/>
         </w:rPr>
-        <w:t xml:space="preserve">Presunta infracción al literal e) del artículo 47 de la Ley 29571, Código de Protección y Defensa del Consumidor, en tanto los proveedores denunciados no habrían cumplido con entregar al señor [APELLIDO] el certificado de seguro de desgravamen asociado a la Línea de Crédito  103****7920.</w:t>
+        <w:t xml:space="preserve">Presunta infracción al literal e) del artículo 47 de la Ley 29571, Código de Protección y Defensa del Consumidor, en tanto los proveedores denunciados no habrían cumplido con entregar al señor [APELLIDO] el certificado de seguro de desgravamen asociado a la Línea de Crédito 103****7920.</w:t>
       </w:r>
       <w:proofErr w:type="spellStart"/>
       <w:r>
@@ -7217,7 +7217,7 @@
           <w:kern w:val="0"/>
           <w14:ligatures w14:val="none"/>
         </w:rPr>
-        <w:t xml:space="preserve">Presunta infracción al literal e) del artículo 47 de la Ley 29571, Código de Protección y Defensa del Consumidor, en tanto los proveedores denunciados no habrían cumplido con entregar al señor [APELLIDO] el certificado de seguro de desgravamen asociado a la Línea de Crédito  103****6985.</w:t>
+        <w:t xml:space="preserve">Presunta infracción al literal e) del artículo 47 de la Ley 29571, Código de Protección y Defensa del Consumidor, en tanto los proveedores denunciados no habrían cumplido con entregar al señor [APELLIDO] el certificado de seguro de desgravamen asociado a la Línea de Crédito 103****6985.</w:t>
       </w:r>
       <w:r>
         <w:rPr>
@@ -7290,7 +7290,7 @@
           <w:kern w:val="0"/>
           <w14:ligatures w14:val="none"/>
         </w:rPr>
-        <w:t xml:space="preserve">Presunta infracción al literal e) del artículo 47 de la Ley 29571, Código de Protección y Defensa del Consumidor, en tanto los proveedores denunciados no habrían cumplido con entregar al señor [APELLIDO] el certificado de seguro de desgravamen asociado a la Línea de Crédito  103****7357.</w:t>
+        <w:t xml:space="preserve">Presunta infracción al literal e) del artículo 47 de la Ley 29571, Código de Protección y Defensa del Consumidor, en tanto los proveedores denunciados no habrían cumplido con entregar al señor [APELLIDO] el certificado de seguro de desgravamen asociado a la Línea de Crédito 103****7357.</w:t>
       </w:r>
       <w:r>
         <w:rPr>
@@ -8336,7 +8336,7 @@
           <w:lang w:eastAsia="es-PE"/>
           <w14:ligatures w14:val="none"/>
         </w:rPr>
-        <w:t xml:space="preserve">SÉTIMO: requerir que, en un plazo no mayor de cinco (5) días hábiles contado a partir del día siguiente de la notificación de la presente resolución, la [DENUNCIANTE], cumpla con presentar los poderes de representación otorgados por el señor [APELLIDO] Anronio [APELLIDO] Ruffer para acreditar que interpone la presente denuncia administrativa en su calidad de integrante [APELLIDO] .</w:t>
+        <w:t xml:space="preserve">SÉTIMO: requerir que, en un plazo no mayor de cinco (5) días hábiles contado a partir del día siguiente de la notificación de la presente resolución, la [DENUNCIANTE], cumpla con presentar los poderes de representación otorgados por el señor [APELLIDO] [APELLIDO] Ruffer para acreditar que interpone la presente denuncia administrativa en su calidad de integrante [APELLIDO] .</w:t>
       </w:r>
       <w:r>
         <w:rPr>

--- a/plantillas_maestras/03_seguro_desgravamen/negativa_cobertura/2_ddos_banco_y_aseguradora/sucesion_intestada/TPL_3358_2025_SEGURO_DESGRAVAMEN_NEGATIVA_COBERTURA_BANCO_SUCESION_INTESTADA_R1.docx
+++ b/plantillas_maestras/03_seguro_desgravamen/negativa_cobertura/2_ddos_banco_y_aseguradora/sucesion_intestada/TPL_3358_2025_SEGURO_DESGRAVAMEN_NEGATIVA_COBERTURA_BANCO_SUCESION_INTESTADA_R1.docx
@@ -132,6 +132,7 @@
       </w:r>
       <w:r>
         <w:rPr>
+          <w:rStyle w:val="Refdenotaalpie"/>
           <w:rFonts w:ascii="Arial Narrow" w:eastAsia="Times New Roman" w:hAnsi="Arial Narrow" w:cs="Times New Roman"/>
           <w:b/>
           <w:color w:val="000000"/>
@@ -603,6 +604,7 @@
       </w:r>
       <w:r>
         <w:rPr>
+          <w:rStyle w:val="Refdenotaalpie"/>
           <w:rFonts w:ascii="Arial Narrow" w:eastAsia="Times New Roman" w:hAnsi="Arial Narrow" w:cs="Times New Roman"/>
           <w:color w:val="000000"/>
           <w:kern w:val="0"/>
@@ -2402,6 +2404,7 @@
       </w:r>
       <w:r>
         <w:rPr>
+          <w:rStyle w:val="Refdenotaalpie"/>
           <w:rFonts w:eastAsia="Arial Narrow" w:cs="Arial Narrow"/>
           <w:vertAlign w:val="superscript"/>
         </w:rPr>
@@ -2499,6 +2502,7 @@
       </w:r>
       <w:r>
         <w:rPr>
+          <w:rStyle w:val="Refdenotaalpie"/>
           <w:rFonts w:eastAsia="Arial Narrow" w:cs="Arial"/>
           <w:vertAlign w:val="superscript"/>
         </w:rPr>
@@ -5045,6 +5049,7 @@
       </w:r>
       <w:r>
         <w:rPr>
+          <w:rStyle w:val="Refdenotaalpie"/>
           <w:rFonts w:ascii="Arial Narrow" w:eastAsia="Arial Narrow" w:hAnsi="Arial Narrow" w:cs="Arial"/>
           <w:kern w:val="0"/>
           <w:vertAlign w:val="superscript"/>
@@ -5297,6 +5302,7 @@
       </w:r>
       <w:r>
         <w:rPr>
+          <w:rStyle w:val="Refdenotaalpie"/>
           <w:rFonts w:ascii="Arial Narrow" w:eastAsia="Arial Narrow" w:hAnsi="Arial Narrow" w:cs="Arial Narrow"/>
           <w:kern w:val="0"/>
           <w:vertAlign w:val="superscript"/>
@@ -7711,6 +7717,7 @@
       </w:r>
       <w:r>
         <w:rPr>
+          <w:rStyle w:val="Refdenotaalpie"/>
           <w:rFonts w:ascii="Arial Narrow" w:eastAsia="Calibri" w:hAnsi="Arial Narrow" w:cs="Arial"/>
           <w:kern w:val="0"/>
           <w:vertAlign w:val="superscript"/>
@@ -7755,6 +7762,7 @@
       </w:r>
       <w:r>
         <w:rPr>
+          <w:rStyle w:val="Refdenotaalpie"/>
           <w:rFonts w:ascii="Arial Narrow" w:eastAsia="Calibri" w:hAnsi="Arial Narrow" w:cs="Arial"/>
           <w:spacing w:val="-2"/>
           <w:kern w:val="0"/>
@@ -8515,6 +8523,7 @@
       </w:r>
       <w:r>
         <w:rPr>
+          <w:rStyle w:val="Refdenotaalpie"/>
           <w:rFonts w:ascii="Arial Narrow" w:eastAsia="Arial Narrow" w:hAnsi="Arial Narrow" w:cs="Times New Roman"/>
           <w:color w:val="000000"/>
           <w:kern w:val="0"/>
@@ -8606,6 +8615,7 @@
       </w:r>
       <w:r>
         <w:rPr>
+          <w:rStyle w:val="Refdenotaalpie"/>
           <w:rFonts w:ascii="Arial Narrow" w:eastAsia="Arial Narrow" w:hAnsi="Arial Narrow" w:cs="Times New Roman"/>
           <w:color w:val="000000"/>
           <w:kern w:val="0"/>
@@ -8659,6 +8669,7 @@
       </w:r>
       <w:r>
         <w:rPr>
+          <w:rStyle w:val="Refdenotaalpie"/>
           <w:rFonts w:ascii="Arial Narrow" w:eastAsia="Arial Narrow" w:hAnsi="Arial Narrow" w:cs="Times New Roman"/>
           <w:color w:val="000000"/>
           <w:kern w:val="0"/>
@@ -8852,6 +8863,7 @@
       </w:r>
       <w:r>
         <w:rPr>
+          <w:rStyle w:val="Refdenotaalpie"/>
           <w:rFonts w:ascii="Arial Narrow" w:eastAsia="Calibri" w:hAnsi="Arial Narrow" w:cs="Arial"/>
           <w:kern w:val="0"/>
           <w:vertAlign w:val="superscript"/>
@@ -9100,6 +9112,7 @@
       </w:r>
       <w:r>
         <w:rPr>
+          <w:rStyle w:val="Refdenotaalpie"/>
           <w:rFonts w:ascii="Arial Narrow" w:hAnsi="Arial Narrow"/>
           <w:vertAlign w:val="superscript"/>
         </w:rPr>
@@ -9535,14 +9548,14 @@
         <w:tab w:val="right" w:pos="8838"/>
       </w:tabs>
       <w:rPr>
-        <w:rFonts w:ascii="Arial" w:eastAsia="Arial" w:hAnsi="Arial" w:cs="Arial"/>
+        <w:rFonts w:ascii="Arial Narrow" w:eastAsia="Arial" w:hAnsi="Arial Narrow" w:cs="Arial"/>
         <w:sz w:val="16"/>
         <w:szCs w:val="16"/>
       </w:rPr>
     </w:pPr>
     <w:r>
       <w:rPr>
-        <w:rFonts w:ascii="Arial" w:eastAsia="Arial" w:hAnsi="Arial" w:cs="Arial"/>
+        <w:rFonts w:ascii="Arial Narrow" w:eastAsia="Arial" w:hAnsi="Arial Narrow" w:cs="Arial"/>
         <w:sz w:val="16"/>
         <w:szCs w:val="16"/>
       </w:rPr>
@@ -9556,7 +9569,7 @@
     </w:pPr>
     <w:r>
       <w:rPr>
-        <w:rFonts w:ascii="Arial" w:eastAsia="Arial" w:hAnsi="Arial" w:cs="Arial"/>
+        <w:rFonts w:ascii="Arial Narrow" w:eastAsia="Arial" w:hAnsi="Arial Narrow" w:cs="Arial"/>
         <w:sz w:val="16"/>
         <w:szCs w:val="16"/>
       </w:rPr>
@@ -9564,7 +9577,7 @@
     </w:r>
     <w:r>
       <w:rPr>
-        <w:rFonts w:ascii="Arial" w:eastAsia="Arial" w:hAnsi="Arial" w:cs="Arial"/>
+        <w:rFonts w:ascii="Arial Narrow" w:eastAsia="Arial" w:hAnsi="Arial Narrow" w:cs="Arial"/>
         <w:sz w:val="16"/>
         <w:szCs w:val="16"/>
       </w:rPr>
@@ -9572,7 +9585,7 @@
     </w:r>
     <w:r>
       <w:rPr>
-        <w:rFonts w:ascii="Arial" w:eastAsia="Arial" w:hAnsi="Arial" w:cs="Arial"/>
+        <w:rFonts w:ascii="Arial Narrow" w:eastAsia="Arial" w:hAnsi="Arial Narrow" w:cs="Arial"/>
         <w:sz w:val="16"/>
         <w:szCs w:val="16"/>
       </w:rPr>
@@ -9580,7 +9593,7 @@
     </w:r>
     <w:r>
       <w:rPr>
-        <w:rFonts w:ascii="Arial" w:eastAsia="Arial" w:hAnsi="Arial" w:cs="Arial"/>
+        <w:rFonts w:ascii="Arial Narrow" w:eastAsia="Arial" w:hAnsi="Arial Narrow" w:cs="Arial"/>
         <w:sz w:val="16"/>
         <w:szCs w:val="16"/>
       </w:rPr>
@@ -9588,7 +9601,7 @@
     </w:r>
     <w:r>
       <w:rPr>
-        <w:rFonts w:ascii="Arial" w:eastAsia="Arial" w:hAnsi="Arial" w:cs="Arial"/>
+        <w:rFonts w:ascii="Arial Narrow" w:eastAsia="Arial" w:hAnsi="Arial Narrow" w:cs="Arial"/>
         <w:sz w:val="16"/>
         <w:szCs w:val="16"/>
       </w:rPr>
@@ -9638,6 +9651,7 @@
           <w:rFonts w:ascii="Arial Narrow" w:hAnsi="Arial Narrow" w:cs="Arial"/>
           <w:sz w:val="16"/>
           <w:szCs w:val="16"/>
+          <w:vertAlign w:val="superscript"/>
         </w:rPr>
         <w:footnoteRef/>
       </w:r>
@@ -9779,8 +9793,9 @@
         <w:rPr>
           <w:rStyle w:val="Refdenotaalpie"/>
           <w:rFonts w:ascii="Arial Narrow" w:hAnsi="Arial Narrow" w:cs="Arial"/>
-          <w:sz w:val="14"/>
-          <w:szCs w:val="14"/>
+          <w:sz w:val="16"/>
+          <w:szCs w:val="14"/>
+          <w:vertAlign w:val="superscript"/>
         </w:rPr>
         <w:footnoteRef/>
       </w:r>
@@ -9853,8 +9868,9 @@
         <w:rPr>
           <w:rStyle w:val="Refdenotaalpie"/>
           <w:rFonts w:ascii="Arial Narrow" w:hAnsi="Arial Narrow" w:cs="Arial"/>
-          <w:sz w:val="14"/>
-          <w:szCs w:val="14"/>
+          <w:sz w:val="16"/>
+          <w:szCs w:val="14"/>
+          <w:vertAlign w:val="superscript"/>
         </w:rPr>
         <w:footnoteRef/>
       </w:r>
@@ -10208,8 +10224,9 @@
         <w:rPr>
           <w:rStyle w:val="Refdenotaalpie"/>
           <w:rFonts w:ascii="Arial Narrow" w:hAnsi="Arial Narrow"/>
-          <w:sz w:val="14"/>
-          <w:szCs w:val="14"/>
+          <w:sz w:val="16"/>
+          <w:szCs w:val="14"/>
+          <w:vertAlign w:val="superscript"/>
         </w:rPr>
         <w:footnoteRef/>
       </w:r>
@@ -10435,8 +10452,9 @@
         <w:rPr>
           <w:rStyle w:val="Refdenotaalpie"/>
           <w:rFonts w:ascii="Arial Narrow" w:hAnsi="Arial Narrow"/>
-          <w:sz w:val="14"/>
-          <w:szCs w:val="14"/>
+          <w:sz w:val="16"/>
+          <w:szCs w:val="14"/>
+          <w:vertAlign w:val="superscript"/>
         </w:rPr>
         <w:footnoteRef/>
       </w:r>
@@ -10626,8 +10644,9 @@
         <w:rPr>
           <w:rStyle w:val="Refdenotaalpie"/>
           <w:rFonts w:ascii="Arial Narrow" w:hAnsi="Arial Narrow" w:cs="Arial"/>
-          <w:sz w:val="14"/>
-          <w:szCs w:val="14"/>
+          <w:sz w:val="16"/>
+          <w:szCs w:val="14"/>
+          <w:vertAlign w:val="superscript"/>
         </w:rPr>
         <w:footnoteRef/>
       </w:r>
@@ -10811,8 +10830,9 @@
         <w:rPr>
           <w:rStyle w:val="Refdenotaalpie"/>
           <w:rFonts w:ascii="Arial Narrow" w:hAnsi="Arial Narrow" w:cs="Arial"/>
-          <w:sz w:val="14"/>
-          <w:szCs w:val="14"/>
+          <w:sz w:val="16"/>
+          <w:szCs w:val="14"/>
+          <w:vertAlign w:val="superscript"/>
         </w:rPr>
         <w:footnoteRef/>
       </w:r>
@@ -10899,8 +10919,9 @@
         <w:rPr>
           <w:rStyle w:val="Refdenotaalpie"/>
           <w:rFonts w:ascii="Arial Narrow" w:hAnsi="Arial Narrow" w:cs="Arial"/>
-          <w:sz w:val="14"/>
-          <w:szCs w:val="14"/>
+          <w:sz w:val="16"/>
+          <w:szCs w:val="14"/>
+          <w:vertAlign w:val="superscript"/>
         </w:rPr>
         <w:footnoteRef/>
       </w:r>
@@ -11088,9 +11109,9 @@
       </w:pPr>
       <w:r>
         <w:rPr>
-          <w:rStyle w:val="TextonotapieCar"/>
+          <w:rStyle w:val="Refdenotaalpie"/>
           <w:rFonts w:ascii="Arial Narrow" w:hAnsi="Arial Narrow" w:cs="Arial"/>
-          <w:sz w:val="14"/>
+          <w:sz w:val="16"/>
           <w:szCs w:val="14"/>
           <w:vertAlign w:val="superscript"/>
         </w:rPr>
@@ -11302,8 +11323,9 @@
         <w:rPr>
           <w:rStyle w:val="Refdenotaalpie"/>
           <w:rFonts w:ascii="Arial Narrow" w:hAnsi="Arial Narrow" w:cs="Arial"/>
-          <w:sz w:val="14"/>
-          <w:szCs w:val="14"/>
+          <w:sz w:val="16"/>
+          <w:szCs w:val="14"/>
+          <w:vertAlign w:val="superscript"/>
         </w:rPr>
         <w:footnoteRef/>
       </w:r>
@@ -12119,8 +12141,9 @@
         <w:rPr>
           <w:rStyle w:val="Refdenotaalpie"/>
           <w:rFonts w:ascii="Arial Narrow" w:hAnsi="Arial Narrow" w:cs="Arial"/>
-          <w:sz w:val="14"/>
-          <w:szCs w:val="14"/>
+          <w:sz w:val="16"/>
+          <w:szCs w:val="14"/>
+          <w:vertAlign w:val="superscript"/>
         </w:rPr>
         <w:footnoteRef/>
       </w:r>
@@ -12339,8 +12362,9 @@
           <w:rFonts w:ascii="Arial Narrow" w:hAnsi="Arial Narrow" w:cs="Arial"/>
           <w:b/>
           <w:bCs/>
-          <w:sz w:val="14"/>
-          <w:szCs w:val="14"/>
+          <w:sz w:val="16"/>
+          <w:szCs w:val="14"/>
+          <w:vertAlign w:val="superscript"/>
         </w:rPr>
         <w:footnoteRef/>
       </w:r>
@@ -12499,8 +12523,9 @@
         <w:rPr>
           <w:rStyle w:val="Refdenotaalpie"/>
           <w:rFonts w:ascii="Arial Narrow" w:hAnsi="Arial Narrow" w:cs="Arial"/>
-          <w:sz w:val="14"/>
-          <w:szCs w:val="14"/>
+          <w:sz w:val="16"/>
+          <w:szCs w:val="14"/>
+          <w:vertAlign w:val="superscript"/>
         </w:rPr>
         <w:footnoteRef/>
       </w:r>
@@ -15263,6 +15288,17 @@
       <w:szCs w:val="20"/>
     </w:rPr>
   </w:style>
+  <w:style w:type="character" w:styleId="FootnoteReference">
+    <w:name w:val="footnote reference"/>
+    <w:basedOn w:val="Fuentedeprrafopredeter"/>
+    <w:uiPriority w:val="99"/>
+    <w:semiHidden/>
+    <w:unhideWhenUsed/>
+    <w:rPr>
+      <w:rFonts w:ascii="Arial Narrow" w:hAnsi="Arial Narrow"/>
+      <w:vertAlign w:val="superscript"/>
+    </w:rPr>
+  </w:style>
 </w:styles>
 </file>
 

--- a/plantillas_maestras/03_seguro_desgravamen/negativa_cobertura/2_ddos_banco_y_aseguradora/sucesion_intestada/TPL_3358_2025_SEGURO_DESGRAVAMEN_NEGATIVA_COBERTURA_BANCO_SUCESION_INTESTADA_R1.docx
+++ b/plantillas_maestras/03_seguro_desgravamen/negativa_cobertura/2_ddos_banco_y_aseguradora/sucesion_intestada/TPL_3358_2025_SEGURO_DESGRAVAMEN_NEGATIVA_COBERTURA_BANCO_SUCESION_INTESTADA_R1.docx
@@ -7823,7 +7823,7 @@
           <w:sz w:val="20"/>
           <w:szCs w:val="20"/>
         </w:rPr>
-        <w:t xml:space="preserve">correr traslado de la presente resolución a Protecta S.A. Compañía de Seguros y Reaseguros y al Banco Agropecuario S.A para que, de conformidad con lo dispuesto por el artículo 26° de la Ley sobre Facultades, Normas y Organización del Indecopi, aprobado por Decreto Legislativo N° 8079, presenten sus descargos sobre la imputación de cargos realizada en un plazo no mayor a cinco (5) días hábiles contado a partir del día siguiente de la notificación de la presente resolución, vencido el cual, el Secretario Técnico declarará en rebeldía a los denunciados que no lo hubieran presentado. Debe precisarse que de conformidad con lo establecido por el artículo 223° del Texto Único Ordenado de la Ley N° 27444, Ley del Procedimiento Administrativo General, las alegaciones y los hechos relevantes de la reclamación, salvo que hayan sido específicamente negadas en la contestación, se tendrán por aceptadas o meritadas como ciertas.</w:t>
+        <w:t xml:space="preserve">correr traslado de la presente resolución a Protecta S.A. Compañía de Seguros y Reaseguros y al Banco Agropecuario S.A. para que, de conformidad con lo dispuesto por el artículo 26 de la Ley sobre Facultades, Normas y Organización del Indecopi, aprobada por Decreto Legislativo 807, presenten sus descargos sobre la imputación de cargos realizada en un plazo no mayor a cinco (5) días hábiles contado a partir del día siguiente de la notificación de la presente resolución, vencido el cual, el Secretario Técnico declarará en rebeldía a los denunciados que no lo hubieran presentado. Debe precisarse que de conformidad con lo establecido por el artículo 223 del Texto Único Ordenado de la Ley 27444, Ley del Procedimiento Administrativo General, las alegaciones y los hechos relevantes de la reclamación, salvo que hayan sido específicamente negadas en la contestación, se tendrán por aceptadas o merituadas como ciertas.</w:t>
       </w:r>
     </w:p>
     <w:p ns2:paraId="4C8F57EA" ns2:textId="77777777">

--- a/plantillas_maestras/03_seguro_desgravamen/negativa_cobertura/2_ddos_banco_y_aseguradora/sucesion_intestada/TPL_3358_2025_SEGURO_DESGRAVAMEN_NEGATIVA_COBERTURA_BANCO_SUCESION_INTESTADA_R1.docx
+++ b/plantillas_maestras/03_seguro_desgravamen/negativa_cobertura/2_ddos_banco_y_aseguradora/sucesion_intestada/TPL_3358_2025_SEGURO_DESGRAVAMEN_NEGATIVA_COBERTURA_BANCO_SUCESION_INTESTADA_R1.docx
@@ -441,7 +441,7 @@
           <w:lang w:eastAsia="es-PE"/>
           <ns2:ligatures ns2:val="none"/>
         </w:rPr>
-        <w:t xml:space="preserve">, 30 de </w:t>
+        <w:t xml:space="preserve">, 30 de enero de 2026</w:t>
       </w:r>
       <w:bookmarkStart w:id="1" w:name="_Hlk218508373"/>
       <w:r>
@@ -453,7 +453,7 @@
           <w:lang w:eastAsia="es-PE"/>
           <ns2:ligatures ns2:val="none"/>
         </w:rPr>
-        <w:t>enero de 2026</w:t>
+        <w:t xml:space="preserve"/>
       </w:r>
       <w:bookmarkEnd w:id="1"/>
     </w:p>
@@ -9682,7 +9682,7 @@
           <w:sz w:val="14"/>
           <w:szCs w:val="14"/>
         </w:rPr>
-        <w:t>el 2 de setiembre del 2010 en el Diario Oficial El Peruano, vigente desde el 2 de octubre del 2010 y modificado por Decreto Legislativo 1308.</w:t>
+        <w:t xml:space="preserve">el 2 de setiembre de 2010 en el Diario Oficial El Peruano, vigente desde el 2 de octubre de 2010 y modificado por Decreto Legislativo 1308.</w:t>
       </w:r>
     </w:p>
     <w:p>

--- a/plantillas_maestras/03_seguro_desgravamen/negativa_cobertura/2_ddos_banco_y_aseguradora/sucesion_intestada/TPL_3358_2025_SEGURO_DESGRAVAMEN_NEGATIVA_COBERTURA_BANCO_SUCESION_INTESTADA_R1.docx
+++ b/plantillas_maestras/03_seguro_desgravamen/negativa_cobertura/2_ddos_banco_y_aseguradora/sucesion_intestada/TPL_3358_2025_SEGURO_DESGRAVAMEN_NEGATIVA_COBERTURA_BANCO_SUCESION_INTESTADA_R1.docx
@@ -568,79 +568,7 @@
           <w:lang w:val="es-ES" w:eastAsia="es-ES"/>
           <w14:ligatures w14:val="none"/>
         </w:rPr>
-        <w:t xml:space="preserve">Mediante la denuncia del 18 de diciembre de 2025, la [APELLIDO] denunció al Banco y a Protecta por presuntas infracciones a la Ley 29571, Código de Protección y Defensa del Consumidor (en adelante, Código), señalando lo siguiente:</w:t>
-      </w:r>
-      <w:r>
-        <w:rPr>
-          <w:rFonts w:ascii="Arial Narrow" w:eastAsia="Arial Narrow" w:hAnsi="Arial Narrow" w:cs="Arial Narrow"/>
-          <w:kern w:val="0"/>
-          <w14:ligatures w14:val="none"/>
-          <w:sz w:val="22"/>
-          <w:szCs w:val="22"/>
-        </w:rPr>
-        <w:t/>
-      </w:r>
-      <w:r>
-        <w:rPr>
-          <w:rFonts w:ascii="Arial Narrow" w:eastAsia="Arial Narrow" w:hAnsi="Arial Narrow" w:cs="Arial Narrow"/>
-          <w:color w:val="000000"/>
-          <w:kern w:val="0"/>
-          <w:sz w:val="22"/>
-          <w:szCs w:val="22"/>
-          <w:lang w:val="es-ES" w:eastAsia="es-ES"/>
-          <w14:ligatures w14:val="none"/>
-        </w:rPr>
-        <w:t xml:space="preserve"/>
-      </w:r>
-      <w:r>
-        <w:rPr>
-          <w:rFonts w:ascii="Arial Narrow" w:eastAsia="Arial Narrow" w:hAnsi="Arial Narrow" w:cs="Arial Narrow"/>
-          <w:color w:val="000000"/>
-          <w:kern w:val="0"/>
-          <w:sz w:val="22"/>
-          <w:szCs w:val="22"/>
-          <w:lang w:val="es-ES" w:eastAsia="es-ES"/>
-          <w14:ligatures w14:val="none"/>
-        </w:rPr>
-        <w:t xml:space="preserve"/>
-      </w:r>
-      <w:proofErr w:type="spellStart"/>
-      <w:r>
-        <w:rPr>
-          <w:rFonts w:ascii="Arial Narrow" w:eastAsia="Arial Narrow" w:hAnsi="Arial Narrow" w:cs="Arial Narrow"/>
-          <w:color w:val="000000"/>
-          <w:kern w:val="0"/>
-          <w:sz w:val="22"/>
-          <w:szCs w:val="22"/>
-          <w:lang w:val="es-ES" w:eastAsia="es-ES"/>
-          <w14:ligatures w14:val="none"/>
-        </w:rPr>
-        <w:t/>
-      </w:r>
-      <w:proofErr w:type="spellEnd"/>
-      <w:r>
-        <w:rPr>
-          <w:rFonts w:ascii="Arial Narrow" w:eastAsia="Arial Narrow" w:hAnsi="Arial Narrow" w:cs="Arial Narrow"/>
-          <w:color w:val="000000"/>
-          <w:kern w:val="0"/>
-          <w:sz w:val="22"/>
-          <w:szCs w:val="22"/>
-          <w:lang w:val="es-ES" w:eastAsia="es-ES"/>
-          <w14:ligatures w14:val="none"/>
-        </w:rPr>
-        <w:t xml:space="preserve"/>
-      </w:r>
-      <w:r>
-        <w:rPr>
-          <w:rFonts w:ascii="Arial Narrow" w:eastAsia="Arial Narrow" w:hAnsi="Arial Narrow" w:cs="Arial Narrow"/>
-          <w:color w:val="000000"/>
-          <w:kern w:val="0"/>
-          <w:sz w:val="22"/>
-          <w:szCs w:val="22"/>
-          <w:lang w:val="es-ES" w:eastAsia="es-ES"/>
-          <w14:ligatures w14:val="none"/>
-        </w:rPr>
-        <w:t xml:space="preserve"/>
+        <w:t xml:space="preserve">Mediante la denuncia del 18 de diciembre de 2025, la [APELLIDO] denunció al Banco y a Protecta por presuntas infracciones a la Ley 29571, Código de Protección y Defensa del Consumidor</w:t>
       </w:r>
       <w:r>
         <w:rPr>
@@ -654,7 +582,91 @@
           <w:lang w:val="es-ES" w:eastAsia="es-ES"/>
           <w14:ligatures w14:val="none"/>
         </w:rPr>
-        <w:footnoteReference w:id="2"/>
+        <w:footnoteReference w:id="1"/>
+      </w:r>
+      <w:r>
+        <w:rPr>
+          <w:rFonts w:ascii="Arial Narrow" w:eastAsia="Arial Narrow" w:hAnsi="Arial Narrow" w:cs="Arial Narrow"/>
+          <w:color w:val="000000"/>
+          <w:kern w:val="0"/>
+          <w:sz w:val="22"/>
+          <w:szCs w:val="22"/>
+          <w:lang w:val="es-ES" w:eastAsia="es-ES"/>
+          <w14:ligatures w14:val="none"/>
+        </w:rPr>
+        <w:t xml:space="preserve"> (en adelante, Código), señalando lo siguiente:</w:t>
+      </w:r>
+      <w:r>
+        <w:rPr>
+          <w:rFonts w:ascii="Arial Narrow" w:eastAsia="Arial Narrow" w:hAnsi="Arial Narrow" w:cs="Arial Narrow"/>
+          <w:kern w:val="0"/>
+          <w14:ligatures w14:val="none"/>
+          <w:sz w:val="22"/>
+          <w:szCs w:val="22"/>
+        </w:rPr>
+        <w:t/>
+      </w:r>
+      <w:r>
+        <w:rPr>
+          <w:rFonts w:ascii="Arial Narrow" w:eastAsia="Arial Narrow" w:hAnsi="Arial Narrow" w:cs="Arial Narrow"/>
+          <w:color w:val="000000"/>
+          <w:kern w:val="0"/>
+          <w:sz w:val="22"/>
+          <w:szCs w:val="22"/>
+          <w:lang w:val="es-ES" w:eastAsia="es-ES"/>
+          <w14:ligatures w14:val="none"/>
+        </w:rPr>
+        <w:t xml:space="preserve"/>
+      </w:r>
+      <w:r>
+        <w:rPr>
+          <w:rFonts w:ascii="Arial Narrow" w:eastAsia="Arial Narrow" w:hAnsi="Arial Narrow" w:cs="Arial Narrow"/>
+          <w:color w:val="000000"/>
+          <w:kern w:val="0"/>
+          <w:sz w:val="22"/>
+          <w:szCs w:val="22"/>
+          <w:lang w:val="es-ES" w:eastAsia="es-ES"/>
+          <w14:ligatures w14:val="none"/>
+        </w:rPr>
+        <w:t xml:space="preserve"/>
+      </w:r>
+      <w:proofErr w:type="spellStart"/>
+      <w:r>
+        <w:rPr>
+          <w:rFonts w:ascii="Arial Narrow" w:eastAsia="Arial Narrow" w:hAnsi="Arial Narrow" w:cs="Arial Narrow"/>
+          <w:color w:val="000000"/>
+          <w:kern w:val="0"/>
+          <w:sz w:val="22"/>
+          <w:szCs w:val="22"/>
+          <w:lang w:val="es-ES" w:eastAsia="es-ES"/>
+          <w14:ligatures w14:val="none"/>
+        </w:rPr>
+        <w:t/>
+      </w:r>
+      <w:proofErr w:type="spellEnd"/>
+      <w:r>
+        <w:rPr>
+          <w:rFonts w:ascii="Arial Narrow" w:eastAsia="Arial Narrow" w:hAnsi="Arial Narrow" w:cs="Arial Narrow"/>
+          <w:color w:val="000000"/>
+          <w:kern w:val="0"/>
+          <w:sz w:val="22"/>
+          <w:szCs w:val="22"/>
+          <w:lang w:val="es-ES" w:eastAsia="es-ES"/>
+          <w14:ligatures w14:val="none"/>
+        </w:rPr>
+        <w:t xml:space="preserve"/>
+      </w:r>
+      <w:r>
+        <w:rPr>
+          <w:rFonts w:ascii="Arial Narrow" w:eastAsia="Arial Narrow" w:hAnsi="Arial Narrow" w:cs="Arial Narrow"/>
+          <w:color w:val="000000"/>
+          <w:kern w:val="0"/>
+          <w:sz w:val="22"/>
+          <w:szCs w:val="22"/>
+          <w:lang w:val="es-ES" w:eastAsia="es-ES"/>
+          <w14:ligatures w14:val="none"/>
+        </w:rPr>
+        <w:t xml:space="preserve"/>
       </w:r>
       <w:r>
         <w:rPr>
@@ -2687,6 +2699,198 @@
     <w:p>
       <w:pPr>
         <w:pStyle w:val="Prrafodelista"/>
+        <w:numPr>
+          <w:ilvl w:val="0"/>
+          <w:numId w:val="9"/>
+        </w:numPr>
+        <w:spacing w:after="0" w:line="240" w:lineRule="auto"/>
+        <w:ind w:left="567" w:hanging="567"/>
+        <w:jc w:val="both"/>
+        <w:rPr>
+          <w:rFonts w:ascii="Arial Narrow" w:eastAsia="Arial Narrow" w:hAnsi="Arial Narrow" w:cs="Arial Narrow"/>
+          <w:kern w:val="0"/>
+          <w14:ligatures w14:val="none"/>
+          <w:sz w:val="22"/>
+          <w:szCs w:val="22"/>
+        </w:rPr>
+      </w:pPr>
+      <w:bookmarkStart w:id="3" w:name="_Hlk211599239"/>
+      <w:r>
+        <w:rPr>
+          <w:rFonts w:ascii="Arial Narrow" w:eastAsia="Arial Narrow" w:hAnsi="Arial Narrow" w:cs="Arial Narrow"/>
+          <w:kern w:val="0"/>
+          <w14:ligatures w14:val="none"/>
+          <w:sz w:val="22"/>
+          <w:szCs w:val="22"/>
+        </w:rPr>
+        <w:t xml:space="preserve">La Secretaría Técnica de la Comisión de Protección al Consumidor 1 (en adelante, la Secretaría Técnica), en ejercicio de sus facultades</w:t>
+      </w:r>
+      <w:r>
+        <w:rPr>
+          <w:rStyle w:val="Refdenotaalpie"/>
+          <w:rFonts w:ascii="Arial Narrow" w:eastAsia="Arial Narrow" w:hAnsi="Arial Narrow" w:cs="Arial Narrow"/>
+          <w:sz w:val="22"/>
+          <w:szCs w:val="22"/>
+          <w:vertAlign w:val="superscript"/>
+        </w:rPr>
+        <w:footnoteReference w:id="2"/>
+      </w:r>
+      <w:r>
+        <w:rPr>
+          <w:rFonts w:ascii="Arial Narrow" w:eastAsia="Arial Narrow" w:hAnsi="Arial Narrow" w:cs="Arial Narrow"/>
+          <w:kern w:val="0"/>
+          <w14:ligatures w14:val="none"/>
+          <w:sz w:val="22"/>
+          <w:szCs w:val="22"/>
+        </w:rPr>
+        <w:t xml:space="preserve">, considera que el hecho denunciado, consistente en que Protecta S.A. Compañía de Seguros y Reaseguros habría denegado injustificadamente a la denunciante la cobertura del seguro de desgravamen asociado a la Línea de Crédito 103****7920 por el fallecimiento del señor [APELLIDO] el 17 de diciembre de 2024; involucraría una presunta afectación a sus expectativas, quien no habría encontrado una correspondencia entre lo que esperaba recibir de parte del proveedor y lo que realmente recibió. Por consiguiente, corresponde calificar el hecho materia de denuncia como una presunta infracción al deber de idoneidad, tipificado en los artículos 18 y 19 del Código.</w:t>
+      </w:r>
+      <w:r>
+        <w:rPr>
+          <w:rFonts w:ascii="Arial Narrow" w:eastAsia="Arial Narrow" w:hAnsi="Arial Narrow" w:cs="Arial Narrow"/>
+          <w:color w:val="000000"/>
+          <w:kern w:val="0"/>
+          <w:sz w:val="22"/>
+          <w:szCs w:val="22"/>
+          <w:lang w:eastAsia="es-PE"/>
+          <w14:ligatures w14:val="none"/>
+        </w:rPr>
+        <w:t/>
+      </w:r>
+      <w:r>
+        <w:rPr>
+          <w:rFonts w:ascii="Arial Narrow" w:eastAsia="Arial Narrow" w:hAnsi="Arial Narrow" w:cs="Arial Narrow"/>
+          <w:color w:val="000000"/>
+          <w:kern w:val="0"/>
+          <w:sz w:val="22"/>
+          <w:szCs w:val="22"/>
+          <w:lang w:eastAsia="es-PE"/>
+          <w14:ligatures w14:val="none"/>
+        </w:rPr>
+        <w:t xml:space="preserve"/>
+      </w:r>
+      <w:r>
+        <w:rPr>
+          <w:rFonts w:ascii="Arial Narrow" w:eastAsia="Arial Narrow" w:hAnsi="Arial Narrow" w:cs="Arial Narrow"/>
+          <w:kern w:val="0"/>
+          <w14:ligatures w14:val="none"/>
+          <w:sz w:val="22"/>
+          <w:szCs w:val="22"/>
+        </w:rPr>
+        <w:t xml:space="preserve"/>
+      </w:r>
+      <w:proofErr w:type="spellStart"/>
+      <w:r>
+        <w:rPr>
+          <w:rFonts w:ascii="Arial Narrow" w:eastAsia="Arial Narrow" w:hAnsi="Arial Narrow" w:cs="Arial Narrow"/>
+          <w:kern w:val="0"/>
+          <w14:ligatures w14:val="none"/>
+          <w:sz w:val="22"/>
+          <w:szCs w:val="22"/>
+        </w:rPr>
+        <w:t/>
+      </w:r>
+      <w:proofErr w:type="spellEnd"/>
+      <w:r>
+        <w:rPr>
+          <w:rFonts w:ascii="Arial Narrow" w:eastAsia="Arial Narrow" w:hAnsi="Arial Narrow" w:cs="Arial Narrow"/>
+          <w:kern w:val="0"/>
+          <w14:ligatures w14:val="none"/>
+          <w:sz w:val="22"/>
+          <w:szCs w:val="22"/>
+        </w:rPr>
+        <w:t xml:space="preserve"/>
+      </w:r>
+      <w:proofErr w:type="spellStart"/>
+      <w:r>
+        <w:rPr>
+          <w:rFonts w:ascii="Arial Narrow" w:eastAsia="Arial Narrow" w:hAnsi="Arial Narrow" w:cs="Arial Narrow"/>
+          <w:kern w:val="0"/>
+          <w14:ligatures w14:val="none"/>
+          <w:sz w:val="22"/>
+          <w:szCs w:val="22"/>
+        </w:rPr>
+        <w:t/>
+      </w:r>
+      <w:proofErr w:type="spellEnd"/>
+      <w:r>
+        <w:rPr>
+          <w:rFonts w:ascii="Arial Narrow" w:eastAsia="Arial Narrow" w:hAnsi="Arial Narrow" w:cs="Arial Narrow"/>
+          <w:kern w:val="0"/>
+          <w14:ligatures w14:val="none"/>
+          <w:sz w:val="22"/>
+          <w:szCs w:val="22"/>
+        </w:rPr>
+        <w:t xml:space="preserve"/>
+      </w:r>
+      <w:r>
+        <w:rPr>
+          <w:rFonts w:ascii="Arial Narrow" w:eastAsia="Arial Narrow" w:hAnsi="Arial Narrow" w:cs="Arial Narrow"/>
+          <w:color w:val="000000"/>
+          <w:kern w:val="0"/>
+          <w:sz w:val="22"/>
+          <w:szCs w:val="22"/>
+          <w:lang w:eastAsia="es-PE"/>
+          <w14:ligatures w14:val="none"/>
+        </w:rPr>
+        <w:t/>
+      </w:r>
+      <w:r>
+        <w:rPr>
+          <w:rFonts w:ascii="Arial Narrow" w:eastAsia="Arial Narrow" w:hAnsi="Arial Narrow" w:cs="Arial Narrow"/>
+          <w:kern w:val="0"/>
+          <w14:ligatures w14:val="none"/>
+          <w:sz w:val="22"/>
+          <w:szCs w:val="22"/>
+        </w:rPr>
+        <w:t xml:space="preserve"/>
+      </w:r>
+      <w:r>
+        <w:rPr>
+          <w:rFonts w:ascii="Arial Narrow" w:eastAsia="Arial Narrow" w:hAnsi="Arial Narrow" w:cs="Arial Narrow"/>
+          <w:color w:val="000000"/>
+          <w:kern w:val="0"/>
+          <w:sz w:val="22"/>
+          <w:szCs w:val="22"/>
+          <w:lang w:eastAsia="es-PE"/>
+          <w14:ligatures w14:val="none"/>
+        </w:rPr>
+        <w:t/>
+      </w:r>
+      <w:r>
+        <w:rPr>
+          <w:rFonts w:ascii="Arial Narrow" w:eastAsia="Arial Narrow" w:hAnsi="Arial Narrow" w:cs="Arial Narrow"/>
+          <w:kern w:val="0"/>
+          <w14:ligatures w14:val="none"/>
+          <w:sz w:val="22"/>
+          <w:szCs w:val="22"/>
+        </w:rPr>
+        <w:t xml:space="preserve"/>
+      </w:r>
+      <w:r>
+        <w:rPr>
+          <w:rStyle w:val="Refdenotaalpie"/>
+          <w:rFonts w:ascii="Arial Narrow" w:eastAsia="Arial Narrow" w:hAnsi="Arial Narrow" w:cs="Arial Narrow"/>
+          <w:sz w:val="22"/>
+          <w:szCs w:val="22"/>
+          <w:vertAlign w:val="superscript"/>
+        </w:rPr>
+        <w:footnoteReference w:id="3"/>
+      </w:r>
+      <w:r>
+        <w:rPr>
+          <w:rFonts w:ascii="Arial Narrow" w:eastAsia="Arial Narrow" w:hAnsi="Arial Narrow" w:cs="Arial Narrow"/>
+          <w:kern w:val="0"/>
+          <w14:ligatures w14:val="none"/>
+          <w:sz w:val="22"/>
+          <w:szCs w:val="22"/>
+        </w:rPr>
+        <w:t/>
+      </w:r>
+    </w:p>
+    <w:p>
+      <w:pPr>
+        <w:pStyle w:val="Prrafodelista"/>
         <w:spacing w:after="0" w:line="240" w:lineRule="auto"/>
         <w:ind w:left="567"/>
         <w:jc w:val="both"/>
@@ -2717,38 +2921,25 @@
           <w:szCs w:val="22"/>
         </w:rPr>
       </w:pPr>
-      <w:bookmarkStart w:id="3" w:name="_Hlk211599239"/>
-      <w:r>
-        <w:rPr>
-          <w:rFonts w:ascii="Arial Narrow" w:eastAsia="Arial Narrow" w:hAnsi="Arial Narrow" w:cs="Arial Narrow"/>
-          <w:kern w:val="0"/>
-          <w14:ligatures w14:val="none"/>
-          <w:sz w:val="22"/>
-          <w:szCs w:val="22"/>
-        </w:rPr>
-        <w:t xml:space="preserve">La Secretaría Técnica de la Comisión de Protección al Consumidor 1 (en adelante, la Secretaría Técnica), en ejercicio de sus facultades, considera que el hecho denunciado, consistente en que Protecta S.A. Compañía de Seguros y Reaseguros habría denegado injustificadamente a la denunciante la cobertura del seguro de desgravamen asociado a la Línea de Crédito 103****7920 por el fallecimiento del señor [APELLIDO] el 17 de diciembre de 2024; involucraría una presunta afectación a sus expectativas, quien no habría encontrado una correspondencia entre lo que esperaba recibir de parte del proveedor y lo que realmente recibió. Por consiguiente, corresponde calificar el hecho materia de denuncia como una presunta infracción al deber de idoneidad, tipificado en los artículos 18 y 19 del Código.</w:t>
-      </w:r>
-      <w:r>
-        <w:rPr>
-          <w:rFonts w:ascii="Arial Narrow" w:eastAsia="Arial Narrow" w:hAnsi="Arial Narrow" w:cs="Arial Narrow"/>
-          <w:color w:val="000000"/>
-          <w:kern w:val="0"/>
-          <w:sz w:val="22"/>
-          <w:szCs w:val="22"/>
-          <w:lang w:eastAsia="es-PE"/>
-          <w14:ligatures w14:val="none"/>
-        </w:rPr>
-        <w:t/>
-      </w:r>
-      <w:r>
-        <w:rPr>
-          <w:rStyle w:val="Refdenotaalpie"/>
-          <w:rFonts w:ascii="Arial Narrow" w:eastAsia="Arial Narrow" w:hAnsi="Arial Narrow" w:cs="Arial Narrow"/>
-          <w:sz w:val="22"/>
-          <w:szCs w:val="22"/>
-          <w:vertAlign w:val="superscript"/>
-        </w:rPr>
-        <w:footnoteReference w:id="3"/>
+      <w:r>
+        <w:rPr>
+          <w:rFonts w:ascii="Arial Narrow" w:eastAsia="Arial Narrow" w:hAnsi="Arial Narrow" w:cs="Arial Narrow"/>
+          <w:kern w:val="0"/>
+          <w14:ligatures w14:val="none"/>
+          <w:sz w:val="22"/>
+          <w:szCs w:val="22"/>
+        </w:rPr>
+        <w:t xml:space="preserve">Además, la Secretaría Técnica, en ejercicio de sus facultades, considera que el hecho denunciado, consistente en que Protecta S.A. Compañía de Seguros y Reaseguros habría denegado injustificadamente a la denunciante la cobertura del seguro de desgravamen asociado a la Línea de Crédito 103****6985 por el fallecimiento del señor [APELLIDO] el 17 de diciembre de 2024; involucraría una presunta afectación a sus expectativas, quien no habría encontrado una correspondencia entre lo que esperaba recibir de parte del proveedor y lo que realmente recibió. Por consiguiente, corresponde calificar el hecho materia de denuncia como una presunta infracción al deber de idoneidad, tipificado en los artículos 18 y 19 del Código. </w:t>
+      </w:r>
+      <w:r>
+        <w:rPr>
+          <w:rFonts w:ascii="Arial Narrow" w:eastAsia="Arial Narrow" w:hAnsi="Arial Narrow" w:cs="Arial Narrow"/>
+          <w:kern w:val="0"/>
+          <w14:ligatures w14:val="none"/>
+          <w:sz w:val="22"/>
+          <w:szCs w:val="22"/>
+        </w:rPr>
+        <w:t xml:space="preserve"/>
       </w:r>
       <w:r>
         <w:rPr>
@@ -2819,74 +3010,74 @@
       <w:r>
         <w:rPr>
           <w:rFonts w:ascii="Arial Narrow" w:eastAsia="Arial Narrow" w:hAnsi="Arial Narrow" w:cs="Arial Narrow"/>
-          <w:color w:val="000000"/>
-          <w:kern w:val="0"/>
-          <w:sz w:val="22"/>
-          <w:szCs w:val="22"/>
-          <w:lang w:eastAsia="es-PE"/>
-          <w14:ligatures w14:val="none"/>
-        </w:rPr>
-        <w:t/>
-      </w:r>
-      <w:r>
-        <w:rPr>
-          <w:rFonts w:ascii="Arial Narrow" w:eastAsia="Arial Narrow" w:hAnsi="Arial Narrow" w:cs="Arial Narrow"/>
-          <w:kern w:val="0"/>
-          <w14:ligatures w14:val="none"/>
-          <w:sz w:val="22"/>
-          <w:szCs w:val="22"/>
-        </w:rPr>
-        <w:t xml:space="preserve"/>
-      </w:r>
-      <w:r>
-        <w:rPr>
-          <w:rFonts w:ascii="Arial Narrow" w:eastAsia="Arial Narrow" w:hAnsi="Arial Narrow" w:cs="Arial Narrow"/>
-          <w:color w:val="000000"/>
-          <w:kern w:val="0"/>
-          <w:sz w:val="22"/>
-          <w:szCs w:val="22"/>
-          <w:lang w:eastAsia="es-PE"/>
-          <w14:ligatures w14:val="none"/>
-        </w:rPr>
-        <w:t/>
-      </w:r>
-      <w:r>
-        <w:rPr>
-          <w:rFonts w:ascii="Arial Narrow" w:eastAsia="Arial Narrow" w:hAnsi="Arial Narrow" w:cs="Arial Narrow"/>
-          <w:kern w:val="0"/>
-          <w14:ligatures w14:val="none"/>
-          <w:sz w:val="22"/>
-          <w:szCs w:val="22"/>
-        </w:rPr>
-        <w:t xml:space="preserve"/>
-      </w:r>
-      <w:r>
-        <w:rPr>
-          <w:rStyle w:val="Refdenotaalpie"/>
-          <w:rFonts w:ascii="Arial Narrow" w:eastAsia="Arial Narrow" w:hAnsi="Arial Narrow" w:cs="Arial Narrow"/>
-          <w:sz w:val="22"/>
-          <w:szCs w:val="22"/>
-          <w:vertAlign w:val="superscript"/>
-        </w:rPr>
-        <w:footnoteReference w:id="4"/>
-      </w:r>
-      <w:r>
-        <w:rPr>
-          <w:rFonts w:ascii="Arial Narrow" w:eastAsia="Arial Narrow" w:hAnsi="Arial Narrow" w:cs="Arial Narrow"/>
-          <w:kern w:val="0"/>
-          <w14:ligatures w14:val="none"/>
-          <w:sz w:val="22"/>
-          <w:szCs w:val="22"/>
-        </w:rPr>
-        <w:t/>
+          <w:kern w:val="0"/>
+          <w14:ligatures w14:val="none"/>
+          <w:sz w:val="22"/>
+          <w:szCs w:val="22"/>
+        </w:rPr>
+        <w:t/>
+      </w:r>
+      <w:r>
+        <w:rPr>
+          <w:rFonts w:ascii="Arial Narrow" w:eastAsia="Arial Narrow" w:hAnsi="Arial Narrow" w:cs="Arial Narrow"/>
+          <w:color w:val="000000"/>
+          <w:kern w:val="0"/>
+          <w:sz w:val="22"/>
+          <w:szCs w:val="22"/>
+          <w:lang w:eastAsia="es-PE"/>
+          <w14:ligatures w14:val="none"/>
+        </w:rPr>
+        <w:t/>
+      </w:r>
+      <w:r>
+        <w:rPr>
+          <w:rFonts w:ascii="Arial Narrow" w:eastAsia="Arial Narrow" w:hAnsi="Arial Narrow" w:cs="Arial Narrow"/>
+          <w:kern w:val="0"/>
+          <w14:ligatures w14:val="none"/>
+          <w:sz w:val="22"/>
+          <w:szCs w:val="22"/>
+        </w:rPr>
+        <w:t xml:space="preserve"/>
+      </w:r>
+      <w:r>
+        <w:rPr>
+          <w:rFonts w:ascii="Arial Narrow" w:eastAsia="Arial Narrow" w:hAnsi="Arial Narrow" w:cs="Arial Narrow"/>
+          <w:color w:val="000000"/>
+          <w:kern w:val="0"/>
+          <w:sz w:val="22"/>
+          <w:szCs w:val="22"/>
+          <w:lang w:eastAsia="es-PE"/>
+          <w14:ligatures w14:val="none"/>
+        </w:rPr>
+        <w:t/>
+      </w:r>
+      <w:r>
+        <w:rPr>
+          <w:rFonts w:ascii="Arial Narrow" w:eastAsia="Arial Narrow" w:hAnsi="Arial Narrow" w:cs="Arial Narrow"/>
+          <w:kern w:val="0"/>
+          <w14:ligatures w14:val="none"/>
+          <w:sz w:val="22"/>
+          <w:szCs w:val="22"/>
+        </w:rPr>
+        <w:t xml:space="preserve"/>
+      </w:r>
+      <w:r>
+        <w:rPr>
+          <w:rFonts w:ascii="Arial Narrow" w:eastAsia="Arial Narrow" w:hAnsi="Arial Narrow" w:cs="Arial Narrow"/>
+          <w:bCs/>
+          <w:color w:val="000000"/>
+          <w:kern w:val="0"/>
+          <w:sz w:val="22"/>
+          <w:szCs w:val="22"/>
+          <w:lang w:eastAsia="es-PE"/>
+          <w14:ligatures w14:val="none"/>
+        </w:rPr>
+        <w:t xml:space="preserve"/>
       </w:r>
     </w:p>
     <w:p>
       <w:pPr>
         <w:pStyle w:val="Prrafodelista"/>
-        <w:spacing w:after="0" w:line="240" w:lineRule="auto"/>
-        <w:ind w:left="567"/>
-        <w:jc w:val="both"/>
         <w:rPr>
           <w:rFonts w:ascii="Arial Narrow" w:eastAsia="Arial Narrow" w:hAnsi="Arial Narrow" w:cs="Arial Narrow"/>
           <w:kern w:val="0"/>
@@ -2922,29 +3113,39 @@
           <w:sz w:val="22"/>
           <w:szCs w:val="22"/>
         </w:rPr>
-        <w:t xml:space="preserve">Además, la Secretaría Técnica, en ejercicio de sus facultades, considera que el hecho denunciado, consistente en que Protecta S.A. Compañía de Seguros y Reaseguros habría denegado injustificadamente a la denunciante la cobertura del seguro de desgravamen asociado a la Línea de Crédito 103****6985 por el fallecimiento del señor [APELLIDO] el 17 de diciembre de 2024; involucraría una presunta afectación a sus expectativas, quien no habría encontrado una correspondencia entre lo que esperaba recibir de parte del proveedor y lo que realmente recibió. Por consiguiente, corresponde calificar el hecho materia de denuncia como una presunta infracción al deber de idoneidad, tipificado en los artículos 18 y 19 del Código. </w:t>
-      </w:r>
-      <w:r>
-        <w:rPr>
-          <w:rFonts w:ascii="Arial Narrow" w:eastAsia="Arial Narrow" w:hAnsi="Arial Narrow" w:cs="Arial Narrow"/>
-          <w:kern w:val="0"/>
-          <w14:ligatures w14:val="none"/>
-          <w:sz w:val="22"/>
-          <w:szCs w:val="22"/>
-        </w:rPr>
-        <w:t xml:space="preserve"/>
-      </w:r>
-      <w:r>
-        <w:rPr>
-          <w:rFonts w:ascii="Arial Narrow" w:eastAsia="Arial Narrow" w:hAnsi="Arial Narrow" w:cs="Arial Narrow"/>
-          <w:color w:val="000000"/>
-          <w:kern w:val="0"/>
-          <w:sz w:val="22"/>
-          <w:szCs w:val="22"/>
-          <w:lang w:eastAsia="es-PE"/>
-          <w14:ligatures w14:val="none"/>
-        </w:rPr>
-        <w:t xml:space="preserve"/>
+        <w:t xml:space="preserve">Asimismo, la Secretaría Técnica, en ejercicio de sus facultades, considera que el hecho denunciado, consistente en que Protecta S.A. Compañía de Seguros y Reaseguros habría denegado injustificadamente a la denunciante la cobertura del seguro de desgravamen asociado a la Línea de Crédito 103****7357 por el fallecimiento del señor [APELLIDO] el 17 de diciembre de 2024; involucraría una presunta afectación a sus expectativas, quien no habría encontrado una correspondencia entre lo que esperaba recibir de parte del proveedor y lo que realmente recibió. Por consiguiente, corresponde calificar el hecho materia de denuncia como una presunta infracción al deber de idoneidad, tipificado en los artículos 18 y 19 del Código. </w:t>
+      </w:r>
+      <w:r>
+        <w:rPr>
+          <w:rFonts w:ascii="Arial Narrow" w:eastAsia="Arial Narrow" w:hAnsi="Arial Narrow" w:cs="Arial Narrow"/>
+          <w:kern w:val="0"/>
+          <w14:ligatures w14:val="none"/>
+          <w:sz w:val="22"/>
+          <w:szCs w:val="22"/>
+        </w:rPr>
+        <w:t xml:space="preserve"/>
+      </w:r>
+      <w:r>
+        <w:rPr>
+          <w:rFonts w:ascii="Arial Narrow" w:eastAsia="Arial Narrow" w:hAnsi="Arial Narrow" w:cs="Arial Narrow"/>
+          <w:color w:val="000000"/>
+          <w:kern w:val="0"/>
+          <w:sz w:val="22"/>
+          <w:szCs w:val="22"/>
+          <w:lang w:eastAsia="es-PE"/>
+          <w14:ligatures w14:val="none"/>
+        </w:rPr>
+        <w:t xml:space="preserve"/>
+      </w:r>
+      <w:r>
+        <w:rPr>
+          <w:rFonts w:ascii="Arial Narrow" w:eastAsia="Arial Narrow" w:hAnsi="Arial Narrow" w:cs="Arial Narrow"/>
+          <w:kern w:val="0"/>
+          <w14:ligatures w14:val="none"/>
+          <w:sz w:val="22"/>
+          <w:szCs w:val="22"/>
+        </w:rPr>
+        <w:t/>
       </w:r>
       <w:r>
         <w:rPr>
@@ -3008,6 +3209,17 @@
           <w:sz w:val="22"/>
           <w:szCs w:val="22"/>
         </w:rPr>
+        <w:t xml:space="preserve"/>
+      </w:r>
+      <w:r>
+        <w:rPr>
+          <w:rFonts w:ascii="Arial Narrow" w:eastAsia="Arial Narrow" w:hAnsi="Arial Narrow" w:cs="Arial Narrow"/>
+          <w:kern w:val="0"/>
+          <w14:ligatures w14:val="none"/>
+          <w:sz w:val="22"/>
+          <w:szCs w:val="22"/>
+        </w:rPr>
+        <w:lastRenderedPageBreak/>
         <w:t/>
       </w:r>
       <w:r>
@@ -3106,49 +3318,49 @@
           <w:sz w:val="22"/>
           <w:szCs w:val="22"/>
         </w:rPr>
-        <w:t xml:space="preserve">Asimismo, la Secretaría Técnica, en ejercicio de sus facultades, considera que el hecho denunciado, consistente en que Protecta S.A. Compañía de Seguros y Reaseguros habría denegado injustificadamente a la denunciante la cobertura del seguro de desgravamen asociado a la Línea de Crédito 103****7357 por el fallecimiento del señor [APELLIDO] el 17 de diciembre de 2024; involucraría una presunta afectación a sus expectativas, quien no habría encontrado una correspondencia entre lo que esperaba recibir de parte del proveedor y lo que realmente recibió. Por consiguiente, corresponde calificar el hecho materia de denuncia como una presunta infracción al deber de idoneidad, tipificado en los artículos 18 y 19 del Código. </w:t>
-      </w:r>
-      <w:r>
-        <w:rPr>
-          <w:rFonts w:ascii="Arial Narrow" w:eastAsia="Arial Narrow" w:hAnsi="Arial Narrow" w:cs="Arial Narrow"/>
-          <w:kern w:val="0"/>
-          <w14:ligatures w14:val="none"/>
-          <w:sz w:val="22"/>
-          <w:szCs w:val="22"/>
-        </w:rPr>
-        <w:t xml:space="preserve"/>
-      </w:r>
-      <w:r>
-        <w:rPr>
-          <w:rFonts w:ascii="Arial Narrow" w:eastAsia="Arial Narrow" w:hAnsi="Arial Narrow" w:cs="Arial Narrow"/>
-          <w:color w:val="000000"/>
-          <w:kern w:val="0"/>
-          <w:sz w:val="22"/>
-          <w:szCs w:val="22"/>
-          <w:lang w:eastAsia="es-PE"/>
-          <w14:ligatures w14:val="none"/>
-        </w:rPr>
-        <w:t xml:space="preserve"/>
-      </w:r>
-      <w:r>
-        <w:rPr>
-          <w:rFonts w:ascii="Arial Narrow" w:eastAsia="Arial Narrow" w:hAnsi="Arial Narrow" w:cs="Arial Narrow"/>
-          <w:kern w:val="0"/>
-          <w14:ligatures w14:val="none"/>
-          <w:sz w:val="22"/>
-          <w:szCs w:val="22"/>
-        </w:rPr>
-        <w:t/>
-      </w:r>
-      <w:r>
-        <w:rPr>
-          <w:rFonts w:ascii="Arial Narrow" w:eastAsia="Arial Narrow" w:hAnsi="Arial Narrow" w:cs="Arial Narrow"/>
-          <w:kern w:val="0"/>
-          <w14:ligatures w14:val="none"/>
-          <w:sz w:val="22"/>
-          <w:szCs w:val="22"/>
-        </w:rPr>
-        <w:t xml:space="preserve"/>
+        <w:t>Adicionalmente,</w:t>
+      </w:r>
+      <w:r>
+        <w:rPr>
+          <w:rFonts w:ascii="Arial Narrow" w:eastAsia="Arial Narrow" w:hAnsi="Arial Narrow" w:cs="Arial Narrow"/>
+          <w:kern w:val="0"/>
+          <w14:ligatures w14:val="none"/>
+          <w:sz w:val="22"/>
+          <w:szCs w:val="22"/>
+        </w:rPr>
+        <w:t xml:space="preserve"> </w:t>
+      </w:r>
+      <w:r>
+        <w:rPr>
+          <w:rFonts w:ascii="Arial Narrow" w:eastAsia="Arial Narrow" w:hAnsi="Arial Narrow" w:cs="Arial Narrow"/>
+          <w:kern w:val="0"/>
+          <w14:ligatures w14:val="none"/>
+          <w:sz w:val="22"/>
+          <w:szCs w:val="22"/>
+        </w:rPr>
+        <w:t xml:space="preserve">la Secretaría Técnica, en ejercicio de sus facultades, </w:t>
+      </w:r>
+      <w:r>
+        <w:rPr>
+          <w:rFonts w:ascii="Arial Narrow" w:eastAsia="Arial Narrow" w:hAnsi="Arial Narrow" w:cs="Arial Narrow"/>
+          <w:color w:val="000000"/>
+          <w:kern w:val="0"/>
+          <w:sz w:val="22"/>
+          <w:szCs w:val="22"/>
+          <w:lang w:eastAsia="es-PE"/>
+          <w14:ligatures w14:val="none"/>
+        </w:rPr>
+        <w:t xml:space="preserve">considera </w:t>
+      </w:r>
+      <w:r>
+        <w:rPr>
+          <w:rFonts w:ascii="Arial Narrow" w:eastAsia="Arial Narrow" w:hAnsi="Arial Narrow" w:cs="Arial Narrow"/>
+          <w:kern w:val="0"/>
+          <w14:ligatures w14:val="none"/>
+          <w:sz w:val="22"/>
+          <w:szCs w:val="22"/>
+        </w:rPr>
+        <w:t xml:space="preserve">que el hecho denunciado, consistente en que </w:t>
       </w:r>
       <w:proofErr w:type="spellStart"/>
       <w:r>
@@ -3159,7 +3371,7 @@
           <w:sz w:val="22"/>
           <w:szCs w:val="22"/>
         </w:rPr>
-        <w:t/>
+        <w:t>Protecta</w:t>
       </w:r>
       <w:proofErr w:type="spellEnd"/>
       <w:r>
@@ -3170,7 +3382,7 @@
           <w:sz w:val="22"/>
           <w:szCs w:val="22"/>
         </w:rPr>
-        <w:t xml:space="preserve"/>
+        <w:t xml:space="preserve"> S.A. Compañía de Seguros y Reaseguros no habría cumplido con custodiar de manera íntegra el certificado de seguro de desgravamen asociado a la Línea de Crédito </w:t>
       </w:r>
       <w:proofErr w:type="spellStart"/>
       <w:r>
@@ -3192,72 +3404,61 @@
           <w:sz w:val="22"/>
           <w:szCs w:val="22"/>
         </w:rPr>
-        <w:t xml:space="preserve"/>
-      </w:r>
-      <w:r>
-        <w:rPr>
-          <w:rFonts w:ascii="Arial Narrow" w:eastAsia="Arial Narrow" w:hAnsi="Arial Narrow" w:cs="Arial Narrow"/>
-          <w:kern w:val="0"/>
-          <w14:ligatures w14:val="none"/>
-          <w:sz w:val="22"/>
-          <w:szCs w:val="22"/>
-        </w:rPr>
-        <w:t xml:space="preserve"/>
-      </w:r>
-      <w:r>
-        <w:rPr>
-          <w:rFonts w:ascii="Arial Narrow" w:eastAsia="Arial Narrow" w:hAnsi="Arial Narrow" w:cs="Arial Narrow"/>
-          <w:kern w:val="0"/>
-          <w14:ligatures w14:val="none"/>
-          <w:sz w:val="22"/>
-          <w:szCs w:val="22"/>
-        </w:rPr>
-        <w:lastRenderedPageBreak/>
-        <w:t/>
-      </w:r>
-      <w:r>
-        <w:rPr>
-          <w:rFonts w:ascii="Arial Narrow" w:eastAsia="Arial Narrow" w:hAnsi="Arial Narrow" w:cs="Arial Narrow"/>
-          <w:color w:val="000000"/>
-          <w:kern w:val="0"/>
-          <w:sz w:val="22"/>
-          <w:szCs w:val="22"/>
-          <w:lang w:eastAsia="es-PE"/>
-          <w14:ligatures w14:val="none"/>
-        </w:rPr>
-        <w:t/>
-      </w:r>
-      <w:r>
-        <w:rPr>
-          <w:rFonts w:ascii="Arial Narrow" w:eastAsia="Arial Narrow" w:hAnsi="Arial Narrow" w:cs="Arial Narrow"/>
-          <w:kern w:val="0"/>
-          <w14:ligatures w14:val="none"/>
-          <w:sz w:val="22"/>
-          <w:szCs w:val="22"/>
-        </w:rPr>
-        <w:t xml:space="preserve"/>
-      </w:r>
-      <w:r>
-        <w:rPr>
-          <w:rFonts w:ascii="Arial Narrow" w:eastAsia="Arial Narrow" w:hAnsi="Arial Narrow" w:cs="Arial Narrow"/>
-          <w:color w:val="000000"/>
-          <w:kern w:val="0"/>
-          <w:sz w:val="22"/>
-          <w:szCs w:val="22"/>
-          <w:lang w:eastAsia="es-PE"/>
-          <w14:ligatures w14:val="none"/>
-        </w:rPr>
-        <w:t/>
-      </w:r>
-      <w:r>
-        <w:rPr>
-          <w:rFonts w:ascii="Arial Narrow" w:eastAsia="Arial Narrow" w:hAnsi="Arial Narrow" w:cs="Arial Narrow"/>
-          <w:kern w:val="0"/>
-          <w14:ligatures w14:val="none"/>
-          <w:sz w:val="22"/>
-          <w:szCs w:val="22"/>
-        </w:rPr>
-        <w:t xml:space="preserve"/>
+        <w:t xml:space="preserve"> 103****7920</w:t>
+      </w:r>
+      <w:r>
+        <w:rPr>
+          <w:rFonts w:ascii="Arial Narrow" w:eastAsia="Arial Narrow" w:hAnsi="Arial Narrow" w:cs="Arial Narrow"/>
+          <w:kern w:val="0"/>
+          <w14:ligatures w14:val="none"/>
+          <w:sz w:val="22"/>
+          <w:szCs w:val="22"/>
+        </w:rPr>
+        <w:t>; involucraría una presunta afectación a sus expectativas, quien no habría encontrado una correspondencia entre lo que esperaba recibir de parte del proveedor y lo que realmente recibió. Por consiguiente, corresponde calificar el hecho materia de denuncia como una presunta infracción al deber de idoneidad, tipificado en los artículos 18</w:t>
+      </w:r>
+      <w:r>
+        <w:rPr>
+          <w:rFonts w:ascii="Arial Narrow" w:eastAsia="Arial Narrow" w:hAnsi="Arial Narrow" w:cs="Arial Narrow"/>
+          <w:color w:val="000000"/>
+          <w:kern w:val="0"/>
+          <w:sz w:val="22"/>
+          <w:szCs w:val="22"/>
+          <w:lang w:eastAsia="es-PE"/>
+          <w14:ligatures w14:val="none"/>
+        </w:rPr>
+        <w:t/>
+      </w:r>
+      <w:r>
+        <w:rPr>
+          <w:rFonts w:ascii="Arial Narrow" w:eastAsia="Arial Narrow" w:hAnsi="Arial Narrow" w:cs="Arial Narrow"/>
+          <w:kern w:val="0"/>
+          <w14:ligatures w14:val="none"/>
+          <w:sz w:val="22"/>
+          <w:szCs w:val="22"/>
+        </w:rPr>
+        <w:t xml:space="preserve"> y 19</w:t>
+      </w:r>
+      <w:r>
+        <w:rPr>
+          <w:rFonts w:ascii="Arial Narrow" w:eastAsia="Arial Narrow" w:hAnsi="Arial Narrow" w:cs="Arial Narrow"/>
+          <w:color w:val="000000"/>
+          <w:kern w:val="0"/>
+          <w:sz w:val="22"/>
+          <w:szCs w:val="22"/>
+          <w:lang w:eastAsia="es-PE"/>
+          <w14:ligatures w14:val="none"/>
+        </w:rPr>
+        <w:t/>
+      </w:r>
+      <w:r>
+        <w:rPr>
+          <w:rFonts w:ascii="Arial Narrow" w:eastAsia="Arial Narrow" w:hAnsi="Arial Narrow" w:cs="Arial Narrow"/>
+          <w:kern w:val="0"/>
+          <w14:ligatures w14:val="none"/>
+          <w:sz w:val="22"/>
+          <w:szCs w:val="22"/>
+        </w:rPr>
+        <w:t xml:space="preserve"> del Código</w:t>
       </w:r>
       <w:r>
         <w:rPr>
@@ -3270,7 +3471,7 @@
           <w:lang w:eastAsia="es-PE"/>
           <w14:ligatures w14:val="none"/>
         </w:rPr>
-        <w:t xml:space="preserve"/>
+        <w:t xml:space="preserve">. </w:t>
       </w:r>
     </w:p>
     <w:p>
@@ -3311,7 +3512,39 @@
           <w:sz w:val="22"/>
           <w:szCs w:val="22"/>
         </w:rPr>
-        <w:t>Adicionalmente,</w:t>
+        <w:t xml:space="preserve">Además, </w:t>
+      </w:r>
+      <w:r>
+        <w:rPr>
+          <w:rFonts w:ascii="Arial Narrow" w:eastAsia="Arial Narrow" w:hAnsi="Arial Narrow" w:cs="Arial Narrow"/>
+          <w:kern w:val="0"/>
+          <w14:ligatures w14:val="none"/>
+          <w:sz w:val="22"/>
+          <w:szCs w:val="22"/>
+        </w:rPr>
+        <w:t xml:space="preserve">la Secretaría Técnica, en ejercicio de sus facultades, </w:t>
+      </w:r>
+      <w:r>
+        <w:rPr>
+          <w:rFonts w:ascii="Arial Narrow" w:eastAsia="Arial Narrow" w:hAnsi="Arial Narrow" w:cs="Arial Narrow"/>
+          <w:color w:val="000000"/>
+          <w:kern w:val="0"/>
+          <w:sz w:val="22"/>
+          <w:szCs w:val="22"/>
+          <w:lang w:eastAsia="es-PE"/>
+          <w14:ligatures w14:val="none"/>
+        </w:rPr>
+        <w:t xml:space="preserve">considera </w:t>
+      </w:r>
+      <w:r>
+        <w:rPr>
+          <w:rFonts w:ascii="Arial Narrow" w:eastAsia="Arial Narrow" w:hAnsi="Arial Narrow" w:cs="Arial Narrow"/>
+          <w:kern w:val="0"/>
+          <w14:ligatures w14:val="none"/>
+          <w:sz w:val="22"/>
+          <w:szCs w:val="22"/>
+        </w:rPr>
+        <w:t>que el hecho denunciado, consistente en que</w:t>
       </w:r>
       <w:r>
         <w:rPr>
@@ -3323,38 +3556,6 @@
         </w:rPr>
         <w:t xml:space="preserve"> </w:t>
       </w:r>
-      <w:r>
-        <w:rPr>
-          <w:rFonts w:ascii="Arial Narrow" w:eastAsia="Arial Narrow" w:hAnsi="Arial Narrow" w:cs="Arial Narrow"/>
-          <w:kern w:val="0"/>
-          <w14:ligatures w14:val="none"/>
-          <w:sz w:val="22"/>
-          <w:szCs w:val="22"/>
-        </w:rPr>
-        <w:t xml:space="preserve">la Secretaría Técnica, en ejercicio de sus facultades, </w:t>
-      </w:r>
-      <w:r>
-        <w:rPr>
-          <w:rFonts w:ascii="Arial Narrow" w:eastAsia="Arial Narrow" w:hAnsi="Arial Narrow" w:cs="Arial Narrow"/>
-          <w:color w:val="000000"/>
-          <w:kern w:val="0"/>
-          <w:sz w:val="22"/>
-          <w:szCs w:val="22"/>
-          <w:lang w:eastAsia="es-PE"/>
-          <w14:ligatures w14:val="none"/>
-        </w:rPr>
-        <w:t xml:space="preserve">considera </w:t>
-      </w:r>
-      <w:r>
-        <w:rPr>
-          <w:rFonts w:ascii="Arial Narrow" w:eastAsia="Arial Narrow" w:hAnsi="Arial Narrow" w:cs="Arial Narrow"/>
-          <w:kern w:val="0"/>
-          <w14:ligatures w14:val="none"/>
-          <w:sz w:val="22"/>
-          <w:szCs w:val="22"/>
-        </w:rPr>
-        <w:t xml:space="preserve">que el hecho denunciado, consistente en que </w:t>
-      </w:r>
       <w:proofErr w:type="spellStart"/>
       <w:r>
         <w:rPr>
@@ -3397,7 +3598,7 @@
           <w:sz w:val="22"/>
           <w:szCs w:val="22"/>
         </w:rPr>
-        <w:t xml:space="preserve"> 103****7920</w:t>
+        <w:t xml:space="preserve"> 103****6985</w:t>
       </w:r>
       <w:r>
         <w:rPr>
@@ -3505,7 +3706,7 @@
           <w:sz w:val="22"/>
           <w:szCs w:val="22"/>
         </w:rPr>
-        <w:t xml:space="preserve">Además, </w:t>
+        <w:t xml:space="preserve">Asimismo, </w:t>
       </w:r>
       <w:r>
         <w:rPr>
@@ -3591,7 +3792,7 @@
           <w:sz w:val="22"/>
           <w:szCs w:val="22"/>
         </w:rPr>
-        <w:t xml:space="preserve"> 103****6985</w:t>
+        <w:t xml:space="preserve"> 103****7357</w:t>
       </w:r>
       <w:r>
         <w:rPr>
@@ -3699,49 +3900,81 @@
           <w:sz w:val="22"/>
           <w:szCs w:val="22"/>
         </w:rPr>
-        <w:t xml:space="preserve">Asimismo, </w:t>
-      </w:r>
-      <w:r>
-        <w:rPr>
-          <w:rFonts w:ascii="Arial Narrow" w:eastAsia="Arial Narrow" w:hAnsi="Arial Narrow" w:cs="Arial Narrow"/>
-          <w:kern w:val="0"/>
-          <w14:ligatures w14:val="none"/>
-          <w:sz w:val="22"/>
-          <w:szCs w:val="22"/>
-        </w:rPr>
-        <w:t xml:space="preserve">la Secretaría Técnica, en ejercicio de sus facultades, </w:t>
-      </w:r>
-      <w:r>
-        <w:rPr>
-          <w:rFonts w:ascii="Arial Narrow" w:eastAsia="Arial Narrow" w:hAnsi="Arial Narrow" w:cs="Arial Narrow"/>
-          <w:color w:val="000000"/>
-          <w:kern w:val="0"/>
-          <w:sz w:val="22"/>
-          <w:szCs w:val="22"/>
-          <w:lang w:eastAsia="es-PE"/>
-          <w14:ligatures w14:val="none"/>
-        </w:rPr>
-        <w:t xml:space="preserve">considera </w:t>
-      </w:r>
-      <w:r>
-        <w:rPr>
-          <w:rFonts w:ascii="Arial Narrow" w:eastAsia="Arial Narrow" w:hAnsi="Arial Narrow" w:cs="Arial Narrow"/>
-          <w:kern w:val="0"/>
-          <w14:ligatures w14:val="none"/>
-          <w:sz w:val="22"/>
-          <w:szCs w:val="22"/>
-        </w:rPr>
-        <w:t>que el hecho denunciado, consistente en que</w:t>
-      </w:r>
-      <w:r>
-        <w:rPr>
-          <w:rFonts w:ascii="Arial Narrow" w:eastAsia="Arial Narrow" w:hAnsi="Arial Narrow" w:cs="Arial Narrow"/>
-          <w:kern w:val="0"/>
-          <w14:ligatures w14:val="none"/>
-          <w:sz w:val="22"/>
-          <w:szCs w:val="22"/>
-        </w:rPr>
-        <w:t xml:space="preserve"> </w:t>
+        <w:t xml:space="preserve">Adicionalmente, la Secretaría Técnica, en ejercicio de sus facultades, considera que el hecho denunciado, consistente en que el Banco Agropecuario S.A. no habría cumplido con custodiar de manera íntegra los documentos correspondientes al Crédito 10313567920 contratado por el señor [APELLIDO] ; involucraría una presunta afectación a sus expectativas, quien no habría encontrado una correspondencia entre lo que esperaba recibir de parte del proveedor y lo que realmente recibió. Por consiguiente, corresponde calificar el hecho materia de denuncia como una presunta infracción al deber de idoneidad, tipificado en los artículos 18 y 19 del Código. </w:t>
+      </w:r>
+      <w:r>
+        <w:rPr>
+          <w:rFonts w:ascii="Arial Narrow" w:eastAsia="Arial Narrow" w:hAnsi="Arial Narrow" w:cs="Arial Narrow"/>
+          <w:kern w:val="0"/>
+          <w14:ligatures w14:val="none"/>
+          <w:sz w:val="22"/>
+          <w:szCs w:val="22"/>
+        </w:rPr>
+        <w:t xml:space="preserve"/>
+      </w:r>
+      <w:r>
+        <w:rPr>
+          <w:rFonts w:ascii="Arial Narrow" w:eastAsia="Arial Narrow" w:hAnsi="Arial Narrow" w:cs="Arial Narrow"/>
+          <w:color w:val="000000"/>
+          <w:kern w:val="0"/>
+          <w:sz w:val="22"/>
+          <w:szCs w:val="22"/>
+          <w:lang w:eastAsia="es-PE"/>
+          <w14:ligatures w14:val="none"/>
+        </w:rPr>
+        <w:t xml:space="preserve"/>
+      </w:r>
+      <w:r>
+        <w:rPr>
+          <w:rFonts w:ascii="Arial Narrow" w:eastAsia="Arial Narrow" w:hAnsi="Arial Narrow" w:cs="Arial Narrow"/>
+          <w:kern w:val="0"/>
+          <w14:ligatures w14:val="none"/>
+          <w:sz w:val="22"/>
+          <w:szCs w:val="22"/>
+        </w:rPr>
+        <w:t/>
+      </w:r>
+      <w:r>
+        <w:rPr>
+          <w:rFonts w:ascii="Arial Narrow" w:eastAsia="Arial Narrow" w:hAnsi="Arial Narrow" w:cs="Arial Narrow"/>
+          <w:kern w:val="0"/>
+          <w14:ligatures w14:val="none"/>
+          <w:sz w:val="22"/>
+          <w:szCs w:val="22"/>
+        </w:rPr>
+        <w:t xml:space="preserve"/>
+      </w:r>
+      <w:r>
+        <w:rPr>
+          <w:rFonts w:ascii="Arial Narrow" w:eastAsia="Arial Narrow" w:hAnsi="Arial Narrow" w:cs="Arial Narrow"/>
+          <w:bCs/>
+          <w:sz w:val="22"/>
+          <w:szCs w:val="22"/>
+        </w:rPr>
+        <w:t/>
+      </w:r>
+      <w:r>
+        <w:rPr>
+          <w:rFonts w:ascii="Arial Narrow" w:eastAsia="Arial Narrow" w:hAnsi="Arial Narrow" w:cs="Arial Narrow"/>
+          <w:color w:val="000000"/>
+          <w:kern w:val="0"/>
+          <w:sz w:val="22"/>
+          <w:szCs w:val="22"/>
+          <w:shd w:val="clear" w:color="auto" w:fill="FFFFFF"/>
+          <w:lang w:eastAsia="es-PE"/>
+          <w14:ligatures w14:val="none"/>
+        </w:rPr>
+        <w:t xml:space="preserve"/>
+      </w:r>
+      <w:r>
+        <w:rPr>
+          <w:rFonts w:ascii="Arial Narrow" w:eastAsia="Arial Narrow" w:hAnsi="Arial Narrow" w:cs="Arial Narrow"/>
+          <w:kern w:val="0"/>
+          <w14:ligatures w14:val="none"/>
+          <w:sz w:val="22"/>
+          <w:szCs w:val="22"/>
+        </w:rPr>
+        <w:t xml:space="preserve"/>
       </w:r>
       <w:proofErr w:type="spellStart"/>
       <w:r>
@@ -3752,7 +3985,7 @@
           <w:sz w:val="22"/>
           <w:szCs w:val="22"/>
         </w:rPr>
-        <w:t>Protecta</w:t>
+        <w:t/>
       </w:r>
       <w:proofErr w:type="spellEnd"/>
       <w:r>
@@ -3763,83 +3996,61 @@
           <w:sz w:val="22"/>
           <w:szCs w:val="22"/>
         </w:rPr>
-        <w:t xml:space="preserve"> S.A. Compañía de Seguros y Reaseguros no habría cumplido con custodiar de manera íntegra el certificado de seguro de desgravamen asociado a la Línea de Crédito </w:t>
-      </w:r>
-      <w:proofErr w:type="spellStart"/>
-      <w:r>
-        <w:rPr>
-          <w:rFonts w:ascii="Arial Narrow" w:eastAsia="Arial Narrow" w:hAnsi="Arial Narrow" w:cs="Arial Narrow"/>
-          <w:kern w:val="0"/>
-          <w14:ligatures w14:val="none"/>
-          <w:sz w:val="22"/>
-          <w:szCs w:val="22"/>
-        </w:rPr>
-        <w:t/>
-      </w:r>
-      <w:proofErr w:type="spellEnd"/>
-      <w:r>
-        <w:rPr>
-          <w:rFonts w:ascii="Arial Narrow" w:eastAsia="Arial Narrow" w:hAnsi="Arial Narrow" w:cs="Arial Narrow"/>
-          <w:kern w:val="0"/>
-          <w14:ligatures w14:val="none"/>
-          <w:sz w:val="22"/>
-          <w:szCs w:val="22"/>
-        </w:rPr>
-        <w:t xml:space="preserve"> 103****7357</w:t>
-      </w:r>
-      <w:r>
-        <w:rPr>
-          <w:rFonts w:ascii="Arial Narrow" w:eastAsia="Arial Narrow" w:hAnsi="Arial Narrow" w:cs="Arial Narrow"/>
-          <w:kern w:val="0"/>
-          <w14:ligatures w14:val="none"/>
-          <w:sz w:val="22"/>
-          <w:szCs w:val="22"/>
-        </w:rPr>
-        <w:t>; involucraría una presunta afectación a sus expectativas, quien no habría encontrado una correspondencia entre lo que esperaba recibir de parte del proveedor y lo que realmente recibió. Por consiguiente, corresponde calificar el hecho materia de denuncia como una presunta infracción al deber de idoneidad, tipificado en los artículos 18</w:t>
-      </w:r>
-      <w:r>
-        <w:rPr>
-          <w:rFonts w:ascii="Arial Narrow" w:eastAsia="Arial Narrow" w:hAnsi="Arial Narrow" w:cs="Arial Narrow"/>
-          <w:color w:val="000000"/>
-          <w:kern w:val="0"/>
-          <w:sz w:val="22"/>
-          <w:szCs w:val="22"/>
-          <w:lang w:eastAsia="es-PE"/>
-          <w14:ligatures w14:val="none"/>
-        </w:rPr>
-        <w:t/>
-      </w:r>
-      <w:r>
-        <w:rPr>
-          <w:rFonts w:ascii="Arial Narrow" w:eastAsia="Arial Narrow" w:hAnsi="Arial Narrow" w:cs="Arial Narrow"/>
-          <w:kern w:val="0"/>
-          <w14:ligatures w14:val="none"/>
-          <w:sz w:val="22"/>
-          <w:szCs w:val="22"/>
-        </w:rPr>
-        <w:t xml:space="preserve"> y 19</w:t>
-      </w:r>
-      <w:r>
-        <w:rPr>
-          <w:rFonts w:ascii="Arial Narrow" w:eastAsia="Arial Narrow" w:hAnsi="Arial Narrow" w:cs="Arial Narrow"/>
-          <w:color w:val="000000"/>
-          <w:kern w:val="0"/>
-          <w:sz w:val="22"/>
-          <w:szCs w:val="22"/>
-          <w:lang w:eastAsia="es-PE"/>
-          <w14:ligatures w14:val="none"/>
-        </w:rPr>
-        <w:t/>
-      </w:r>
-      <w:r>
-        <w:rPr>
-          <w:rFonts w:ascii="Arial Narrow" w:eastAsia="Arial Narrow" w:hAnsi="Arial Narrow" w:cs="Arial Narrow"/>
-          <w:kern w:val="0"/>
-          <w14:ligatures w14:val="none"/>
-          <w:sz w:val="22"/>
-          <w:szCs w:val="22"/>
-        </w:rPr>
-        <w:t xml:space="preserve"> del Código</w:t>
+        <w:t xml:space="preserve"/>
+      </w:r>
+      <w:r>
+        <w:rPr>
+          <w:rFonts w:ascii="Arial Narrow" w:eastAsia="Arial Narrow" w:hAnsi="Arial Narrow" w:cs="Arial Narrow"/>
+          <w:kern w:val="0"/>
+          <w14:ligatures w14:val="none"/>
+          <w:sz w:val="22"/>
+          <w:szCs w:val="22"/>
+        </w:rPr>
+        <w:t/>
+      </w:r>
+      <w:r>
+        <w:rPr>
+          <w:rFonts w:ascii="Arial Narrow" w:eastAsia="Arial Narrow" w:hAnsi="Arial Narrow" w:cs="Arial Narrow"/>
+          <w:color w:val="000000"/>
+          <w:kern w:val="0"/>
+          <w:sz w:val="22"/>
+          <w:szCs w:val="22"/>
+          <w:lang w:eastAsia="es-PE"/>
+          <w14:ligatures w14:val="none"/>
+        </w:rPr>
+        <w:t/>
+      </w:r>
+      <w:r>
+        <w:rPr>
+          <w:rFonts w:ascii="Arial Narrow" w:eastAsia="Arial Narrow" w:hAnsi="Arial Narrow" w:cs="Arial Narrow"/>
+          <w:kern w:val="0"/>
+          <w14:ligatures w14:val="none"/>
+          <w:sz w:val="22"/>
+          <w:szCs w:val="22"/>
+        </w:rPr>
+        <w:t xml:space="preserve"/>
+      </w:r>
+      <w:r>
+        <w:rPr>
+          <w:rFonts w:ascii="Arial Narrow" w:eastAsia="Arial Narrow" w:hAnsi="Arial Narrow" w:cs="Arial Narrow"/>
+          <w:color w:val="000000"/>
+          <w:kern w:val="0"/>
+          <w:sz w:val="22"/>
+          <w:szCs w:val="22"/>
+          <w:lang w:eastAsia="es-PE"/>
+          <w14:ligatures w14:val="none"/>
+        </w:rPr>
+        <w:t/>
+      </w:r>
+      <w:r>
+        <w:rPr>
+          <w:rFonts w:ascii="Arial Narrow" w:eastAsia="Arial Narrow" w:hAnsi="Arial Narrow" w:cs="Arial Narrow"/>
+          <w:kern w:val="0"/>
+          <w14:ligatures w14:val="none"/>
+          <w:sz w:val="22"/>
+          <w:szCs w:val="22"/>
+        </w:rPr>
+        <w:t xml:space="preserve"/>
       </w:r>
       <w:r>
         <w:rPr>
@@ -3852,7 +4063,7 @@
           <w:lang w:eastAsia="es-PE"/>
           <w14:ligatures w14:val="none"/>
         </w:rPr>
-        <w:t xml:space="preserve">. </w:t>
+        <w:t xml:space="preserve"/>
       </w:r>
     </w:p>
     <w:p>
@@ -3893,7 +4104,7 @@
           <w:sz w:val="22"/>
           <w:szCs w:val="22"/>
         </w:rPr>
-        <w:t xml:space="preserve">Adicionalmente, la Secretaría Técnica, en ejercicio de sus facultades, considera que el hecho denunciado, consistente en que el Banco Agropecuario S.A. no habría cumplido con custodiar de manera íntegra los documentos correspondientes al Crédito 10313567920 contratado por el señor [APELLIDO] ; involucraría una presunta afectación a sus expectativas, quien no habría encontrado una correspondencia entre lo que esperaba recibir de parte del proveedor y lo que realmente recibió. Por consiguiente, corresponde calificar el hecho materia de denuncia como una presunta infracción al deber de idoneidad, tipificado en los artículos 18 y 19 del Código. </w:t>
+        <w:t xml:space="preserve">Además, la Secretaría Técnica, en ejercicio de sus facultades, considera que el hecho denunciado, consistente en que el Banco Agropecuario S.A., no habría cumplido con custodiar de manera íntegra los documentos correspondientes al Crédito 10315686985 contratado por el señor [APELLIDO] ; involucraría una presunta afectación a sus expectativas, quien no habría encontrado una correspondencia entre lo que esperaba recibir de parte del proveedor y lo que realmente recibió. Por consiguiente, corresponde calificar el hecho materia de denuncia como una presunta infracción al deber de idoneidad, tipificado en los artículos 18 y 19 del Código. </w:t>
       </w:r>
       <w:r>
         <w:rPr>
@@ -4097,7 +4308,7 @@
           <w:sz w:val="22"/>
           <w:szCs w:val="22"/>
         </w:rPr>
-        <w:t xml:space="preserve">Además, la Secretaría Técnica, en ejercicio de sus facultades, considera que el hecho denunciado, consistente en que el Banco Agropecuario S.A., no habría cumplido con custodiar de manera íntegra los documentos correspondientes al Crédito 10315686985 contratado por el señor [APELLIDO] ; involucraría una presunta afectación a sus expectativas, quien no habría encontrado una correspondencia entre lo que esperaba recibir de parte del proveedor y lo que realmente recibió. Por consiguiente, corresponde calificar el hecho materia de denuncia como una presunta infracción al deber de idoneidad, tipificado en los artículos 18 y 19 del Código. </w:t>
+        <w:t xml:space="preserve">Asimismo, la Secretaría Técnica, en ejercicio de sus facultades, considera que el hecho denunciado, consistente en que el Banco Agropecuario S.A., no habría cumplido con custodiar de manera íntegra los documentos correspondientes al Crédito 10326627357 contratado por el señor [APELLIDO] ; involucraría una presunta afectación a sus expectativas, quien no habría encontrado una correspondencia entre lo que esperaba recibir de parte del proveedor y lo que realmente recibió. Por consiguiente, corresponde calificar el hecho materia de denuncia como una presunta infracción al deber de idoneidad, tipificado en los artículos 18 y 19 del Código. </w:t>
       </w:r>
       <w:r>
         <w:rPr>
@@ -4203,6 +4414,17 @@
           <w:sz w:val="22"/>
           <w:szCs w:val="22"/>
         </w:rPr>
+        <w:t xml:space="preserve"/>
+      </w:r>
+      <w:r>
+        <w:rPr>
+          <w:rFonts w:ascii="Arial Narrow" w:eastAsia="Arial Narrow" w:hAnsi="Arial Narrow" w:cs="Arial Narrow"/>
+          <w:kern w:val="0"/>
+          <w14:ligatures w14:val="none"/>
+          <w:sz w:val="22"/>
+          <w:szCs w:val="22"/>
+        </w:rPr>
+        <w:lastRenderedPageBreak/>
         <w:t/>
       </w:r>
       <w:r>
@@ -4301,7 +4523,7 @@
           <w:sz w:val="22"/>
           <w:szCs w:val="22"/>
         </w:rPr>
-        <w:t xml:space="preserve">Asimismo, la Secretaría Técnica, en ejercicio de sus facultades, considera que el hecho denunciado, consistente en que el Banco Agropecuario S.A., no habría cumplido con custodiar de manera íntegra los documentos correspondientes al Crédito 10326627357 contratado por el señor [APELLIDO] ; involucraría una presunta afectación a sus expectativas, quien no habría encontrado una correspondencia entre lo que esperaba recibir de parte del proveedor y lo que realmente recibió. Por consiguiente, corresponde calificar el hecho materia de denuncia como una presunta infracción al deber de idoneidad, tipificado en los artículos 18 y 19 del Código. </w:t>
+        <w:t xml:space="preserve">Adicionalmente, la Secretaría Técnica, en ejercicio de sus facultades, considera que el hecho denunciado, consistente en que el Banco Agropecuario S.A. no habrían cumplido con registrar correctamente la ampliación del Crédito 10313567920 contratado por el señor [APELLIDO] ; involucraría una presunta afectación a sus expectativas, quien no habría encontrado una correspondencia entre lo que esperaba recibir de parte del proveedor y lo que realmente recibió. Por consiguiente, corresponde calificar el hecho materia de denuncia como una presunta infracción al deber de idoneidad, tipificado en los artículos 18 y 19 del Código. </w:t>
       </w:r>
       <w:r>
         <w:rPr>
@@ -4407,17 +4629,6 @@
           <w:sz w:val="22"/>
           <w:szCs w:val="22"/>
         </w:rPr>
-        <w:t xml:space="preserve"/>
-      </w:r>
-      <w:r>
-        <w:rPr>
-          <w:rFonts w:ascii="Arial Narrow" w:eastAsia="Arial Narrow" w:hAnsi="Arial Narrow" w:cs="Arial Narrow"/>
-          <w:kern w:val="0"/>
-          <w14:ligatures w14:val="none"/>
-          <w:sz w:val="22"/>
-          <w:szCs w:val="22"/>
-        </w:rPr>
-        <w:lastRenderedPageBreak/>
         <w:t/>
       </w:r>
       <w:r>
@@ -4516,7 +4727,7 @@
           <w:sz w:val="22"/>
           <w:szCs w:val="22"/>
         </w:rPr>
-        <w:t xml:space="preserve">Adicionalmente, la Secretaría Técnica, en ejercicio de sus facultades, considera que el hecho denunciado, consistente en que el Banco Agropecuario S.A. no habrían cumplido con registrar correctamente la ampliación del Crédito 10313567920 contratado por el señor [APELLIDO] ; involucraría una presunta afectación a sus expectativas, quien no habría encontrado una correspondencia entre lo que esperaba recibir de parte del proveedor y lo que realmente recibió. Por consiguiente, corresponde calificar el hecho materia de denuncia como una presunta infracción al deber de idoneidad, tipificado en los artículos 18 y 19 del Código. </w:t>
+        <w:t xml:space="preserve">Además, la Secretaría Técnica, en ejercicio de sus facultades, considera que el hecho denunciado, consistente en que el Banco Agropecuario S.A. no habría cumplido con registrar correctamente la ampliación del Crédito 10315686985 contratado por el señor [APELLIDO] ; involucraría una presunta afectación a sus expectativas, quien no habría encontrado una correspondencia entre lo que esperaba recibir de parte del proveedor y lo que realmente recibió. Por consiguiente, corresponde calificar el hecho materia de denuncia como una presunta infracción al deber de idoneidad, tipificado en los artículos 18 y 19 del Código. </w:t>
       </w:r>
       <w:r>
         <w:rPr>
@@ -4720,7 +4931,7 @@
           <w:sz w:val="22"/>
           <w:szCs w:val="22"/>
         </w:rPr>
-        <w:t xml:space="preserve">Además, la Secretaría Técnica, en ejercicio de sus facultades, considera que el hecho denunciado, consistente en que el Banco Agropecuario S.A. no habría cumplido con registrar correctamente la ampliación del Crédito 10315686985 contratado por el señor [APELLIDO] ; involucraría una presunta afectación a sus expectativas, quien no habría encontrado una correspondencia entre lo que esperaba recibir de parte del proveedor y lo que realmente recibió. Por consiguiente, corresponde calificar el hecho materia de denuncia como una presunta infracción al deber de idoneidad, tipificado en los artículos 18 y 19 del Código. </w:t>
+        <w:t xml:space="preserve">Asimismo, la Secretaría Técnica, en ejercicio de sus facultades, considera que el hecho denunciado, consistente en que el Banco Agropecuario S.A., no habría cumplido con registrar correctamente la ampliación del Crédito 10326627357 contratado por el señor [APELLIDO] ; involucraría una presunta afectación a sus expectativas, quien no habría encontrado una correspondencia entre lo que esperaba recibir de parte del proveedor y lo que realmente recibió. Por consiguiente, corresponde calificar el hecho materia de denuncia como una presunta infracción al deber de idoneidad, tipificado en los artículos 18 y 19 del Código. </w:t>
       </w:r>
       <w:r>
         <w:rPr>
@@ -4924,170 +5135,160 @@
           <w:sz w:val="22"/>
           <w:szCs w:val="22"/>
         </w:rPr>
-        <w:t xml:space="preserve">Asimismo, la Secretaría Técnica, en ejercicio de sus facultades, considera que el hecho denunciado, consistente en que el Banco Agropecuario S.A., no habría cumplido con registrar correctamente la ampliación del Crédito 10326627357 contratado por el señor [APELLIDO] ; involucraría una presunta afectación a sus expectativas, quien no habría encontrado una correspondencia entre lo que esperaba recibir de parte del proveedor y lo que realmente recibió. Por consiguiente, corresponde calificar el hecho materia de denuncia como una presunta infracción al deber de idoneidad, tipificado en los artículos 18 y 19 del Código. </w:t>
-      </w:r>
-      <w:r>
-        <w:rPr>
-          <w:rFonts w:ascii="Arial Narrow" w:eastAsia="Arial Narrow" w:hAnsi="Arial Narrow" w:cs="Arial Narrow"/>
-          <w:kern w:val="0"/>
-          <w14:ligatures w14:val="none"/>
-          <w:sz w:val="22"/>
-          <w:szCs w:val="22"/>
-        </w:rPr>
-        <w:t xml:space="preserve"/>
-      </w:r>
-      <w:r>
-        <w:rPr>
-          <w:rFonts w:ascii="Arial Narrow" w:eastAsia="Arial Narrow" w:hAnsi="Arial Narrow" w:cs="Arial Narrow"/>
-          <w:color w:val="000000"/>
-          <w:kern w:val="0"/>
-          <w:sz w:val="22"/>
-          <w:szCs w:val="22"/>
-          <w:lang w:eastAsia="es-PE"/>
-          <w14:ligatures w14:val="none"/>
-        </w:rPr>
-        <w:t xml:space="preserve"/>
-      </w:r>
-      <w:r>
-        <w:rPr>
-          <w:rFonts w:ascii="Arial Narrow" w:eastAsia="Arial Narrow" w:hAnsi="Arial Narrow" w:cs="Arial Narrow"/>
-          <w:kern w:val="0"/>
-          <w14:ligatures w14:val="none"/>
-          <w:sz w:val="22"/>
-          <w:szCs w:val="22"/>
-        </w:rPr>
-        <w:t/>
-      </w:r>
-      <w:r>
-        <w:rPr>
-          <w:rFonts w:ascii="Arial Narrow" w:eastAsia="Arial Narrow" w:hAnsi="Arial Narrow" w:cs="Arial Narrow"/>
-          <w:kern w:val="0"/>
-          <w14:ligatures w14:val="none"/>
-          <w:sz w:val="22"/>
-          <w:szCs w:val="22"/>
-        </w:rPr>
-        <w:t xml:space="preserve"/>
+        <w:t xml:space="preserve">Además, </w:t>
+      </w:r>
+      <w:r>
+        <w:rPr>
+          <w:rFonts w:ascii="Arial Narrow" w:eastAsia="Arial Narrow" w:hAnsi="Arial Narrow" w:cs="Arial Narrow"/>
+          <w:kern w:val="0"/>
+          <w14:ligatures w14:val="none"/>
+          <w:sz w:val="22"/>
+          <w:szCs w:val="22"/>
+        </w:rPr>
+        <w:t xml:space="preserve">la Secretaría Técnica, en ejercicio de sus facultades, </w:t>
+      </w:r>
+      <w:r>
+        <w:rPr>
+          <w:rFonts w:ascii="Arial Narrow" w:eastAsia="Arial Narrow" w:hAnsi="Arial Narrow" w:cs="Arial Narrow"/>
+          <w:color w:val="000000"/>
+          <w:kern w:val="0"/>
+          <w:sz w:val="22"/>
+          <w:szCs w:val="22"/>
+          <w:lang w:eastAsia="es-PE"/>
+          <w14:ligatures w14:val="none"/>
+        </w:rPr>
+        <w:t xml:space="preserve">considera </w:t>
+      </w:r>
+      <w:r>
+        <w:rPr>
+          <w:rFonts w:ascii="Arial Narrow" w:eastAsia="Arial Narrow" w:hAnsi="Arial Narrow" w:cs="Arial Narrow"/>
+          <w:kern w:val="0"/>
+          <w14:ligatures w14:val="none"/>
+          <w:sz w:val="22"/>
+          <w:szCs w:val="22"/>
+        </w:rPr>
+        <w:t>que el hecho denunciado, consistente en que</w:t>
+      </w:r>
+      <w:r>
+        <w:rPr>
+          <w:rFonts w:ascii="Arial Narrow" w:eastAsia="Arial Narrow" w:hAnsi="Arial Narrow" w:cs="Arial Narrow"/>
+          <w:kern w:val="0"/>
+          <w14:ligatures w14:val="none"/>
+          <w:sz w:val="22"/>
+          <w:szCs w:val="22"/>
+        </w:rPr>
+        <w:t xml:space="preserve"> </w:t>
+      </w:r>
+      <w:proofErr w:type="spellStart"/>
+      <w:r>
+        <w:rPr>
+          <w:rFonts w:ascii="Arial Narrow" w:eastAsia="Arial Narrow" w:hAnsi="Arial Narrow" w:cs="Arial Narrow"/>
+          <w:kern w:val="0"/>
+          <w14:ligatures w14:val="none"/>
+          <w:sz w:val="22"/>
+          <w:szCs w:val="22"/>
+        </w:rPr>
+        <w:t>Protecta</w:t>
+      </w:r>
+      <w:proofErr w:type="spellEnd"/>
+      <w:r>
+        <w:rPr>
+          <w:rFonts w:ascii="Arial Narrow" w:eastAsia="Arial Narrow" w:hAnsi="Arial Narrow" w:cs="Arial Narrow"/>
+          <w:kern w:val="0"/>
+          <w14:ligatures w14:val="none"/>
+          <w:sz w:val="22"/>
+          <w:szCs w:val="22"/>
+        </w:rPr>
+        <w:t xml:space="preserve"> S.A. Compañía de Seguros y Reaseguros no habría cumplido con registrar correctamente la ampliación del seguro de desgravamen asociado a la Línea de Crédito </w:t>
+      </w:r>
+      <w:proofErr w:type="spellStart"/>
+      <w:r>
+        <w:rPr>
+          <w:rFonts w:ascii="Arial Narrow" w:eastAsia="Arial Narrow" w:hAnsi="Arial Narrow" w:cs="Arial Narrow"/>
+          <w:kern w:val="0"/>
+          <w14:ligatures w14:val="none"/>
+          <w:sz w:val="22"/>
+          <w:szCs w:val="22"/>
+        </w:rPr>
+        <w:t/>
+      </w:r>
+      <w:proofErr w:type="spellEnd"/>
+      <w:r>
+        <w:rPr>
+          <w:rFonts w:ascii="Arial Narrow" w:eastAsia="Arial Narrow" w:hAnsi="Arial Narrow" w:cs="Arial Narrow"/>
+          <w:kern w:val="0"/>
+          <w14:ligatures w14:val="none"/>
+          <w:sz w:val="22"/>
+          <w:szCs w:val="22"/>
+        </w:rPr>
+        <w:t xml:space="preserve"> 103****7920</w:t>
+      </w:r>
+      <w:r>
+        <w:rPr>
+          <w:rFonts w:ascii="Arial Narrow" w:eastAsia="Arial Narrow" w:hAnsi="Arial Narrow" w:cs="Arial Narrow"/>
+          <w:kern w:val="0"/>
+          <w14:ligatures w14:val="none"/>
+          <w:sz w:val="22"/>
+          <w:szCs w:val="22"/>
+        </w:rPr>
+        <w:t>; involucraría una presunta afectación a sus expectativas, quien no habría encontrado una correspondencia entre lo que esperaba recibir de parte del proveedor y lo que realmente recibió. Por consiguiente, corresponde calificar el hecho materia de denuncia como una presunta infracción al deber de idoneidad, tipificado en los artículos 18</w:t>
+      </w:r>
+      <w:r>
+        <w:rPr>
+          <w:rFonts w:ascii="Arial Narrow" w:eastAsia="Arial Narrow" w:hAnsi="Arial Narrow" w:cs="Arial Narrow"/>
+          <w:color w:val="000000"/>
+          <w:kern w:val="0"/>
+          <w:sz w:val="22"/>
+          <w:szCs w:val="22"/>
+          <w:lang w:eastAsia="es-PE"/>
+          <w14:ligatures w14:val="none"/>
+        </w:rPr>
+        <w:t/>
+      </w:r>
+      <w:r>
+        <w:rPr>
+          <w:rFonts w:ascii="Arial Narrow" w:eastAsia="Arial Narrow" w:hAnsi="Arial Narrow" w:cs="Arial Narrow"/>
+          <w:kern w:val="0"/>
+          <w14:ligatures w14:val="none"/>
+          <w:sz w:val="22"/>
+          <w:szCs w:val="22"/>
+        </w:rPr>
+        <w:t xml:space="preserve"> y 19</w:t>
+      </w:r>
+      <w:r>
+        <w:rPr>
+          <w:rFonts w:ascii="Arial Narrow" w:eastAsia="Arial Narrow" w:hAnsi="Arial Narrow" w:cs="Arial Narrow"/>
+          <w:color w:val="000000"/>
+          <w:kern w:val="0"/>
+          <w:sz w:val="22"/>
+          <w:szCs w:val="22"/>
+          <w:lang w:eastAsia="es-PE"/>
+          <w14:ligatures w14:val="none"/>
+        </w:rPr>
+        <w:t/>
+      </w:r>
+      <w:r>
+        <w:rPr>
+          <w:rFonts w:ascii="Arial Narrow" w:eastAsia="Arial Narrow" w:hAnsi="Arial Narrow" w:cs="Arial Narrow"/>
+          <w:kern w:val="0"/>
+          <w14:ligatures w14:val="none"/>
+          <w:sz w:val="22"/>
+          <w:szCs w:val="22"/>
+        </w:rPr>
+        <w:t xml:space="preserve"> del Código</w:t>
       </w:r>
       <w:r>
         <w:rPr>
           <w:rFonts w:ascii="Arial Narrow" w:eastAsia="Arial Narrow" w:hAnsi="Arial Narrow" w:cs="Arial Narrow"/>
           <w:bCs/>
-          <w:sz w:val="22"/>
-          <w:szCs w:val="22"/>
-        </w:rPr>
-        <w:t/>
-      </w:r>
-      <w:r>
-        <w:rPr>
-          <w:rFonts w:ascii="Arial Narrow" w:eastAsia="Arial Narrow" w:hAnsi="Arial Narrow" w:cs="Arial Narrow"/>
-          <w:color w:val="000000"/>
-          <w:kern w:val="0"/>
-          <w:sz w:val="22"/>
-          <w:szCs w:val="22"/>
-          <w:shd w:val="clear" w:color="auto" w:fill="FFFFFF"/>
-          <w:lang w:eastAsia="es-PE"/>
-          <w14:ligatures w14:val="none"/>
-        </w:rPr>
-        <w:t xml:space="preserve"/>
-      </w:r>
-      <w:r>
-        <w:rPr>
-          <w:rFonts w:ascii="Arial Narrow" w:eastAsia="Arial Narrow" w:hAnsi="Arial Narrow" w:cs="Arial Narrow"/>
-          <w:kern w:val="0"/>
-          <w14:ligatures w14:val="none"/>
-          <w:sz w:val="22"/>
-          <w:szCs w:val="22"/>
-        </w:rPr>
-        <w:t xml:space="preserve"/>
-      </w:r>
-      <w:proofErr w:type="spellStart"/>
-      <w:r>
-        <w:rPr>
-          <w:rFonts w:ascii="Arial Narrow" w:eastAsia="Arial Narrow" w:hAnsi="Arial Narrow" w:cs="Arial Narrow"/>
-          <w:kern w:val="0"/>
-          <w14:ligatures w14:val="none"/>
-          <w:sz w:val="22"/>
-          <w:szCs w:val="22"/>
-        </w:rPr>
-        <w:t/>
-      </w:r>
-      <w:proofErr w:type="spellEnd"/>
-      <w:r>
-        <w:rPr>
-          <w:rFonts w:ascii="Arial Narrow" w:eastAsia="Arial Narrow" w:hAnsi="Arial Narrow" w:cs="Arial Narrow"/>
-          <w:kern w:val="0"/>
-          <w14:ligatures w14:val="none"/>
-          <w:sz w:val="22"/>
-          <w:szCs w:val="22"/>
-        </w:rPr>
-        <w:t xml:space="preserve"/>
-      </w:r>
-      <w:r>
-        <w:rPr>
-          <w:rFonts w:ascii="Arial Narrow" w:eastAsia="Arial Narrow" w:hAnsi="Arial Narrow" w:cs="Arial Narrow"/>
-          <w:kern w:val="0"/>
-          <w14:ligatures w14:val="none"/>
-          <w:sz w:val="22"/>
-          <w:szCs w:val="22"/>
-        </w:rPr>
-        <w:t/>
-      </w:r>
-      <w:r>
-        <w:rPr>
-          <w:rFonts w:ascii="Arial Narrow" w:eastAsia="Arial Narrow" w:hAnsi="Arial Narrow" w:cs="Arial Narrow"/>
-          <w:color w:val="000000"/>
-          <w:kern w:val="0"/>
-          <w:sz w:val="22"/>
-          <w:szCs w:val="22"/>
-          <w:lang w:eastAsia="es-PE"/>
-          <w14:ligatures w14:val="none"/>
-        </w:rPr>
-        <w:t/>
-      </w:r>
-      <w:r>
-        <w:rPr>
-          <w:rFonts w:ascii="Arial Narrow" w:eastAsia="Arial Narrow" w:hAnsi="Arial Narrow" w:cs="Arial Narrow"/>
-          <w:kern w:val="0"/>
-          <w14:ligatures w14:val="none"/>
-          <w:sz w:val="22"/>
-          <w:szCs w:val="22"/>
-        </w:rPr>
-        <w:t xml:space="preserve"/>
-      </w:r>
-      <w:r>
-        <w:rPr>
-          <w:rFonts w:ascii="Arial Narrow" w:eastAsia="Arial Narrow" w:hAnsi="Arial Narrow" w:cs="Arial Narrow"/>
-          <w:color w:val="000000"/>
-          <w:kern w:val="0"/>
-          <w:sz w:val="22"/>
-          <w:szCs w:val="22"/>
-          <w:lang w:eastAsia="es-PE"/>
-          <w14:ligatures w14:val="none"/>
-        </w:rPr>
-        <w:t/>
-      </w:r>
-      <w:r>
-        <w:rPr>
-          <w:rFonts w:ascii="Arial Narrow" w:eastAsia="Arial Narrow" w:hAnsi="Arial Narrow" w:cs="Arial Narrow"/>
-          <w:kern w:val="0"/>
-          <w14:ligatures w14:val="none"/>
-          <w:sz w:val="22"/>
-          <w:szCs w:val="22"/>
-        </w:rPr>
-        <w:t xml:space="preserve"/>
-      </w:r>
-      <w:r>
-        <w:rPr>
-          <w:rFonts w:ascii="Arial Narrow" w:eastAsia="Arial Narrow" w:hAnsi="Arial Narrow" w:cs="Arial Narrow"/>
-          <w:bCs/>
-          <w:color w:val="000000"/>
-          <w:kern w:val="0"/>
-          <w:sz w:val="22"/>
-          <w:szCs w:val="22"/>
-          <w:lang w:eastAsia="es-PE"/>
-          <w14:ligatures w14:val="none"/>
-        </w:rPr>
-        <w:t xml:space="preserve"/>
+          <w:color w:val="000000"/>
+          <w:kern w:val="0"/>
+          <w:sz w:val="22"/>
+          <w:szCs w:val="22"/>
+          <w:lang w:eastAsia="es-PE"/>
+          <w14:ligatures w14:val="none"/>
+        </w:rPr>
+        <w:t xml:space="preserve">. </w:t>
       </w:r>
     </w:p>
     <w:p>
@@ -5128,7 +5329,7 @@
           <w:sz w:val="22"/>
           <w:szCs w:val="22"/>
         </w:rPr>
-        <w:t xml:space="preserve">Además, </w:t>
+        <w:t xml:space="preserve">Asimismo, </w:t>
       </w:r>
       <w:r>
         <w:rPr>
@@ -5192,7 +5393,7 @@
           <w:sz w:val="22"/>
           <w:szCs w:val="22"/>
         </w:rPr>
-        <w:t xml:space="preserve"> S.A. Compañía de Seguros y Reaseguros no habría cumplido con registrar correctamente la ampliación del seguro de desgravamen asociado a la Línea de Crédito </w:t>
+        <w:t xml:space="preserve"> S.A. Compañía de Seguros y Reaseguros no habría cumplido con registrar correctamente la ampliación del desgravamen asociado a la Línea de Crédito </w:t>
       </w:r>
       <w:proofErr w:type="spellStart"/>
       <w:r>
@@ -5214,7 +5415,7 @@
           <w:sz w:val="22"/>
           <w:szCs w:val="22"/>
         </w:rPr>
-        <w:t xml:space="preserve"> 103****7920</w:t>
+        <w:t xml:space="preserve"> 103****6985</w:t>
       </w:r>
       <w:r>
         <w:rPr>
@@ -5322,7 +5523,7 @@
           <w:sz w:val="22"/>
           <w:szCs w:val="22"/>
         </w:rPr>
-        <w:t xml:space="preserve">Asimismo, </w:t>
+        <w:t xml:space="preserve">Además, </w:t>
       </w:r>
       <w:r>
         <w:rPr>
@@ -5386,7 +5587,7 @@
           <w:sz w:val="22"/>
           <w:szCs w:val="22"/>
         </w:rPr>
-        <w:t xml:space="preserve"> S.A. Compañía de Seguros y Reaseguros no habría cumplido con registrar correctamente la ampliación del desgravamen asociado a la Línea de Crédito </w:t>
+        <w:t xml:space="preserve"> S.A. Compañía de Seguros y Reaseguros no habría cumplido con registrar correctamente la ampliación del seguro de desgravamen asociado a la Línea de Crédito </w:t>
       </w:r>
       <w:proofErr w:type="spellStart"/>
       <w:r>
@@ -5408,17 +5609,28 @@
           <w:sz w:val="22"/>
           <w:szCs w:val="22"/>
         </w:rPr>
-        <w:t xml:space="preserve"> 103****6985</w:t>
-      </w:r>
-      <w:r>
-        <w:rPr>
-          <w:rFonts w:ascii="Arial Narrow" w:eastAsia="Arial Narrow" w:hAnsi="Arial Narrow" w:cs="Arial Narrow"/>
-          <w:kern w:val="0"/>
-          <w14:ligatures w14:val="none"/>
-          <w:sz w:val="22"/>
-          <w:szCs w:val="22"/>
-        </w:rPr>
-        <w:t>; involucraría una presunta afectación a sus expectativas, quien no habría encontrado una correspondencia entre lo que esperaba recibir de parte del proveedor y lo que realmente recibió. Por consiguiente, corresponde calificar el hecho materia de denuncia como una presunta infracción al deber de idoneidad, tipificado en los artículos 18</w:t>
+        <w:t xml:space="preserve"> 103****7357</w:t>
+      </w:r>
+      <w:r>
+        <w:rPr>
+          <w:rFonts w:ascii="Arial Narrow" w:eastAsia="Arial Narrow" w:hAnsi="Arial Narrow" w:cs="Arial Narrow"/>
+          <w:kern w:val="0"/>
+          <w14:ligatures w14:val="none"/>
+          <w:sz w:val="22"/>
+          <w:szCs w:val="22"/>
+        </w:rPr>
+        <w:t xml:space="preserve">; involucraría una presunta afectación a sus expectativas, quien no habría encontrado una correspondencia entre lo que esperaba recibir de parte del proveedor y lo que realmente recibió. </w:t>
+      </w:r>
+      <w:r>
+        <w:rPr>
+          <w:rFonts w:ascii="Arial Narrow" w:eastAsia="Arial Narrow" w:hAnsi="Arial Narrow" w:cs="Arial Narrow"/>
+          <w:kern w:val="0"/>
+          <w14:ligatures w14:val="none"/>
+          <w:sz w:val="22"/>
+          <w:szCs w:val="22"/>
+        </w:rPr>
+        <w:lastRenderedPageBreak/>
+        <w:t>Por consiguiente, corresponde calificar el hecho materia de denuncia como una presunta infracción al deber de idoneidad, tipificado en los artículos 18</w:t>
       </w:r>
       <w:r>
         <w:rPr>
@@ -5516,158 +5728,103 @@
           <w:sz w:val="22"/>
           <w:szCs w:val="22"/>
         </w:rPr>
-        <w:t xml:space="preserve">Además, </w:t>
-      </w:r>
-      <w:r>
-        <w:rPr>
-          <w:rFonts w:ascii="Arial Narrow" w:eastAsia="Arial Narrow" w:hAnsi="Arial Narrow" w:cs="Arial Narrow"/>
-          <w:kern w:val="0"/>
-          <w14:ligatures w14:val="none"/>
-          <w:sz w:val="22"/>
-          <w:szCs w:val="22"/>
-        </w:rPr>
-        <w:t xml:space="preserve">la Secretaría Técnica, en ejercicio de sus facultades, </w:t>
-      </w:r>
-      <w:r>
-        <w:rPr>
-          <w:rFonts w:ascii="Arial Narrow" w:eastAsia="Arial Narrow" w:hAnsi="Arial Narrow" w:cs="Arial Narrow"/>
-          <w:color w:val="000000"/>
-          <w:kern w:val="0"/>
-          <w:sz w:val="22"/>
-          <w:szCs w:val="22"/>
-          <w:lang w:eastAsia="es-PE"/>
-          <w14:ligatures w14:val="none"/>
-        </w:rPr>
-        <w:t xml:space="preserve">considera </w:t>
-      </w:r>
-      <w:r>
-        <w:rPr>
-          <w:rFonts w:ascii="Arial Narrow" w:eastAsia="Arial Narrow" w:hAnsi="Arial Narrow" w:cs="Arial Narrow"/>
-          <w:kern w:val="0"/>
-          <w14:ligatures w14:val="none"/>
-          <w:sz w:val="22"/>
-          <w:szCs w:val="22"/>
-        </w:rPr>
-        <w:t>que el hecho denunciado, consistente en que</w:t>
-      </w:r>
-      <w:r>
-        <w:rPr>
-          <w:rFonts w:ascii="Arial Narrow" w:eastAsia="Arial Narrow" w:hAnsi="Arial Narrow" w:cs="Arial Narrow"/>
-          <w:kern w:val="0"/>
-          <w14:ligatures w14:val="none"/>
-          <w:sz w:val="22"/>
-          <w:szCs w:val="22"/>
-        </w:rPr>
-        <w:t xml:space="preserve"> </w:t>
-      </w:r>
-      <w:proofErr w:type="spellStart"/>
-      <w:r>
-        <w:rPr>
-          <w:rFonts w:ascii="Arial Narrow" w:eastAsia="Arial Narrow" w:hAnsi="Arial Narrow" w:cs="Arial Narrow"/>
-          <w:kern w:val="0"/>
-          <w14:ligatures w14:val="none"/>
-          <w:sz w:val="22"/>
-          <w:szCs w:val="22"/>
-        </w:rPr>
-        <w:t>Protecta</w:t>
-      </w:r>
-      <w:proofErr w:type="spellEnd"/>
-      <w:r>
-        <w:rPr>
-          <w:rFonts w:ascii="Arial Narrow" w:eastAsia="Arial Narrow" w:hAnsi="Arial Narrow" w:cs="Arial Narrow"/>
-          <w:kern w:val="0"/>
-          <w14:ligatures w14:val="none"/>
-          <w:sz w:val="22"/>
-          <w:szCs w:val="22"/>
-        </w:rPr>
-        <w:t xml:space="preserve"> S.A. Compañía de Seguros y Reaseguros no habría cumplido con registrar correctamente la ampliación del seguro de desgravamen asociado a la Línea de Crédito </w:t>
-      </w:r>
-      <w:proofErr w:type="spellStart"/>
-      <w:r>
-        <w:rPr>
-          <w:rFonts w:ascii="Arial Narrow" w:eastAsia="Arial Narrow" w:hAnsi="Arial Narrow" w:cs="Arial Narrow"/>
-          <w:kern w:val="0"/>
-          <w14:ligatures w14:val="none"/>
-          <w:sz w:val="22"/>
-          <w:szCs w:val="22"/>
-        </w:rPr>
-        <w:t/>
-      </w:r>
-      <w:proofErr w:type="spellEnd"/>
-      <w:r>
-        <w:rPr>
-          <w:rFonts w:ascii="Arial Narrow" w:eastAsia="Arial Narrow" w:hAnsi="Arial Narrow" w:cs="Arial Narrow"/>
-          <w:kern w:val="0"/>
-          <w14:ligatures w14:val="none"/>
-          <w:sz w:val="22"/>
-          <w:szCs w:val="22"/>
-        </w:rPr>
-        <w:t xml:space="preserve"> 103****7357</w:t>
-      </w:r>
-      <w:r>
-        <w:rPr>
-          <w:rFonts w:ascii="Arial Narrow" w:eastAsia="Arial Narrow" w:hAnsi="Arial Narrow" w:cs="Arial Narrow"/>
-          <w:kern w:val="0"/>
-          <w14:ligatures w14:val="none"/>
-          <w:sz w:val="22"/>
-          <w:szCs w:val="22"/>
-        </w:rPr>
-        <w:t xml:space="preserve">; involucraría una presunta afectación a sus expectativas, quien no habría encontrado una correspondencia entre lo que esperaba recibir de parte del proveedor y lo que realmente recibió. </w:t>
-      </w:r>
-      <w:r>
-        <w:rPr>
-          <w:rFonts w:ascii="Arial Narrow" w:eastAsia="Arial Narrow" w:hAnsi="Arial Narrow" w:cs="Arial Narrow"/>
-          <w:kern w:val="0"/>
-          <w14:ligatures w14:val="none"/>
-          <w:sz w:val="22"/>
-          <w:szCs w:val="22"/>
-        </w:rPr>
-        <w:lastRenderedPageBreak/>
-        <w:t>Por consiguiente, corresponde calificar el hecho materia de denuncia como una presunta infracción al deber de idoneidad, tipificado en los artículos 18</w:t>
-      </w:r>
-      <w:r>
-        <w:rPr>
-          <w:rFonts w:ascii="Arial Narrow" w:eastAsia="Arial Narrow" w:hAnsi="Arial Narrow" w:cs="Arial Narrow"/>
-          <w:color w:val="000000"/>
-          <w:kern w:val="0"/>
-          <w:sz w:val="22"/>
-          <w:szCs w:val="22"/>
-          <w:lang w:eastAsia="es-PE"/>
-          <w14:ligatures w14:val="none"/>
-        </w:rPr>
-        <w:t/>
-      </w:r>
-      <w:r>
-        <w:rPr>
-          <w:rFonts w:ascii="Arial Narrow" w:eastAsia="Arial Narrow" w:hAnsi="Arial Narrow" w:cs="Arial Narrow"/>
-          <w:kern w:val="0"/>
-          <w14:ligatures w14:val="none"/>
-          <w:sz w:val="22"/>
-          <w:szCs w:val="22"/>
-        </w:rPr>
-        <w:t xml:space="preserve"> y 19</w:t>
-      </w:r>
-      <w:r>
-        <w:rPr>
-          <w:rFonts w:ascii="Arial Narrow" w:eastAsia="Arial Narrow" w:hAnsi="Arial Narrow" w:cs="Arial Narrow"/>
-          <w:color w:val="000000"/>
-          <w:kern w:val="0"/>
-          <w:sz w:val="22"/>
-          <w:szCs w:val="22"/>
-          <w:lang w:eastAsia="es-PE"/>
-          <w14:ligatures w14:val="none"/>
-        </w:rPr>
-        <w:t/>
-      </w:r>
-      <w:r>
-        <w:rPr>
-          <w:rFonts w:ascii="Arial Narrow" w:eastAsia="Arial Narrow" w:hAnsi="Arial Narrow" w:cs="Arial Narrow"/>
-          <w:kern w:val="0"/>
-          <w14:ligatures w14:val="none"/>
-          <w:sz w:val="22"/>
-          <w:szCs w:val="22"/>
-        </w:rPr>
-        <w:t xml:space="preserve"> del Código</w:t>
+        <w:t xml:space="preserve">Adicionalmente, la Secretaría Técnica, en ejercicio de sus facultades, considera que el hecho denunciado, consistente en que Presunta infracción a los artículos 18 y 19 de la Ley 29571, Código de Protección y Defensa del Consumidor, en tanto los proveedores denunciados no habrían cumplido con brindar información relevante a la parte denunciante sobre los seguros de desgravamen contrataos por el señor [APELLIDO] , en tanto la información contenida en las solicitudes de los seguros es insuficiente; involucraría una presunta afectación a sus expectativas, quien no habría encontrado una correspondencia entre lo que esperaba recibir de parte del proveedor y lo que realmente recibió. Por consiguiente, corresponde calificar el hecho materia de denuncia como una presunta infracción al deber de idoneidad, tipificado en los artículos 18 y 19 del Código. </w:t>
+      </w:r>
+      <w:r>
+        <w:rPr>
+          <w:rFonts w:ascii="Arial Narrow" w:eastAsia="Arial Narrow" w:hAnsi="Arial Narrow" w:cs="Arial Narrow"/>
+          <w:kern w:val="0"/>
+          <w14:ligatures w14:val="none"/>
+          <w:sz w:val="22"/>
+          <w:szCs w:val="22"/>
+        </w:rPr>
+        <w:t xml:space="preserve"/>
+      </w:r>
+      <w:r>
+        <w:rPr>
+          <w:rFonts w:ascii="Arial Narrow" w:eastAsia="Arial Narrow" w:hAnsi="Arial Narrow" w:cs="Arial Narrow"/>
+          <w:color w:val="000000"/>
+          <w:kern w:val="0"/>
+          <w:sz w:val="22"/>
+          <w:szCs w:val="22"/>
+          <w:lang w:eastAsia="es-PE"/>
+          <w14:ligatures w14:val="none"/>
+        </w:rPr>
+        <w:t xml:space="preserve"/>
+      </w:r>
+      <w:r>
+        <w:rPr>
+          <w:rFonts w:ascii="Arial Narrow" w:eastAsia="Arial Narrow" w:hAnsi="Arial Narrow" w:cs="Arial Narrow"/>
+          <w:kern w:val="0"/>
+          <w14:ligatures w14:val="none"/>
+          <w:sz w:val="22"/>
+          <w:szCs w:val="22"/>
+        </w:rPr>
+        <w:t xml:space="preserve"/>
+      </w:r>
+      <w:r>
+        <w:rPr>
+          <w:rFonts w:ascii="Arial Narrow" w:eastAsia="Arial Narrow" w:hAnsi="Arial Narrow" w:cs="Arial Narrow"/>
+          <w:kern w:val="0"/>
+          <w14:ligatures w14:val="none"/>
+          <w:sz w:val="22"/>
+          <w:szCs w:val="22"/>
+        </w:rPr>
+        <w:t/>
+      </w:r>
+      <w:r>
+        <w:rPr>
+          <w:rFonts w:ascii="Arial Narrow" w:eastAsia="Arial Narrow" w:hAnsi="Arial Narrow" w:cs="Arial Narrow"/>
+          <w:kern w:val="0"/>
+          <w14:ligatures w14:val="none"/>
+          <w:sz w:val="22"/>
+          <w:szCs w:val="22"/>
+        </w:rPr>
+        <w:t/>
+      </w:r>
+      <w:r>
+        <w:rPr>
+          <w:rFonts w:ascii="Arial Narrow" w:eastAsia="Arial Narrow" w:hAnsi="Arial Narrow" w:cs="Arial Narrow"/>
+          <w:color w:val="000000"/>
+          <w:kern w:val="0"/>
+          <w:sz w:val="22"/>
+          <w:szCs w:val="22"/>
+          <w:lang w:eastAsia="es-PE"/>
+          <w14:ligatures w14:val="none"/>
+        </w:rPr>
+        <w:t/>
+      </w:r>
+      <w:r>
+        <w:rPr>
+          <w:rFonts w:ascii="Arial Narrow" w:eastAsia="Arial Narrow" w:hAnsi="Arial Narrow" w:cs="Arial Narrow"/>
+          <w:kern w:val="0"/>
+          <w14:ligatures w14:val="none"/>
+          <w:sz w:val="22"/>
+          <w:szCs w:val="22"/>
+        </w:rPr>
+        <w:t xml:space="preserve"/>
+      </w:r>
+      <w:r>
+        <w:rPr>
+          <w:rFonts w:ascii="Arial Narrow" w:eastAsia="Arial Narrow" w:hAnsi="Arial Narrow" w:cs="Arial Narrow"/>
+          <w:color w:val="000000"/>
+          <w:kern w:val="0"/>
+          <w:sz w:val="22"/>
+          <w:szCs w:val="22"/>
+          <w:lang w:eastAsia="es-PE"/>
+          <w14:ligatures w14:val="none"/>
+        </w:rPr>
+        <w:t/>
+      </w:r>
+      <w:r>
+        <w:rPr>
+          <w:rFonts w:ascii="Arial Narrow" w:eastAsia="Arial Narrow" w:hAnsi="Arial Narrow" w:cs="Arial Narrow"/>
+          <w:kern w:val="0"/>
+          <w14:ligatures w14:val="none"/>
+          <w:sz w:val="22"/>
+          <w:szCs w:val="22"/>
+        </w:rPr>
+        <w:t xml:space="preserve"/>
       </w:r>
       <w:r>
         <w:rPr>
@@ -5680,12 +5837,14 @@
           <w:lang w:eastAsia="es-PE"/>
           <w14:ligatures w14:val="none"/>
         </w:rPr>
-        <w:t xml:space="preserve">. </w:t>
-      </w:r>
-    </w:p>
-    <w:p>
-      <w:pPr>
-        <w:pStyle w:val="Prrafodelista"/>
+        <w:t xml:space="preserve"/>
+      </w:r>
+    </w:p>
+    <w:bookmarkEnd w:id="3"/>
+    <w:p>
+      <w:pPr>
+        <w:spacing w:after="0" w:line="240" w:lineRule="auto"/>
+        <w:jc w:val="both"/>
         <w:rPr>
           <w:rFonts w:ascii="Arial Narrow" w:eastAsia="Arial Narrow" w:hAnsi="Arial Narrow" w:cs="Arial Narrow"/>
           <w:kern w:val="0"/>
@@ -5721,122 +5880,110 @@
           <w:sz w:val="22"/>
           <w:szCs w:val="22"/>
         </w:rPr>
-        <w:t xml:space="preserve">Adicionalmente, la Secretaría Técnica, en ejercicio de sus facultades, considera que el hecho denunciado, consistente en que Presunta infracción a los artículos 18 y 19 de la Ley 29571, Código de Protección y Defensa del Consumidor, en tanto los proveedores denunciados no habrían cumplido con brindar información relevante a la parte denunciante sobre los seguros de desgravamen contrataos por el señor [APELLIDO] , en tanto la información contenida en las solicitudes de los seguros es insuficiente; involucraría una presunta afectación a sus expectativas, quien no habría encontrado una correspondencia entre lo que esperaba recibir de parte del proveedor y lo que realmente recibió. Por consiguiente, corresponde calificar el hecho materia de denuncia como una presunta infracción al deber de idoneidad, tipificado en los artículos 18 y 19 del Código. </w:t>
-      </w:r>
-      <w:r>
-        <w:rPr>
-          <w:rFonts w:ascii="Arial Narrow" w:eastAsia="Arial Narrow" w:hAnsi="Arial Narrow" w:cs="Arial Narrow"/>
-          <w:kern w:val="0"/>
-          <w14:ligatures w14:val="none"/>
-          <w:sz w:val="22"/>
-          <w:szCs w:val="22"/>
-        </w:rPr>
-        <w:t xml:space="preserve"/>
-      </w:r>
-      <w:r>
-        <w:rPr>
-          <w:rFonts w:ascii="Arial Narrow" w:eastAsia="Arial Narrow" w:hAnsi="Arial Narrow" w:cs="Arial Narrow"/>
-          <w:color w:val="000000"/>
-          <w:kern w:val="0"/>
-          <w:sz w:val="22"/>
-          <w:szCs w:val="22"/>
-          <w:lang w:eastAsia="es-PE"/>
-          <w14:ligatures w14:val="none"/>
-        </w:rPr>
-        <w:t xml:space="preserve"/>
-      </w:r>
-      <w:r>
-        <w:rPr>
-          <w:rFonts w:ascii="Arial Narrow" w:eastAsia="Arial Narrow" w:hAnsi="Arial Narrow" w:cs="Arial Narrow"/>
-          <w:kern w:val="0"/>
-          <w14:ligatures w14:val="none"/>
-          <w:sz w:val="22"/>
-          <w:szCs w:val="22"/>
-        </w:rPr>
-        <w:t xml:space="preserve"/>
-      </w:r>
-      <w:r>
-        <w:rPr>
-          <w:rFonts w:ascii="Arial Narrow" w:eastAsia="Arial Narrow" w:hAnsi="Arial Narrow" w:cs="Arial Narrow"/>
-          <w:kern w:val="0"/>
-          <w14:ligatures w14:val="none"/>
-          <w:sz w:val="22"/>
-          <w:szCs w:val="22"/>
-        </w:rPr>
-        <w:t/>
-      </w:r>
-      <w:r>
-        <w:rPr>
-          <w:rFonts w:ascii="Arial Narrow" w:eastAsia="Arial Narrow" w:hAnsi="Arial Narrow" w:cs="Arial Narrow"/>
-          <w:kern w:val="0"/>
-          <w14:ligatures w14:val="none"/>
-          <w:sz w:val="22"/>
-          <w:szCs w:val="22"/>
-        </w:rPr>
-        <w:t/>
-      </w:r>
-      <w:r>
-        <w:rPr>
-          <w:rFonts w:ascii="Arial Narrow" w:eastAsia="Arial Narrow" w:hAnsi="Arial Narrow" w:cs="Arial Narrow"/>
-          <w:color w:val="000000"/>
-          <w:kern w:val="0"/>
-          <w:sz w:val="22"/>
-          <w:szCs w:val="22"/>
-          <w:lang w:eastAsia="es-PE"/>
-          <w14:ligatures w14:val="none"/>
-        </w:rPr>
-        <w:t/>
-      </w:r>
-      <w:r>
-        <w:rPr>
-          <w:rFonts w:ascii="Arial Narrow" w:eastAsia="Arial Narrow" w:hAnsi="Arial Narrow" w:cs="Arial Narrow"/>
-          <w:kern w:val="0"/>
-          <w14:ligatures w14:val="none"/>
-          <w:sz w:val="22"/>
-          <w:szCs w:val="22"/>
-        </w:rPr>
-        <w:t xml:space="preserve"/>
-      </w:r>
-      <w:r>
-        <w:rPr>
-          <w:rFonts w:ascii="Arial Narrow" w:eastAsia="Arial Narrow" w:hAnsi="Arial Narrow" w:cs="Arial Narrow"/>
-          <w:color w:val="000000"/>
-          <w:kern w:val="0"/>
-          <w:sz w:val="22"/>
-          <w:szCs w:val="22"/>
-          <w:lang w:eastAsia="es-PE"/>
-          <w14:ligatures w14:val="none"/>
-        </w:rPr>
-        <w:t/>
-      </w:r>
-      <w:r>
-        <w:rPr>
-          <w:rFonts w:ascii="Arial Narrow" w:eastAsia="Arial Narrow" w:hAnsi="Arial Narrow" w:cs="Arial Narrow"/>
-          <w:kern w:val="0"/>
-          <w14:ligatures w14:val="none"/>
-          <w:sz w:val="22"/>
-          <w:szCs w:val="22"/>
-        </w:rPr>
-        <w:t xml:space="preserve"/>
-      </w:r>
-      <w:r>
-        <w:rPr>
-          <w:rFonts w:ascii="Arial Narrow" w:eastAsia="Arial Narrow" w:hAnsi="Arial Narrow" w:cs="Arial Narrow"/>
-          <w:bCs/>
-          <w:color w:val="000000"/>
-          <w:kern w:val="0"/>
-          <w:sz w:val="22"/>
-          <w:szCs w:val="22"/>
-          <w:lang w:eastAsia="es-PE"/>
-          <w14:ligatures w14:val="none"/>
-        </w:rPr>
-        <w:t xml:space="preserve"/>
-      </w:r>
-    </w:p>
-    <w:bookmarkEnd w:id="3"/>
-    <w:p>
-      <w:pPr>
-        <w:spacing w:after="0" w:line="240" w:lineRule="auto"/>
+        <w:t xml:space="preserve">Asimismo, la Secretaría Técnica, en ejercicio de sus facultades, considera que el hecho denunciado, consistente en que los proveedores denunciados no habrían cumplido con entregar al señor [APELLIDO] el certificado de seguro de desgravamen asociado a la Línea de Crédito 103****7920. Por consiguiente, corresponde calificar el hecho materia de denuncia como una presunta infracción al deber de entregar a los usuarios copia de los contratos y demás documentación relacionada con dichos actos jurídicos, tipificado en el literal e) del artículo 47 del Código.</w:t>
+      </w:r>
+      <w:r>
+        <w:rPr>
+          <w:rFonts w:ascii="Arial Narrow" w:eastAsia="Arial Narrow" w:hAnsi="Arial Narrow" w:cs="Arial Narrow"/>
+          <w:color w:val="000000"/>
+          <w:kern w:val="0"/>
+          <w:sz w:val="22"/>
+          <w:szCs w:val="22"/>
+          <w:lang w:eastAsia="es-PE"/>
+          <w14:ligatures w14:val="none"/>
+        </w:rPr>
+        <w:t xml:space="preserve"/>
+      </w:r>
+      <w:r>
+        <w:rPr>
+          <w:rFonts w:ascii="Arial Narrow" w:eastAsia="Arial Narrow" w:hAnsi="Arial Narrow" w:cs="Arial Narrow"/>
+          <w:kern w:val="0"/>
+          <w14:ligatures w14:val="none"/>
+          <w:sz w:val="22"/>
+          <w:szCs w:val="22"/>
+        </w:rPr>
+        <w:t xml:space="preserve"/>
+      </w:r>
+      <w:r>
+        <w:rPr>
+          <w:rFonts w:ascii="Arial Narrow" w:eastAsia="Arial Narrow" w:hAnsi="Arial Narrow" w:cs="Arial Narrow"/>
+          <w:kern w:val="0"/>
+          <w14:ligatures w14:val="none"/>
+          <w:sz w:val="22"/>
+          <w:szCs w:val="22"/>
+        </w:rPr>
+        <w:t xml:space="preserve"/>
+      </w:r>
+      <w:proofErr w:type="spellStart"/>
+      <w:r>
+        <w:rPr>
+          <w:rFonts w:ascii="Arial Narrow" w:eastAsia="Arial Narrow" w:hAnsi="Arial Narrow" w:cs="Arial Narrow"/>
+          <w:kern w:val="0"/>
+          <w14:ligatures w14:val="none"/>
+          <w:sz w:val="22"/>
+          <w:szCs w:val="22"/>
+        </w:rPr>
+        <w:t/>
+      </w:r>
+      <w:proofErr w:type="spellEnd"/>
+      <w:r>
+        <w:rPr>
+          <w:rFonts w:ascii="Arial Narrow" w:eastAsia="Arial Narrow" w:hAnsi="Arial Narrow" w:cs="Arial Narrow"/>
+          <w:kern w:val="0"/>
+          <w14:ligatures w14:val="none"/>
+          <w:sz w:val="22"/>
+          <w:szCs w:val="22"/>
+        </w:rPr>
+        <w:t xml:space="preserve"/>
+      </w:r>
+      <w:r>
+        <w:rPr>
+          <w:rFonts w:ascii="Arial Narrow" w:eastAsia="Arial Narrow" w:hAnsi="Arial Narrow" w:cs="Arial Narrow"/>
+          <w:kern w:val="0"/>
+          <w14:ligatures w14:val="none"/>
+          <w:sz w:val="22"/>
+          <w:szCs w:val="22"/>
+        </w:rPr>
+        <w:t/>
+      </w:r>
+      <w:r>
+        <w:rPr>
+          <w:rFonts w:ascii="Arial Narrow" w:eastAsia="Arial Narrow" w:hAnsi="Arial Narrow" w:cs="Arial Narrow"/>
+          <w:kern w:val="0"/>
+          <w14:ligatures w14:val="none"/>
+          <w:sz w:val="22"/>
+          <w:szCs w:val="22"/>
+        </w:rPr>
+        <w:t xml:space="preserve"/>
+      </w:r>
+      <w:r>
+        <w:rPr>
+          <w:rStyle w:val="Refdenotaalpie"/>
+          <w:rFonts w:ascii="Arial Narrow" w:eastAsia="Arial Narrow" w:hAnsi="Arial Narrow" w:cs="Arial Narrow"/>
+          <w:kern w:val="0"/>
+          <w:sz w:val="22"/>
+          <w:szCs w:val="22"/>
+          <w:vertAlign w:val="superscript"/>
+          <w14:ligatures w14:val="none"/>
+        </w:rPr>
+        <w:footnoteReference w:id="4"/>
+      </w:r>
+      <w:r>
+        <w:rPr>
+          <w:rFonts w:ascii="Arial Narrow" w:eastAsia="Arial Narrow" w:hAnsi="Arial Narrow" w:cs="Arial Narrow"/>
+          <w:kern w:val="0"/>
+          <w14:ligatures w14:val="none"/>
+          <w:sz w:val="22"/>
+          <w:szCs w:val="22"/>
+        </w:rPr>
+        <w:t/>
+      </w:r>
+    </w:p>
+    <w:p>
+      <w:pPr>
+        <w:pStyle w:val="Prrafodelista"/>
+        <w:spacing w:after="0" w:line="240" w:lineRule="auto"/>
+        <w:ind w:left="567"/>
         <w:jc w:val="both"/>
         <w:rPr>
           <w:rFonts w:ascii="Arial Narrow" w:eastAsia="Arial Narrow" w:hAnsi="Arial Narrow" w:cs="Arial Narrow"/>
@@ -5873,7 +6020,7 @@
           <w:sz w:val="22"/>
           <w:szCs w:val="22"/>
         </w:rPr>
-        <w:t xml:space="preserve">Asimismo, la Secretaría Técnica, en ejercicio de sus facultades, considera que el hecho denunciado, consistente en que los proveedores denunciados no habrían cumplido con entregar al señor [APELLIDO] el certificado de seguro de desgravamen asociado a la Línea de Crédito 103****7920. Por consiguiente, corresponde calificar el hecho materia de denuncia como una presunta infracción al deber de entregar a los usuarios copia de los contratos y demás documentación relacionada con dichos actos jurídicos, tipificado en el literal e) del artículo 47 del Código.</w:t>
+        <w:t xml:space="preserve">Adicionalmente, la Secretaría Técnica, en ejercicio de sus facultades, considera que el hecho denunciado, consistente en que los proveedores denunciados no habrían cumplido con entregar al señor [APELLIDO] el certificado de seguro de desgravamen asociado a la Línea de Crédito 103****6985. Por consiguiente, corresponde calificar el hecho materia de denuncia como una presunta infracción al deber de entregar a los usuarios copia de los contratos y demás documentación relacionada con dichos actos jurídicos, tipificado en el literal e) del artículo 47 del Código.</w:t>
       </w:r>
       <w:r>
         <w:rPr>
@@ -5939,45 +6086,10 @@
         </w:rPr>
         <w:t/>
       </w:r>
-      <w:r>
-        <w:rPr>
-          <w:rFonts w:ascii="Arial Narrow" w:eastAsia="Arial Narrow" w:hAnsi="Arial Narrow" w:cs="Arial Narrow"/>
-          <w:kern w:val="0"/>
-          <w14:ligatures w14:val="none"/>
-          <w:sz w:val="22"/>
-          <w:szCs w:val="22"/>
-        </w:rPr>
-        <w:t xml:space="preserve"/>
-      </w:r>
-      <w:r>
-        <w:rPr>
-          <w:rStyle w:val="Refdenotaalpie"/>
-          <w:rFonts w:ascii="Arial Narrow" w:eastAsia="Arial Narrow" w:hAnsi="Arial Narrow" w:cs="Arial Narrow"/>
-          <w:kern w:val="0"/>
-          <w:sz w:val="22"/>
-          <w:szCs w:val="22"/>
-          <w:vertAlign w:val="superscript"/>
-          <w14:ligatures w14:val="none"/>
-        </w:rPr>
-        <w:footnoteReference w:id="5"/>
-      </w:r>
-      <w:r>
-        <w:rPr>
-          <w:rFonts w:ascii="Arial Narrow" w:eastAsia="Arial Narrow" w:hAnsi="Arial Narrow" w:cs="Arial Narrow"/>
-          <w:kern w:val="0"/>
-          <w14:ligatures w14:val="none"/>
-          <w:sz w:val="22"/>
-          <w:szCs w:val="22"/>
-        </w:rPr>
-        <w:t/>
-      </w:r>
     </w:p>
     <w:p>
       <w:pPr>
         <w:pStyle w:val="Prrafodelista"/>
-        <w:spacing w:after="0" w:line="240" w:lineRule="auto"/>
-        <w:ind w:left="567"/>
-        <w:jc w:val="both"/>
         <w:rPr>
           <w:rFonts w:ascii="Arial Narrow" w:eastAsia="Arial Narrow" w:hAnsi="Arial Narrow" w:cs="Arial Narrow"/>
           <w:kern w:val="0"/>
@@ -6013,7 +6125,7 @@
           <w:sz w:val="22"/>
           <w:szCs w:val="22"/>
         </w:rPr>
-        <w:t xml:space="preserve">Adicionalmente, la Secretaría Técnica, en ejercicio de sus facultades, considera que el hecho denunciado, consistente en que los proveedores denunciados no habrían cumplido con entregar al señor [APELLIDO] el certificado de seguro de desgravamen asociado a la Línea de Crédito 103****6985. Por consiguiente, corresponde calificar el hecho materia de denuncia como una presunta infracción al deber de entregar a los usuarios copia de los contratos y demás documentación relacionada con dichos actos jurídicos, tipificado en el literal e) del artículo 47 del Código.</w:t>
+        <w:t xml:space="preserve">Además, la Secretaría Técnica, en ejercicio de sus facultades, considera que el hecho denunciado, consistente en que los proveedores denunciados no habrían cumplido con entregar al señor [APELLIDO] el certificado de seguro de desgravamen asociado a la Línea de Crédito 103****7357. Por consiguiente, corresponde calificar el hecho materia de denuncia como una presunta infracción al deber de entregar a los usuarios copia de los contratos y demás documentación relacionada con dichos actos jurídicos, tipificado en el literal e) del artículo 47 del Código.</w:t>
       </w:r>
       <w:r>
         <w:rPr>
@@ -6079,16 +6191,28 @@
         </w:rPr>
         <w:t/>
       </w:r>
-    </w:p>
-    <w:p>
-      <w:pPr>
-        <w:pStyle w:val="Prrafodelista"/>
-        <w:rPr>
-          <w:rFonts w:ascii="Arial Narrow" w:eastAsia="Arial Narrow" w:hAnsi="Arial Narrow" w:cs="Arial Narrow"/>
-          <w:kern w:val="0"/>
-          <w14:ligatures w14:val="none"/>
-          <w:sz w:val="22"/>
-          <w:szCs w:val="22"/>
+      <w:r>
+        <w:rPr>
+          <w:rFonts w:ascii="Arial Narrow" w:eastAsia="Arial Narrow" w:hAnsi="Arial Narrow" w:cs="Arial Narrow"/>
+          <w:kern w:val="0"/>
+          <w14:ligatures w14:val="none"/>
+          <w:sz w:val="22"/>
+          <w:szCs w:val="22"/>
+        </w:rPr>
+        <w:t/>
+      </w:r>
+    </w:p>
+    <w:p>
+      <w:pPr>
+        <w:spacing w:after="0" w:line="240" w:lineRule="auto"/>
+        <w:jc w:val="both"/>
+        <w:rPr>
+          <w:rFonts w:ascii="Arial Narrow" w:eastAsia="Arial Narrow" w:hAnsi="Arial Narrow" w:cs="Arial Narrow"/>
+          <w:kern w:val="0"/>
+          <w:sz w:val="22"/>
+          <w:szCs w:val="22"/>
+          <w:lang w:eastAsia="es-PE"/>
+          <w14:ligatures w14:val="none"/>
         </w:rPr>
       </w:pPr>
     </w:p>
@@ -6105,123 +6229,6 @@
         <w:rPr>
           <w:rFonts w:ascii="Arial Narrow" w:eastAsia="Arial Narrow" w:hAnsi="Arial Narrow" w:cs="Arial Narrow"/>
           <w:kern w:val="0"/>
-          <w14:ligatures w14:val="none"/>
-          <w:sz w:val="22"/>
-          <w:szCs w:val="22"/>
-        </w:rPr>
-      </w:pPr>
-      <w:r>
-        <w:rPr>
-          <w:rFonts w:ascii="Arial Narrow" w:eastAsia="Arial Narrow" w:hAnsi="Arial Narrow" w:cs="Arial Narrow"/>
-          <w:kern w:val="0"/>
-          <w14:ligatures w14:val="none"/>
-          <w:sz w:val="22"/>
-          <w:szCs w:val="22"/>
-        </w:rPr>
-        <w:t xml:space="preserve">Además, la Secretaría Técnica, en ejercicio de sus facultades, considera que el hecho denunciado, consistente en que los proveedores denunciados no habrían cumplido con entregar al señor [APELLIDO] el certificado de seguro de desgravamen asociado a la Línea de Crédito 103****7357. Por consiguiente, corresponde calificar el hecho materia de denuncia como una presunta infracción al deber de entregar a los usuarios copia de los contratos y demás documentación relacionada con dichos actos jurídicos, tipificado en el literal e) del artículo 47 del Código.</w:t>
-      </w:r>
-      <w:r>
-        <w:rPr>
-          <w:rFonts w:ascii="Arial Narrow" w:eastAsia="Arial Narrow" w:hAnsi="Arial Narrow" w:cs="Arial Narrow"/>
-          <w:color w:val="000000"/>
-          <w:kern w:val="0"/>
-          <w:sz w:val="22"/>
-          <w:szCs w:val="22"/>
-          <w:lang w:eastAsia="es-PE"/>
-          <w14:ligatures w14:val="none"/>
-        </w:rPr>
-        <w:t xml:space="preserve"/>
-      </w:r>
-      <w:r>
-        <w:rPr>
-          <w:rFonts w:ascii="Arial Narrow" w:eastAsia="Arial Narrow" w:hAnsi="Arial Narrow" w:cs="Arial Narrow"/>
-          <w:kern w:val="0"/>
-          <w14:ligatures w14:val="none"/>
-          <w:sz w:val="22"/>
-          <w:szCs w:val="22"/>
-        </w:rPr>
-        <w:t xml:space="preserve"/>
-      </w:r>
-      <w:r>
-        <w:rPr>
-          <w:rFonts w:ascii="Arial Narrow" w:eastAsia="Arial Narrow" w:hAnsi="Arial Narrow" w:cs="Arial Narrow"/>
-          <w:kern w:val="0"/>
-          <w14:ligatures w14:val="none"/>
-          <w:sz w:val="22"/>
-          <w:szCs w:val="22"/>
-        </w:rPr>
-        <w:t xml:space="preserve"/>
-      </w:r>
-      <w:proofErr w:type="spellStart"/>
-      <w:r>
-        <w:rPr>
-          <w:rFonts w:ascii="Arial Narrow" w:eastAsia="Arial Narrow" w:hAnsi="Arial Narrow" w:cs="Arial Narrow"/>
-          <w:kern w:val="0"/>
-          <w14:ligatures w14:val="none"/>
-          <w:sz w:val="22"/>
-          <w:szCs w:val="22"/>
-        </w:rPr>
-        <w:t/>
-      </w:r>
-      <w:proofErr w:type="spellEnd"/>
-      <w:r>
-        <w:rPr>
-          <w:rFonts w:ascii="Arial Narrow" w:eastAsia="Arial Narrow" w:hAnsi="Arial Narrow" w:cs="Arial Narrow"/>
-          <w:kern w:val="0"/>
-          <w14:ligatures w14:val="none"/>
-          <w:sz w:val="22"/>
-          <w:szCs w:val="22"/>
-        </w:rPr>
-        <w:t xml:space="preserve"/>
-      </w:r>
-      <w:r>
-        <w:rPr>
-          <w:rFonts w:ascii="Arial Narrow" w:eastAsia="Arial Narrow" w:hAnsi="Arial Narrow" w:cs="Arial Narrow"/>
-          <w:kern w:val="0"/>
-          <w14:ligatures w14:val="none"/>
-          <w:sz w:val="22"/>
-          <w:szCs w:val="22"/>
-        </w:rPr>
-        <w:t/>
-      </w:r>
-      <w:r>
-        <w:rPr>
-          <w:rFonts w:ascii="Arial Narrow" w:eastAsia="Arial Narrow" w:hAnsi="Arial Narrow" w:cs="Arial Narrow"/>
-          <w:kern w:val="0"/>
-          <w14:ligatures w14:val="none"/>
-          <w:sz w:val="22"/>
-          <w:szCs w:val="22"/>
-        </w:rPr>
-        <w:t/>
-      </w:r>
-    </w:p>
-    <w:p>
-      <w:pPr>
-        <w:spacing w:after="0" w:line="240" w:lineRule="auto"/>
-        <w:jc w:val="both"/>
-        <w:rPr>
-          <w:rFonts w:ascii="Arial Narrow" w:eastAsia="Arial Narrow" w:hAnsi="Arial Narrow" w:cs="Arial Narrow"/>
-          <w:kern w:val="0"/>
-          <w:sz w:val="22"/>
-          <w:szCs w:val="22"/>
-          <w:lang w:eastAsia="es-PE"/>
-          <w14:ligatures w14:val="none"/>
-        </w:rPr>
-      </w:pPr>
-    </w:p>
-    <w:p>
-      <w:pPr>
-        <w:pStyle w:val="Prrafodelista"/>
-        <w:numPr>
-          <w:ilvl w:val="0"/>
-          <w:numId w:val="9"/>
-        </w:numPr>
-        <w:spacing w:after="0" w:line="240" w:lineRule="auto"/>
-        <w:ind w:left="567" w:hanging="567"/>
-        <w:jc w:val="both"/>
-        <w:rPr>
-          <w:rFonts w:ascii="Arial Narrow" w:eastAsia="Arial Narrow" w:hAnsi="Arial Narrow" w:cs="Arial Narrow"/>
-          <w:kern w:val="0"/>
           <w:sz w:val="22"/>
           <w:szCs w:val="22"/>
           <w:lang w:eastAsia="es-PE"/>
@@ -6262,7 +6269,7 @@
           <w:vertAlign w:val="superscript"/>
           <w14:ligatures w14:val="none"/>
         </w:rPr>
-        <w:footnoteReference w:id="6"/>
+        <w:footnoteReference w:id="5"/>
       </w:r>
       <w:r>
         <w:rPr>
@@ -6900,7 +6907,7 @@
         <w:pStyle w:val="Prrafodelista"/>
         <w:numPr>
           <w:ilvl w:val="0"/>
-          <w:numId w:val="12"/>
+          <w:numId w:val="9"/>
         </w:numPr>
         <w:spacing w:after="0" w:line="240" w:lineRule="auto"/>
         <w:ind w:left="567" w:hanging="567"/>
@@ -6969,21 +6976,6 @@
       </w:pPr>
     </w:p>
     <w:bookmarkEnd w:id="5"/>
-    <w:p>
-      <w:pPr>
-        <w:spacing w:after="0" w:line="240" w:lineRule="auto"/>
-        <w:jc w:val="both"/>
-        <w:rPr>
-          <w:rFonts w:ascii="Arial Narrow" w:eastAsia="Arial Narrow" w:hAnsi="Arial Narrow" w:cs="Arial Narrow"/>
-          <w:color w:val="000000"/>
-          <w:kern w:val="0"/>
-          <w:sz w:val="22"/>
-          <w:szCs w:val="22"/>
-          <w:lang w:val="es-ES" w:eastAsia="es-ES"/>
-          <w14:ligatures w14:val="none"/>
-        </w:rPr>
-      </w:pPr>
-    </w:p>
     <w:p>
       <w:pPr>
         <w:pStyle w:val="Prrafodelista"/>
@@ -7064,7 +7056,19 @@
           <w:lang w:eastAsia="es-PE"/>
           <w14:ligatures w14:val="none"/>
         </w:rPr>
-        <w:t xml:space="preserve">PRIMERO: admitir a trámite la denuncia del 18 de diciembre de 2025, interpuesta por la [DENUNCIANTE] contra Protecta S.A. Compañía de Seguros y Reaseguros y al Banco Agropecuario S.A., por lo siguiente:</w:t>
+        <w:t xml:space="preserve">PRIMERO:</w:t>
+      </w:r>
+      <w:r>
+        <w:rPr>
+          <w:rFonts w:ascii="Arial Narrow" w:eastAsia="Arial Narrow" w:hAnsi="Arial Narrow" w:cs="Arial Narrow"/>
+          <w:color w:val="000000"/>
+          <w:kern w:val="0"/>
+          <w:sz w:val="22"/>
+          <w:szCs w:val="22"/>
+          <w:lang w:eastAsia="es-PE"/>
+          <w14:ligatures w14:val="none"/>
+        </w:rPr>
+        <w:t xml:space="preserve"> admitir a trámite la denuncia del 18 de diciembre de 2025, interpuesta por la [DENUNCIANTE] contra Protecta S.A. Compañía de Seguros y Reaseguros y al Banco Agropecuario S.A., por lo siguiente:</w:t>
       </w:r>
       <w:r>
         <w:rPr>
@@ -7120,7 +7124,6 @@
       <w:r>
         <w:rPr>
           <w:rFonts w:ascii="Arial Narrow" w:eastAsia="Arial Narrow" w:hAnsi="Arial Narrow" w:cs="Arial Narrow"/>
-          <w:bCs/>
           <w:spacing w:val="-3"/>
           <w:kern w:val="0"/>
           <w14:ligatures w14:val="none"/>
@@ -7146,7 +7149,6 @@
       <w:r>
         <w:rPr>
           <w:rFonts w:ascii="Arial Narrow" w:eastAsia="Arial Narrow" w:hAnsi="Arial Narrow" w:cs="Arial Narrow"/>
-          <w:bCs/>
           <w:sz w:val="22"/>
           <w:szCs w:val="22"/>
         </w:rPr>
@@ -7156,16 +7158,14 @@
       <w:r>
         <w:rPr>
           <w:rFonts w:ascii="Arial Narrow" w:eastAsia="Arial Narrow" w:hAnsi="Arial Narrow" w:cs="Arial Narrow"/>
-          <w:bCs/>
-          <w:sz w:val="22"/>
-          <w:szCs w:val="22"/>
-        </w:rPr>
-        <w:t xml:space="preserve"/>
-      </w:r>
-      <w:r>
-        <w:rPr>
-          <w:rFonts w:ascii="Arial Narrow" w:eastAsia="Arial Narrow" w:hAnsi="Arial Narrow" w:cs="Arial Narrow"/>
-          <w:bCs/>
+          <w:sz w:val="22"/>
+          <w:szCs w:val="22"/>
+        </w:rPr>
+        <w:t xml:space="preserve"/>
+      </w:r>
+      <w:r>
+        <w:rPr>
+          <w:rFonts w:ascii="Arial Narrow" w:eastAsia="Arial Narrow" w:hAnsi="Arial Narrow" w:cs="Arial Narrow"/>
           <w:sz w:val="22"/>
           <w:szCs w:val="22"/>
         </w:rPr>
@@ -8761,7 +8761,19 @@
           <w:lang w:eastAsia="es-PE"/>
           <w14:ligatures w14:val="none"/>
         </w:rPr>
-        <w:t xml:space="preserve">TERCERO: </w:t>
+        <w:t xml:space="preserve">TERCERO:</w:t>
+      </w:r>
+      <w:r>
+        <w:rPr>
+          <w:rFonts w:ascii="Arial Narrow" w:eastAsia="Arial Narrow" w:hAnsi="Arial Narrow" w:cs="Arial Narrow"/>
+          <w:color w:val="000000"/>
+          <w:kern w:val="0"/>
+          <w:sz w:val="22"/>
+          <w:szCs w:val="22"/>
+          <w:lang w:eastAsia="es-PE"/>
+          <w14:ligatures w14:val="none"/>
+        </w:rPr>
+        <w:t xml:space="preserve"> </w:t>
       </w:r>
       <w:r>
         <w:rPr>
@@ -8779,7 +8791,6 @@
       <w:r>
         <w:rPr>
           <w:rFonts w:ascii="Arial Narrow" w:eastAsia="Arial Narrow" w:hAnsi="Arial Narrow" w:cs="Arial Narrow"/>
-          <w:bCs/>
           <w:sz w:val="22"/>
           <w:szCs w:val="22"/>
         </w:rPr>
@@ -8789,7 +8800,6 @@
       <w:r>
         <w:rPr>
           <w:rFonts w:ascii="Arial Narrow" w:eastAsia="Arial Narrow" w:hAnsi="Arial Narrow" w:cs="Arial Narrow"/>
-          <w:bCs/>
           <w:sz w:val="22"/>
           <w:szCs w:val="22"/>
         </w:rPr>
@@ -8798,7 +8808,6 @@
       <w:r>
         <w:rPr>
           <w:rFonts w:ascii="Arial Narrow" w:eastAsia="Arial Narrow" w:hAnsi="Arial Narrow" w:cs="Arial Narrow"/>
-          <w:bCs/>
           <w:sz w:val="22"/>
           <w:szCs w:val="22"/>
         </w:rPr>
@@ -8807,7 +8816,6 @@
       <w:r>
         <w:rPr>
           <w:rFonts w:ascii="Arial Narrow" w:eastAsia="Arial Narrow" w:hAnsi="Arial Narrow" w:cs="Arial Narrow"/>
-          <w:bCs/>
           <w:sz w:val="22"/>
           <w:szCs w:val="22"/>
         </w:rPr>
@@ -8816,7 +8824,6 @@
       <w:r>
         <w:rPr>
           <w:rFonts w:ascii="Arial Narrow" w:eastAsia="Arial Narrow" w:hAnsi="Arial Narrow" w:cs="Arial Narrow"/>
-          <w:bCs/>
           <w:sz w:val="22"/>
           <w:szCs w:val="22"/>
         </w:rPr>
@@ -9105,63 +9112,63 @@
           <w:vertAlign w:val="superscript"/>
           <w14:ligatures w14:val="none"/>
         </w:rPr>
+        <w:footnoteReference w:id="6"/>
+      </w:r>
+      <w:r>
+        <w:rPr>
+          <w:rFonts w:ascii="Arial Narrow" w:eastAsia="Arial Narrow" w:hAnsi="Arial Narrow" w:cs="Arial Narrow"/>
+          <w:kern w:val="0"/>
+          <w14:ligatures w14:val="none"/>
+          <w:sz w:val="22"/>
+          <w:szCs w:val="22"/>
+        </w:rPr>
+        <w:t>. Ello, a fin de que la Comisión pueda meritar dicha documentación, conforme lo establece el artículo 110</w:t>
+      </w:r>
+      <w:r>
+        <w:rPr>
+          <w:rFonts w:ascii="Arial Narrow" w:eastAsia="Arial Narrow" w:hAnsi="Arial Narrow" w:cs="Arial Narrow"/>
+          <w:color w:val="000000"/>
+          <w:kern w:val="0"/>
+          <w:sz w:val="22"/>
+          <w:szCs w:val="22"/>
+          <w:lang w:eastAsia="es-PE"/>
+          <w14:ligatures w14:val="none"/>
+        </w:rPr>
+        <w:t/>
+      </w:r>
+      <w:r>
+        <w:rPr>
+          <w:rFonts w:ascii="Arial Narrow" w:eastAsia="Arial Narrow" w:hAnsi="Arial Narrow" w:cs="Arial Narrow"/>
+          <w:kern w:val="0"/>
+          <w14:ligatures w14:val="none"/>
+          <w:sz w:val="22"/>
+          <w:szCs w:val="22"/>
+        </w:rPr>
+        <w:t xml:space="preserve"> del </w:t>
+      </w:r>
+      <w:r>
+        <w:rPr>
+          <w:rFonts w:ascii="Arial Narrow" w:eastAsia="Arial Narrow" w:hAnsi="Arial Narrow" w:cs="Arial Narrow"/>
+          <w:spacing w:val="-2"/>
+          <w:kern w:val="0"/>
+          <w14:ligatures w14:val="none"/>
+          <w:sz w:val="22"/>
+          <w:szCs w:val="22"/>
+        </w:rPr>
+        <w:t>Código</w:t>
+      </w:r>
+      <w:r>
+        <w:rPr>
+          <w:rStyle w:val="Refdenotaalpie"/>
+          <w:rFonts w:ascii="Arial Narrow" w:eastAsia="Arial Narrow" w:hAnsi="Arial Narrow" w:cs="Arial Narrow"/>
+          <w:spacing w:val="-2"/>
+          <w:kern w:val="0"/>
+          <w:sz w:val="22"/>
+          <w:szCs w:val="22"/>
+          <w:vertAlign w:val="superscript"/>
+          <w14:ligatures w14:val="none"/>
+        </w:rPr>
         <w:footnoteReference w:id="7"/>
-      </w:r>
-      <w:r>
-        <w:rPr>
-          <w:rFonts w:ascii="Arial Narrow" w:eastAsia="Arial Narrow" w:hAnsi="Arial Narrow" w:cs="Arial Narrow"/>
-          <w:kern w:val="0"/>
-          <w14:ligatures w14:val="none"/>
-          <w:sz w:val="22"/>
-          <w:szCs w:val="22"/>
-        </w:rPr>
-        <w:t>. Ello, a fin de que la Comisión pueda meritar dicha documentación, conforme lo establece el artículo 110</w:t>
-      </w:r>
-      <w:r>
-        <w:rPr>
-          <w:rFonts w:ascii="Arial Narrow" w:eastAsia="Arial Narrow" w:hAnsi="Arial Narrow" w:cs="Arial Narrow"/>
-          <w:color w:val="000000"/>
-          <w:kern w:val="0"/>
-          <w:sz w:val="22"/>
-          <w:szCs w:val="22"/>
-          <w:lang w:eastAsia="es-PE"/>
-          <w14:ligatures w14:val="none"/>
-        </w:rPr>
-        <w:t/>
-      </w:r>
-      <w:r>
-        <w:rPr>
-          <w:rFonts w:ascii="Arial Narrow" w:eastAsia="Arial Narrow" w:hAnsi="Arial Narrow" w:cs="Arial Narrow"/>
-          <w:kern w:val="0"/>
-          <w14:ligatures w14:val="none"/>
-          <w:sz w:val="22"/>
-          <w:szCs w:val="22"/>
-        </w:rPr>
-        <w:t xml:space="preserve"> del </w:t>
-      </w:r>
-      <w:r>
-        <w:rPr>
-          <w:rFonts w:ascii="Arial Narrow" w:eastAsia="Arial Narrow" w:hAnsi="Arial Narrow" w:cs="Arial Narrow"/>
-          <w:spacing w:val="-2"/>
-          <w:kern w:val="0"/>
-          <w14:ligatures w14:val="none"/>
-          <w:sz w:val="22"/>
-          <w:szCs w:val="22"/>
-        </w:rPr>
-        <w:t>Código</w:t>
-      </w:r>
-      <w:r>
-        <w:rPr>
-          <w:rStyle w:val="Refdenotaalpie"/>
-          <w:rFonts w:ascii="Arial Narrow" w:eastAsia="Arial Narrow" w:hAnsi="Arial Narrow" w:cs="Arial Narrow"/>
-          <w:spacing w:val="-2"/>
-          <w:kern w:val="0"/>
-          <w:sz w:val="22"/>
-          <w:szCs w:val="22"/>
-          <w:vertAlign w:val="superscript"/>
-          <w14:ligatures w14:val="none"/>
-        </w:rPr>
-        <w:footnoteReference w:id="8"/>
       </w:r>
       <w:r>
         <w:rPr>
@@ -9213,7 +9220,15 @@
           <w:sz w:val="22"/>
           <w:szCs w:val="22"/>
         </w:rPr>
-        <w:t xml:space="preserve">CUARTO: </w:t>
+        <w:t xml:space="preserve">CUARTO:</w:t>
+      </w:r>
+      <w:r>
+        <w:rPr>
+          <w:rFonts w:ascii="Arial Narrow" w:eastAsia="Arial Narrow" w:hAnsi="Arial Narrow" w:cs="Arial Narrow"/>
+          <w:sz w:val="22"/>
+          <w:szCs w:val="22"/>
+        </w:rPr>
+        <w:t xml:space="preserve"> </w:t>
       </w:r>
       <w:r>
         <w:rPr>
@@ -9235,7 +9250,7 @@
           <w:lang w:val="es-ES" w:eastAsia="es-ES"/>
           <w14:ligatures w14:val="none"/>
         </w:rPr>
-        <w:footnoteReference w:id="14"/>
+        <w:footnoteReference w:id="8"/>
       </w:r>
       <w:r>
         <w:rPr>
@@ -9257,7 +9272,7 @@
           <w:lang w:val="es-ES" w:eastAsia="es-ES"/>
           <w14:ligatures w14:val="none"/>
         </w:rPr>
-        <w:footnoteReference w:id="15"/>
+        <w:footnoteReference w:id="9"/>
       </w:r>
       <w:r>
         <w:rPr>
@@ -9308,7 +9323,19 @@
           <w:lang w:eastAsia="es-PE"/>
           <w14:ligatures w14:val="none"/>
         </w:rPr>
-        <w:t xml:space="preserve">QUINTO: </w:t>
+        <w:t xml:space="preserve">QUINTO:</w:t>
+      </w:r>
+      <w:r>
+        <w:rPr>
+          <w:rFonts w:ascii="Arial Narrow" w:eastAsia="Arial Narrow" w:hAnsi="Arial Narrow" w:cs="Arial Narrow"/>
+          <w:color w:val="000000"/>
+          <w:kern w:val="0"/>
+          <w:sz w:val="22"/>
+          <w:szCs w:val="22"/>
+          <w:lang w:eastAsia="es-PE"/>
+          <w14:ligatures w14:val="none"/>
+        </w:rPr>
+        <w:t xml:space="preserve"> </w:t>
       </w:r>
       <w:bookmarkStart w:id="6" w:name="_Hlk188286813"/>
       <w:r>
@@ -9376,7 +9403,6 @@
       <w:r>
         <w:rPr>
           <w:rFonts w:ascii="Arial Narrow" w:eastAsia="Arial Narrow" w:hAnsi="Arial Narrow" w:cs="Arial Narrow"/>
-          <w:bCs/>
           <w:sz w:val="22"/>
           <w:szCs w:val="22"/>
         </w:rPr>
@@ -9510,7 +9536,19 @@
           <w:lang w:eastAsia="es-PE"/>
           <w14:ligatures w14:val="none"/>
         </w:rPr>
-        <w:t xml:space="preserve">SEXTO: </w:t>
+        <w:t xml:space="preserve">SEXTO:</w:t>
+      </w:r>
+      <w:r>
+        <w:rPr>
+          <w:rFonts w:ascii="Arial Narrow" w:eastAsia="Arial Narrow" w:hAnsi="Arial Narrow" w:cs="Arial Narrow"/>
+          <w:color w:val="000000"/>
+          <w:kern w:val="0"/>
+          <w:sz w:val="22"/>
+          <w:szCs w:val="22"/>
+          <w:lang w:eastAsia="es-PE"/>
+          <w14:ligatures w14:val="none"/>
+        </w:rPr>
+        <w:t xml:space="preserve"> </w:t>
       </w:r>
       <w:r>
         <w:rPr>
@@ -9552,7 +9590,6 @@
       <w:r>
         <w:rPr>
           <w:rFonts w:ascii="Arial Narrow" w:eastAsia="Arial Narrow" w:hAnsi="Arial Narrow" w:cs="Arial Narrow"/>
-          <w:bCs/>
           <w:sz w:val="22"/>
           <w:szCs w:val="22"/>
         </w:rPr>
@@ -9562,7 +9599,6 @@
       <w:r>
         <w:rPr>
           <w:rFonts w:ascii="Arial Narrow" w:eastAsia="Arial Narrow" w:hAnsi="Arial Narrow" w:cs="Arial Narrow"/>
-          <w:bCs/>
           <w:sz w:val="22"/>
           <w:szCs w:val="22"/>
         </w:rPr>
@@ -9707,7 +9743,19 @@
           <w:lang w:eastAsia="es-PE"/>
           <w14:ligatures w14:val="none"/>
         </w:rPr>
-        <w:t xml:space="preserve">SÉTIMO: requerir que, en un plazo no mayor de cinco (5) días hábiles contado a partir del día siguiente de la notificación de la presente resolución, la [DENUNCIANTE], cumpla con presentar los poderes de representación otorgados por el señor [APELLIDO] [APELLIDO] Ruffer para acreditar que interpone la presente denuncia administrativa en su calidad de integrante [APELLIDO] .</w:t>
+        <w:t xml:space="preserve">SÉTIMO:</w:t>
+      </w:r>
+      <w:r>
+        <w:rPr>
+          <w:rFonts w:ascii="Arial Narrow" w:eastAsia="Arial Narrow" w:hAnsi="Arial Narrow" w:cs="Arial Narrow"/>
+          <w:color w:val="000000"/>
+          <w:kern w:val="0"/>
+          <w:sz w:val="22"/>
+          <w:szCs w:val="22"/>
+          <w:lang w:eastAsia="es-PE"/>
+          <w14:ligatures w14:val="none"/>
+        </w:rPr>
+        <w:t xml:space="preserve"> requerir que, en un plazo no mayor de cinco (5) días hábiles contado a partir del día siguiente de la notificación de la presente resolución, la [DENUNCIANTE], cumpla con presentar los poderes de representación otorgados por el señor [APELLIDO] [APELLIDO] Ruffer para acreditar que interpone la presente denuncia administrativa en su calidad de integrante [APELLIDO] .</w:t>
       </w:r>
       <w:r>
         <w:rPr>
@@ -9785,7 +9833,6 @@
       <w:r>
         <w:rPr>
           <w:rFonts w:ascii="Arial Narrow" w:eastAsia="Arial Narrow" w:hAnsi="Arial Narrow" w:cs="Arial Narrow"/>
-          <w:bCs/>
           <w:spacing w:val="-3"/>
           <w:sz w:val="22"/>
           <w:szCs w:val="22"/>
@@ -9808,7 +9855,6 @@
       <w:r>
         <w:rPr>
           <w:rFonts w:ascii="Arial Narrow" w:eastAsia="Arial Narrow" w:hAnsi="Arial Narrow" w:cs="Arial Narrow"/>
-          <w:bCs/>
           <w:spacing w:val="-3"/>
           <w:sz w:val="22"/>
           <w:szCs w:val="22"/>
@@ -9930,7 +9976,7 @@
           <w:lang w:eastAsia="es-PE"/>
           <w14:ligatures w14:val="none"/>
         </w:rPr>
-        <w:footnoteReference w:id="9"/>
+        <w:footnoteReference w:id="10"/>
       </w:r>
       <w:r>
         <w:rPr>
@@ -10040,7 +10086,7 @@
           <w:lang w:eastAsia="es-PE"/>
           <w14:ligatures w14:val="none"/>
         </w:rPr>
-        <w:footnoteReference w:id="10"/>
+        <w:footnoteReference w:id="11"/>
       </w:r>
       <w:r>
         <w:rPr>
@@ -10104,7 +10150,7 @@
           <w:lang w:eastAsia="es-PE"/>
           <w14:ligatures w14:val="none"/>
         </w:rPr>
-        <w:footnoteReference w:id="11"/>
+        <w:footnoteReference w:id="12"/>
       </w:r>
       <w:r>
         <w:rPr>
@@ -10342,7 +10388,7 @@
           <w:vertAlign w:val="superscript"/>
           <w14:ligatures w14:val="none"/>
         </w:rPr>
-        <w:footnoteReference w:id="12"/>
+        <w:footnoteReference w:id="13"/>
       </w:r>
       <w:r>
         <w:rPr>
@@ -10360,7 +10406,6 @@
           <w:kern w:val="0"/>
           <w:sz w:val="22"/>
           <w:szCs w:val="22"/>
-          <w:u w:val="single"/>
           <w14:ligatures w14:val="none"/>
         </w:rPr>
         <w:t>expresamente su facultad para asistir y conciliar en su representación</w:t>
@@ -10391,7 +10436,6 @@
           <w:kern w:val="0"/>
           <w:sz w:val="22"/>
           <w:szCs w:val="22"/>
-          <w:u w:val="single"/>
           <w14:ligatures w14:val="none"/>
         </w:rPr>
         <w:t xml:space="preserve">Ello bajo apercibimiento de no realizar la audiencia de conciliación y levantar el acta de inasistencia correspondiente. </w:t>
@@ -10534,7 +10578,15 @@
           <w:sz w:val="22"/>
           <w:szCs w:val="22"/>
         </w:rPr>
-        <w:t xml:space="preserve">DÉCIMO SEGUNDO: </w:t>
+        <w:t xml:space="preserve">DÉCIMO SEGUNDO:</w:t>
+      </w:r>
+      <w:r>
+        <w:rPr>
+          <w:rFonts w:ascii="Arial Narrow" w:eastAsia="Arial Narrow" w:hAnsi="Arial Narrow" w:cs="Arial Narrow"/>
+          <w:sz w:val="22"/>
+          <w:szCs w:val="22"/>
+        </w:rPr>
+        <w:t xml:space="preserve"> </w:t>
       </w:r>
       <w:r>
         <w:rPr>
@@ -10653,7 +10705,7 @@
           <w:szCs w:val="22"/>
           <w:vertAlign w:val="superscript"/>
         </w:rPr>
-        <w:footnoteReference w:id="13"/>
+        <w:footnoteReference w:id="14"/>
       </w:r>
       <w:r>
         <w:rPr>
@@ -10822,7 +10874,6 @@
       <w:r>
         <w:rPr>
           <w:rFonts w:ascii="Arial Narrow" w:eastAsia="Arial Narrow" w:hAnsi="Arial Narrow" w:cs="Arial Narrow"/>
-          <w:bCs/>
           <w:spacing w:val="-3"/>
           <w:kern w:val="0"/>
           <w14:ligatures w14:val="none"/>
@@ -11247,7 +11298,67 @@
       </w:r>
     </w:p>
   </w:footnote>
-  <w:footnote w:id="2">
+  <w:footnote w:id="1">
+    <w:p>
+      <w:pPr>
+        <w:pStyle w:val="Textonotapie"/>
+        <w:tabs>
+          <w:tab w:val="left" w:pos="567"/>
+        </w:tabs>
+        <w:ind w:left="567" w:hanging="567"/>
+        <w:jc w:val="both"/>
+        <w:rPr>
+          <w:rFonts w:ascii="Arial Narrow" w:eastAsia="Arial Narrow" w:hAnsi="Arial Narrow" w:cs="Arial Narrow"/>
+          <w:sz w:val="16"/>
+          <w:szCs w:val="16"/>
+        </w:rPr>
+      </w:pPr>
+      <w:r>
+        <w:rPr>
+          <w:rStyle w:val="Refdenotaalpie"/>
+          <w:rFonts w:ascii="Arial Narrow" w:eastAsia="Arial Narrow" w:hAnsi="Arial Narrow" w:cs="Arial Narrow"/>
+          <w:sz w:val="16"/>
+          <w:szCs w:val="16"/>
+          <w:vertAlign w:val="superscript"/>
+        </w:rPr>
+        <w:footnoteRef/>
+      </w:r>
+      <w:r>
+        <w:rPr>
+          <w:rFonts w:ascii="Arial Narrow" w:eastAsia="Arial Narrow" w:hAnsi="Arial Narrow" w:cs="Arial Narrow"/>
+          <w:sz w:val="16"/>
+          <w:szCs w:val="16"/>
+        </w:rPr>
+        <w:tab/>
+        <w:t xml:space="preserve"/>
+      </w:r>
+      <w:r>
+        <w:rPr>
+          <w:rFonts w:ascii="Arial Narrow" w:eastAsia="Arial Narrow" w:hAnsi="Arial Narrow" w:cs="Arial Narrow"/>
+          <w:sz w:val="16"/>
+          <w:szCs w:val="16"/>
+        </w:rPr>
+        <w:tab/>
+        <w:t>Publicado</w:t>
+      </w:r>
+      <w:r>
+        <w:rPr>
+          <w:rFonts w:ascii="Arial Narrow" w:eastAsia="Arial Narrow" w:hAnsi="Arial Narrow" w:cs="Arial Narrow"/>
+          <w:b/>
+          <w:sz w:val="16"/>
+          <w:szCs w:val="16"/>
+        </w:rPr>
+        <w:t xml:space="preserve"> </w:t>
+      </w:r>
+      <w:r>
+        <w:rPr>
+          <w:rFonts w:ascii="Arial Narrow" w:eastAsia="Arial Narrow" w:hAnsi="Arial Narrow" w:cs="Arial Narrow"/>
+          <w:sz w:val="16"/>
+          <w:szCs w:val="16"/>
+        </w:rPr>
+        <w:t xml:space="preserve">el 2 de setiembre de 2010 en el Diario Oficial El Peruano, vigente desde el 2 de octubre de 2010 y modificado por Decreto Legislativo 1308.</w:t>
+      </w:r>
+    </w:p>
     <w:p>
       <w:pPr>
         <w:pStyle w:val="Textonotapie"/>
@@ -11259,65 +11370,9 @@
           <w:szCs w:val="16"/>
         </w:rPr>
       </w:pPr>
-      <w:r>
-        <w:rPr>
-          <w:rStyle w:val="Refdenotaalpie"/>
-          <w:rFonts w:ascii="Arial Narrow" w:eastAsia="Arial Narrow" w:hAnsi="Arial Narrow" w:cs="Arial Narrow"/>
-          <w:sz w:val="16"/>
-          <w:szCs w:val="16"/>
-          <w:vertAlign w:val="superscript"/>
-        </w:rPr>
-        <w:footnoteRef/>
-      </w:r>
-      <w:r>
-        <w:rPr>
-          <w:rFonts w:ascii="Arial Narrow" w:eastAsia="Arial Narrow" w:hAnsi="Arial Narrow" w:cs="Arial Narrow"/>
-          <w:sz w:val="16"/>
-          <w:szCs w:val="16"/>
-        </w:rPr>
-        <w:t xml:space="preserve"> </w:t>
-      </w:r>
-      <w:r>
-        <w:rPr>
-          <w:rFonts w:ascii="Arial Narrow" w:eastAsia="Arial Narrow" w:hAnsi="Arial Narrow" w:cs="Arial Narrow"/>
-          <w:sz w:val="16"/>
-          <w:szCs w:val="16"/>
-        </w:rPr>
-        <w:tab/>
-        <w:t>Publicado</w:t>
-      </w:r>
-      <w:r>
-        <w:rPr>
-          <w:rFonts w:ascii="Arial Narrow" w:eastAsia="Arial Narrow" w:hAnsi="Arial Narrow" w:cs="Arial Narrow"/>
-          <w:b/>
-          <w:sz w:val="16"/>
-          <w:szCs w:val="16"/>
-        </w:rPr>
-        <w:t xml:space="preserve"> </w:t>
-      </w:r>
-      <w:r>
-        <w:rPr>
-          <w:rFonts w:ascii="Arial Narrow" w:eastAsia="Arial Narrow" w:hAnsi="Arial Narrow" w:cs="Arial Narrow"/>
-          <w:sz w:val="16"/>
-          <w:szCs w:val="16"/>
-        </w:rPr>
-        <w:t xml:space="preserve">el 2 de setiembre de 2010 en el Diario Oficial El Peruano, vigente desde el 2 de octubre de 2010 y modificado por Decreto Legislativo 1308.</w:t>
-      </w:r>
-    </w:p>
-    <w:p>
-      <w:pPr>
-        <w:pStyle w:val="Textonotapie"/>
-        <w:ind w:left="567" w:hanging="567"/>
-        <w:jc w:val="both"/>
-        <w:rPr>
-          <w:rFonts w:ascii="Arial Narrow" w:eastAsia="Arial Narrow" w:hAnsi="Arial Narrow" w:cs="Arial Narrow"/>
-          <w:sz w:val="16"/>
-          <w:szCs w:val="16"/>
-        </w:rPr>
-      </w:pPr>
     </w:p>
   </w:footnote>
-  <w:footnote w:id="3">
+  <w:footnote w:id="2">
     <w:p>
       <w:pPr>
         <w:pStyle w:val="Textonotapie"/>
@@ -11350,7 +11405,8 @@
           <w:sz w:val="16"/>
           <w:szCs w:val="16"/>
         </w:rPr>
-        <w:t xml:space="preserve"> </w:t>
+        <w:tab/>
+        <w:t xml:space="preserve"/>
       </w:r>
       <w:r>
         <w:rPr>
@@ -11390,7 +11446,7 @@
           <w:sz w:val="16"/>
           <w:szCs w:val="16"/>
         </w:rPr>
-        <w:t xml:space="preserve"> 29571, CÓDIGO DE PROTECCIÓN Y DEFENSA DEL CONSUMIDOR, publicado el 2 de setiembre de 2010 y modificado por Decreto Legislativo </w:t>
+        <w:t xml:space="preserve">29571, CÓDIGO DE PROTECCIÓN Y DEFENSA DEL CONSUMIDOR, publicado el 2 de setiembre de 2010 y modificado por Decreto Legislativo </w:t>
       </w:r>
       <w:proofErr w:type="spellStart"/>
       <w:r>
@@ -11412,7 +11468,7 @@
           <w:sz w:val="16"/>
           <w:szCs w:val="16"/>
         </w:rPr>
-        <w:t xml:space="preserve"> 1308 </w:t>
+        <w:t xml:space="preserve">1308 </w:t>
       </w:r>
     </w:p>
     <w:p>
@@ -11482,7 +11538,7 @@
           <w:sz w:val="16"/>
           <w:szCs w:val="16"/>
         </w:rPr>
-        <w:t xml:space="preserve"> 1033, Ley de Organización y Funciones del Indecopi. Dicha competencia solo puede ser negada cuando ella haya sido asignada o se asigne a favor de otro organismo por norma expresa con rango de ley. </w:t>
+        <w:t xml:space="preserve">1033, Ley de Organización y Funciones del Indecopi. Dicha competencia solo puede ser negada cuando ella haya sido asignada o se asigne a favor de otro organismo por norma expresa con rango de ley. </w:t>
       </w:r>
     </w:p>
     <w:p>
@@ -11519,10 +11575,52 @@
         <w:jc w:val="both"/>
         <w:rPr>
           <w:rFonts w:ascii="Arial Narrow" w:eastAsia="Arial Narrow" w:hAnsi="Arial Narrow" w:cs="Arial Narrow"/>
-          <w:sz w:val="16"/>
-          <w:szCs w:val="16"/>
-        </w:rPr>
-      </w:pPr>
+          <w:b/>
+          <w:bCs/>
+          <w:sz w:val="16"/>
+          <w:szCs w:val="16"/>
+        </w:rPr>
+      </w:pPr>
+      <w:r>
+        <w:rPr>
+          <w:rFonts w:ascii="Arial Narrow" w:eastAsia="Arial Narrow" w:hAnsi="Arial Narrow" w:cs="Arial Narrow"/>
+          <w:sz w:val="16"/>
+          <w:szCs w:val="16"/>
+        </w:rPr>
+        <w:tab/>
+      </w:r>
+      <w:r>
+        <w:rPr>
+          <w:rFonts w:ascii="Arial Narrow" w:eastAsia="Arial Narrow" w:hAnsi="Arial Narrow" w:cs="Arial Narrow"/>
+          <w:b/>
+          <w:bCs/>
+          <w:sz w:val="16"/>
+          <w:szCs w:val="16"/>
+        </w:rPr>
+        <w:t xml:space="preserve">LEY DE ORGANIZACIÓN Y FUNCIONES DEL INDECOPI, APROBADA POR DECRETO LEGISLATIVO </w:t>
+      </w:r>
+      <w:proofErr w:type="spellStart"/>
+      <w:r>
+        <w:rPr>
+          <w:rFonts w:ascii="Arial Narrow" w:eastAsia="Arial Narrow" w:hAnsi="Arial Narrow" w:cs="Arial Narrow"/>
+          <w:b/>
+          <w:bCs/>
+          <w:sz w:val="16"/>
+          <w:szCs w:val="16"/>
+        </w:rPr>
+        <w:t/>
+      </w:r>
+      <w:proofErr w:type="spellEnd"/>
+      <w:r>
+        <w:rPr>
+          <w:rFonts w:ascii="Arial Narrow" w:eastAsia="Arial Narrow" w:hAnsi="Arial Narrow" w:cs="Arial Narrow"/>
+          <w:b/>
+          <w:bCs/>
+          <w:sz w:val="16"/>
+          <w:szCs w:val="16"/>
+        </w:rPr>
+        <w:t xml:space="preserve">1033 </w:t>
+      </w:r>
     </w:p>
     <w:p>
       <w:pPr>
@@ -11534,51 +11632,46 @@
         <w:jc w:val="both"/>
         <w:rPr>
           <w:rFonts w:ascii="Arial Narrow" w:eastAsia="Arial Narrow" w:hAnsi="Arial Narrow" w:cs="Arial Narrow"/>
+          <w:sz w:val="16"/>
+          <w:szCs w:val="16"/>
+        </w:rPr>
+      </w:pPr>
+      <w:r>
+        <w:rPr>
+          <w:rFonts w:ascii="Arial Narrow" w:eastAsia="Arial Narrow" w:hAnsi="Arial Narrow" w:cs="Arial Narrow"/>
           <w:b/>
           <w:bCs/>
           <w:sz w:val="16"/>
           <w:szCs w:val="16"/>
         </w:rPr>
-      </w:pPr>
-      <w:r>
-        <w:rPr>
-          <w:rFonts w:ascii="Arial Narrow" w:eastAsia="Arial Narrow" w:hAnsi="Arial Narrow" w:cs="Arial Narrow"/>
-          <w:sz w:val="16"/>
-          <w:szCs w:val="16"/>
-        </w:rPr>
         <w:tab/>
-      </w:r>
-      <w:r>
-        <w:rPr>
-          <w:rFonts w:ascii="Arial Narrow" w:eastAsia="Arial Narrow" w:hAnsi="Arial Narrow" w:cs="Arial Narrow"/>
-          <w:b/>
-          <w:bCs/>
-          <w:sz w:val="16"/>
-          <w:szCs w:val="16"/>
-        </w:rPr>
-        <w:t xml:space="preserve">LEY DE ORGANIZACIÓN Y FUNCIONES DEL INDECOPI, APROBADA POR DECRETO LEGISLATIVO </w:t>
-      </w:r>
-      <w:proofErr w:type="spellStart"/>
-      <w:r>
-        <w:rPr>
-          <w:rFonts w:ascii="Arial Narrow" w:eastAsia="Arial Narrow" w:hAnsi="Arial Narrow" w:cs="Arial Narrow"/>
-          <w:b/>
-          <w:bCs/>
-          <w:sz w:val="16"/>
-          <w:szCs w:val="16"/>
-        </w:rPr>
-        <w:t/>
-      </w:r>
-      <w:proofErr w:type="spellEnd"/>
-      <w:r>
-        <w:rPr>
-          <w:rFonts w:ascii="Arial Narrow" w:eastAsia="Arial Narrow" w:hAnsi="Arial Narrow" w:cs="Arial Narrow"/>
-          <w:b/>
-          <w:bCs/>
-          <w:sz w:val="16"/>
-          <w:szCs w:val="16"/>
-        </w:rPr>
-        <w:t xml:space="preserve"> 1033 </w:t>
+        <w:t>Artículo 27.-</w:t>
+      </w:r>
+      <w:r>
+        <w:rPr>
+          <w:rFonts w:ascii="Arial Narrow" w:eastAsia="Arial Narrow" w:hAnsi="Arial Narrow" w:cs="Arial Narrow"/>
+          <w:sz w:val="16"/>
+          <w:szCs w:val="16"/>
+        </w:rPr>
+        <w:t xml:space="preserve"> De la Comisión de Protección al </w:t>
+      </w:r>
+      <w:proofErr w:type="gramStart"/>
+      <w:r>
+        <w:rPr>
+          <w:rFonts w:ascii="Arial Narrow" w:eastAsia="Arial Narrow" w:hAnsi="Arial Narrow" w:cs="Arial Narrow"/>
+          <w:sz w:val="16"/>
+          <w:szCs w:val="16"/>
+        </w:rPr>
+        <w:t>Consumidor.-</w:t>
+      </w:r>
+      <w:proofErr w:type="gramEnd"/>
+      <w:r>
+        <w:rPr>
+          <w:rFonts w:ascii="Arial Narrow" w:eastAsia="Arial Narrow" w:hAnsi="Arial Narrow" w:cs="Arial Narrow"/>
+          <w:sz w:val="16"/>
+          <w:szCs w:val="16"/>
+        </w:rPr>
+        <w:t xml:space="preserve"> </w:t>
       </w:r>
     </w:p>
     <w:p>
@@ -11598,39 +11691,11 @@
       <w:r>
         <w:rPr>
           <w:rFonts w:ascii="Arial Narrow" w:eastAsia="Arial Narrow" w:hAnsi="Arial Narrow" w:cs="Arial Narrow"/>
-          <w:b/>
-          <w:bCs/>
           <w:sz w:val="16"/>
           <w:szCs w:val="16"/>
         </w:rPr>
         <w:tab/>
-        <w:t>Artículo 27.-</w:t>
-      </w:r>
-      <w:r>
-        <w:rPr>
-          <w:rFonts w:ascii="Arial Narrow" w:eastAsia="Arial Narrow" w:hAnsi="Arial Narrow" w:cs="Arial Narrow"/>
-          <w:sz w:val="16"/>
-          <w:szCs w:val="16"/>
-        </w:rPr>
-        <w:t xml:space="preserve"> De la Comisión de Protección al </w:t>
-      </w:r>
-      <w:proofErr w:type="gramStart"/>
-      <w:r>
-        <w:rPr>
-          <w:rFonts w:ascii="Arial Narrow" w:eastAsia="Arial Narrow" w:hAnsi="Arial Narrow" w:cs="Arial Narrow"/>
-          <w:sz w:val="16"/>
-          <w:szCs w:val="16"/>
-        </w:rPr>
-        <w:t>Consumidor.-</w:t>
-      </w:r>
-      <w:proofErr w:type="gramEnd"/>
-      <w:r>
-        <w:rPr>
-          <w:rFonts w:ascii="Arial Narrow" w:eastAsia="Arial Narrow" w:hAnsi="Arial Narrow" w:cs="Arial Narrow"/>
-          <w:sz w:val="16"/>
-          <w:szCs w:val="16"/>
-        </w:rPr>
-        <w:t xml:space="preserve"> </w:t>
+        <w:t>Corresponde a la Comisión de Protección al Consumidor velar por el cumplimiento de la Ley de Protección al Consumidor y de las leyes que, en general, protegen a los consumidores de la falta de idoneidad de los bienes y servicios en función de la información brindada, de las omisiones de información y de la discriminación en el consumo, así como de aquellas que complementen o sustituyan a las anteriores.</w:t>
       </w:r>
     </w:p>
     <w:p>
@@ -11643,20 +11708,15 @@
         <w:jc w:val="both"/>
         <w:rPr>
           <w:rFonts w:ascii="Arial Narrow" w:eastAsia="Arial Narrow" w:hAnsi="Arial Narrow" w:cs="Arial Narrow"/>
-          <w:sz w:val="16"/>
-          <w:szCs w:val="16"/>
-        </w:rPr>
-      </w:pPr>
-      <w:r>
-        <w:rPr>
-          <w:rFonts w:ascii="Arial Narrow" w:eastAsia="Arial Narrow" w:hAnsi="Arial Narrow" w:cs="Arial Narrow"/>
-          <w:sz w:val="16"/>
-          <w:szCs w:val="16"/>
-        </w:rPr>
-        <w:tab/>
-        <w:t>Corresponde a la Comisión de Protección al Consumidor velar por el cumplimiento de la Ley de Protección al Consumidor y de las leyes que, en general, protegen a los consumidores de la falta de idoneidad de los bienes y servicios en función de la información brindada, de las omisiones de información y de la discriminación en el consumo, así como de aquellas que complementen o sustituyan a las anteriores.</w:t>
-      </w:r>
-    </w:p>
+          <w:b/>
+          <w:bCs/>
+          <w:sz w:val="16"/>
+          <w:szCs w:val="16"/>
+        </w:rPr>
+      </w:pPr>
+    </w:p>
+  </w:footnote>
+  <w:footnote w:id="3">
     <w:p>
       <w:pPr>
         <w:pStyle w:val="Textonotapie"/>
@@ -11673,9 +11733,194 @@
           <w:szCs w:val="16"/>
         </w:rPr>
       </w:pPr>
-    </w:p>
-  </w:footnote>
-  <w:footnote w:id="4">
+      <w:r>
+        <w:rPr>
+          <w:rStyle w:val="Refdenotaalpie"/>
+          <w:rFonts w:ascii="Arial Narrow" w:eastAsia="Arial Narrow" w:hAnsi="Arial Narrow" w:cs="Arial Narrow"/>
+          <w:sz w:val="16"/>
+          <w:szCs w:val="16"/>
+          <w:vertAlign w:val="superscript"/>
+        </w:rPr>
+        <w:footnoteRef/>
+      </w:r>
+      <w:r>
+        <w:rPr>
+          <w:rFonts w:ascii="Arial Narrow" w:eastAsia="Arial Narrow" w:hAnsi="Arial Narrow" w:cs="Arial Narrow"/>
+          <w:sz w:val="16"/>
+          <w:szCs w:val="16"/>
+        </w:rPr>
+        <w:tab/>
+        <w:t xml:space="preserve"/>
+      </w:r>
+      <w:r>
+        <w:rPr>
+          <w:rFonts w:ascii="Arial Narrow" w:eastAsia="Arial Narrow" w:hAnsi="Arial Narrow" w:cs="Arial Narrow"/>
+          <w:sz w:val="16"/>
+          <w:szCs w:val="16"/>
+        </w:rPr>
+        <w:tab/>
+      </w:r>
+      <w:r>
+        <w:rPr>
+          <w:rFonts w:ascii="Arial Narrow" w:eastAsia="Arial Narrow" w:hAnsi="Arial Narrow" w:cs="Arial Narrow"/>
+          <w:b/>
+          <w:bCs/>
+          <w:sz w:val="16"/>
+          <w:szCs w:val="16"/>
+        </w:rPr>
+        <w:t xml:space="preserve">LEY </w:t>
+      </w:r>
+      <w:proofErr w:type="spellStart"/>
+      <w:r>
+        <w:rPr>
+          <w:rFonts w:ascii="Arial Narrow" w:eastAsia="Arial Narrow" w:hAnsi="Arial Narrow" w:cs="Arial Narrow"/>
+          <w:b/>
+          <w:bCs/>
+          <w:sz w:val="16"/>
+          <w:szCs w:val="16"/>
+        </w:rPr>
+        <w:t/>
+      </w:r>
+      <w:proofErr w:type="spellEnd"/>
+      <w:r>
+        <w:rPr>
+          <w:rFonts w:ascii="Arial Narrow" w:eastAsia="Arial Narrow" w:hAnsi="Arial Narrow" w:cs="Arial Narrow"/>
+          <w:b/>
+          <w:bCs/>
+          <w:sz w:val="16"/>
+          <w:szCs w:val="16"/>
+        </w:rPr>
+        <w:t xml:space="preserve">29571, CÓDIGO DE PROTECCIÓN Y DEFENSA DEL CONSUMIDOR, publicado el 2 de setiembre de 2010 y modificado por Decreto Legislativo </w:t>
+      </w:r>
+      <w:proofErr w:type="spellStart"/>
+      <w:r>
+        <w:rPr>
+          <w:rFonts w:ascii="Arial Narrow" w:eastAsia="Arial Narrow" w:hAnsi="Arial Narrow" w:cs="Arial Narrow"/>
+          <w:b/>
+          <w:bCs/>
+          <w:sz w:val="16"/>
+          <w:szCs w:val="16"/>
+        </w:rPr>
+        <w:t/>
+      </w:r>
+      <w:proofErr w:type="spellEnd"/>
+      <w:r>
+        <w:rPr>
+          <w:rFonts w:ascii="Arial Narrow" w:eastAsia="Arial Narrow" w:hAnsi="Arial Narrow" w:cs="Arial Narrow"/>
+          <w:b/>
+          <w:bCs/>
+          <w:sz w:val="16"/>
+          <w:szCs w:val="16"/>
+        </w:rPr>
+        <w:t xml:space="preserve">1308 </w:t>
+      </w:r>
+    </w:p>
+    <w:p>
+      <w:pPr>
+        <w:pStyle w:val="Textonotapie"/>
+        <w:ind w:left="567" w:right="-1"/>
+        <w:jc w:val="both"/>
+        <w:rPr>
+          <w:rFonts w:ascii="Arial Narrow" w:eastAsia="Arial Narrow" w:hAnsi="Arial Narrow" w:cs="Arial Narrow"/>
+          <w:b/>
+          <w:bCs/>
+          <w:sz w:val="16"/>
+          <w:szCs w:val="16"/>
+        </w:rPr>
+      </w:pPr>
+      <w:r>
+        <w:rPr>
+          <w:rFonts w:ascii="Arial Narrow" w:eastAsia="Arial Narrow" w:hAnsi="Arial Narrow" w:cs="Arial Narrow"/>
+          <w:b/>
+          <w:bCs/>
+          <w:sz w:val="16"/>
+          <w:szCs w:val="16"/>
+        </w:rPr>
+        <w:t xml:space="preserve">Artículo 18.- Idoneidad </w:t>
+      </w:r>
+    </w:p>
+    <w:p>
+      <w:pPr>
+        <w:pStyle w:val="Textonotapie"/>
+        <w:ind w:left="567" w:right="-1"/>
+        <w:jc w:val="both"/>
+        <w:rPr>
+          <w:rFonts w:ascii="Arial Narrow" w:eastAsia="Arial Narrow" w:hAnsi="Arial Narrow" w:cs="Arial Narrow"/>
+          <w:sz w:val="16"/>
+          <w:szCs w:val="16"/>
+        </w:rPr>
+      </w:pPr>
+      <w:r>
+        <w:rPr>
+          <w:rFonts w:ascii="Arial Narrow" w:eastAsia="Arial Narrow" w:hAnsi="Arial Narrow" w:cs="Arial Narrow"/>
+          <w:sz w:val="16"/>
+          <w:szCs w:val="16"/>
+        </w:rPr>
+        <w:t xml:space="preserve">Se entiende por idoneidad la correspondencia entre lo que un consumidor espera y lo que efectivamente recibe, en función a lo que se le hubiera ofrecido, la publicidad e información transmitida, las condiciones y circunstancias de la transacción, las características y naturaleza del producto o servicio, el precio, entre otros factores, atendiendo a las circunstancias del caso. </w:t>
+      </w:r>
+    </w:p>
+    <w:p>
+      <w:pPr>
+        <w:pStyle w:val="Textonotapie"/>
+        <w:ind w:left="567" w:right="-1"/>
+        <w:jc w:val="both"/>
+        <w:rPr>
+          <w:rFonts w:ascii="Arial Narrow" w:eastAsia="Arial Narrow" w:hAnsi="Arial Narrow" w:cs="Arial Narrow"/>
+          <w:sz w:val="16"/>
+          <w:szCs w:val="16"/>
+        </w:rPr>
+      </w:pPr>
+      <w:r>
+        <w:rPr>
+          <w:rFonts w:ascii="Arial Narrow" w:eastAsia="Arial Narrow" w:hAnsi="Arial Narrow" w:cs="Arial Narrow"/>
+          <w:sz w:val="16"/>
+          <w:szCs w:val="16"/>
+        </w:rPr>
+        <w:t xml:space="preserve">La idoneidad es evaluada en función a la propia naturaleza del producto o servicio y a su aptitud para satisfacer la finalidad para la cual ha sido puesto en el mercado. Las autorizaciones por parte de los organismos del Estado para la fabricación de un producto o la prestación de un servicio, en los casos que sea necesario, no eximen de responsabilidad al proveedor frente al consumidor. </w:t>
+      </w:r>
+    </w:p>
+    <w:p>
+      <w:pPr>
+        <w:pStyle w:val="Textonotapie"/>
+        <w:ind w:left="567" w:right="-1"/>
+        <w:jc w:val="both"/>
+        <w:rPr>
+          <w:rFonts w:ascii="Arial Narrow" w:eastAsia="Arial Narrow" w:hAnsi="Arial Narrow" w:cs="Arial Narrow"/>
+          <w:sz w:val="16"/>
+          <w:szCs w:val="16"/>
+        </w:rPr>
+      </w:pPr>
+      <w:r>
+        <w:rPr>
+          <w:rFonts w:ascii="Arial Narrow" w:eastAsia="Arial Narrow" w:hAnsi="Arial Narrow" w:cs="Arial Narrow"/>
+          <w:b/>
+          <w:bCs/>
+          <w:sz w:val="16"/>
+          <w:szCs w:val="16"/>
+        </w:rPr>
+        <w:t xml:space="preserve">Artículo 19.- Obligación de los proveedores </w:t>
+      </w:r>
+    </w:p>
+    <w:p>
+      <w:pPr>
+        <w:pStyle w:val="Textonotapie"/>
+        <w:ind w:left="567" w:right="-1"/>
+        <w:jc w:val="both"/>
+        <w:rPr>
+          <w:rFonts w:ascii="Arial Narrow" w:eastAsia="Arial Narrow" w:hAnsi="Arial Narrow" w:cs="Arial Narrow"/>
+          <w:sz w:val="16"/>
+          <w:szCs w:val="16"/>
+        </w:rPr>
+      </w:pPr>
+      <w:r>
+        <w:rPr>
+          <w:rFonts w:ascii="Arial Narrow" w:eastAsia="Arial Narrow" w:hAnsi="Arial Narrow" w:cs="Arial Narrow"/>
+          <w:sz w:val="16"/>
+          <w:szCs w:val="16"/>
+        </w:rPr>
+        <w:t>El proveedor responde por la idoneidad y calidad de los productos y servicios ofrecidos; por la autenticidad de las marcas y leyendas que exhiben sus productos o del signo que respalda al prestador del servicio, por la falta de conformidad entre la publicidad comercial de los productos y servicios y estos, así como por el contenido y la vida útil del producto indicado en el envase, en lo que corresponda.</w:t>
+      </w:r>
+    </w:p>
     <w:p>
       <w:pPr>
         <w:pStyle w:val="Textonotapie"/>
@@ -11692,205 +11937,9 @@
           <w:szCs w:val="16"/>
         </w:rPr>
       </w:pPr>
-      <w:r>
-        <w:rPr>
-          <w:rStyle w:val="Refdenotaalpie"/>
-          <w:rFonts w:ascii="Arial Narrow" w:eastAsia="Arial Narrow" w:hAnsi="Arial Narrow" w:cs="Arial Narrow"/>
-          <w:sz w:val="16"/>
-          <w:szCs w:val="16"/>
-          <w:vertAlign w:val="superscript"/>
-        </w:rPr>
-        <w:footnoteRef/>
-      </w:r>
-      <w:r>
-        <w:rPr>
-          <w:rFonts w:ascii="Arial Narrow" w:eastAsia="Arial Narrow" w:hAnsi="Arial Narrow" w:cs="Arial Narrow"/>
-          <w:sz w:val="16"/>
-          <w:szCs w:val="16"/>
-        </w:rPr>
-        <w:t xml:space="preserve"> </w:t>
-      </w:r>
-      <w:r>
-        <w:rPr>
-          <w:rFonts w:ascii="Arial Narrow" w:eastAsia="Arial Narrow" w:hAnsi="Arial Narrow" w:cs="Arial Narrow"/>
-          <w:sz w:val="16"/>
-          <w:szCs w:val="16"/>
-        </w:rPr>
-        <w:tab/>
-      </w:r>
-      <w:r>
-        <w:rPr>
-          <w:rFonts w:ascii="Arial Narrow" w:eastAsia="Arial Narrow" w:hAnsi="Arial Narrow" w:cs="Arial Narrow"/>
-          <w:b/>
-          <w:bCs/>
-          <w:sz w:val="16"/>
-          <w:szCs w:val="16"/>
-        </w:rPr>
-        <w:t xml:space="preserve">LEY </w:t>
-      </w:r>
-      <w:proofErr w:type="spellStart"/>
-      <w:r>
-        <w:rPr>
-          <w:rFonts w:ascii="Arial Narrow" w:eastAsia="Arial Narrow" w:hAnsi="Arial Narrow" w:cs="Arial Narrow"/>
-          <w:b/>
-          <w:bCs/>
-          <w:sz w:val="16"/>
-          <w:szCs w:val="16"/>
-        </w:rPr>
-        <w:t/>
-      </w:r>
-      <w:proofErr w:type="spellEnd"/>
-      <w:r>
-        <w:rPr>
-          <w:rFonts w:ascii="Arial Narrow" w:eastAsia="Arial Narrow" w:hAnsi="Arial Narrow" w:cs="Arial Narrow"/>
-          <w:b/>
-          <w:bCs/>
-          <w:sz w:val="16"/>
-          <w:szCs w:val="16"/>
-        </w:rPr>
-        <w:t xml:space="preserve"> 29571, CÓDIGO DE PROTECCIÓN Y DEFENSA DEL CONSUMIDOR, publicado el 2 de setiembre de 2010 y modificado por Decreto Legislativo </w:t>
-      </w:r>
-      <w:proofErr w:type="spellStart"/>
-      <w:r>
-        <w:rPr>
-          <w:rFonts w:ascii="Arial Narrow" w:eastAsia="Arial Narrow" w:hAnsi="Arial Narrow" w:cs="Arial Narrow"/>
-          <w:b/>
-          <w:bCs/>
-          <w:sz w:val="16"/>
-          <w:szCs w:val="16"/>
-        </w:rPr>
-        <w:t/>
-      </w:r>
-      <w:proofErr w:type="spellEnd"/>
-      <w:r>
-        <w:rPr>
-          <w:rFonts w:ascii="Arial Narrow" w:eastAsia="Arial Narrow" w:hAnsi="Arial Narrow" w:cs="Arial Narrow"/>
-          <w:b/>
-          <w:bCs/>
-          <w:sz w:val="16"/>
-          <w:szCs w:val="16"/>
-        </w:rPr>
-        <w:t xml:space="preserve"> 1308 </w:t>
-      </w:r>
-    </w:p>
-    <w:p>
-      <w:pPr>
-        <w:pStyle w:val="Textonotapie"/>
-        <w:ind w:left="567" w:right="-1"/>
-        <w:jc w:val="both"/>
-        <w:rPr>
-          <w:rFonts w:ascii="Arial Narrow" w:eastAsia="Arial Narrow" w:hAnsi="Arial Narrow" w:cs="Arial Narrow"/>
-          <w:b/>
-          <w:bCs/>
-          <w:sz w:val="16"/>
-          <w:szCs w:val="16"/>
-        </w:rPr>
-      </w:pPr>
-      <w:r>
-        <w:rPr>
-          <w:rFonts w:ascii="Arial Narrow" w:eastAsia="Arial Narrow" w:hAnsi="Arial Narrow" w:cs="Arial Narrow"/>
-          <w:b/>
-          <w:bCs/>
-          <w:sz w:val="16"/>
-          <w:szCs w:val="16"/>
-        </w:rPr>
-        <w:t xml:space="preserve">Artículo 18.- Idoneidad </w:t>
-      </w:r>
-    </w:p>
-    <w:p>
-      <w:pPr>
-        <w:pStyle w:val="Textonotapie"/>
-        <w:ind w:left="567" w:right="-1"/>
-        <w:jc w:val="both"/>
-        <w:rPr>
-          <w:rFonts w:ascii="Arial Narrow" w:eastAsia="Arial Narrow" w:hAnsi="Arial Narrow" w:cs="Arial Narrow"/>
-          <w:sz w:val="16"/>
-          <w:szCs w:val="16"/>
-        </w:rPr>
-      </w:pPr>
-      <w:r>
-        <w:rPr>
-          <w:rFonts w:ascii="Arial Narrow" w:eastAsia="Arial Narrow" w:hAnsi="Arial Narrow" w:cs="Arial Narrow"/>
-          <w:sz w:val="16"/>
-          <w:szCs w:val="16"/>
-        </w:rPr>
-        <w:t xml:space="preserve">Se entiende por idoneidad la correspondencia entre lo que un consumidor espera y lo que efectivamente recibe, en función a lo que se le hubiera ofrecido, la publicidad e información transmitida, las condiciones y circunstancias de la transacción, las características y naturaleza del producto o servicio, el precio, entre otros factores, atendiendo a las circunstancias del caso. </w:t>
-      </w:r>
-    </w:p>
-    <w:p>
-      <w:pPr>
-        <w:pStyle w:val="Textonotapie"/>
-        <w:ind w:left="567" w:right="-1"/>
-        <w:jc w:val="both"/>
-        <w:rPr>
-          <w:rFonts w:ascii="Arial Narrow" w:eastAsia="Arial Narrow" w:hAnsi="Arial Narrow" w:cs="Arial Narrow"/>
-          <w:sz w:val="16"/>
-          <w:szCs w:val="16"/>
-        </w:rPr>
-      </w:pPr>
-      <w:r>
-        <w:rPr>
-          <w:rFonts w:ascii="Arial Narrow" w:eastAsia="Arial Narrow" w:hAnsi="Arial Narrow" w:cs="Arial Narrow"/>
-          <w:sz w:val="16"/>
-          <w:szCs w:val="16"/>
-        </w:rPr>
-        <w:t xml:space="preserve">La idoneidad es evaluada en función a la propia naturaleza del producto o servicio y a su aptitud para satisfacer la finalidad para la cual ha sido puesto en el mercado. Las autorizaciones por parte de los organismos del Estado para la fabricación de un producto o la prestación de un servicio, en los casos que sea necesario, no eximen de responsabilidad al proveedor frente al consumidor. </w:t>
-      </w:r>
-    </w:p>
-    <w:p>
-      <w:pPr>
-        <w:pStyle w:val="Textonotapie"/>
-        <w:ind w:left="567" w:right="-1"/>
-        <w:jc w:val="both"/>
-        <w:rPr>
-          <w:rFonts w:ascii="Arial Narrow" w:eastAsia="Arial Narrow" w:hAnsi="Arial Narrow" w:cs="Arial Narrow"/>
-          <w:sz w:val="16"/>
-          <w:szCs w:val="16"/>
-        </w:rPr>
-      </w:pPr>
-    </w:p>
-    <w:p>
-      <w:pPr>
-        <w:pStyle w:val="Textonotapie"/>
-        <w:ind w:left="567" w:right="-1"/>
-        <w:jc w:val="both"/>
-        <w:rPr>
-          <w:rFonts w:ascii="Arial Narrow" w:eastAsia="Arial Narrow" w:hAnsi="Arial Narrow" w:cs="Arial Narrow"/>
-          <w:sz w:val="16"/>
-          <w:szCs w:val="16"/>
-        </w:rPr>
-      </w:pPr>
-      <w:r>
-        <w:rPr>
-          <w:rFonts w:ascii="Arial Narrow" w:eastAsia="Arial Narrow" w:hAnsi="Arial Narrow" w:cs="Arial Narrow"/>
-          <w:b/>
-          <w:bCs/>
-          <w:sz w:val="16"/>
-          <w:szCs w:val="16"/>
-        </w:rPr>
-        <w:t xml:space="preserve">Artículo 19.- Obligación de los proveedores </w:t>
-      </w:r>
-    </w:p>
-    <w:p>
-      <w:pPr>
-        <w:pStyle w:val="Textonotapie"/>
-        <w:ind w:left="567" w:right="-1"/>
-        <w:jc w:val="both"/>
-        <w:rPr>
-          <w:rFonts w:ascii="Arial Narrow" w:eastAsia="Arial Narrow" w:hAnsi="Arial Narrow" w:cs="Arial Narrow"/>
-          <w:sz w:val="16"/>
-          <w:szCs w:val="16"/>
-        </w:rPr>
-      </w:pPr>
-      <w:r>
-        <w:rPr>
-          <w:rFonts w:ascii="Arial Narrow" w:eastAsia="Arial Narrow" w:hAnsi="Arial Narrow" w:cs="Arial Narrow"/>
-          <w:sz w:val="16"/>
-          <w:szCs w:val="16"/>
-        </w:rPr>
-        <w:t>El proveedor responde por la idoneidad y calidad de los productos y servicios ofrecidos; por la autenticidad de las marcas y leyendas que exhiben sus productos o del signo que respalda al prestador del servicio, por la falta de conformidad entre la publicidad comercial de los productos y servicios y estos, así como por el contenido y la vida útil del producto indicado en el envase, en lo que corresponda.</w:t>
-      </w:r>
-    </w:p>
+    </w:p>
+  </w:footnote>
+  <w:footnote w:id="4">
     <w:p>
       <w:pPr>
         <w:pStyle w:val="Textonotapie"/>
@@ -11907,9 +11956,172 @@
           <w:szCs w:val="16"/>
         </w:rPr>
       </w:pPr>
-    </w:p>
-  </w:footnote>
-  <w:footnote w:id="5">
+      <w:r>
+        <w:rPr>
+          <w:rStyle w:val="Refdenotaalpie"/>
+          <w:rFonts w:ascii="Arial Narrow" w:eastAsia="Arial Narrow" w:hAnsi="Arial Narrow" w:cs="Arial Narrow"/>
+          <w:sz w:val="16"/>
+          <w:szCs w:val="16"/>
+          <w:vertAlign w:val="superscript"/>
+        </w:rPr>
+        <w:footnoteRef/>
+      </w:r>
+      <w:r>
+        <w:rPr>
+          <w:rFonts w:ascii="Arial Narrow" w:eastAsia="Arial Narrow" w:hAnsi="Arial Narrow" w:cs="Arial Narrow"/>
+          <w:sz w:val="16"/>
+          <w:szCs w:val="16"/>
+        </w:rPr>
+        <w:tab/>
+        <w:t xml:space="preserve"/>
+      </w:r>
+      <w:r>
+        <w:rPr>
+          <w:rFonts w:ascii="Arial Narrow" w:eastAsia="Arial Narrow" w:hAnsi="Arial Narrow" w:cs="Arial Narrow"/>
+          <w:sz w:val="16"/>
+          <w:szCs w:val="16"/>
+        </w:rPr>
+        <w:tab/>
+      </w:r>
+      <w:r>
+        <w:rPr>
+          <w:rFonts w:ascii="Arial Narrow" w:eastAsia="Arial Narrow" w:hAnsi="Arial Narrow" w:cs="Arial Narrow"/>
+          <w:b/>
+          <w:bCs/>
+          <w:sz w:val="16"/>
+          <w:szCs w:val="16"/>
+        </w:rPr>
+        <w:t xml:space="preserve">LEY </w:t>
+      </w:r>
+      <w:proofErr w:type="spellStart"/>
+      <w:r>
+        <w:rPr>
+          <w:rFonts w:ascii="Arial Narrow" w:eastAsia="Arial Narrow" w:hAnsi="Arial Narrow" w:cs="Arial Narrow"/>
+          <w:b/>
+          <w:bCs/>
+          <w:sz w:val="16"/>
+          <w:szCs w:val="16"/>
+        </w:rPr>
+        <w:t/>
+      </w:r>
+      <w:proofErr w:type="spellEnd"/>
+      <w:r>
+        <w:rPr>
+          <w:rFonts w:ascii="Arial Narrow" w:eastAsia="Arial Narrow" w:hAnsi="Arial Narrow" w:cs="Arial Narrow"/>
+          <w:b/>
+          <w:bCs/>
+          <w:sz w:val="16"/>
+          <w:szCs w:val="16"/>
+        </w:rPr>
+        <w:t xml:space="preserve">29571, CÓDIGO DE PROTECCIÓN Y DEFENSA DEL CONSUMIDOR, publicado el 2 de setiembre de 2010 y modificado por Decreto Legislativo </w:t>
+      </w:r>
+      <w:proofErr w:type="spellStart"/>
+      <w:r>
+        <w:rPr>
+          <w:rFonts w:ascii="Arial Narrow" w:eastAsia="Arial Narrow" w:hAnsi="Arial Narrow" w:cs="Arial Narrow"/>
+          <w:b/>
+          <w:bCs/>
+          <w:sz w:val="16"/>
+          <w:szCs w:val="16"/>
+        </w:rPr>
+        <w:t/>
+      </w:r>
+      <w:proofErr w:type="spellEnd"/>
+      <w:r>
+        <w:rPr>
+          <w:rFonts w:ascii="Arial Narrow" w:eastAsia="Arial Narrow" w:hAnsi="Arial Narrow" w:cs="Arial Narrow"/>
+          <w:b/>
+          <w:bCs/>
+          <w:sz w:val="16"/>
+          <w:szCs w:val="16"/>
+        </w:rPr>
+        <w:t xml:space="preserve">1308 </w:t>
+      </w:r>
+    </w:p>
+    <w:p>
+      <w:pPr>
+        <w:pStyle w:val="Textonotapie"/>
+        <w:ind w:left="567" w:right="-1"/>
+        <w:jc w:val="both"/>
+        <w:rPr>
+          <w:rFonts w:ascii="Arial Narrow" w:eastAsia="Arial Narrow" w:hAnsi="Arial Narrow" w:cs="Arial Narrow"/>
+          <w:b/>
+          <w:bCs/>
+          <w:sz w:val="16"/>
+          <w:szCs w:val="16"/>
+        </w:rPr>
+      </w:pPr>
+      <w:r>
+        <w:rPr>
+          <w:rFonts w:ascii="Arial Narrow" w:eastAsia="Arial Narrow" w:hAnsi="Arial Narrow" w:cs="Arial Narrow"/>
+          <w:b/>
+          <w:bCs/>
+          <w:sz w:val="16"/>
+          <w:szCs w:val="16"/>
+        </w:rPr>
+        <w:t>Artículo 47.- Protección mínima del contrato de consumo</w:t>
+      </w:r>
+    </w:p>
+    <w:p>
+      <w:pPr>
+        <w:pStyle w:val="Textonotapie"/>
+        <w:ind w:left="567" w:right="-1"/>
+        <w:jc w:val="both"/>
+        <w:rPr>
+          <w:rFonts w:ascii="Arial Narrow" w:eastAsia="Arial Narrow" w:hAnsi="Arial Narrow" w:cs="Arial Narrow"/>
+          <w:sz w:val="16"/>
+          <w:szCs w:val="16"/>
+        </w:rPr>
+      </w:pPr>
+      <w:r>
+        <w:rPr>
+          <w:rFonts w:ascii="Arial Narrow" w:eastAsia="Arial Narrow" w:hAnsi="Arial Narrow" w:cs="Arial Narrow"/>
+          <w:sz w:val="16"/>
+          <w:szCs w:val="16"/>
+        </w:rPr>
+        <w:t>En los contratos de consumo se observa lo siguiente:</w:t>
+      </w:r>
+    </w:p>
+    <w:p>
+      <w:pPr>
+        <w:pStyle w:val="Textonotapie"/>
+        <w:ind w:left="567" w:right="-1"/>
+        <w:jc w:val="both"/>
+        <w:rPr>
+          <w:rFonts w:ascii="Arial Narrow" w:eastAsia="Arial Narrow" w:hAnsi="Arial Narrow" w:cs="Arial Narrow"/>
+          <w:sz w:val="16"/>
+          <w:szCs w:val="16"/>
+        </w:rPr>
+      </w:pPr>
+      <w:r>
+        <w:rPr>
+          <w:rFonts w:ascii="Arial Narrow" w:eastAsia="Arial Narrow" w:hAnsi="Arial Narrow" w:cs="Arial Narrow"/>
+          <w:sz w:val="16"/>
+          <w:szCs w:val="16"/>
+        </w:rPr>
+        <w:t>(…)</w:t>
+      </w:r>
+    </w:p>
+    <w:p>
+      <w:pPr>
+        <w:pStyle w:val="Textonotapie"/>
+        <w:ind w:left="567" w:right="-1"/>
+        <w:jc w:val="both"/>
+        <w:rPr>
+          <w:rFonts w:ascii="Arial Narrow" w:eastAsia="Arial Narrow" w:hAnsi="Arial Narrow" w:cs="Arial Narrow"/>
+          <w:sz w:val="16"/>
+          <w:szCs w:val="16"/>
+        </w:rPr>
+      </w:pPr>
+      <w:r>
+        <w:rPr>
+          <w:rFonts w:ascii="Arial Narrow" w:eastAsia="Arial Narrow" w:hAnsi="Arial Narrow" w:cs="Arial Narrow"/>
+          <w:sz w:val="16"/>
+          <w:szCs w:val="16"/>
+        </w:rPr>
+        <w:t>e. Los proveedores deben entregar a los usuarios copia de los contratos y demás documentación relacionada con dichos actos jurídicos cuando estos hayan sido celebrados por escrito, incluidas las condiciones generales de la contratación. Asimismo, cuando el consumidor solicite copia física o virtual de estos, el proveedor debe entregar los documentos en un plazo máximo de quince días hábiles contados desde que recibió la solicitud. Los proveedores son responsables de dejar constancia de la entrega de los documentos al consumidor.</w:t>
+      </w:r>
+    </w:p>
     <w:p>
       <w:pPr>
         <w:pStyle w:val="Textonotapie"/>
@@ -11926,171 +12138,9 @@
           <w:szCs w:val="16"/>
         </w:rPr>
       </w:pPr>
-      <w:r>
-        <w:rPr>
-          <w:rStyle w:val="Refdenotaalpie"/>
-          <w:rFonts w:ascii="Arial Narrow" w:eastAsia="Arial Narrow" w:hAnsi="Arial Narrow" w:cs="Arial Narrow"/>
-          <w:sz w:val="16"/>
-          <w:szCs w:val="16"/>
-          <w:vertAlign w:val="superscript"/>
-        </w:rPr>
-        <w:footnoteRef/>
-      </w:r>
-      <w:r>
-        <w:rPr>
-          <w:rFonts w:ascii="Arial Narrow" w:eastAsia="Arial Narrow" w:hAnsi="Arial Narrow" w:cs="Arial Narrow"/>
-          <w:sz w:val="16"/>
-          <w:szCs w:val="16"/>
-        </w:rPr>
-        <w:t xml:space="preserve"> </w:t>
-      </w:r>
-      <w:r>
-        <w:rPr>
-          <w:rFonts w:ascii="Arial Narrow" w:eastAsia="Arial Narrow" w:hAnsi="Arial Narrow" w:cs="Arial Narrow"/>
-          <w:sz w:val="16"/>
-          <w:szCs w:val="16"/>
-        </w:rPr>
-        <w:tab/>
-      </w:r>
-      <w:r>
-        <w:rPr>
-          <w:rFonts w:ascii="Arial Narrow" w:eastAsia="Arial Narrow" w:hAnsi="Arial Narrow" w:cs="Arial Narrow"/>
-          <w:b/>
-          <w:bCs/>
-          <w:sz w:val="16"/>
-          <w:szCs w:val="16"/>
-        </w:rPr>
-        <w:t xml:space="preserve">LEY </w:t>
-      </w:r>
-      <w:proofErr w:type="spellStart"/>
-      <w:r>
-        <w:rPr>
-          <w:rFonts w:ascii="Arial Narrow" w:eastAsia="Arial Narrow" w:hAnsi="Arial Narrow" w:cs="Arial Narrow"/>
-          <w:b/>
-          <w:bCs/>
-          <w:sz w:val="16"/>
-          <w:szCs w:val="16"/>
-        </w:rPr>
-        <w:t/>
-      </w:r>
-      <w:proofErr w:type="spellEnd"/>
-      <w:r>
-        <w:rPr>
-          <w:rFonts w:ascii="Arial Narrow" w:eastAsia="Arial Narrow" w:hAnsi="Arial Narrow" w:cs="Arial Narrow"/>
-          <w:b/>
-          <w:bCs/>
-          <w:sz w:val="16"/>
-          <w:szCs w:val="16"/>
-        </w:rPr>
-        <w:t xml:space="preserve"> 29571, CÓDIGO DE PROTECCIÓN Y DEFENSA DEL CONSUMIDOR, publicado el 2 de setiembre de 2010 y modificado por Decreto Legislativo </w:t>
-      </w:r>
-      <w:proofErr w:type="spellStart"/>
-      <w:r>
-        <w:rPr>
-          <w:rFonts w:ascii="Arial Narrow" w:eastAsia="Arial Narrow" w:hAnsi="Arial Narrow" w:cs="Arial Narrow"/>
-          <w:b/>
-          <w:bCs/>
-          <w:sz w:val="16"/>
-          <w:szCs w:val="16"/>
-        </w:rPr>
-        <w:t/>
-      </w:r>
-      <w:proofErr w:type="spellEnd"/>
-      <w:r>
-        <w:rPr>
-          <w:rFonts w:ascii="Arial Narrow" w:eastAsia="Arial Narrow" w:hAnsi="Arial Narrow" w:cs="Arial Narrow"/>
-          <w:b/>
-          <w:bCs/>
-          <w:sz w:val="16"/>
-          <w:szCs w:val="16"/>
-        </w:rPr>
-        <w:t xml:space="preserve"> 1308 </w:t>
-      </w:r>
-    </w:p>
-    <w:p>
-      <w:pPr>
-        <w:pStyle w:val="Textonotapie"/>
-        <w:ind w:left="567" w:right="-1"/>
-        <w:jc w:val="both"/>
-        <w:rPr>
-          <w:rFonts w:ascii="Arial Narrow" w:eastAsia="Arial Narrow" w:hAnsi="Arial Narrow" w:cs="Arial Narrow"/>
-          <w:b/>
-          <w:bCs/>
-          <w:sz w:val="16"/>
-          <w:szCs w:val="16"/>
-        </w:rPr>
-      </w:pPr>
-      <w:r>
-        <w:rPr>
-          <w:rFonts w:ascii="Arial Narrow" w:eastAsia="Arial Narrow" w:hAnsi="Arial Narrow" w:cs="Arial Narrow"/>
-          <w:b/>
-          <w:bCs/>
-          <w:sz w:val="16"/>
-          <w:szCs w:val="16"/>
-        </w:rPr>
-        <w:t>Artículo 47.- Protección mínima del contrato de consumo</w:t>
-      </w:r>
-    </w:p>
-    <w:p>
-      <w:pPr>
-        <w:pStyle w:val="Textonotapie"/>
-        <w:ind w:left="567" w:right="-1"/>
-        <w:jc w:val="both"/>
-        <w:rPr>
-          <w:rFonts w:ascii="Arial Narrow" w:eastAsia="Arial Narrow" w:hAnsi="Arial Narrow" w:cs="Arial Narrow"/>
-          <w:sz w:val="16"/>
-          <w:szCs w:val="16"/>
-        </w:rPr>
-      </w:pPr>
-      <w:r>
-        <w:rPr>
-          <w:rFonts w:ascii="Arial Narrow" w:eastAsia="Arial Narrow" w:hAnsi="Arial Narrow" w:cs="Arial Narrow"/>
-          <w:sz w:val="16"/>
-          <w:szCs w:val="16"/>
-        </w:rPr>
-        <w:t>En los contratos de consumo se observa lo siguiente:</w:t>
-      </w:r>
-    </w:p>
-    <w:p>
-      <w:pPr>
-        <w:pStyle w:val="Textonotapie"/>
-        <w:ind w:left="567" w:right="-1"/>
-        <w:jc w:val="both"/>
-        <w:rPr>
-          <w:rFonts w:ascii="Arial Narrow" w:eastAsia="Arial Narrow" w:hAnsi="Arial Narrow" w:cs="Arial Narrow"/>
-          <w:sz w:val="16"/>
-          <w:szCs w:val="16"/>
-        </w:rPr>
-      </w:pPr>
-      <w:r>
-        <w:rPr>
-          <w:rFonts w:ascii="Arial Narrow" w:eastAsia="Arial Narrow" w:hAnsi="Arial Narrow" w:cs="Arial Narrow"/>
-          <w:sz w:val="16"/>
-          <w:szCs w:val="16"/>
-        </w:rPr>
-        <w:t>(…)</w:t>
-      </w:r>
-    </w:p>
-    <w:p>
-      <w:pPr>
-        <w:pStyle w:val="Textonotapie"/>
-        <w:ind w:left="567" w:right="-1"/>
-        <w:jc w:val="both"/>
-        <w:rPr>
-          <w:rFonts w:ascii="Arial Narrow" w:eastAsia="Arial Narrow" w:hAnsi="Arial Narrow" w:cs="Arial Narrow"/>
-          <w:sz w:val="16"/>
-          <w:szCs w:val="16"/>
-        </w:rPr>
-      </w:pPr>
-      <w:r>
-        <w:rPr>
-          <w:rFonts w:ascii="Arial Narrow" w:eastAsia="Arial Narrow" w:hAnsi="Arial Narrow" w:cs="Arial Narrow"/>
-          <w:sz w:val="16"/>
-          <w:szCs w:val="16"/>
-        </w:rPr>
-        <w:t>e. Los proveedores deben entregar a los usuarios copia de los contratos y demás documentación relacionada con dichos actos jurídicos cuando estos hayan sido celebrados por escrito, incluidas las condiciones generales de la contratación. Asimismo, cuando el consumidor solicite copia física o virtual de estos, el proveedor debe entregar los documentos en un plazo máximo de quince días hábiles contados desde que recibió la solicitud. Los proveedores son responsables de dejar constancia de la entrega de los documentos al consumidor.</w:t>
-      </w:r>
-    </w:p>
+    </w:p>
+  </w:footnote>
+  <w:footnote w:id="5">
     <w:p>
       <w:pPr>
         <w:pStyle w:val="Textonotapie"/>
@@ -12101,15 +12151,74 @@
         <w:jc w:val="both"/>
         <w:rPr>
           <w:rFonts w:ascii="Arial Narrow" w:eastAsia="Arial Narrow" w:hAnsi="Arial Narrow" w:cs="Arial Narrow"/>
+          <w:sz w:val="16"/>
+          <w:szCs w:val="16"/>
+        </w:rPr>
+      </w:pPr>
+      <w:r>
+        <w:rPr>
+          <w:rStyle w:val="Refdenotaalpie"/>
+          <w:rFonts w:ascii="Arial Narrow" w:eastAsia="Arial Narrow" w:hAnsi="Arial Narrow" w:cs="Arial Narrow"/>
+          <w:sz w:val="16"/>
+          <w:szCs w:val="16"/>
+          <w:vertAlign w:val="superscript"/>
+        </w:rPr>
+        <w:footnoteRef/>
+      </w:r>
+      <w:r>
+        <w:rPr>
+          <w:rFonts w:ascii="Arial Narrow" w:eastAsia="Arial Narrow" w:hAnsi="Arial Narrow" w:cs="Arial Narrow"/>
+          <w:sz w:val="16"/>
+          <w:szCs w:val="16"/>
+        </w:rPr>
+        <w:tab/>
+        <w:t xml:space="preserve"/>
+      </w:r>
+      <w:r>
+        <w:rPr>
+          <w:rFonts w:ascii="Arial Narrow" w:eastAsia="Arial Narrow" w:hAnsi="Arial Narrow" w:cs="Arial Narrow"/>
+          <w:sz w:val="16"/>
+          <w:szCs w:val="16"/>
+        </w:rPr>
+        <w:tab/>
+      </w:r>
+      <w:r>
+        <w:rPr>
+          <w:rFonts w:ascii="Arial Narrow" w:eastAsia="Arial Narrow" w:hAnsi="Arial Narrow" w:cs="Arial Narrow"/>
           <w:b/>
           <w:bCs/>
           <w:sz w:val="16"/>
           <w:szCs w:val="16"/>
         </w:rPr>
-      </w:pPr>
-    </w:p>
-  </w:footnote>
-  <w:footnote w:id="6">
+        <w:t>LEY SOBRE FACULTADES, NORMAS Y ORGANIZACIÓN DEL INDECOPI, APROBADA POR DECRETO LEGISLATIVO 807 Artículo 24.-</w:t>
+      </w:r>
+      <w:r>
+        <w:rPr>
+          <w:rFonts w:ascii="Arial Narrow" w:eastAsia="Arial Narrow" w:hAnsi="Arial Narrow" w:cs="Arial Narrow"/>
+          <w:sz w:val="16"/>
+          <w:szCs w:val="16"/>
+        </w:rPr>
+        <w:t xml:space="preserve"> El </w:t>
+      </w:r>
+      <w:proofErr w:type="gramStart"/>
+      <w:r>
+        <w:rPr>
+          <w:rFonts w:ascii="Arial Narrow" w:eastAsia="Arial Narrow" w:hAnsi="Arial Narrow" w:cs="Arial Narrow"/>
+          <w:sz w:val="16"/>
+          <w:szCs w:val="16"/>
+        </w:rPr>
+        <w:t>Secretario Técnico</w:t>
+      </w:r>
+      <w:proofErr w:type="gramEnd"/>
+      <w:r>
+        <w:rPr>
+          <w:rFonts w:ascii="Arial Narrow" w:eastAsia="Arial Narrow" w:hAnsi="Arial Narrow" w:cs="Arial Narrow"/>
+          <w:sz w:val="16"/>
+          <w:szCs w:val="16"/>
+        </w:rPr>
+        <w:t xml:space="preserve"> se encargará de la tramitación del procedimiento. Para ello, cuenta con las siguientes facultades:</w:t>
+      </w:r>
+    </w:p>
     <w:p>
       <w:pPr>
         <w:pStyle w:val="Textonotapie"/>
@@ -12126,65 +12235,12 @@
       </w:pPr>
       <w:r>
         <w:rPr>
-          <w:rStyle w:val="Refdenotaalpie"/>
-          <w:rFonts w:ascii="Arial Narrow" w:eastAsia="Arial Narrow" w:hAnsi="Arial Narrow" w:cs="Arial Narrow"/>
-          <w:sz w:val="16"/>
-          <w:szCs w:val="16"/>
-          <w:vertAlign w:val="superscript"/>
-        </w:rPr>
-        <w:footnoteRef/>
-      </w:r>
-      <w:r>
-        <w:rPr>
-          <w:rFonts w:ascii="Arial Narrow" w:eastAsia="Arial Narrow" w:hAnsi="Arial Narrow" w:cs="Arial Narrow"/>
-          <w:sz w:val="16"/>
-          <w:szCs w:val="16"/>
-        </w:rPr>
-        <w:t xml:space="preserve"> </w:t>
-      </w:r>
-      <w:r>
-        <w:rPr>
           <w:rFonts w:ascii="Arial Narrow" w:eastAsia="Arial Narrow" w:hAnsi="Arial Narrow" w:cs="Arial Narrow"/>
           <w:sz w:val="16"/>
           <w:szCs w:val="16"/>
         </w:rPr>
         <w:tab/>
-      </w:r>
-      <w:r>
-        <w:rPr>
-          <w:rFonts w:ascii="Arial Narrow" w:eastAsia="Arial Narrow" w:hAnsi="Arial Narrow" w:cs="Arial Narrow"/>
-          <w:b/>
-          <w:bCs/>
-          <w:sz w:val="16"/>
-          <w:szCs w:val="16"/>
-        </w:rPr>
-        <w:t>LEY SOBRE FACULTADES, NORMAS Y ORGANIZACIÓN DEL INDECOPI, APROBADA POR DECRETO LEGISLATIVO 807 Artículo 24.-</w:t>
-      </w:r>
-      <w:r>
-        <w:rPr>
-          <w:rFonts w:ascii="Arial Narrow" w:eastAsia="Arial Narrow" w:hAnsi="Arial Narrow" w:cs="Arial Narrow"/>
-          <w:sz w:val="16"/>
-          <w:szCs w:val="16"/>
-        </w:rPr>
-        <w:t xml:space="preserve"> El </w:t>
-      </w:r>
-      <w:proofErr w:type="gramStart"/>
-      <w:r>
-        <w:rPr>
-          <w:rFonts w:ascii="Arial Narrow" w:eastAsia="Arial Narrow" w:hAnsi="Arial Narrow" w:cs="Arial Narrow"/>
-          <w:sz w:val="16"/>
-          <w:szCs w:val="16"/>
-        </w:rPr>
-        <w:t>Secretario Técnico</w:t>
-      </w:r>
-      <w:proofErr w:type="gramEnd"/>
-      <w:r>
-        <w:rPr>
-          <w:rFonts w:ascii="Arial Narrow" w:eastAsia="Arial Narrow" w:hAnsi="Arial Narrow" w:cs="Arial Narrow"/>
-          <w:sz w:val="16"/>
-          <w:szCs w:val="16"/>
-        </w:rPr>
-        <w:t xml:space="preserve"> se encargará de la tramitación del procedimiento. Para ello, cuenta con las siguientes facultades:</w:t>
+        <w:t xml:space="preserve">(...) </w:t>
       </w:r>
     </w:p>
     <w:p>
@@ -12208,7 +12264,7 @@
           <w:szCs w:val="16"/>
         </w:rPr>
         <w:tab/>
-        <w:t xml:space="preserve">(...) </w:t>
+        <w:t xml:space="preserve">c) Admitir denuncias a trámite, en aquellos casos en que la Comisión le haya delegado esta facultad. </w:t>
       </w:r>
     </w:p>
     <w:p>
@@ -12232,7 +12288,7 @@
           <w:szCs w:val="16"/>
         </w:rPr>
         <w:tab/>
-        <w:t xml:space="preserve">c) Admitir denuncias a trámite, en aquellos casos en que la Comisión le haya delegado esta facultad. </w:t>
+        <w:t>(...).</w:t>
       </w:r>
     </w:p>
     <w:p>
@@ -12249,6 +12305,33 @@
           <w:szCs w:val="16"/>
         </w:rPr>
       </w:pPr>
+    </w:p>
+  </w:footnote>
+  <w:footnote w:id="6">
+    <w:p>
+      <w:pPr>
+        <w:pStyle w:val="Textonotapie"/>
+        <w:tabs>
+          <w:tab w:val="left" w:pos="567"/>
+        </w:tabs>
+        <w:ind w:left="567" w:hanging="567"/>
+        <w:jc w:val="both"/>
+        <w:rPr>
+          <w:rFonts w:ascii="Arial Narrow" w:eastAsia="Arial Narrow" w:hAnsi="Arial Narrow" w:cs="Arial Narrow"/>
+          <w:sz w:val="16"/>
+          <w:szCs w:val="16"/>
+        </w:rPr>
+      </w:pPr>
+      <w:r>
+        <w:rPr>
+          <w:rStyle w:val="Refdenotaalpie"/>
+          <w:rFonts w:ascii="Arial Narrow" w:eastAsia="Arial Narrow" w:hAnsi="Arial Narrow" w:cs="Arial Narrow"/>
+          <w:sz w:val="16"/>
+          <w:szCs w:val="16"/>
+          <w:vertAlign w:val="superscript"/>
+        </w:rPr>
+        <w:footnoteRef/>
+      </w:r>
       <w:r>
         <w:rPr>
           <w:rFonts w:ascii="Arial Narrow" w:eastAsia="Arial Narrow" w:hAnsi="Arial Narrow" w:cs="Arial Narrow"/>
@@ -12256,9 +12339,697 @@
           <w:szCs w:val="16"/>
         </w:rPr>
         <w:tab/>
-        <w:t>(...).</w:t>
-      </w:r>
-    </w:p>
+        <w:t xml:space="preserve"/>
+      </w:r>
+      <w:r>
+        <w:rPr>
+          <w:rFonts w:ascii="Arial Narrow" w:eastAsia="Arial Narrow" w:hAnsi="Arial Narrow" w:cs="Arial Narrow"/>
+          <w:sz w:val="16"/>
+          <w:szCs w:val="16"/>
+        </w:rPr>
+        <w:tab/>
+        <w:t xml:space="preserve">El número de trabajadores se atenderá siempre que la empresa haya sido constituida antes de la vigencia de la Ley </w:t>
+      </w:r>
+      <w:proofErr w:type="spellStart"/>
+      <w:r>
+        <w:rPr>
+          <w:rFonts w:ascii="Arial Narrow" w:eastAsia="Arial Narrow" w:hAnsi="Arial Narrow" w:cs="Arial Narrow"/>
+          <w:sz w:val="16"/>
+          <w:szCs w:val="16"/>
+        </w:rPr>
+        <w:t/>
+      </w:r>
+      <w:proofErr w:type="spellEnd"/>
+      <w:r>
+        <w:rPr>
+          <w:rFonts w:ascii="Arial Narrow" w:eastAsia="Arial Narrow" w:hAnsi="Arial Narrow" w:cs="Arial Narrow"/>
+          <w:sz w:val="16"/>
+          <w:szCs w:val="16"/>
+        </w:rPr>
+        <w:t xml:space="preserve">30056, publicada el 2 de julio de 2013, que modificó el artículo 5 del Texto Único Ordenado de la Ley de Promoción de la Competitividad, Formalización y Desarrollo de la Micro y Pequeña Empresa y de Acceso al Empleo Decente (LEY MYPE). Ello, en la medida que la Tercera Disposición Complementaria Transitoria de la norma modificatoria precisa que las empresas constituidas antes de la </w:t>
+      </w:r>
+      <w:proofErr w:type="gramStart"/>
+      <w:r>
+        <w:rPr>
+          <w:rFonts w:ascii="Arial Narrow" w:eastAsia="Arial Narrow" w:hAnsi="Arial Narrow" w:cs="Arial Narrow"/>
+          <w:sz w:val="16"/>
+          <w:szCs w:val="16"/>
+        </w:rPr>
+        <w:t>entrada en vigencia</w:t>
+      </w:r>
+      <w:proofErr w:type="gramEnd"/>
+      <w:r>
+        <w:rPr>
+          <w:rFonts w:ascii="Arial Narrow" w:eastAsia="Arial Narrow" w:hAnsi="Arial Narrow" w:cs="Arial Narrow"/>
+          <w:sz w:val="16"/>
+          <w:szCs w:val="16"/>
+        </w:rPr>
+        <w:t xml:space="preserve"> de dicha Ley se rigen por los requisitos de acogimiento al régimen de las micro y pequeñas empresas regulados en el Decreto Legislativo 1086.</w:t>
+      </w:r>
+    </w:p>
+    <w:p>
+      <w:pPr>
+        <w:pStyle w:val="Textonotapie"/>
+        <w:ind w:left="567" w:hanging="567"/>
+        <w:jc w:val="both"/>
+        <w:rPr>
+          <w:rFonts w:ascii="Arial Narrow" w:eastAsia="Arial Narrow" w:hAnsi="Arial Narrow" w:cs="Arial Narrow"/>
+          <w:sz w:val="16"/>
+          <w:szCs w:val="16"/>
+        </w:rPr>
+      </w:pPr>
+    </w:p>
+  </w:footnote>
+  <w:footnote w:id="7">
+    <w:p>
+      <w:pPr>
+        <w:pStyle w:val="Textonotapie"/>
+        <w:tabs>
+          <w:tab w:val="left" w:pos="567"/>
+        </w:tabs>
+        <w:ind w:left="567" w:hanging="567"/>
+        <w:jc w:val="both"/>
+        <w:rPr>
+          <w:rFonts w:ascii="Arial Narrow" w:eastAsia="Arial Narrow" w:hAnsi="Arial Narrow" w:cs="Arial Narrow"/>
+          <w:sz w:val="16"/>
+          <w:szCs w:val="16"/>
+        </w:rPr>
+      </w:pPr>
+      <w:r>
+        <w:rPr>
+          <w:rStyle w:val="Refdenotaalpie"/>
+          <w:rFonts w:ascii="Arial Narrow" w:eastAsia="Arial Narrow" w:hAnsi="Arial Narrow" w:cs="Arial Narrow"/>
+          <w:sz w:val="16"/>
+          <w:szCs w:val="16"/>
+          <w:vertAlign w:val="superscript"/>
+        </w:rPr>
+        <w:footnoteRef/>
+      </w:r>
+      <w:r>
+        <w:rPr>
+          <w:rFonts w:ascii="Arial Narrow" w:eastAsia="Arial Narrow" w:hAnsi="Arial Narrow" w:cs="Arial Narrow"/>
+          <w:sz w:val="16"/>
+          <w:szCs w:val="16"/>
+        </w:rPr>
+        <w:tab/>
+        <w:t xml:space="preserve"/>
+      </w:r>
+      <w:r>
+        <w:rPr>
+          <w:rFonts w:ascii="Arial Narrow" w:eastAsia="Arial Narrow" w:hAnsi="Arial Narrow" w:cs="Arial Narrow"/>
+          <w:sz w:val="16"/>
+          <w:szCs w:val="16"/>
+        </w:rPr>
+        <w:tab/>
+      </w:r>
+      <w:r>
+        <w:rPr>
+          <w:rFonts w:ascii="Arial Narrow" w:eastAsia="Arial Narrow" w:hAnsi="Arial Narrow" w:cs="Arial Narrow"/>
+          <w:b/>
+          <w:sz w:val="16"/>
+          <w:szCs w:val="16"/>
+        </w:rPr>
+        <w:t>LEY 29571, CÓDIGO DE PROTECCIÓN Y DEFENSA DEL CONSUMIDOR</w:t>
+      </w:r>
+      <w:r>
+        <w:rPr>
+          <w:rFonts w:ascii="Arial Narrow" w:eastAsia="Arial Narrow" w:hAnsi="Arial Narrow" w:cs="Arial Narrow"/>
+          <w:b/>
+          <w:bCs/>
+          <w:sz w:val="16"/>
+          <w:szCs w:val="16"/>
+        </w:rPr>
+        <w:t xml:space="preserve">, </w:t>
+      </w:r>
+      <w:r>
+        <w:rPr>
+          <w:rFonts w:ascii="Arial Narrow" w:eastAsia="Arial Narrow" w:hAnsi="Arial Narrow" w:cs="Arial Narrow"/>
+          <w:b/>
+          <w:sz w:val="16"/>
+          <w:szCs w:val="16"/>
+        </w:rPr>
+        <w:t>publicado el 2 de setiembre de 2010 y modificado por Decreto Legislativo 1308</w:t>
+      </w:r>
+    </w:p>
+    <w:p>
+      <w:pPr>
+        <w:pStyle w:val="Textonotapie"/>
+        <w:ind w:left="567" w:hanging="567"/>
+        <w:jc w:val="both"/>
+        <w:rPr>
+          <w:rFonts w:ascii="Arial Narrow" w:eastAsia="Arial Narrow" w:hAnsi="Arial Narrow" w:cs="Arial Narrow"/>
+          <w:b/>
+          <w:bCs/>
+          <w:sz w:val="16"/>
+          <w:szCs w:val="16"/>
+        </w:rPr>
+      </w:pPr>
+      <w:r>
+        <w:rPr>
+          <w:rFonts w:ascii="Arial Narrow" w:eastAsia="Arial Narrow" w:hAnsi="Arial Narrow" w:cs="Arial Narrow"/>
+          <w:sz w:val="16"/>
+          <w:szCs w:val="16"/>
+        </w:rPr>
+        <w:tab/>
+      </w:r>
+      <w:r>
+        <w:rPr>
+          <w:rFonts w:ascii="Arial Narrow" w:eastAsia="Arial Narrow" w:hAnsi="Arial Narrow" w:cs="Arial Narrow"/>
+          <w:b/>
+          <w:bCs/>
+          <w:sz w:val="16"/>
+          <w:szCs w:val="16"/>
+        </w:rPr>
+        <w:t>Artículo 110.- Sanciones Administrativas</w:t>
+      </w:r>
+    </w:p>
+    <w:p>
+      <w:pPr>
+        <w:autoSpaceDE w:val="0"/>
+        <w:autoSpaceDN w:val="0"/>
+        <w:adjustRightInd w:val="0"/>
+        <w:spacing w:after="0" w:line="240" w:lineRule="auto"/>
+        <w:ind w:left="567"/>
+        <w:jc w:val="both"/>
+        <w:rPr>
+          <w:rFonts w:ascii="Arial Narrow" w:eastAsia="Arial Narrow" w:hAnsi="Arial Narrow" w:cs="Arial Narrow"/>
+          <w:sz w:val="16"/>
+          <w:szCs w:val="16"/>
+          <w:lang w:eastAsia="es-PE"/>
+        </w:rPr>
+      </w:pPr>
+      <w:r>
+        <w:rPr>
+          <w:rFonts w:ascii="Arial Narrow" w:eastAsia="Arial Narrow" w:hAnsi="Arial Narrow" w:cs="Arial Narrow"/>
+          <w:sz w:val="16"/>
+          <w:szCs w:val="16"/>
+          <w:lang w:eastAsia="es-PE"/>
+        </w:rPr>
+        <w:t>(…)</w:t>
+      </w:r>
+    </w:p>
+    <w:p>
+      <w:pPr>
+        <w:autoSpaceDE w:val="0"/>
+        <w:autoSpaceDN w:val="0"/>
+        <w:adjustRightInd w:val="0"/>
+        <w:spacing w:after="0" w:line="240" w:lineRule="auto"/>
+        <w:ind w:left="567"/>
+        <w:jc w:val="both"/>
+        <w:rPr>
+          <w:rFonts w:ascii="Arial Narrow" w:eastAsia="Arial Narrow" w:hAnsi="Arial Narrow" w:cs="Arial Narrow"/>
+          <w:sz w:val="16"/>
+          <w:szCs w:val="16"/>
+          <w:lang w:eastAsia="es-PE"/>
+        </w:rPr>
+      </w:pPr>
+      <w:r>
+        <w:rPr>
+          <w:rFonts w:ascii="Arial Narrow" w:eastAsia="Arial Narrow" w:hAnsi="Arial Narrow" w:cs="Arial Narrow"/>
+          <w:sz w:val="16"/>
+          <w:szCs w:val="16"/>
+          <w:lang w:eastAsia="es-PE"/>
+        </w:rPr>
+        <w:t>En el caso de las microempresas, la multa no puede superar el diez por ciento (10%) de las ventas o ingresos brutos percibidos por el infractor, relativos a todas sus actividades económicas, correspondientes al ejercicio inmediato anterior al de la expedición de la resolución de primera instancia, siempre que se haya acreditado dichos ingresos, no se encuentre en una situación de reincidencia y el caso no verse sobre la vida, salud o integridad de los consumidores. Para el caso de las pequeñas empresas, la multa no puede superar el veinte por ciento (20%) de las ventas o ingresos brutos percibidos por el infractor, conforme a los requisitos señalados anteriormente.</w:t>
+      </w:r>
+    </w:p>
+    <w:p>
+      <w:pPr>
+        <w:autoSpaceDE w:val="0"/>
+        <w:autoSpaceDN w:val="0"/>
+        <w:adjustRightInd w:val="0"/>
+        <w:spacing w:after="0" w:line="240" w:lineRule="auto"/>
+        <w:ind w:left="567"/>
+        <w:jc w:val="both"/>
+        <w:rPr>
+          <w:rFonts w:ascii="Arial Narrow" w:eastAsia="Arial Narrow" w:hAnsi="Arial Narrow" w:cs="Arial Narrow"/>
+          <w:sz w:val="16"/>
+          <w:szCs w:val="16"/>
+          <w:lang w:eastAsia="es-PE"/>
+        </w:rPr>
+      </w:pPr>
+      <w:r>
+        <w:rPr>
+          <w:rFonts w:ascii="Arial Narrow" w:eastAsia="Arial Narrow" w:hAnsi="Arial Narrow" w:cs="Arial Narrow"/>
+          <w:sz w:val="16"/>
+          <w:szCs w:val="16"/>
+          <w:lang w:eastAsia="es-PE"/>
+        </w:rPr>
+        <w:t>(…).</w:t>
+      </w:r>
+    </w:p>
+    <w:p>
+      <w:pPr>
+        <w:pStyle w:val="Textonotapie"/>
+        <w:ind w:left="567" w:hanging="567"/>
+        <w:jc w:val="both"/>
+        <w:rPr>
+          <w:rFonts w:ascii="Arial Narrow" w:eastAsia="Arial Narrow" w:hAnsi="Arial Narrow" w:cs="Arial Narrow"/>
+          <w:sz w:val="16"/>
+          <w:szCs w:val="16"/>
+        </w:rPr>
+      </w:pPr>
+    </w:p>
+  </w:footnote>
+  <w:footnote w:id="8">
+    <w:p>
+      <w:pPr>
+        <w:pStyle w:val="Textonotapie"/>
+        <w:tabs>
+          <w:tab w:val="left" w:pos="567"/>
+        </w:tabs>
+        <w:ind w:left="567" w:hanging="567"/>
+        <w:jc w:val="both"/>
+        <w:rPr>
+          <w:rFonts w:ascii="Arial Narrow" w:eastAsia="Arial Narrow" w:hAnsi="Arial Narrow" w:cs="Arial Narrow"/>
+          <w:sz w:val="16"/>
+          <w:szCs w:val="16"/>
+        </w:rPr>
+      </w:pPr>
+      <w:r>
+        <w:rPr>
+          <w:rStyle w:val="Refdenotaalpie"/>
+          <w:rFonts w:ascii="Arial Narrow" w:eastAsia="Arial Narrow" w:hAnsi="Arial Narrow" w:cs="Arial Narrow"/>
+          <w:sz w:val="16"/>
+          <w:szCs w:val="16"/>
+          <w:vertAlign w:val="superscript"/>
+        </w:rPr>
+        <w:footnoteRef/>
+      </w:r>
+      <w:r>
+        <w:rPr>
+          <w:rFonts w:ascii="Arial Narrow" w:eastAsia="Arial Narrow" w:hAnsi="Arial Narrow" w:cs="Arial Narrow"/>
+          <w:sz w:val="16"/>
+          <w:szCs w:val="16"/>
+        </w:rPr>
+        <w:tab/>
+      </w:r>
+      <w:r>
+        <w:rPr>
+          <w:rFonts w:ascii="Arial Narrow" w:eastAsia="Arial Narrow" w:hAnsi="Arial Narrow" w:cs="Arial Narrow"/>
+          <w:b/>
+          <w:bCs/>
+          <w:sz w:val="16"/>
+          <w:szCs w:val="16"/>
+        </w:rPr>
+        <w:t xml:space="preserve">DECRETO LEGISLATIVO 807, LEY SOBRE FACULTADES, NORMAS Y ORGANIZACIÓN DEL INDECOPI, publicado el 18 de abril de 1996</w:t>
+      </w:r>
+    </w:p>
+    <w:p>
+      <w:pPr>
+        <w:pStyle w:val="Textonotapie"/>
+        <w:ind w:left="567" w:hanging="567"/>
+        <w:jc w:val="both"/>
+        <w:rPr>
+          <w:rFonts w:ascii="Arial Narrow" w:eastAsia="Arial Narrow" w:hAnsi="Arial Narrow" w:cs="Arial Narrow"/>
+          <w:sz w:val="16"/>
+          <w:szCs w:val="16"/>
+        </w:rPr>
+      </w:pPr>
+      <w:r>
+        <w:rPr>
+          <w:rFonts w:ascii="Arial Narrow" w:eastAsia="Arial Narrow" w:hAnsi="Arial Narrow" w:cs="Arial Narrow"/>
+          <w:sz w:val="16"/>
+          <w:szCs w:val="16"/>
+        </w:rPr>
+        <w:tab/>
+      </w:r>
+      <w:r>
+        <w:rPr>
+          <w:rFonts w:ascii="Arial Narrow" w:eastAsia="Arial Narrow" w:hAnsi="Arial Narrow" w:cs="Arial Narrow"/>
+          <w:b/>
+          <w:bCs/>
+          <w:sz w:val="16"/>
+          <w:szCs w:val="16"/>
+        </w:rPr>
+        <w:t xml:space="preserve">Artículo 26.-</w:t>
+      </w:r>
+      <w:r>
+        <w:rPr>
+          <w:rFonts w:ascii="Arial Narrow" w:eastAsia="Arial Narrow" w:hAnsi="Arial Narrow" w:cs="Arial Narrow"/>
+          <w:sz w:val="16"/>
+          <w:szCs w:val="16"/>
+        </w:rPr>
+        <w:t xml:space="preserve"> Una vez admitida a trámite la denuncia, se correrá traslado de la misma al denunciado, a fin de que éste presente su descargo. El plazo para la presentación del descargo será de cinco (5) días contados desde la notificación, vencido el cual, el Secretario Técnico declarará en rebeldía al denunciado que no lo hubiera presentado.</w:t>
+      </w:r>
+    </w:p>
+    <w:p>
+      <w:pPr>
+        <w:pStyle w:val="Textonotapie"/>
+        <w:ind w:left="567" w:hanging="567"/>
+        <w:jc w:val="both"/>
+        <w:rPr>
+          <w:rFonts w:ascii="Arial Narrow" w:eastAsia="Arial Narrow" w:hAnsi="Arial Narrow" w:cs="Arial Narrow"/>
+          <w:sz w:val="16"/>
+          <w:szCs w:val="16"/>
+        </w:rPr>
+      </w:pPr>
+    </w:p>
+  </w:footnote>
+  <w:footnote w:id="9">
+    <w:p>
+      <w:pPr>
+        <w:pStyle w:val="Textonotapie"/>
+        <w:tabs>
+          <w:tab w:val="left" w:pos="567"/>
+        </w:tabs>
+        <w:ind w:left="567" w:hanging="567"/>
+        <w:jc w:val="both"/>
+        <w:rPr>
+          <w:rFonts w:ascii="Arial Narrow" w:eastAsia="Arial Narrow" w:hAnsi="Arial Narrow" w:cs="Arial Narrow"/>
+          <w:sz w:val="16"/>
+          <w:szCs w:val="16"/>
+        </w:rPr>
+      </w:pPr>
+      <w:r>
+        <w:rPr>
+          <w:rStyle w:val="Refdenotaalpie"/>
+          <w:rFonts w:ascii="Arial Narrow" w:eastAsia="Arial Narrow" w:hAnsi="Arial Narrow" w:cs="Arial Narrow"/>
+          <w:sz w:val="16"/>
+          <w:szCs w:val="16"/>
+          <w:vertAlign w:val="superscript"/>
+        </w:rPr>
+        <w:footnoteRef/>
+      </w:r>
+      <w:r>
+        <w:rPr>
+          <w:rFonts w:ascii="Arial Narrow" w:eastAsia="Arial Narrow" w:hAnsi="Arial Narrow" w:cs="Arial Narrow"/>
+          <w:sz w:val="16"/>
+          <w:szCs w:val="16"/>
+        </w:rPr>
+        <w:tab/>
+      </w:r>
+      <w:r>
+        <w:rPr>
+          <w:rFonts w:ascii="Arial Narrow" w:eastAsia="Arial Narrow" w:hAnsi="Arial Narrow" w:cs="Arial Narrow"/>
+          <w:b/>
+          <w:bCs/>
+          <w:sz w:val="16"/>
+          <w:szCs w:val="16"/>
+        </w:rPr>
+        <w:t xml:space="preserve">DECRETO SUPREMO 006-2026-JUS, TEXTO ÚNICO ORDENADO DE LA LEY 27444, LEY DEL PROCEDIMIENTO ADMINISTRATIVO GENERAL, publicado el 30 de abril de 2026</w:t>
+      </w:r>
+    </w:p>
+    <w:p>
+      <w:pPr>
+        <w:pStyle w:val="Textonotapie"/>
+        <w:ind w:left="567" w:hanging="567"/>
+        <w:jc w:val="both"/>
+        <w:rPr>
+          <w:rFonts w:ascii="Arial Narrow" w:eastAsia="Arial Narrow" w:hAnsi="Arial Narrow" w:cs="Arial Narrow"/>
+          <w:sz w:val="16"/>
+          <w:szCs w:val="16"/>
+        </w:rPr>
+      </w:pPr>
+      <w:r>
+        <w:rPr>
+          <w:rFonts w:ascii="Arial Narrow" w:eastAsia="Arial Narrow" w:hAnsi="Arial Narrow" w:cs="Arial Narrow"/>
+          <w:sz w:val="16"/>
+          <w:szCs w:val="16"/>
+        </w:rPr>
+        <w:tab/>
+      </w:r>
+      <w:r>
+        <w:rPr>
+          <w:rFonts w:ascii="Arial Narrow" w:eastAsia="Arial Narrow" w:hAnsi="Arial Narrow" w:cs="Arial Narrow"/>
+          <w:b/>
+          <w:bCs/>
+          <w:sz w:val="16"/>
+          <w:szCs w:val="16"/>
+        </w:rPr>
+        <w:t xml:space="preserve">Artículo 223.- Contestación de la reclamación</w:t>
+      </w:r>
+    </w:p>
+    <w:p>
+      <w:pPr>
+        <w:pStyle w:val="Textonotapie"/>
+        <w:ind w:left="567" w:hanging="567"/>
+        <w:jc w:val="both"/>
+        <w:rPr>
+          <w:rFonts w:ascii="Arial Narrow" w:eastAsia="Arial Narrow" w:hAnsi="Arial Narrow" w:cs="Arial Narrow"/>
+          <w:sz w:val="16"/>
+          <w:szCs w:val="16"/>
+        </w:rPr>
+      </w:pPr>
+      <w:r>
+        <w:rPr>
+          <w:rFonts w:ascii="Arial Narrow" w:eastAsia="Arial Narrow" w:hAnsi="Arial Narrow" w:cs="Arial Narrow"/>
+          <w:sz w:val="16"/>
+          <w:szCs w:val="16"/>
+        </w:rPr>
+        <w:tab/>
+      </w:r>
+      <w:r>
+        <w:rPr>
+          <w:rFonts w:ascii="Arial Narrow" w:eastAsia="Arial Narrow" w:hAnsi="Arial Narrow" w:cs="Arial Narrow"/>
+          <w:sz w:val="16"/>
+          <w:szCs w:val="16"/>
+        </w:rPr>
+        <w:t xml:space="preserve">223.1 El reclamado deberá presentar la contestación de la reclamación dentro de los quince (15) días posteriores a la notificación de ésta; vencido este plazo, la Administración declarará en rebeldía al reclamado que no la hubiera presentado. La contestación deberá contener los requisitos de los escritos previstos en el artículo 113 de la presente Ley, así como la absolución de todos los asuntos controvertidos de hecho y de derecho, Las alegaciones y los hechos relevantes de la reclamación, salvo que hayan sido específicamente negadas en la contestación, se tendrán por aceptadas o merituadas como ciertas.</w:t>
+      </w:r>
+    </w:p>
+    <w:p>
+      <w:pPr>
+        <w:pStyle w:val="Textonotapie"/>
+        <w:ind w:left="567" w:hanging="567"/>
+        <w:jc w:val="both"/>
+        <w:rPr>
+          <w:rFonts w:ascii="Arial Narrow" w:eastAsia="Arial Narrow" w:hAnsi="Arial Narrow" w:cs="Arial Narrow"/>
+          <w:sz w:val="16"/>
+          <w:szCs w:val="16"/>
+        </w:rPr>
+      </w:pPr>
+    </w:p>
+  </w:footnote>
+  <w:footnote w:id="10">
+    <w:p>
+      <w:pPr>
+        <w:tabs>
+          <w:tab w:val="left" w:pos="567"/>
+        </w:tabs>
+        <w:spacing w:after="0" w:line="240" w:lineRule="auto"/>
+        <w:ind w:left="567" w:hanging="567"/>
+        <w:jc w:val="both"/>
+        <w:rPr>
+          <w:rFonts w:ascii="Arial Narrow" w:eastAsia="Arial Narrow" w:hAnsi="Arial Narrow" w:cs="Arial Narrow"/>
+          <w:sz w:val="16"/>
+          <w:szCs w:val="16"/>
+        </w:rPr>
+      </w:pPr>
+      <w:r>
+        <w:rPr>
+          <w:rStyle w:val="Refdenotaalpie"/>
+          <w:rFonts w:ascii="Arial Narrow" w:eastAsia="Arial Narrow" w:hAnsi="Arial Narrow" w:cs="Arial Narrow"/>
+          <w:sz w:val="16"/>
+          <w:szCs w:val="16"/>
+          <w:vertAlign w:val="superscript"/>
+        </w:rPr>
+        <w:footnoteRef/>
+      </w:r>
+      <w:r>
+        <w:rPr>
+          <w:rFonts w:ascii="Arial Narrow" w:eastAsia="Arial Narrow" w:hAnsi="Arial Narrow" w:cs="Arial Narrow"/>
+          <w:sz w:val="16"/>
+          <w:szCs w:val="16"/>
+          <w:vertAlign w:val="superscript"/>
+        </w:rPr>
+        <w:tab/>
+        <w:t xml:space="preserve"/>
+      </w:r>
+      <w:r>
+        <w:rPr>
+          <w:rFonts w:ascii="Arial Narrow" w:eastAsia="Arial Narrow" w:hAnsi="Arial Narrow" w:cs="Arial Narrow"/>
+          <w:sz w:val="16"/>
+          <w:szCs w:val="16"/>
+        </w:rPr>
+        <w:t xml:space="preserve"> </w:t>
+      </w:r>
+      <w:r>
+        <w:rPr>
+          <w:rFonts w:ascii="Arial Narrow" w:eastAsia="Arial Narrow" w:hAnsi="Arial Narrow" w:cs="Arial Narrow"/>
+          <w:sz w:val="16"/>
+          <w:szCs w:val="16"/>
+        </w:rPr>
+        <w:tab/>
+      </w:r>
+      <w:r>
+        <w:rPr>
+          <w:rFonts w:ascii="Arial Narrow" w:eastAsia="Arial Narrow" w:hAnsi="Arial Narrow" w:cs="Arial Narrow"/>
+          <w:b/>
+          <w:sz w:val="16"/>
+          <w:szCs w:val="16"/>
+        </w:rPr>
+        <w:t>LEY 29571, CÓDIGO DE PROTECCIÓN Y DEFENSA DEL CONSUMIDOR</w:t>
+      </w:r>
+      <w:r>
+        <w:rPr>
+          <w:rFonts w:ascii="Arial Narrow" w:eastAsia="Arial Narrow" w:hAnsi="Arial Narrow" w:cs="Arial Narrow"/>
+          <w:b/>
+          <w:bCs/>
+          <w:sz w:val="16"/>
+          <w:szCs w:val="16"/>
+        </w:rPr>
+        <w:t xml:space="preserve">, </w:t>
+      </w:r>
+      <w:r>
+        <w:rPr>
+          <w:rFonts w:ascii="Arial Narrow" w:eastAsia="Arial Narrow" w:hAnsi="Arial Narrow" w:cs="Arial Narrow"/>
+          <w:b/>
+          <w:sz w:val="16"/>
+          <w:szCs w:val="16"/>
+        </w:rPr>
+        <w:t>publicado el 2 de setiembre de 2010 y modificado por Decreto Legislativo 1308</w:t>
+      </w:r>
+    </w:p>
+    <w:p>
+      <w:pPr>
+        <w:spacing w:after="0" w:line="240" w:lineRule="auto"/>
+        <w:ind w:left="567" w:hanging="567"/>
+        <w:jc w:val="both"/>
+        <w:rPr>
+          <w:rFonts w:ascii="Arial Narrow" w:eastAsia="Arial Narrow" w:hAnsi="Arial Narrow" w:cs="Arial Narrow"/>
+          <w:b/>
+          <w:sz w:val="16"/>
+          <w:szCs w:val="16"/>
+        </w:rPr>
+      </w:pPr>
+      <w:r>
+        <w:rPr>
+          <w:rFonts w:ascii="Arial Narrow" w:eastAsia="Arial Narrow" w:hAnsi="Arial Narrow" w:cs="Arial Narrow"/>
+          <w:b/>
+          <w:sz w:val="16"/>
+          <w:szCs w:val="16"/>
+        </w:rPr>
+        <w:tab/>
+        <w:t>Artículo 110.- Sanciones administrativas</w:t>
+      </w:r>
+    </w:p>
+    <w:p>
+      <w:pPr>
+        <w:spacing w:after="0" w:line="240" w:lineRule="auto"/>
+        <w:ind w:left="567"/>
+        <w:jc w:val="both"/>
+        <w:rPr>
+          <w:rFonts w:ascii="Arial Narrow" w:eastAsia="Arial Narrow" w:hAnsi="Arial Narrow" w:cs="Arial Narrow"/>
+          <w:sz w:val="16"/>
+          <w:szCs w:val="16"/>
+        </w:rPr>
+      </w:pPr>
+      <w:r>
+        <w:rPr>
+          <w:rFonts w:ascii="Arial Narrow" w:eastAsia="Arial Narrow" w:hAnsi="Arial Narrow" w:cs="Arial Narrow"/>
+          <w:sz w:val="16"/>
+          <w:szCs w:val="16"/>
+        </w:rPr>
+        <w:t>El órgano resolutivo puede sancionar las infracciones administrativas a que se refiere el artículo 108 con amonestación y multas de hasta cuatrocientos cincuenta (450) Unidades Impositivas Tributarias (UIT), las cuales son calificadas de la siguiente manera:</w:t>
+      </w:r>
+    </w:p>
+    <w:p>
+      <w:pPr>
+        <w:numPr>
+          <w:ilvl w:val="0"/>
+          <w:numId w:val="2"/>
+        </w:numPr>
+        <w:spacing w:after="0" w:line="240" w:lineRule="auto"/>
+        <w:ind w:left="426" w:firstLine="141"/>
+        <w:jc w:val="both"/>
+        <w:rPr>
+          <w:rFonts w:ascii="Arial Narrow" w:eastAsia="Arial Narrow" w:hAnsi="Arial Narrow" w:cs="Arial Narrow"/>
+          <w:sz w:val="16"/>
+          <w:szCs w:val="16"/>
+        </w:rPr>
+      </w:pPr>
+      <w:r>
+        <w:rPr>
+          <w:rFonts w:ascii="Arial Narrow" w:eastAsia="Arial Narrow" w:hAnsi="Arial Narrow" w:cs="Arial Narrow"/>
+          <w:sz w:val="16"/>
+          <w:szCs w:val="16"/>
+        </w:rPr>
+        <w:t>Infracciones leves, con una amonestación o con una multa de hasta cincuenta (50) UIT.</w:t>
+      </w:r>
+    </w:p>
+    <w:p>
+      <w:pPr>
+        <w:numPr>
+          <w:ilvl w:val="0"/>
+          <w:numId w:val="2"/>
+        </w:numPr>
+        <w:spacing w:after="0" w:line="240" w:lineRule="auto"/>
+        <w:ind w:left="426" w:firstLine="141"/>
+        <w:jc w:val="both"/>
+        <w:rPr>
+          <w:rFonts w:ascii="Arial Narrow" w:eastAsia="Arial Narrow" w:hAnsi="Arial Narrow" w:cs="Arial Narrow"/>
+          <w:sz w:val="16"/>
+          <w:szCs w:val="16"/>
+        </w:rPr>
+      </w:pPr>
+      <w:r>
+        <w:rPr>
+          <w:rFonts w:ascii="Arial Narrow" w:eastAsia="Arial Narrow" w:hAnsi="Arial Narrow" w:cs="Arial Narrow"/>
+          <w:sz w:val="16"/>
+          <w:szCs w:val="16"/>
+        </w:rPr>
+        <w:t>Infracciones graves, con una multa de hasta ciento cincuenta (150) UIT.</w:t>
+      </w:r>
+    </w:p>
+    <w:p>
+      <w:pPr>
+        <w:numPr>
+          <w:ilvl w:val="0"/>
+          <w:numId w:val="2"/>
+        </w:numPr>
+        <w:spacing w:after="0" w:line="240" w:lineRule="auto"/>
+        <w:ind w:left="426" w:firstLine="141"/>
+        <w:jc w:val="both"/>
+        <w:rPr>
+          <w:rFonts w:ascii="Arial Narrow" w:eastAsia="Arial Narrow" w:hAnsi="Arial Narrow" w:cs="Arial Narrow"/>
+          <w:sz w:val="16"/>
+          <w:szCs w:val="16"/>
+        </w:rPr>
+      </w:pPr>
+      <w:r>
+        <w:rPr>
+          <w:rFonts w:ascii="Arial Narrow" w:eastAsia="Arial Narrow" w:hAnsi="Arial Narrow" w:cs="Arial Narrow"/>
+          <w:sz w:val="16"/>
+          <w:szCs w:val="16"/>
+        </w:rPr>
+        <w:t>Infracciones muy graves, con una multa de hasta cuatrocientos cincuenta (450) UIT.</w:t>
+      </w:r>
+    </w:p>
+    <w:p>
+      <w:pPr>
+        <w:spacing w:after="0" w:line="240" w:lineRule="auto"/>
+        <w:ind w:left="567"/>
+        <w:jc w:val="both"/>
+        <w:rPr>
+          <w:rFonts w:ascii="Arial Narrow" w:eastAsia="Arial Narrow" w:hAnsi="Arial Narrow" w:cs="Arial Narrow"/>
+          <w:sz w:val="16"/>
+          <w:szCs w:val="16"/>
+        </w:rPr>
+      </w:pPr>
+      <w:r>
+        <w:rPr>
+          <w:rFonts w:ascii="Arial Narrow" w:eastAsia="Arial Narrow" w:hAnsi="Arial Narrow" w:cs="Arial Narrow"/>
+          <w:sz w:val="16"/>
+          <w:szCs w:val="16"/>
+        </w:rPr>
+        <w:t>(…).</w:t>
+      </w:r>
+    </w:p>
+    <w:p>
+      <w:pPr>
+        <w:spacing w:after="0" w:line="240" w:lineRule="auto"/>
+        <w:ind w:left="567" w:hanging="567"/>
+        <w:jc w:val="both"/>
+        <w:rPr>
+          <w:rFonts w:ascii="Arial Narrow" w:eastAsia="Arial Narrow" w:hAnsi="Arial Narrow" w:cs="Arial Narrow"/>
+          <w:sz w:val="16"/>
+          <w:szCs w:val="16"/>
+        </w:rPr>
+      </w:pPr>
+    </w:p>
+  </w:footnote>
+  <w:footnote w:id="11">
     <w:p>
       <w:pPr>
         <w:pStyle w:val="Textonotapie"/>
@@ -12269,39 +13040,100 @@
         <w:jc w:val="both"/>
         <w:rPr>
           <w:rFonts w:ascii="Arial Narrow" w:eastAsia="Arial Narrow" w:hAnsi="Arial Narrow" w:cs="Arial Narrow"/>
-          <w:sz w:val="16"/>
-          <w:szCs w:val="16"/>
-        </w:rPr>
-      </w:pPr>
-      <w:r>
-        <w:rPr>
-          <w:rFonts w:ascii="Arial Narrow" w:eastAsia="Arial Narrow" w:hAnsi="Arial Narrow" w:cs="Arial Narrow"/>
-          <w:sz w:val="16"/>
-          <w:szCs w:val="16"/>
-        </w:rPr>
-        <w:t xml:space="preserve">. </w:t>
-      </w:r>
-    </w:p>
-    <w:p>
-      <w:pPr>
-        <w:pStyle w:val="Textonotapie"/>
+          <w:b/>
+          <w:bCs/>
+          <w:sz w:val="16"/>
+          <w:szCs w:val="16"/>
+        </w:rPr>
+      </w:pPr>
+      <w:r>
+        <w:rPr>
+          <w:rStyle w:val="Refdenotaalpie"/>
+          <w:rFonts w:ascii="Arial Narrow" w:eastAsia="Arial Narrow" w:hAnsi="Arial Narrow" w:cs="Arial Narrow"/>
+          <w:sz w:val="16"/>
+          <w:szCs w:val="16"/>
+          <w:vertAlign w:val="superscript"/>
+        </w:rPr>
+        <w:footnoteRef/>
+      </w:r>
+      <w:r>
+        <w:rPr>
+          <w:rFonts w:ascii="Arial Narrow" w:eastAsia="Arial Narrow" w:hAnsi="Arial Narrow" w:cs="Arial Narrow"/>
+          <w:sz w:val="16"/>
+          <w:szCs w:val="16"/>
+        </w:rPr>
+        <w:tab/>
+        <w:t xml:space="preserve"/>
+      </w:r>
+      <w:r>
+        <w:rPr>
+          <w:rFonts w:ascii="Arial Narrow" w:eastAsia="Arial Narrow" w:hAnsi="Arial Narrow" w:cs="Arial Narrow"/>
+          <w:sz w:val="16"/>
+          <w:szCs w:val="16"/>
+        </w:rPr>
+        <w:tab/>
+      </w:r>
+      <w:r>
+        <w:rPr>
+          <w:rFonts w:ascii="Arial Narrow" w:eastAsia="Arial Narrow" w:hAnsi="Arial Narrow" w:cs="Arial Narrow"/>
+          <w:b/>
+          <w:bCs/>
+          <w:sz w:val="16"/>
+          <w:szCs w:val="16"/>
+        </w:rPr>
+        <w:t xml:space="preserve">LEY </w:t>
+      </w:r>
+      <w:proofErr w:type="spellStart"/>
+      <w:r>
+        <w:rPr>
+          <w:rFonts w:ascii="Arial Narrow" w:eastAsia="Arial Narrow" w:hAnsi="Arial Narrow" w:cs="Arial Narrow"/>
+          <w:b/>
+          <w:bCs/>
+          <w:sz w:val="16"/>
+          <w:szCs w:val="16"/>
+        </w:rPr>
+        <w:t/>
+      </w:r>
+      <w:proofErr w:type="spellEnd"/>
+      <w:r>
+        <w:rPr>
+          <w:rFonts w:ascii="Arial Narrow" w:eastAsia="Arial Narrow" w:hAnsi="Arial Narrow" w:cs="Arial Narrow"/>
+          <w:b/>
+          <w:bCs/>
+          <w:sz w:val="16"/>
+          <w:szCs w:val="16"/>
+        </w:rPr>
+        <w:t xml:space="preserve">29571, CÓDIGO DE PROTECCIÓN Y DEFENSA DEL CONSUMIDOR, publicado el 2 de setiembre de 2010 y modificado por Decreto Legislativo </w:t>
+      </w:r>
+      <w:proofErr w:type="spellStart"/>
+      <w:r>
+        <w:rPr>
+          <w:rFonts w:ascii="Arial Narrow" w:eastAsia="Arial Narrow" w:hAnsi="Arial Narrow" w:cs="Arial Narrow"/>
+          <w:b/>
+          <w:bCs/>
+          <w:sz w:val="16"/>
+          <w:szCs w:val="16"/>
+        </w:rPr>
+        <w:t/>
+      </w:r>
+      <w:proofErr w:type="spellEnd"/>
+      <w:r>
+        <w:rPr>
+          <w:rFonts w:ascii="Arial Narrow" w:eastAsia="Arial Narrow" w:hAnsi="Arial Narrow" w:cs="Arial Narrow"/>
+          <w:b/>
+          <w:bCs/>
+          <w:sz w:val="16"/>
+          <w:szCs w:val="16"/>
+        </w:rPr>
+        <w:t xml:space="preserve">1308 </w:t>
+      </w:r>
+    </w:p>
+    <w:p>
+      <w:pPr>
         <w:tabs>
           <w:tab w:val="left" w:pos="567"/>
         </w:tabs>
-        <w:ind w:left="567" w:right="-1" w:hanging="567"/>
-        <w:jc w:val="both"/>
-        <w:rPr>
-          <w:rFonts w:ascii="Arial Narrow" w:eastAsia="Arial Narrow" w:hAnsi="Arial Narrow" w:cs="Arial Narrow"/>
-          <w:sz w:val="16"/>
-          <w:szCs w:val="16"/>
-        </w:rPr>
-      </w:pPr>
-    </w:p>
-  </w:footnote>
-  <w:footnote w:id="7">
-    <w:p>
-      <w:pPr>
-        <w:pStyle w:val="Textonotapie"/>
+        <w:spacing w:after="0" w:line="240" w:lineRule="auto"/>
         <w:ind w:left="567" w:hanging="567"/>
         <w:jc w:val="both"/>
         <w:rPr>
@@ -12312,733 +13144,12 @@
       </w:pPr>
       <w:r>
         <w:rPr>
-          <w:rStyle w:val="Refdenotaalpie"/>
-          <w:rFonts w:ascii="Arial Narrow" w:eastAsia="Arial Narrow" w:hAnsi="Arial Narrow" w:cs="Arial Narrow"/>
-          <w:sz w:val="16"/>
-          <w:szCs w:val="16"/>
-          <w:vertAlign w:val="superscript"/>
-        </w:rPr>
-        <w:footnoteRef/>
-      </w:r>
-      <w:r>
-        <w:rPr>
-          <w:rFonts w:ascii="Arial Narrow" w:eastAsia="Arial Narrow" w:hAnsi="Arial Narrow" w:cs="Arial Narrow"/>
-          <w:sz w:val="16"/>
-          <w:szCs w:val="16"/>
-        </w:rPr>
-        <w:t xml:space="preserve"> </w:t>
-      </w:r>
-      <w:r>
-        <w:rPr>
           <w:rFonts w:ascii="Arial Narrow" w:eastAsia="Arial Narrow" w:hAnsi="Arial Narrow" w:cs="Arial Narrow"/>
           <w:sz w:val="16"/>
           <w:szCs w:val="16"/>
         </w:rPr>
         <w:tab/>
-        <w:t xml:space="preserve">El número de trabajadores se atenderá siempre que la empresa haya sido constituida antes de la vigencia de la Ley </w:t>
-      </w:r>
-      <w:proofErr w:type="spellStart"/>
-      <w:r>
-        <w:rPr>
-          <w:rFonts w:ascii="Arial Narrow" w:eastAsia="Arial Narrow" w:hAnsi="Arial Narrow" w:cs="Arial Narrow"/>
-          <w:sz w:val="16"/>
-          <w:szCs w:val="16"/>
-        </w:rPr>
-        <w:t/>
-      </w:r>
-      <w:proofErr w:type="spellEnd"/>
-      <w:r>
-        <w:rPr>
-          <w:rFonts w:ascii="Arial Narrow" w:eastAsia="Arial Narrow" w:hAnsi="Arial Narrow" w:cs="Arial Narrow"/>
-          <w:sz w:val="16"/>
-          <w:szCs w:val="16"/>
-        </w:rPr>
-        <w:t xml:space="preserve"> 30056, publicada el 2 de julio de 2013, que modificó el artículo 5 del Texto Único Ordenado de la Ley de Promoción de la Competitividad, Formalización y Desarrollo de la Micro y Pequeña Empresa y de Acceso al Empleo Decente (LEY MYPE). Ello, en la medida que la Tercera Disposición Complementaria Transitoria de la norma modificatoria precisa que las empresas constituidas antes de la </w:t>
-      </w:r>
-      <w:proofErr w:type="gramStart"/>
-      <w:r>
-        <w:rPr>
-          <w:rFonts w:ascii="Arial Narrow" w:eastAsia="Arial Narrow" w:hAnsi="Arial Narrow" w:cs="Arial Narrow"/>
-          <w:sz w:val="16"/>
-          <w:szCs w:val="16"/>
-        </w:rPr>
-        <w:t>entrada en vigencia</w:t>
-      </w:r>
-      <w:proofErr w:type="gramEnd"/>
-      <w:r>
-        <w:rPr>
-          <w:rFonts w:ascii="Arial Narrow" w:eastAsia="Arial Narrow" w:hAnsi="Arial Narrow" w:cs="Arial Narrow"/>
-          <w:sz w:val="16"/>
-          <w:szCs w:val="16"/>
-        </w:rPr>
-        <w:t xml:space="preserve"> de dicha Ley se rigen por los requisitos de acogimiento al régimen de las micro y pequeñas empresas regulados en el Decreto Legislativo 1086.</w:t>
-      </w:r>
-    </w:p>
-    <w:p>
-      <w:pPr>
-        <w:pStyle w:val="Textonotapie"/>
-        <w:ind w:left="567" w:hanging="567"/>
-        <w:jc w:val="both"/>
-        <w:rPr>
-          <w:rFonts w:ascii="Arial Narrow" w:eastAsia="Arial Narrow" w:hAnsi="Arial Narrow" w:cs="Arial Narrow"/>
-          <w:sz w:val="16"/>
-          <w:szCs w:val="16"/>
-        </w:rPr>
-      </w:pPr>
-    </w:p>
-  </w:footnote>
-  <w:footnote w:id="8">
-    <w:p>
-      <w:pPr>
-        <w:pStyle w:val="Textonotapie"/>
-        <w:ind w:left="567" w:hanging="567"/>
-        <w:jc w:val="both"/>
-        <w:rPr>
-          <w:rFonts w:ascii="Arial Narrow" w:eastAsia="Arial Narrow" w:hAnsi="Arial Narrow" w:cs="Arial Narrow"/>
-          <w:sz w:val="16"/>
-          <w:szCs w:val="16"/>
-        </w:rPr>
-      </w:pPr>
-      <w:r>
-        <w:rPr>
-          <w:rStyle w:val="Refdenotaalpie"/>
-          <w:rFonts w:ascii="Arial Narrow" w:eastAsia="Arial Narrow" w:hAnsi="Arial Narrow" w:cs="Arial Narrow"/>
-          <w:sz w:val="16"/>
-          <w:szCs w:val="16"/>
-          <w:vertAlign w:val="superscript"/>
-        </w:rPr>
-        <w:footnoteRef/>
-      </w:r>
-      <w:r>
-        <w:rPr>
-          <w:rFonts w:ascii="Arial Narrow" w:eastAsia="Arial Narrow" w:hAnsi="Arial Narrow" w:cs="Arial Narrow"/>
-          <w:sz w:val="16"/>
-          <w:szCs w:val="16"/>
-        </w:rPr>
-        <w:t xml:space="preserve"> </w:t>
-      </w:r>
-      <w:r>
-        <w:rPr>
-          <w:rFonts w:ascii="Arial Narrow" w:eastAsia="Arial Narrow" w:hAnsi="Arial Narrow" w:cs="Arial Narrow"/>
-          <w:sz w:val="16"/>
-          <w:szCs w:val="16"/>
-        </w:rPr>
-        <w:tab/>
-      </w:r>
-      <w:r>
-        <w:rPr>
-          <w:rFonts w:ascii="Arial Narrow" w:eastAsia="Arial Narrow" w:hAnsi="Arial Narrow" w:cs="Arial Narrow"/>
-          <w:b/>
-          <w:sz w:val="16"/>
-          <w:szCs w:val="16"/>
-        </w:rPr>
-        <w:t>LEY 29571, CÓDIGO DE PROTECCIÓN Y DEFENSA DEL CONSUMIDOR</w:t>
-      </w:r>
-      <w:r>
-        <w:rPr>
-          <w:rFonts w:ascii="Arial Narrow" w:eastAsia="Arial Narrow" w:hAnsi="Arial Narrow" w:cs="Arial Narrow"/>
-          <w:b/>
-          <w:bCs/>
-          <w:sz w:val="16"/>
-          <w:szCs w:val="16"/>
-        </w:rPr>
-        <w:t xml:space="preserve">, </w:t>
-      </w:r>
-      <w:r>
-        <w:rPr>
-          <w:rFonts w:ascii="Arial Narrow" w:eastAsia="Arial Narrow" w:hAnsi="Arial Narrow" w:cs="Arial Narrow"/>
-          <w:b/>
-          <w:sz w:val="16"/>
-          <w:szCs w:val="16"/>
-        </w:rPr>
-        <w:t>publicado el 2 de setiembre de 2010 y modificado por Decreto Legislativo 1308</w:t>
-      </w:r>
-    </w:p>
-    <w:p>
-      <w:pPr>
-        <w:pStyle w:val="Textonotapie"/>
-        <w:ind w:left="567" w:hanging="567"/>
-        <w:jc w:val="both"/>
-        <w:rPr>
-          <w:rFonts w:ascii="Arial Narrow" w:eastAsia="Arial Narrow" w:hAnsi="Arial Narrow" w:cs="Arial Narrow"/>
-          <w:b/>
-          <w:bCs/>
-          <w:sz w:val="16"/>
-          <w:szCs w:val="16"/>
-        </w:rPr>
-      </w:pPr>
-      <w:r>
-        <w:rPr>
-          <w:rFonts w:ascii="Arial Narrow" w:eastAsia="Arial Narrow" w:hAnsi="Arial Narrow" w:cs="Arial Narrow"/>
-          <w:sz w:val="16"/>
-          <w:szCs w:val="16"/>
-        </w:rPr>
-        <w:tab/>
-      </w:r>
-      <w:r>
-        <w:rPr>
-          <w:rFonts w:ascii="Arial Narrow" w:eastAsia="Arial Narrow" w:hAnsi="Arial Narrow" w:cs="Arial Narrow"/>
-          <w:b/>
-          <w:bCs/>
-          <w:sz w:val="16"/>
-          <w:szCs w:val="16"/>
-        </w:rPr>
-        <w:t>Artículo 110.- Sanciones Administrativas</w:t>
-      </w:r>
-    </w:p>
-    <w:p>
-      <w:pPr>
-        <w:autoSpaceDE w:val="0"/>
-        <w:autoSpaceDN w:val="0"/>
-        <w:adjustRightInd w:val="0"/>
-        <w:spacing w:after="0" w:line="240" w:lineRule="auto"/>
-        <w:ind w:left="567"/>
-        <w:jc w:val="both"/>
-        <w:rPr>
-          <w:rFonts w:ascii="Arial Narrow" w:eastAsia="Arial Narrow" w:hAnsi="Arial Narrow" w:cs="Arial Narrow"/>
-          <w:sz w:val="16"/>
-          <w:szCs w:val="16"/>
-          <w:lang w:eastAsia="es-PE"/>
-        </w:rPr>
-      </w:pPr>
-      <w:r>
-        <w:rPr>
-          <w:rFonts w:ascii="Arial Narrow" w:eastAsia="Arial Narrow" w:hAnsi="Arial Narrow" w:cs="Arial Narrow"/>
-          <w:sz w:val="16"/>
-          <w:szCs w:val="16"/>
-          <w:lang w:eastAsia="es-PE"/>
-        </w:rPr>
-        <w:t>(…)</w:t>
-      </w:r>
-    </w:p>
-    <w:p>
-      <w:pPr>
-        <w:autoSpaceDE w:val="0"/>
-        <w:autoSpaceDN w:val="0"/>
-        <w:adjustRightInd w:val="0"/>
-        <w:spacing w:after="0" w:line="240" w:lineRule="auto"/>
-        <w:ind w:left="567"/>
-        <w:jc w:val="both"/>
-        <w:rPr>
-          <w:rFonts w:ascii="Arial Narrow" w:eastAsia="Arial Narrow" w:hAnsi="Arial Narrow" w:cs="Arial Narrow"/>
-          <w:sz w:val="16"/>
-          <w:szCs w:val="16"/>
-          <w:lang w:eastAsia="es-PE"/>
-        </w:rPr>
-      </w:pPr>
-      <w:r>
-        <w:rPr>
-          <w:rFonts w:ascii="Arial Narrow" w:eastAsia="Arial Narrow" w:hAnsi="Arial Narrow" w:cs="Arial Narrow"/>
-          <w:sz w:val="16"/>
-          <w:szCs w:val="16"/>
-          <w:lang w:eastAsia="es-PE"/>
-        </w:rPr>
-        <w:t>En el caso de las microempresas, la multa no puede superar el diez por ciento (10%) de las ventas o ingresos brutos percibidos por el infractor, relativos a todas sus actividades económicas, correspondientes al ejercicio inmediato anterior al de la expedición de la resolución de primera instancia, siempre que se haya acreditado dichos ingresos, no se encuentre en una situación de reincidencia y el caso no verse sobre la vida, salud o integridad de los consumidores. Para el caso de las pequeñas empresas, la multa no puede superar el veinte por ciento (20%) de las ventas o ingresos brutos percibidos por el infractor, conforme a los requisitos señalados anteriormente.</w:t>
-      </w:r>
-    </w:p>
-    <w:p>
-      <w:pPr>
-        <w:autoSpaceDE w:val="0"/>
-        <w:autoSpaceDN w:val="0"/>
-        <w:adjustRightInd w:val="0"/>
-        <w:spacing w:after="0" w:line="240" w:lineRule="auto"/>
-        <w:ind w:left="567"/>
-        <w:jc w:val="both"/>
-        <w:rPr>
-          <w:rFonts w:ascii="Arial Narrow" w:eastAsia="Arial Narrow" w:hAnsi="Arial Narrow" w:cs="Arial Narrow"/>
-          <w:sz w:val="16"/>
-          <w:szCs w:val="16"/>
-          <w:lang w:eastAsia="es-PE"/>
-        </w:rPr>
-      </w:pPr>
-      <w:r>
-        <w:rPr>
-          <w:rFonts w:ascii="Arial Narrow" w:eastAsia="Arial Narrow" w:hAnsi="Arial Narrow" w:cs="Arial Narrow"/>
-          <w:sz w:val="16"/>
-          <w:szCs w:val="16"/>
-          <w:lang w:eastAsia="es-PE"/>
-        </w:rPr>
-        <w:t>(…).</w:t>
-      </w:r>
-    </w:p>
-    <w:p>
-      <w:pPr>
-        <w:pStyle w:val="Textonotapie"/>
-        <w:ind w:left="567" w:hanging="567"/>
-        <w:jc w:val="both"/>
-        <w:rPr>
-          <w:rFonts w:ascii="Arial Narrow" w:eastAsia="Arial Narrow" w:hAnsi="Arial Narrow" w:cs="Arial Narrow"/>
-          <w:sz w:val="16"/>
-          <w:szCs w:val="16"/>
-        </w:rPr>
-      </w:pPr>
-    </w:p>
-  </w:footnote>
-  <w:footnote w:id="14">
-    <w:p>
-      <w:pPr>
-        <w:pStyle w:val="Textonotapie"/>
-        <w:ind w:left="567" w:hanging="567"/>
-        <w:jc w:val="both"/>
-        <w:rPr>
-          <w:rFonts w:ascii="Arial Narrow" w:eastAsia="Arial Narrow" w:hAnsi="Arial Narrow" w:cs="Arial Narrow"/>
-          <w:sz w:val="16"/>
-          <w:szCs w:val="16"/>
-        </w:rPr>
-      </w:pPr>
-      <w:r>
-        <w:rPr>
-          <w:rStyle w:val="Refdenotaalpie"/>
-          <w:rFonts w:ascii="Arial Narrow" w:eastAsia="Arial Narrow" w:hAnsi="Arial Narrow" w:cs="Arial Narrow"/>
-          <w:sz w:val="16"/>
-          <w:szCs w:val="16"/>
-          <w:vertAlign w:val="superscript"/>
-        </w:rPr>
-        <w:footnoteRef/>
-      </w:r>
-      <w:r>
-        <w:rPr>
-          <w:rFonts w:ascii="Arial Narrow" w:eastAsia="Arial Narrow" w:hAnsi="Arial Narrow" w:cs="Arial Narrow"/>
-          <w:sz w:val="16"/>
-          <w:szCs w:val="16"/>
-        </w:rPr>
-        <w:tab/>
-      </w:r>
-      <w:r>
-        <w:rPr>
-          <w:rFonts w:ascii="Arial Narrow" w:eastAsia="Arial Narrow" w:hAnsi="Arial Narrow" w:cs="Arial Narrow"/>
-          <w:b/>
-          <w:bCs/>
-          <w:sz w:val="16"/>
-          <w:szCs w:val="16"/>
-        </w:rPr>
-        <w:t xml:space="preserve">DECRETO LEGISLATIVO 807, LEY SOBRE FACULTADES, NORMAS Y ORGANIZACIÓN DEL INDECOPI, publicado el 18 de abril de 1996</w:t>
-      </w:r>
-    </w:p>
-    <w:p>
-      <w:pPr>
-        <w:pStyle w:val="Textonotapie"/>
-        <w:ind w:left="567" w:hanging="567"/>
-        <w:jc w:val="both"/>
-        <w:rPr>
-          <w:rFonts w:ascii="Arial Narrow" w:eastAsia="Arial Narrow" w:hAnsi="Arial Narrow" w:cs="Arial Narrow"/>
-          <w:sz w:val="16"/>
-          <w:szCs w:val="16"/>
-        </w:rPr>
-      </w:pPr>
-      <w:r>
-        <w:rPr>
-          <w:rFonts w:ascii="Arial Narrow" w:eastAsia="Arial Narrow" w:hAnsi="Arial Narrow" w:cs="Arial Narrow"/>
-          <w:sz w:val="16"/>
-          <w:szCs w:val="16"/>
-        </w:rPr>
-        <w:tab/>
-      </w:r>
-      <w:r>
-        <w:rPr>
-          <w:rFonts w:ascii="Arial Narrow" w:eastAsia="Arial Narrow" w:hAnsi="Arial Narrow" w:cs="Arial Narrow"/>
-          <w:b/>
-          <w:bCs/>
-          <w:sz w:val="16"/>
-          <w:szCs w:val="16"/>
-        </w:rPr>
-        <w:t xml:space="preserve">Artículo 26.-</w:t>
-      </w:r>
-      <w:r>
-        <w:rPr>
-          <w:rFonts w:ascii="Arial Narrow" w:eastAsia="Arial Narrow" w:hAnsi="Arial Narrow" w:cs="Arial Narrow"/>
-          <w:sz w:val="16"/>
-          <w:szCs w:val="16"/>
-        </w:rPr>
-        <w:t xml:space="preserve"> Una vez admitida a trámite la denuncia, se correrá traslado de la misma al denunciado, a fin de que éste presente su descargo. El plazo para la presentación del descargo será de cinco (5) días contados desde la notificación, vencido el cual, el Secretario Técnico declarará en rebeldía al denunciado que no lo hubiera presentado.</w:t>
-      </w:r>
-    </w:p>
-    <w:p>
-      <w:pPr>
-        <w:pStyle w:val="Textonotapie"/>
-        <w:ind w:left="567" w:hanging="567"/>
-        <w:jc w:val="both"/>
-        <w:rPr>
-          <w:rFonts w:ascii="Arial Narrow" w:eastAsia="Arial Narrow" w:hAnsi="Arial Narrow" w:cs="Arial Narrow"/>
-          <w:sz w:val="16"/>
-          <w:szCs w:val="16"/>
-        </w:rPr>
-      </w:pPr>
-    </w:p>
-  </w:footnote>
-  <w:footnote w:id="15">
-    <w:p>
-      <w:pPr>
-        <w:pStyle w:val="Textonotapie"/>
-        <w:ind w:left="567" w:hanging="567"/>
-        <w:jc w:val="both"/>
-        <w:rPr>
-          <w:rFonts w:ascii="Arial Narrow" w:eastAsia="Arial Narrow" w:hAnsi="Arial Narrow" w:cs="Arial Narrow"/>
-          <w:sz w:val="16"/>
-          <w:szCs w:val="16"/>
-        </w:rPr>
-      </w:pPr>
-      <w:r>
-        <w:rPr>
-          <w:rStyle w:val="Refdenotaalpie"/>
-          <w:rFonts w:ascii="Arial Narrow" w:eastAsia="Arial Narrow" w:hAnsi="Arial Narrow" w:cs="Arial Narrow"/>
-          <w:sz w:val="16"/>
-          <w:szCs w:val="16"/>
-          <w:vertAlign w:val="superscript"/>
-        </w:rPr>
-        <w:footnoteRef/>
-      </w:r>
-      <w:r>
-        <w:rPr>
-          <w:rFonts w:ascii="Arial Narrow" w:eastAsia="Arial Narrow" w:hAnsi="Arial Narrow" w:cs="Arial Narrow"/>
-          <w:sz w:val="16"/>
-          <w:szCs w:val="16"/>
-        </w:rPr>
-        <w:tab/>
-      </w:r>
-      <w:r>
-        <w:rPr>
-          <w:rFonts w:ascii="Arial Narrow" w:eastAsia="Arial Narrow" w:hAnsi="Arial Narrow" w:cs="Arial Narrow"/>
-          <w:b/>
-          <w:bCs/>
-          <w:sz w:val="16"/>
-          <w:szCs w:val="16"/>
-        </w:rPr>
-        <w:t xml:space="preserve">DECRETO SUPREMO 006-2026-JUS, TEXTO ÚNICO ORDENADO DE LA LEY 27444, LEY DEL PROCEDIMIENTO ADMINISTRATIVO GENERAL, publicado el 30 de abril de 2026</w:t>
-      </w:r>
-    </w:p>
-    <w:p>
-      <w:pPr>
-        <w:pStyle w:val="Textonotapie"/>
-        <w:ind w:left="567" w:hanging="567"/>
-        <w:jc w:val="both"/>
-        <w:rPr>
-          <w:rFonts w:ascii="Arial Narrow" w:eastAsia="Arial Narrow" w:hAnsi="Arial Narrow" w:cs="Arial Narrow"/>
-          <w:sz w:val="16"/>
-          <w:szCs w:val="16"/>
-        </w:rPr>
-      </w:pPr>
-      <w:r>
-        <w:rPr>
-          <w:rFonts w:ascii="Arial Narrow" w:eastAsia="Arial Narrow" w:hAnsi="Arial Narrow" w:cs="Arial Narrow"/>
-          <w:sz w:val="16"/>
-          <w:szCs w:val="16"/>
-        </w:rPr>
-        <w:tab/>
-      </w:r>
-      <w:r>
-        <w:rPr>
-          <w:rFonts w:ascii="Arial Narrow" w:eastAsia="Arial Narrow" w:hAnsi="Arial Narrow" w:cs="Arial Narrow"/>
-          <w:b/>
-          <w:bCs/>
-          <w:sz w:val="16"/>
-          <w:szCs w:val="16"/>
-        </w:rPr>
-        <w:t xml:space="preserve">Artículo 223.- Contestación de la reclamación</w:t>
-      </w:r>
-    </w:p>
-    <w:p>
-      <w:pPr>
-        <w:pStyle w:val="Textonotapie"/>
-        <w:ind w:left="567" w:hanging="567"/>
-        <w:jc w:val="both"/>
-        <w:rPr>
-          <w:rFonts w:ascii="Arial Narrow" w:eastAsia="Arial Narrow" w:hAnsi="Arial Narrow" w:cs="Arial Narrow"/>
-          <w:sz w:val="16"/>
-          <w:szCs w:val="16"/>
-        </w:rPr>
-      </w:pPr>
-      <w:r>
-        <w:rPr>
-          <w:rFonts w:ascii="Arial Narrow" w:eastAsia="Arial Narrow" w:hAnsi="Arial Narrow" w:cs="Arial Narrow"/>
-          <w:sz w:val="16"/>
-          <w:szCs w:val="16"/>
-        </w:rPr>
-        <w:tab/>
-      </w:r>
-      <w:r>
-        <w:rPr>
-          <w:rFonts w:ascii="Arial Narrow" w:eastAsia="Arial Narrow" w:hAnsi="Arial Narrow" w:cs="Arial Narrow"/>
-          <w:sz w:val="16"/>
-          <w:szCs w:val="16"/>
-        </w:rPr>
-        <w:t xml:space="preserve">223.1 El reclamado deberá presentar la contestación de la reclamación dentro de los quince (15) días posteriores a la notificación de ésta; vencido este plazo, la Administración declarará en rebeldía al reclamado que no la hubiera presentado. La contestación deberá contener los requisitos de los escritos previstos en el artículo 113 de la presente Ley, así como la absolución de todos los asuntos controvertidos de hecho y de derecho, Las alegaciones y los hechos relevantes de la reclamación, salvo que hayan sido específicamente negadas en la contestación, se tendrán por aceptadas o merituadas como ciertas.</w:t>
-      </w:r>
-    </w:p>
-    <w:p>
-      <w:pPr>
-        <w:pStyle w:val="Textonotapie"/>
-        <w:ind w:left="567" w:hanging="567"/>
-        <w:jc w:val="both"/>
-        <w:rPr>
-          <w:rFonts w:ascii="Arial Narrow" w:eastAsia="Arial Narrow" w:hAnsi="Arial Narrow" w:cs="Arial Narrow"/>
-          <w:sz w:val="16"/>
-          <w:szCs w:val="16"/>
-        </w:rPr>
-      </w:pPr>
-    </w:p>
-  </w:footnote>
-  <w:footnote w:id="9">
-    <w:p>
-      <w:pPr>
-        <w:spacing w:after="0" w:line="240" w:lineRule="auto"/>
-        <w:ind w:left="567" w:hanging="567"/>
-        <w:jc w:val="both"/>
-        <w:rPr>
-          <w:rFonts w:ascii="Arial Narrow" w:eastAsia="Arial Narrow" w:hAnsi="Arial Narrow" w:cs="Arial Narrow"/>
-          <w:sz w:val="16"/>
-          <w:szCs w:val="16"/>
-        </w:rPr>
-      </w:pPr>
-      <w:r>
-        <w:rPr>
-          <w:rStyle w:val="Refdenotaalpie"/>
-          <w:rFonts w:ascii="Arial Narrow" w:eastAsia="Arial Narrow" w:hAnsi="Arial Narrow" w:cs="Arial Narrow"/>
-          <w:sz w:val="16"/>
-          <w:szCs w:val="16"/>
-          <w:vertAlign w:val="superscript"/>
-        </w:rPr>
-        <w:footnoteRef/>
-      </w:r>
-      <w:r>
-        <w:rPr>
-          <w:rFonts w:ascii="Arial Narrow" w:eastAsia="Arial Narrow" w:hAnsi="Arial Narrow" w:cs="Arial Narrow"/>
-          <w:sz w:val="16"/>
-          <w:szCs w:val="16"/>
-          <w:vertAlign w:val="superscript"/>
-        </w:rPr>
-        <w:t xml:space="preserve"> </w:t>
-      </w:r>
-      <w:r>
-        <w:rPr>
-          <w:rFonts w:ascii="Arial Narrow" w:eastAsia="Arial Narrow" w:hAnsi="Arial Narrow" w:cs="Arial Narrow"/>
-          <w:sz w:val="16"/>
-          <w:szCs w:val="16"/>
-        </w:rPr>
-        <w:t xml:space="preserve"> </w:t>
-      </w:r>
-      <w:r>
-        <w:rPr>
-          <w:rFonts w:ascii="Arial Narrow" w:eastAsia="Arial Narrow" w:hAnsi="Arial Narrow" w:cs="Arial Narrow"/>
-          <w:sz w:val="16"/>
-          <w:szCs w:val="16"/>
-        </w:rPr>
-        <w:tab/>
-      </w:r>
-      <w:r>
-        <w:rPr>
-          <w:rFonts w:ascii="Arial Narrow" w:eastAsia="Arial Narrow" w:hAnsi="Arial Narrow" w:cs="Arial Narrow"/>
-          <w:b/>
-          <w:sz w:val="16"/>
-          <w:szCs w:val="16"/>
-        </w:rPr>
-        <w:t>LEY 29571, CÓDIGO DE PROTECCIÓN Y DEFENSA DEL CONSUMIDOR</w:t>
-      </w:r>
-      <w:r>
-        <w:rPr>
-          <w:rFonts w:ascii="Arial Narrow" w:eastAsia="Arial Narrow" w:hAnsi="Arial Narrow" w:cs="Arial Narrow"/>
-          <w:b/>
-          <w:bCs/>
-          <w:sz w:val="16"/>
-          <w:szCs w:val="16"/>
-        </w:rPr>
-        <w:t xml:space="preserve">, </w:t>
-      </w:r>
-      <w:r>
-        <w:rPr>
-          <w:rFonts w:ascii="Arial Narrow" w:eastAsia="Arial Narrow" w:hAnsi="Arial Narrow" w:cs="Arial Narrow"/>
-          <w:b/>
-          <w:sz w:val="16"/>
-          <w:szCs w:val="16"/>
-        </w:rPr>
-        <w:t>publicado el 2 de setiembre de 2010 y modificado por Decreto Legislativo 1308</w:t>
-      </w:r>
-    </w:p>
-    <w:p>
-      <w:pPr>
-        <w:spacing w:after="0" w:line="240" w:lineRule="auto"/>
-        <w:ind w:left="567" w:hanging="567"/>
-        <w:jc w:val="both"/>
-        <w:rPr>
-          <w:rFonts w:ascii="Arial Narrow" w:eastAsia="Arial Narrow" w:hAnsi="Arial Narrow" w:cs="Arial Narrow"/>
-          <w:b/>
-          <w:sz w:val="16"/>
-          <w:szCs w:val="16"/>
-        </w:rPr>
-      </w:pPr>
-      <w:r>
-        <w:rPr>
-          <w:rFonts w:ascii="Arial Narrow" w:eastAsia="Arial Narrow" w:hAnsi="Arial Narrow" w:cs="Arial Narrow"/>
-          <w:b/>
-          <w:sz w:val="16"/>
-          <w:szCs w:val="16"/>
-        </w:rPr>
-        <w:tab/>
-        <w:t>Artículo 110.- Sanciones administrativas</w:t>
-      </w:r>
-    </w:p>
-    <w:p>
-      <w:pPr>
-        <w:spacing w:after="0" w:line="240" w:lineRule="auto"/>
-        <w:ind w:left="567"/>
-        <w:jc w:val="both"/>
-        <w:rPr>
-          <w:rFonts w:ascii="Arial Narrow" w:eastAsia="Arial Narrow" w:hAnsi="Arial Narrow" w:cs="Arial Narrow"/>
-          <w:sz w:val="16"/>
-          <w:szCs w:val="16"/>
-        </w:rPr>
-      </w:pPr>
-      <w:r>
-        <w:rPr>
-          <w:rFonts w:ascii="Arial Narrow" w:eastAsia="Arial Narrow" w:hAnsi="Arial Narrow" w:cs="Arial Narrow"/>
-          <w:sz w:val="16"/>
-          <w:szCs w:val="16"/>
-        </w:rPr>
-        <w:t>El órgano resolutivo puede sancionar las infracciones administrativas a que se refiere el artículo 108 con amonestación y multas de hasta cuatrocientos cincuenta (450) Unidades Impositivas Tributarias (UIT), las cuales son calificadas de la siguiente manera:</w:t>
-      </w:r>
-    </w:p>
-    <w:p>
-      <w:pPr>
-        <w:numPr>
-          <w:ilvl w:val="0"/>
-          <w:numId w:val="2"/>
-        </w:numPr>
-        <w:spacing w:after="0" w:line="240" w:lineRule="auto"/>
-        <w:ind w:left="426" w:firstLine="141"/>
-        <w:jc w:val="both"/>
-        <w:rPr>
-          <w:rFonts w:ascii="Arial Narrow" w:eastAsia="Arial Narrow" w:hAnsi="Arial Narrow" w:cs="Arial Narrow"/>
-          <w:sz w:val="16"/>
-          <w:szCs w:val="16"/>
-        </w:rPr>
-      </w:pPr>
-      <w:r>
-        <w:rPr>
-          <w:rFonts w:ascii="Arial Narrow" w:eastAsia="Arial Narrow" w:hAnsi="Arial Narrow" w:cs="Arial Narrow"/>
-          <w:sz w:val="16"/>
-          <w:szCs w:val="16"/>
-        </w:rPr>
-        <w:t>Infracciones leves, con una amonestación o con una multa de hasta cincuenta (50) UIT.</w:t>
-      </w:r>
-    </w:p>
-    <w:p>
-      <w:pPr>
-        <w:numPr>
-          <w:ilvl w:val="0"/>
-          <w:numId w:val="2"/>
-        </w:numPr>
-        <w:spacing w:after="0" w:line="240" w:lineRule="auto"/>
-        <w:ind w:left="426" w:firstLine="141"/>
-        <w:jc w:val="both"/>
-        <w:rPr>
-          <w:rFonts w:ascii="Arial Narrow" w:eastAsia="Arial Narrow" w:hAnsi="Arial Narrow" w:cs="Arial Narrow"/>
-          <w:sz w:val="16"/>
-          <w:szCs w:val="16"/>
-        </w:rPr>
-      </w:pPr>
-      <w:r>
-        <w:rPr>
-          <w:rFonts w:ascii="Arial Narrow" w:eastAsia="Arial Narrow" w:hAnsi="Arial Narrow" w:cs="Arial Narrow"/>
-          <w:sz w:val="16"/>
-          <w:szCs w:val="16"/>
-        </w:rPr>
-        <w:t>Infracciones graves, con una multa de hasta ciento cincuenta (150) UIT.</w:t>
-      </w:r>
-    </w:p>
-    <w:p>
-      <w:pPr>
-        <w:numPr>
-          <w:ilvl w:val="0"/>
-          <w:numId w:val="2"/>
-        </w:numPr>
-        <w:spacing w:after="0" w:line="240" w:lineRule="auto"/>
-        <w:ind w:left="426" w:firstLine="141"/>
-        <w:jc w:val="both"/>
-        <w:rPr>
-          <w:rFonts w:ascii="Arial Narrow" w:eastAsia="Arial Narrow" w:hAnsi="Arial Narrow" w:cs="Arial Narrow"/>
-          <w:sz w:val="16"/>
-          <w:szCs w:val="16"/>
-        </w:rPr>
-      </w:pPr>
-      <w:r>
-        <w:rPr>
-          <w:rFonts w:ascii="Arial Narrow" w:eastAsia="Arial Narrow" w:hAnsi="Arial Narrow" w:cs="Arial Narrow"/>
-          <w:sz w:val="16"/>
-          <w:szCs w:val="16"/>
-        </w:rPr>
-        <w:t>Infracciones muy graves, con una multa de hasta cuatrocientos cincuenta (450) UIT.</w:t>
-      </w:r>
-    </w:p>
-    <w:p>
-      <w:pPr>
-        <w:spacing w:after="0" w:line="240" w:lineRule="auto"/>
-        <w:ind w:left="567"/>
-        <w:jc w:val="both"/>
-        <w:rPr>
-          <w:rFonts w:ascii="Arial Narrow" w:eastAsia="Arial Narrow" w:hAnsi="Arial Narrow" w:cs="Arial Narrow"/>
-          <w:sz w:val="16"/>
-          <w:szCs w:val="16"/>
-        </w:rPr>
-      </w:pPr>
-      <w:r>
-        <w:rPr>
-          <w:rFonts w:ascii="Arial Narrow" w:eastAsia="Arial Narrow" w:hAnsi="Arial Narrow" w:cs="Arial Narrow"/>
-          <w:sz w:val="16"/>
-          <w:szCs w:val="16"/>
-        </w:rPr>
-        <w:t>(…).</w:t>
-      </w:r>
-    </w:p>
-    <w:p>
-      <w:pPr>
-        <w:spacing w:after="0" w:line="240" w:lineRule="auto"/>
-        <w:ind w:left="567" w:hanging="567"/>
-        <w:jc w:val="both"/>
-        <w:rPr>
-          <w:rFonts w:ascii="Arial Narrow" w:eastAsia="Arial Narrow" w:hAnsi="Arial Narrow" w:cs="Arial Narrow"/>
-          <w:sz w:val="16"/>
-          <w:szCs w:val="16"/>
-        </w:rPr>
-      </w:pPr>
-    </w:p>
-  </w:footnote>
-  <w:footnote w:id="10">
-    <w:p>
-      <w:pPr>
-        <w:spacing w:after="0" w:line="240" w:lineRule="auto"/>
-        <w:ind w:left="567" w:hanging="567"/>
-        <w:jc w:val="both"/>
-        <w:rPr>
-          <w:rFonts w:ascii="Arial Narrow" w:eastAsia="Arial Narrow" w:hAnsi="Arial Narrow" w:cs="Arial Narrow"/>
-          <w:sz w:val="16"/>
-          <w:szCs w:val="16"/>
-        </w:rPr>
-      </w:pPr>
-      <w:r>
-        <w:rPr>
-          <w:rStyle w:val="Refdenotaalpie"/>
-          <w:rFonts w:ascii="Arial Narrow" w:eastAsia="Arial Narrow" w:hAnsi="Arial Narrow" w:cs="Arial Narrow"/>
-          <w:sz w:val="16"/>
-          <w:szCs w:val="16"/>
-          <w:vertAlign w:val="superscript"/>
-        </w:rPr>
-        <w:footnoteRef/>
-      </w:r>
-      <w:r>
-        <w:rPr>
-          <w:rFonts w:ascii="Arial Narrow" w:eastAsia="Arial Narrow" w:hAnsi="Arial Narrow" w:cs="Arial Narrow"/>
-          <w:sz w:val="16"/>
-          <w:szCs w:val="16"/>
-        </w:rPr>
-        <w:t xml:space="preserve"> </w:t>
-      </w:r>
-      <w:r>
-        <w:rPr>
-          <w:rFonts w:ascii="Arial Narrow" w:eastAsia="Arial Narrow" w:hAnsi="Arial Narrow" w:cs="Arial Narrow"/>
-          <w:sz w:val="16"/>
-          <w:szCs w:val="16"/>
-        </w:rPr>
-        <w:tab/>
+        <w:t xml:space="preserve"/>
       </w:r>
       <w:r>
         <w:rPr>
@@ -13111,18 +13222,6 @@
         <w:tab/>
         <w:t>Las medidas correctivas complementarias pueden dictarse de oficio o a pedido de parte.</w:t>
       </w:r>
-    </w:p>
-    <w:p>
-      <w:pPr>
-        <w:spacing w:after="0" w:line="240" w:lineRule="auto"/>
-        <w:ind w:left="567" w:hanging="567"/>
-        <w:jc w:val="both"/>
-        <w:rPr>
-          <w:rFonts w:ascii="Arial Narrow" w:eastAsia="Arial Narrow" w:hAnsi="Arial Narrow" w:cs="Arial Narrow"/>
-          <w:sz w:val="16"/>
-          <w:szCs w:val="16"/>
-        </w:rPr>
-      </w:pPr>
     </w:p>
     <w:p>
       <w:pPr>
@@ -13337,8 +13436,12 @@
     </w:p>
     <w:p>
       <w:pPr>
-        <w:pStyle w:val="Sinespaciado"/>
-        <w:ind w:firstLine="567"/>
+        <w:numPr>
+          <w:ilvl w:val="0"/>
+          <w:numId w:val="1"/>
+        </w:numPr>
+        <w:spacing w:after="0" w:line="240" w:lineRule="auto"/>
+        <w:ind w:left="567" w:firstLine="0"/>
         <w:jc w:val="both"/>
         <w:rPr>
           <w:rFonts w:ascii="Arial Narrow" w:eastAsia="Arial Narrow" w:hAnsi="Arial Narrow" w:cs="Arial Narrow"/>
@@ -13357,8 +13460,12 @@
     </w:p>
     <w:p>
       <w:pPr>
-        <w:pStyle w:val="Sinespaciado"/>
-        <w:ind w:firstLine="567"/>
+        <w:numPr>
+          <w:ilvl w:val="0"/>
+          <w:numId w:val="1"/>
+        </w:numPr>
+        <w:spacing w:after="0" w:line="240" w:lineRule="auto"/>
+        <w:ind w:left="567" w:firstLine="0"/>
         <w:jc w:val="both"/>
         <w:rPr>
           <w:rFonts w:ascii="Arial Narrow" w:eastAsia="Arial Narrow" w:hAnsi="Arial Narrow" w:cs="Arial Narrow"/>
@@ -13520,18 +13627,6 @@
         <w:jc w:val="both"/>
         <w:rPr>
           <w:rFonts w:ascii="Arial Narrow" w:eastAsia="Arial Narrow" w:hAnsi="Arial Narrow" w:cs="Arial Narrow"/>
-          <w:sz w:val="16"/>
-          <w:szCs w:val="16"/>
-        </w:rPr>
-      </w:pPr>
-    </w:p>
-    <w:p>
-      <w:pPr>
-        <w:spacing w:after="0" w:line="240" w:lineRule="auto"/>
-        <w:ind w:left="567"/>
-        <w:jc w:val="both"/>
-        <w:rPr>
-          <w:rFonts w:ascii="Arial Narrow" w:eastAsia="Arial Narrow" w:hAnsi="Arial Narrow" w:cs="Arial Narrow"/>
           <w:b/>
           <w:bCs/>
           <w:sz w:val="16"/>
@@ -13816,7 +13911,7 @@
       </w:pPr>
     </w:p>
   </w:footnote>
-  <w:footnote w:id="11">
+  <w:footnote w:id="12">
     <w:p>
       <w:pPr>
         <w:pStyle w:val="Textonotapie"/>
@@ -13848,7 +13943,8 @@
           <w:sz w:val="16"/>
           <w:szCs w:val="16"/>
         </w:rPr>
-        <w:t xml:space="preserve"> </w:t>
+        <w:tab/>
+        <w:t xml:space="preserve"/>
       </w:r>
       <w:r>
         <w:rPr>
@@ -14039,12 +14135,15 @@
       </w:pPr>
     </w:p>
   </w:footnote>
-  <w:footnote w:id="12">
+  <w:footnote w:id="13">
     <w:p>
       <w:pPr>
         <w:autoSpaceDE w:val="0"/>
         <w:autoSpaceDN w:val="0"/>
         <w:adjustRightInd w:val="0"/>
+        <w:tabs>
+          <w:tab w:val="left" w:pos="567"/>
+        </w:tabs>
         <w:spacing w:after="0" w:line="240" w:lineRule="auto"/>
         <w:ind w:left="567" w:hanging="567"/>
         <w:jc w:val="both"/>
@@ -14076,7 +14175,8 @@
           <w:sz w:val="16"/>
           <w:szCs w:val="16"/>
         </w:rPr>
-        <w:t xml:space="preserve"> </w:t>
+        <w:tab/>
+        <w:t xml:space="preserve"/>
       </w:r>
       <w:r>
         <w:rPr>
@@ -14109,7 +14209,7 @@
           <w:sz w:val="16"/>
           <w:szCs w:val="16"/>
         </w:rPr>
-        <w:t xml:space="preserve"> 807, LEY SOBRE FACULTADES, NORMAS Y ORGANIZACIÓN DEL INDECOPI FACULTADES DE LAS COMISIONES Y OFICINAS DEL INDECOPI</w:t>
+        <w:t xml:space="preserve">807, LEY SOBRE FACULTADES, NORMAS Y ORGANIZACIÓN DEL INDECOPI FACULTADES DE LAS COMISIONES Y OFICINAS DEL INDECOPI</w:t>
       </w:r>
     </w:p>
     <w:p>
@@ -14211,10 +14311,13 @@
       </w:pPr>
     </w:p>
   </w:footnote>
-  <w:footnote w:id="13">
+  <w:footnote w:id="14">
     <w:p>
       <w:pPr>
         <w:pStyle w:val="Textonotapie"/>
+        <w:tabs>
+          <w:tab w:val="left" w:pos="567"/>
+        </w:tabs>
         <w:ind w:left="567" w:hanging="567"/>
         <w:jc w:val="both"/>
         <w:rPr>
@@ -14239,7 +14342,8 @@
           <w:sz w:val="16"/>
           <w:szCs w:val="16"/>
         </w:rPr>
-        <w:t xml:space="preserve"> </w:t>
+        <w:tab/>
+        <w:t xml:space="preserve"/>
       </w:r>
       <w:r>
         <w:rPr>
@@ -14348,150 +14452,6 @@
         <w:t>En caso de no recibirse respuesta automática de recepción en un plazo máximo de dos (2) días hábiles contados desde el día siguiente de efectuado el acto de notificación vía correo electrónico, se procede a notificar por cédula conforme al inciso 20.1.1, volviéndose a computar el plazo establecido en el numeral 24.1 del artículo 24.</w:t>
       </w:r>
       <w:bookmarkEnd w:id="10"/>
-    </w:p>
-    <w:p>
-      <w:pPr>
-        <w:pStyle w:val="Textonotapie"/>
-        <w:ind w:left="567" w:hanging="567"/>
-        <w:jc w:val="both"/>
-        <w:rPr>
-          <w:rFonts w:ascii="Arial Narrow" w:eastAsia="Arial Narrow" w:hAnsi="Arial Narrow" w:cs="Arial Narrow"/>
-          <w:sz w:val="16"/>
-          <w:szCs w:val="16"/>
-        </w:rPr>
-      </w:pPr>
-    </w:p>
-  </w:footnote>
-  <w:footnote w:id="1">
-    <w:p>
-      <w:pPr>
-        <w:pStyle w:val="Textonotapie"/>
-        <w:ind w:left="567" w:hanging="567"/>
-        <w:jc w:val="both"/>
-        <w:rPr>
-          <w:rFonts w:ascii="Arial Narrow" w:eastAsia="Arial Narrow" w:hAnsi="Arial Narrow" w:cs="Arial Narrow"/>
-          <w:sz w:val="16"/>
-          <w:szCs w:val="16"/>
-        </w:rPr>
-      </w:pPr>
-      <w:r>
-        <w:rPr>
-          <w:rStyle w:val="Refdenotaalpie"/>
-          <w:rFonts w:ascii="Arial Narrow" w:eastAsia="Arial Narrow" w:hAnsi="Arial Narrow" w:cs="Arial Narrow"/>
-          <w:sz w:val="16"/>
-          <w:szCs w:val="16"/>
-          <w:vertAlign w:val="superscript"/>
-        </w:rPr>
-        <w:footnoteRef/>
-      </w:r>
-      <w:r>
-        <w:rPr>
-          <w:rFonts w:ascii="Arial Narrow" w:eastAsia="Arial Narrow" w:hAnsi="Arial Narrow" w:cs="Arial Narrow"/>
-          <w:sz w:val="16"/>
-          <w:szCs w:val="16"/>
-        </w:rPr>
-        <w:t xml:space="preserve"> </w:t>
-      </w:r>
-      <w:r>
-        <w:rPr>
-          <w:rFonts w:ascii="Arial Narrow" w:eastAsia="Arial Narrow" w:hAnsi="Arial Narrow" w:cs="Arial Narrow"/>
-          <w:sz w:val="16"/>
-          <w:szCs w:val="16"/>
-        </w:rPr>
-        <w:tab/>
-      </w:r>
-      <w:r>
-        <w:rPr>
-          <w:rFonts w:ascii="Arial Narrow" w:eastAsia="Arial Narrow" w:hAnsi="Arial Narrow" w:cs="Arial Narrow"/>
-          <w:sz w:val="16"/>
-          <w:szCs w:val="16"/>
-        </w:rPr>
-        <w:t xml:space="preserve">Integrada por </w:t>
-      </w:r>
-      <w:r>
-        <w:rPr>
-          <w:rFonts w:ascii="Arial Narrow" w:eastAsia="Arial Narrow" w:hAnsi="Arial Narrow" w:cs="Arial Narrow"/>
-          <w:sz w:val="16"/>
-          <w:szCs w:val="16"/>
-        </w:rPr>
-        <w:t xml:space="preserve">Dora Esperanza Ruffner Cardenas de </w:t>
-      </w:r>
-      <w:proofErr w:type="spellStart"/>
-      <w:r>
-        <w:rPr>
-          <w:rFonts w:ascii="Arial Narrow" w:eastAsia="Arial Narrow" w:hAnsi="Arial Narrow" w:cs="Arial Narrow"/>
-          <w:sz w:val="16"/>
-          <w:szCs w:val="16"/>
-        </w:rPr>
-        <w:t>Moali</w:t>
-      </w:r>
-      <w:proofErr w:type="spellEnd"/>
-      <w:r>
-        <w:rPr>
-          <w:rFonts w:ascii="Arial Narrow" w:eastAsia="Arial Narrow" w:hAnsi="Arial Narrow" w:cs="Arial Narrow"/>
-          <w:sz w:val="16"/>
-          <w:szCs w:val="16"/>
-        </w:rPr>
-        <w:t>, su cónyuge supérstite, y sus hijos Marco Antonio Moali Ruffner</w:t>
-      </w:r>
-      <w:r>
-        <w:rPr>
-          <w:rFonts w:ascii="Arial Narrow" w:eastAsia="Arial Narrow" w:hAnsi="Arial Narrow" w:cs="Arial Narrow"/>
-          <w:sz w:val="16"/>
-          <w:szCs w:val="16"/>
-        </w:rPr>
-        <w:t>,</w:t>
-      </w:r>
-      <w:r>
-        <w:rPr>
-          <w:rFonts w:ascii="Arial Narrow" w:eastAsia="Arial Narrow" w:hAnsi="Arial Narrow" w:cs="Arial Narrow"/>
-          <w:sz w:val="16"/>
-          <w:szCs w:val="16"/>
-        </w:rPr>
-        <w:t xml:space="preserve"> Vicente Christian Moali Ruffner</w:t>
-      </w:r>
-      <w:r>
-        <w:rPr>
-          <w:rFonts w:ascii="Arial Narrow" w:eastAsia="Arial Narrow" w:hAnsi="Arial Narrow" w:cs="Arial Narrow"/>
-          <w:sz w:val="16"/>
-          <w:szCs w:val="16"/>
-        </w:rPr>
-        <w:t>,</w:t>
-      </w:r>
-      <w:r>
-        <w:rPr>
-          <w:rFonts w:ascii="Arial Narrow" w:eastAsia="Arial Narrow" w:hAnsi="Arial Narrow" w:cs="Arial Narrow"/>
-          <w:sz w:val="16"/>
-          <w:szCs w:val="16"/>
-        </w:rPr>
-        <w:t xml:space="preserve"> Karina Magalli </w:t>
-      </w:r>
-      <w:r>
-        <w:rPr>
-          <w:rFonts w:ascii="Arial Narrow" w:eastAsia="Arial Narrow" w:hAnsi="Arial Narrow" w:cs="Arial Narrow"/>
-          <w:sz w:val="16"/>
-          <w:szCs w:val="16"/>
-        </w:rPr>
-        <w:t xml:space="preserve">Moali Ruffner, de conformidad con la Partida 11120276 de la oficina registral Selva Central de la Zona Registral </w:t>
-      </w:r>
-      <w:proofErr w:type="spellStart"/>
-      <w:r>
-        <w:rPr>
-          <w:rFonts w:ascii="Arial Narrow" w:eastAsia="Arial Narrow" w:hAnsi="Arial Narrow" w:cs="Arial Narrow"/>
-          <w:sz w:val="16"/>
-          <w:szCs w:val="16"/>
-        </w:rPr>
-        <w:t>VIII</w:t>
-      </w:r>
-      <w:proofErr w:type="spellEnd"/>
-      <w:r>
-        <w:rPr>
-          <w:rFonts w:ascii="Arial Narrow" w:eastAsia="Arial Narrow" w:hAnsi="Arial Narrow" w:cs="Arial Narrow"/>
-          <w:sz w:val="16"/>
-          <w:szCs w:val="16"/>
-        </w:rPr>
-        <w:t xml:space="preserve"> – Sede Huancayo.</w:t>
-      </w:r>
     </w:p>
     <w:p>
       <w:pPr>

--- a/plantillas_maestras/03_seguro_desgravamen/negativa_cobertura/2_ddos_banco_y_aseguradora/sucesion_intestada/TPL_3358_2025_SEGURO_DESGRAVAMEN_NEGATIVA_COBERTURA_BANCO_SUCESION_INTESTADA_R1.docx
+++ b/plantillas_maestras/03_seguro_desgravamen/negativa_cobertura/2_ddos_banco_y_aseguradora/sucesion_intestada/TPL_3358_2025_SEGURO_DESGRAVAMEN_NEGATIVA_COBERTURA_BANCO_SUCESION_INTESTADA_R1.docx
@@ -526,7 +526,7 @@
     </w:p>
     <w:p>
       <w:pPr>
-        <w:spacing w:after="0" w:line="240" w:lineRule="auto"/>
+        <w:spacing w:before="0" w:after="0" w:line="240" w:lineRule="auto"/>
         <w:jc w:val="both"/>
         <w:rPr>
           <w:rFonts w:ascii="Arial Narrow" w:eastAsia="Arial Narrow" w:hAnsi="Arial Narrow" w:cs="Arial Narrow"/>
@@ -696,10 +696,10 @@
     </w:p>
     <w:p>
       <w:pPr>
+        <w:spacing w:before="0" w:after="0" w:line="240" w:lineRule="auto"/>
         <w:tabs>
           <w:tab w:val="left" w:pos="1134"/>
         </w:tabs>
-        <w:spacing w:after="0" w:line="240" w:lineRule="auto"/>
         <w:jc w:val="both"/>
         <w:rPr>
           <w:rFonts w:ascii="Arial Narrow" w:eastAsia="Arial Narrow" w:hAnsi="Arial Narrow" w:cs="Arial Narrow"/>
@@ -969,7 +969,7 @@
     <w:p>
       <w:pPr>
         <w:pStyle w:val="Prrafodelista"/>
-        <w:spacing w:after="0" w:line="240" w:lineRule="auto"/>
+        <w:spacing w:before="0" w:after="0" w:line="240" w:lineRule="auto"/>
         <w:ind w:left="1430"/>
         <w:jc w:val="both"/>
         <w:rPr>
@@ -1046,7 +1046,7 @@
     <w:p>
       <w:pPr>
         <w:pStyle w:val="Prrafodelista"/>
-        <w:spacing w:after="0" w:line="240" w:lineRule="auto"/>
+        <w:spacing w:before="0" w:after="0" w:line="240" w:lineRule="auto"/>
         <w:ind w:left="1430"/>
         <w:jc w:val="both"/>
         <w:rPr>
@@ -1279,7 +1279,7 @@
     <w:p>
       <w:pPr>
         <w:pStyle w:val="Prrafodelista"/>
-        <w:spacing w:after="0" w:line="240" w:lineRule="auto"/>
+        <w:spacing w:before="0" w:after="0" w:line="240" w:lineRule="auto"/>
         <w:ind w:left="1430"/>
         <w:jc w:val="both"/>
         <w:rPr>
@@ -1487,7 +1487,7 @@
     </w:p>
     <w:p>
       <w:pPr>
-        <w:spacing w:after="0" w:line="240" w:lineRule="auto"/>
+        <w:spacing w:before="0" w:after="0" w:line="240" w:lineRule="auto"/>
         <w:jc w:val="both"/>
         <w:rPr>
           <w:rFonts w:ascii="Arial Narrow" w:eastAsia="Arial Narrow" w:hAnsi="Arial Narrow" w:cs="Arial Narrow"/>
@@ -1613,7 +1613,7 @@
     <w:p>
       <w:pPr>
         <w:pStyle w:val="Prrafodelista"/>
-        <w:spacing w:after="0" w:line="240" w:lineRule="auto"/>
+        <w:spacing w:before="0" w:after="0" w:line="240" w:lineRule="auto"/>
         <w:ind w:left="1430"/>
         <w:jc w:val="both"/>
         <w:rPr>
@@ -1693,7 +1693,7 @@
     <w:p>
       <w:pPr>
         <w:pStyle w:val="Prrafodelista"/>
-        <w:spacing w:after="0" w:line="240" w:lineRule="auto"/>
+        <w:spacing w:before="0" w:after="0" w:line="240" w:lineRule="auto"/>
         <w:ind w:left="1430"/>
         <w:jc w:val="both"/>
         <w:rPr>
@@ -1794,7 +1794,7 @@
     <w:p>
       <w:pPr>
         <w:pStyle w:val="Prrafodelista"/>
-        <w:spacing w:after="0" w:line="240" w:lineRule="auto"/>
+        <w:spacing w:before="0" w:after="0" w:line="240" w:lineRule="auto"/>
         <w:ind w:left="1430"/>
         <w:jc w:val="both"/>
         <w:rPr>
@@ -1921,7 +1921,7 @@
     <w:p>
       <w:pPr>
         <w:pStyle w:val="Prrafodelista"/>
-        <w:spacing w:after="0" w:line="240" w:lineRule="auto"/>
+        <w:spacing w:before="0" w:after="0" w:line="240" w:lineRule="auto"/>
         <w:ind w:left="1430"/>
         <w:jc w:val="both"/>
         <w:rPr>
@@ -2021,7 +2021,7 @@
     </w:p>
     <w:p>
       <w:pPr>
-        <w:spacing w:after="0" w:line="240" w:lineRule="auto"/>
+        <w:spacing w:before="0" w:after="0" w:line="240" w:lineRule="auto"/>
         <w:ind w:left="710"/>
         <w:jc w:val="both"/>
         <w:rPr>
@@ -2100,6 +2100,7 @@
     <w:p>
       <w:pPr>
         <w:pStyle w:val="Prrafodelista"/>
+        <w:spacing w:before="0" w:after="0" w:line="240" w:lineRule="auto"/>
         <w:rPr>
           <w:rFonts w:ascii="Arial Narrow" w:eastAsia="Arial Narrow" w:hAnsi="Arial Narrow" w:cs="Arial Narrow"/>
           <w:color w:val="000000"/>
@@ -2198,7 +2199,7 @@
     <w:p>
       <w:pPr>
         <w:pStyle w:val="Prrafodelista"/>
-        <w:spacing w:after="0" w:line="240" w:lineRule="auto"/>
+        <w:spacing w:before="0" w:after="0" w:line="240" w:lineRule="auto"/>
         <w:ind w:left="1430"/>
         <w:jc w:val="both"/>
         <w:rPr>
@@ -2275,7 +2276,7 @@
     <w:p>
       <w:pPr>
         <w:pStyle w:val="Prrafodelista"/>
-        <w:spacing w:after="0" w:line="240" w:lineRule="auto"/>
+        <w:spacing w:before="0" w:after="0" w:line="240" w:lineRule="auto"/>
         <w:ind w:left="1430"/>
         <w:jc w:val="both"/>
         <w:rPr>
@@ -2354,7 +2355,7 @@
     <w:p>
       <w:pPr>
         <w:pStyle w:val="Prrafodelista"/>
-        <w:spacing w:after="0" w:line="240" w:lineRule="auto"/>
+        <w:spacing w:before="0" w:after="0" w:line="240" w:lineRule="auto"/>
         <w:ind w:left="1430"/>
         <w:jc w:val="both"/>
         <w:rPr>
@@ -2454,10 +2455,10 @@
     </w:p>
     <w:p>
       <w:pPr>
+        <w:spacing w:before="0" w:after="0" w:line="240" w:lineRule="auto"/>
         <w:tabs>
           <w:tab w:val="left" w:pos="1134"/>
         </w:tabs>
-        <w:spacing w:after="0" w:line="240" w:lineRule="auto"/>
         <w:jc w:val="both"/>
         <w:rPr>
           <w:rFonts w:ascii="Arial Narrow" w:eastAsia="Arial Narrow" w:hAnsi="Arial Narrow" w:cs="Arial Narrow"/>
@@ -2620,10 +2621,10 @@
     </w:p>
     <w:p>
       <w:pPr>
+        <w:spacing w:before="0" w:after="0" w:line="240" w:lineRule="auto"/>
         <w:tabs>
           <w:tab w:val="num" w:pos="1440"/>
         </w:tabs>
-        <w:spacing w:after="0" w:line="240" w:lineRule="auto"/>
         <w:ind w:left="567"/>
         <w:contextualSpacing/>
         <w:jc w:val="both"/>
@@ -2680,7 +2681,7 @@
     </w:p>
     <w:p>
       <w:pPr>
-        <w:spacing w:after="0" w:line="240" w:lineRule="auto"/>
+        <w:spacing w:before="0" w:after="0" w:line="240" w:lineRule="auto"/>
         <w:ind w:left="567"/>
         <w:contextualSpacing/>
         <w:jc w:val="both"/>
@@ -2891,7 +2892,7 @@
     <w:p>
       <w:pPr>
         <w:pStyle w:val="Prrafodelista"/>
-        <w:spacing w:after="0" w:line="240" w:lineRule="auto"/>
+        <w:spacing w:before="0" w:after="0" w:line="240" w:lineRule="auto"/>
         <w:ind w:left="567"/>
         <w:jc w:val="both"/>
         <w:rPr>
@@ -3078,6 +3079,7 @@
     <w:p>
       <w:pPr>
         <w:pStyle w:val="Prrafodelista"/>
+        <w:spacing w:before="0" w:after="0" w:line="240" w:lineRule="auto"/>
         <w:rPr>
           <w:rFonts w:ascii="Arial Narrow" w:eastAsia="Arial Narrow" w:hAnsi="Arial Narrow" w:cs="Arial Narrow"/>
           <w:kern w:val="0"/>
@@ -3283,6 +3285,7 @@
     <w:p>
       <w:pPr>
         <w:pStyle w:val="Prrafodelista"/>
+        <w:spacing w:before="0" w:after="0" w:line="240" w:lineRule="auto"/>
         <w:rPr>
           <w:rFonts w:ascii="Arial Narrow" w:eastAsia="Arial Narrow" w:hAnsi="Arial Narrow" w:cs="Arial Narrow"/>
           <w:kern w:val="0"/>
@@ -3477,6 +3480,7 @@
     <w:p>
       <w:pPr>
         <w:pStyle w:val="Prrafodelista"/>
+        <w:spacing w:before="0" w:after="0" w:line="240" w:lineRule="auto"/>
         <w:rPr>
           <w:rFonts w:ascii="Arial Narrow" w:eastAsia="Arial Narrow" w:hAnsi="Arial Narrow" w:cs="Arial Narrow"/>
           <w:kern w:val="0"/>
@@ -3671,6 +3675,7 @@
     <w:p>
       <w:pPr>
         <w:pStyle w:val="Prrafodelista"/>
+        <w:spacing w:before="0" w:after="0" w:line="240" w:lineRule="auto"/>
         <w:rPr>
           <w:rFonts w:ascii="Arial Narrow" w:eastAsia="Arial Narrow" w:hAnsi="Arial Narrow" w:cs="Arial Narrow"/>
           <w:kern w:val="0"/>
@@ -3865,6 +3870,7 @@
     <w:p>
       <w:pPr>
         <w:pStyle w:val="Prrafodelista"/>
+        <w:spacing w:before="0" w:after="0" w:line="240" w:lineRule="auto"/>
         <w:rPr>
           <w:rFonts w:ascii="Arial Narrow" w:eastAsia="Arial Narrow" w:hAnsi="Arial Narrow" w:cs="Arial Narrow"/>
           <w:kern w:val="0"/>
@@ -4069,6 +4075,7 @@
     <w:p>
       <w:pPr>
         <w:pStyle w:val="Prrafodelista"/>
+        <w:spacing w:before="0" w:after="0" w:line="240" w:lineRule="auto"/>
         <w:rPr>
           <w:rFonts w:ascii="Arial Narrow" w:eastAsia="Arial Narrow" w:hAnsi="Arial Narrow" w:cs="Arial Narrow"/>
           <w:kern w:val="0"/>
@@ -4273,6 +4280,7 @@
     <w:p>
       <w:pPr>
         <w:pStyle w:val="Prrafodelista"/>
+        <w:spacing w:before="0" w:after="0" w:line="240" w:lineRule="auto"/>
         <w:rPr>
           <w:rFonts w:ascii="Arial Narrow" w:eastAsia="Arial Narrow" w:hAnsi="Arial Narrow" w:cs="Arial Narrow"/>
           <w:kern w:val="0"/>
@@ -4488,6 +4496,7 @@
     <w:p>
       <w:pPr>
         <w:pStyle w:val="Prrafodelista"/>
+        <w:spacing w:before="0" w:after="0" w:line="240" w:lineRule="auto"/>
         <w:rPr>
           <w:rFonts w:ascii="Arial Narrow" w:eastAsia="Arial Narrow" w:hAnsi="Arial Narrow" w:cs="Arial Narrow"/>
           <w:kern w:val="0"/>
@@ -4692,6 +4701,7 @@
     <w:p>
       <w:pPr>
         <w:pStyle w:val="Prrafodelista"/>
+        <w:spacing w:before="0" w:after="0" w:line="240" w:lineRule="auto"/>
         <w:rPr>
           <w:rFonts w:ascii="Arial Narrow" w:eastAsia="Arial Narrow" w:hAnsi="Arial Narrow" w:cs="Arial Narrow"/>
           <w:kern w:val="0"/>
@@ -4896,6 +4906,7 @@
     <w:p>
       <w:pPr>
         <w:pStyle w:val="Prrafodelista"/>
+        <w:spacing w:before="0" w:after="0" w:line="240" w:lineRule="auto"/>
         <w:rPr>
           <w:rFonts w:ascii="Arial Narrow" w:eastAsia="Arial Narrow" w:hAnsi="Arial Narrow" w:cs="Arial Narrow"/>
           <w:kern w:val="0"/>
@@ -5100,6 +5111,7 @@
     <w:p>
       <w:pPr>
         <w:pStyle w:val="Prrafodelista"/>
+        <w:spacing w:before="0" w:after="0" w:line="240" w:lineRule="auto"/>
         <w:rPr>
           <w:rFonts w:ascii="Arial Narrow" w:eastAsia="Arial Narrow" w:hAnsi="Arial Narrow" w:cs="Arial Narrow"/>
           <w:kern w:val="0"/>
@@ -5294,6 +5306,7 @@
     <w:p>
       <w:pPr>
         <w:pStyle w:val="Prrafodelista"/>
+        <w:spacing w:before="0" w:after="0" w:line="240" w:lineRule="auto"/>
         <w:rPr>
           <w:rFonts w:ascii="Arial Narrow" w:eastAsia="Arial Narrow" w:hAnsi="Arial Narrow" w:cs="Arial Narrow"/>
           <w:kern w:val="0"/>
@@ -5488,6 +5501,7 @@
     <w:p>
       <w:pPr>
         <w:pStyle w:val="Prrafodelista"/>
+        <w:spacing w:before="0" w:after="0" w:line="240" w:lineRule="auto"/>
         <w:rPr>
           <w:rFonts w:ascii="Arial Narrow" w:eastAsia="Arial Narrow" w:hAnsi="Arial Narrow" w:cs="Arial Narrow"/>
           <w:kern w:val="0"/>
@@ -5693,6 +5707,7 @@
     <w:p>
       <w:pPr>
         <w:pStyle w:val="Prrafodelista"/>
+        <w:spacing w:before="0" w:after="0" w:line="240" w:lineRule="auto"/>
         <w:rPr>
           <w:rFonts w:ascii="Arial Narrow" w:eastAsia="Arial Narrow" w:hAnsi="Arial Narrow" w:cs="Arial Narrow"/>
           <w:kern w:val="0"/>
@@ -5843,7 +5858,7 @@
     <w:bookmarkEnd w:id="3"/>
     <w:p>
       <w:pPr>
-        <w:spacing w:after="0" w:line="240" w:lineRule="auto"/>
+        <w:spacing w:before="0" w:after="0" w:line="240" w:lineRule="auto"/>
         <w:jc w:val="both"/>
         <w:rPr>
           <w:rFonts w:ascii="Arial Narrow" w:eastAsia="Arial Narrow" w:hAnsi="Arial Narrow" w:cs="Arial Narrow"/>
@@ -5982,7 +5997,7 @@
     <w:p>
       <w:pPr>
         <w:pStyle w:val="Prrafodelista"/>
-        <w:spacing w:after="0" w:line="240" w:lineRule="auto"/>
+        <w:spacing w:before="0" w:after="0" w:line="240" w:lineRule="auto"/>
         <w:ind w:left="567"/>
         <w:jc w:val="both"/>
         <w:rPr>
@@ -6090,6 +6105,7 @@
     <w:p>
       <w:pPr>
         <w:pStyle w:val="Prrafodelista"/>
+        <w:spacing w:before="0" w:after="0" w:line="240" w:lineRule="auto"/>
         <w:rPr>
           <w:rFonts w:ascii="Arial Narrow" w:eastAsia="Arial Narrow" w:hAnsi="Arial Narrow" w:cs="Arial Narrow"/>
           <w:kern w:val="0"/>
@@ -6204,7 +6220,7 @@
     </w:p>
     <w:p>
       <w:pPr>
-        <w:spacing w:after="0" w:line="240" w:lineRule="auto"/>
+        <w:spacing w:before="0" w:after="0" w:line="240" w:lineRule="auto"/>
         <w:jc w:val="both"/>
         <w:rPr>
           <w:rFonts w:ascii="Arial Narrow" w:eastAsia="Arial Narrow" w:hAnsi="Arial Narrow" w:cs="Arial Narrow"/>
@@ -6326,7 +6342,7 @@
     </w:p>
     <w:p>
       <w:pPr>
-        <w:spacing w:after="0" w:line="240" w:lineRule="auto"/>
+        <w:spacing w:before="0" w:after="0" w:line="240" w:lineRule="auto"/>
         <w:jc w:val="both"/>
         <w:rPr>
           <w:rFonts w:ascii="Arial Narrow" w:eastAsia="Arial Narrow" w:hAnsi="Arial Narrow" w:cs="Arial Narrow"/>
@@ -6450,7 +6466,7 @@
     <w:p>
       <w:pPr>
         <w:pStyle w:val="Prrafodelista"/>
-        <w:spacing w:after="0" w:line="240" w:lineRule="auto"/>
+        <w:spacing w:before="0" w:after="0" w:line="240" w:lineRule="auto"/>
         <w:ind w:left="567"/>
         <w:jc w:val="both"/>
         <w:rPr>
@@ -6503,7 +6519,7 @@
           <w:lang w:val="es-ES" w:eastAsia="es-ES"/>
           <w14:ligatures w14:val="none"/>
         </w:rPr>
-        <w:t xml:space="preserve">: </w:t>
+        <w:t xml:space="preserve">:</w:t>
       </w:r>
       <w:r>
         <w:rPr>
@@ -6515,6 +6531,18 @@
           <w:lang w:val="es-ES" w:eastAsia="es-ES"/>
           <w14:ligatures w14:val="none"/>
         </w:rPr>
+        <w:t xml:space="preserve"> </w:t>
+      </w:r>
+      <w:r>
+        <w:rPr>
+          <w:rFonts w:ascii="Arial Narrow" w:eastAsia="Arial Narrow" w:hAnsi="Arial Narrow" w:cs="Arial Narrow"/>
+          <w:color w:val="000000"/>
+          <w:kern w:val="0"/>
+          <w:sz w:val="22"/>
+          <w:szCs w:val="22"/>
+          <w:lang w:val="es-ES" w:eastAsia="es-ES"/>
+          <w14:ligatures w14:val="none"/>
+        </w:rPr>
         <w:t xml:space="preserve">(i) presentar copia completa, legible y debidamente suscrita de los contratos, hojas resumen y anexos correspondientes a las Líneas de Crédito </w:t>
       </w:r>
       <w:proofErr w:type="spellStart"/>
@@ -6637,7 +6665,7 @@
     <w:p>
       <w:pPr>
         <w:pStyle w:val="Prrafodelista"/>
-        <w:spacing w:after="0" w:line="240" w:lineRule="auto"/>
+        <w:spacing w:before="0" w:after="0" w:line="240" w:lineRule="auto"/>
         <w:ind w:left="567"/>
         <w:jc w:val="both"/>
         <w:rPr>
@@ -6889,7 +6917,7 @@
     </w:p>
     <w:p>
       <w:pPr>
-        <w:spacing w:after="0" w:line="240" w:lineRule="auto"/>
+        <w:spacing w:before="0" w:after="0" w:line="240" w:lineRule="auto"/>
         <w:jc w:val="both"/>
         <w:rPr>
           <w:rFonts w:ascii="Arial Narrow" w:eastAsia="Arial Narrow" w:hAnsi="Arial Narrow" w:cs="Arial Narrow"/>
@@ -6960,7 +6988,7 @@
     <w:p>
       <w:pPr>
         <w:pStyle w:val="Prrafodelista"/>
-        <w:spacing w:after="0" w:line="240" w:lineRule="auto"/>
+        <w:spacing w:before="0" w:after="0" w:line="240" w:lineRule="auto"/>
         <w:ind w:left="567"/>
         <w:jc w:val="both"/>
         <w:rPr>
@@ -7017,10 +7045,37 @@
     </w:p>
     <w:p>
       <w:pPr>
+        <w:spacing w:before="0" w:after="0" w:line="240" w:lineRule="auto"/>
+        <w:jc w:val="both"/>
+        <w:rPr>
+          <w:rFonts w:ascii="Arial Narrow" w:eastAsia="Arial Narrow" w:hAnsi="Arial Narrow" w:cs="Arial Narrow"/>
+          <w:b/>
+          <w:color w:val="000000"/>
+          <w:kern w:val="0"/>
+          <w:sz w:val="22"/>
+          <w:szCs w:val="22"/>
+          <w:lang w:eastAsia="es-PE"/>
+          <w14:ligatures w14:val="none"/>
+        </w:rPr>
+      </w:pPr>
+    </w:p>
+    <w:p>
+      <w:pPr>
         <w:spacing w:after="0" w:line="240" w:lineRule="auto"/>
         <w:jc w:val="both"/>
         <w:rPr>
           <w:rFonts w:ascii="Arial Narrow" w:eastAsia="Arial Narrow" w:hAnsi="Arial Narrow" w:cs="Arial Narrow"/>
+          <w:color w:val="000000"/>
+          <w:kern w:val="0"/>
+          <w:sz w:val="22"/>
+          <w:szCs w:val="22"/>
+          <w:lang w:eastAsia="es-PE"/>
+          <w14:ligatures w14:val="none"/>
+        </w:rPr>
+      </w:pPr>
+      <w:r>
+        <w:rPr>
+          <w:rFonts w:ascii="Arial Narrow" w:eastAsia="Arial Narrow" w:hAnsi="Arial Narrow" w:cs="Arial Narrow"/>
           <w:b/>
           <w:color w:val="000000"/>
           <w:kern w:val="0"/>
@@ -7029,33 +7084,6 @@
           <w:lang w:eastAsia="es-PE"/>
           <w14:ligatures w14:val="none"/>
         </w:rPr>
-      </w:pPr>
-    </w:p>
-    <w:p>
-      <w:pPr>
-        <w:spacing w:after="0" w:line="240" w:lineRule="auto"/>
-        <w:jc w:val="both"/>
-        <w:rPr>
-          <w:rFonts w:ascii="Arial Narrow" w:eastAsia="Arial Narrow" w:hAnsi="Arial Narrow" w:cs="Arial Narrow"/>
-          <w:color w:val="000000"/>
-          <w:kern w:val="0"/>
-          <w:sz w:val="22"/>
-          <w:szCs w:val="22"/>
-          <w:lang w:eastAsia="es-PE"/>
-          <w14:ligatures w14:val="none"/>
-        </w:rPr>
-      </w:pPr>
-      <w:r>
-        <w:rPr>
-          <w:rFonts w:ascii="Arial Narrow" w:eastAsia="Arial Narrow" w:hAnsi="Arial Narrow" w:cs="Arial Narrow"/>
-          <w:b/>
-          <w:color w:val="000000"/>
-          <w:kern w:val="0"/>
-          <w:sz w:val="22"/>
-          <w:szCs w:val="22"/>
-          <w:lang w:eastAsia="es-PE"/>
-          <w14:ligatures w14:val="none"/>
-        </w:rPr>
         <w:t xml:space="preserve">PRIMERO:</w:t>
       </w:r>
       <w:r>
@@ -7188,10 +7216,10 @@
     <w:p>
       <w:pPr>
         <w:pStyle w:val="Prrafodelista"/>
+        <w:spacing w:before="0" w:after="0" w:line="240" w:lineRule="auto"/>
         <w:tabs>
           <w:tab w:val="num" w:pos="567"/>
         </w:tabs>
-        <w:spacing w:after="0" w:line="240" w:lineRule="auto"/>
         <w:ind w:left="567"/>
         <w:jc w:val="both"/>
         <w:rPr>
@@ -7261,6 +7289,7 @@
     <w:p>
       <w:pPr>
         <w:pStyle w:val="Prrafodelista"/>
+        <w:spacing w:before="0" w:after="0" w:line="240" w:lineRule="auto"/>
         <w:rPr>
           <w:rFonts w:ascii="Arial Narrow" w:eastAsia="Arial Narrow" w:hAnsi="Arial Narrow" w:cs="Arial Narrow"/>
           <w:kern w:val="0"/>
@@ -7328,6 +7357,7 @@
     <w:p>
       <w:pPr>
         <w:pStyle w:val="Prrafodelista"/>
+        <w:spacing w:before="0" w:after="0" w:line="240" w:lineRule="auto"/>
         <w:rPr>
           <w:rFonts w:ascii="Arial Narrow" w:eastAsia="Arial Narrow" w:hAnsi="Arial Narrow" w:cs="Arial Narrow"/>
           <w:kern w:val="0"/>
@@ -7395,6 +7425,7 @@
     <w:p>
       <w:pPr>
         <w:pStyle w:val="Prrafodelista"/>
+        <w:spacing w:before="0" w:after="0" w:line="240" w:lineRule="auto"/>
         <w:rPr>
           <w:rFonts w:ascii="Arial Narrow" w:eastAsia="Arial Narrow" w:hAnsi="Arial Narrow" w:cs="Arial Narrow"/>
           <w:kern w:val="0"/>
@@ -7482,6 +7513,7 @@
     <w:p>
       <w:pPr>
         <w:pStyle w:val="Prrafodelista"/>
+        <w:spacing w:before="0" w:after="0" w:line="240" w:lineRule="auto"/>
         <w:rPr>
           <w:rFonts w:ascii="Arial Narrow" w:eastAsia="Arial Narrow" w:hAnsi="Arial Narrow" w:cs="Arial Narrow"/>
           <w:kern w:val="0"/>
@@ -7549,7 +7581,7 @@
     <w:p>
       <w:pPr>
         <w:pStyle w:val="Prrafodelista"/>
-        <w:spacing w:after="0" w:line="240" w:lineRule="auto"/>
+        <w:spacing w:before="0" w:after="0" w:line="240" w:lineRule="auto"/>
         <w:ind w:left="567"/>
         <w:jc w:val="both"/>
         <w:rPr>
@@ -7619,6 +7651,7 @@
     <w:p>
       <w:pPr>
         <w:pStyle w:val="Prrafodelista"/>
+        <w:spacing w:before="0" w:after="0" w:line="240" w:lineRule="auto"/>
         <w:rPr>
           <w:rFonts w:ascii="Arial Narrow" w:eastAsia="Arial Narrow" w:hAnsi="Arial Narrow" w:cs="Arial Narrow"/>
           <w:kern w:val="0"/>
@@ -7706,6 +7739,7 @@
     <w:p>
       <w:pPr>
         <w:pStyle w:val="Prrafodelista"/>
+        <w:spacing w:before="0" w:after="0" w:line="240" w:lineRule="auto"/>
         <w:rPr>
           <w:rFonts w:ascii="Arial Narrow" w:eastAsia="Arial Narrow" w:hAnsi="Arial Narrow" w:cs="Arial Narrow"/>
           <w:kern w:val="0"/>
@@ -7793,7 +7827,7 @@
     <w:p>
       <w:pPr>
         <w:pStyle w:val="Prrafodelista"/>
-        <w:spacing w:after="0" w:line="240" w:lineRule="auto"/>
+        <w:spacing w:before="0" w:after="0" w:line="240" w:lineRule="auto"/>
         <w:ind w:left="567"/>
         <w:jc w:val="both"/>
         <w:rPr>
@@ -7883,7 +7917,7 @@
     <w:p>
       <w:pPr>
         <w:pStyle w:val="Prrafodelista"/>
-        <w:spacing w:after="0" w:line="240" w:lineRule="auto"/>
+        <w:spacing w:before="0" w:after="0" w:line="240" w:lineRule="auto"/>
         <w:ind w:left="567"/>
         <w:jc w:val="both"/>
         <w:rPr>
@@ -7973,6 +8007,7 @@
     <w:p>
       <w:pPr>
         <w:pStyle w:val="Prrafodelista"/>
+        <w:spacing w:before="0" w:after="0" w:line="240" w:lineRule="auto"/>
         <w:rPr>
           <w:rFonts w:ascii="Arial Narrow" w:eastAsia="Arial Narrow" w:hAnsi="Arial Narrow" w:cs="Arial Narrow"/>
           <w:kern w:val="0"/>
@@ -8060,7 +8095,7 @@
     <w:p>
       <w:pPr>
         <w:pStyle w:val="Prrafodelista"/>
-        <w:spacing w:after="0" w:line="240" w:lineRule="auto"/>
+        <w:spacing w:before="0" w:after="0" w:line="240" w:lineRule="auto"/>
         <w:ind w:left="567"/>
         <w:jc w:val="both"/>
         <w:rPr>
@@ -8150,7 +8185,7 @@
     <w:p>
       <w:pPr>
         <w:pStyle w:val="Prrafodelista"/>
-        <w:spacing w:after="0" w:line="240" w:lineRule="auto"/>
+        <w:spacing w:before="0" w:after="0" w:line="240" w:lineRule="auto"/>
         <w:ind w:left="567"/>
         <w:jc w:val="both"/>
         <w:rPr>
@@ -8220,6 +8255,7 @@
     <w:p>
       <w:pPr>
         <w:pStyle w:val="Prrafodelista"/>
+        <w:spacing w:before="0" w:after="0" w:line="240" w:lineRule="auto"/>
         <w:rPr>
           <w:rFonts w:ascii="Arial Narrow" w:eastAsia="Arial Narrow" w:hAnsi="Arial Narrow" w:cs="Arial Narrow"/>
           <w:kern w:val="0"/>
@@ -8287,7 +8323,7 @@
     <w:p>
       <w:pPr>
         <w:pStyle w:val="Prrafodelista"/>
-        <w:spacing w:after="0" w:line="240" w:lineRule="auto"/>
+        <w:spacing w:before="0" w:after="0" w:line="240" w:lineRule="auto"/>
         <w:ind w:left="567"/>
         <w:jc w:val="both"/>
         <w:rPr>
@@ -8357,6 +8393,7 @@
     <w:p>
       <w:pPr>
         <w:pStyle w:val="Prrafodelista"/>
+        <w:spacing w:before="0" w:after="0" w:line="240" w:lineRule="auto"/>
         <w:rPr>
           <w:rFonts w:ascii="Arial Narrow" w:eastAsia="Arial Narrow" w:hAnsi="Arial Narrow" w:cs="Arial Narrow"/>
           <w:kern w:val="0"/>
@@ -8402,7 +8439,7 @@
     <w:p>
       <w:pPr>
         <w:pStyle w:val="Prrafodelista"/>
-        <w:spacing w:after="0" w:line="240" w:lineRule="auto"/>
+        <w:spacing w:before="0" w:after="0" w:line="240" w:lineRule="auto"/>
         <w:ind w:left="567"/>
         <w:jc w:val="both"/>
         <w:rPr>
@@ -8472,6 +8509,7 @@
     <w:p>
       <w:pPr>
         <w:pStyle w:val="Prrafodelista"/>
+        <w:spacing w:before="0" w:after="0" w:line="240" w:lineRule="auto"/>
         <w:rPr>
           <w:rFonts w:ascii="Arial Narrow" w:eastAsia="Arial Narrow" w:hAnsi="Arial Narrow" w:cs="Arial Narrow"/>
           <w:kern w:val="0"/>
@@ -8559,6 +8597,7 @@
     <w:p>
       <w:pPr>
         <w:pStyle w:val="Prrafodelista"/>
+        <w:spacing w:before="0" w:after="0" w:line="240" w:lineRule="auto"/>
         <w:rPr>
           <w:rFonts w:ascii="Arial Narrow" w:eastAsia="Arial Narrow" w:hAnsi="Arial Narrow" w:cs="Arial Narrow"/>
           <w:kern w:val="0"/>
@@ -8645,10 +8684,10 @@
     </w:p>
     <w:p>
       <w:pPr>
+        <w:spacing w:before="0" w:after="0" w:line="240" w:lineRule="auto"/>
         <w:tabs>
           <w:tab w:val="num" w:pos="567"/>
         </w:tabs>
-        <w:spacing w:after="0" w:line="240" w:lineRule="auto"/>
         <w:jc w:val="both"/>
         <w:rPr>
           <w:rFonts w:ascii="Arial Narrow" w:eastAsia="Arial Narrow" w:hAnsi="Arial Narrow" w:cs="Arial Narrow"/>
@@ -8722,7 +8761,7 @@
     </w:p>
     <w:p>
       <w:pPr>
-        <w:spacing w:line="240" w:lineRule="auto"/>
+        <w:spacing w:before="0" w:after="0" w:line="240" w:lineRule="auto"/>
         <w:contextualSpacing/>
         <w:jc w:val="both"/>
         <w:rPr>
@@ -8868,7 +8907,7 @@
     </w:p>
     <w:p>
       <w:pPr>
-        <w:spacing w:after="0" w:line="240" w:lineRule="auto"/>
+        <w:spacing w:before="0" w:after="0" w:line="240" w:lineRule="auto"/>
         <w:jc w:val="both"/>
         <w:rPr>
           <w:rFonts w:ascii="Arial Narrow" w:eastAsia="Arial Narrow" w:hAnsi="Arial Narrow" w:cs="Arial Narrow"/>
@@ -9184,7 +9223,7 @@
     </w:p>
     <w:p>
       <w:pPr>
-        <w:spacing w:after="0" w:line="240" w:lineRule="auto"/>
+        <w:spacing w:before="0" w:after="0" w:line="240" w:lineRule="auto"/>
         <w:ind w:left="567"/>
         <w:jc w:val="both"/>
         <w:rPr>
@@ -9285,6 +9324,21 @@
     </w:p>
     <w:p>
       <w:pPr>
+        <w:spacing w:before="0" w:after="0" w:line="240" w:lineRule="auto"/>
+        <w:jc w:val="both"/>
+        <w:rPr>
+          <w:rFonts w:ascii="Arial Narrow" w:eastAsia="Arial Narrow" w:hAnsi="Arial Narrow" w:cs="Arial Narrow"/>
+          <w:color w:val="000000"/>
+          <w:kern w:val="0"/>
+          <w:sz w:val="22"/>
+          <w:szCs w:val="22"/>
+          <w:lang w:eastAsia="es-PE"/>
+          <w14:ligatures w14:val="none"/>
+        </w:rPr>
+      </w:pPr>
+    </w:p>
+    <w:p>
+      <w:pPr>
         <w:spacing w:after="0" w:line="240" w:lineRule="auto"/>
         <w:jc w:val="both"/>
         <w:rPr>
@@ -9293,7 +9347,205 @@
           <w:kern w:val="0"/>
           <w:sz w:val="22"/>
           <w:szCs w:val="22"/>
-          <w:lang w:eastAsia="es-PE"/>
+          <w:lang w:val="es-ES" w:eastAsia="es-ES"/>
+          <w14:ligatures w14:val="none"/>
+        </w:rPr>
+      </w:pPr>
+      <w:r>
+        <w:rPr>
+          <w:rFonts w:ascii="Arial Narrow" w:eastAsia="Arial Narrow" w:hAnsi="Arial Narrow" w:cs="Arial Narrow"/>
+          <w:b/>
+          <w:color w:val="000000"/>
+          <w:kern w:val="0"/>
+          <w:sz w:val="22"/>
+          <w:szCs w:val="22"/>
+          <w:lang w:eastAsia="es-PE"/>
+          <w14:ligatures w14:val="none"/>
+        </w:rPr>
+        <w:t xml:space="preserve">QUINTO:</w:t>
+      </w:r>
+      <w:r>
+        <w:rPr>
+          <w:rFonts w:ascii="Arial Narrow" w:eastAsia="Arial Narrow" w:hAnsi="Arial Narrow" w:cs="Arial Narrow"/>
+          <w:color w:val="000000"/>
+          <w:kern w:val="0"/>
+          <w:sz w:val="22"/>
+          <w:szCs w:val="22"/>
+          <w:lang w:eastAsia="es-PE"/>
+          <w14:ligatures w14:val="none"/>
+        </w:rPr>
+        <w:t xml:space="preserve"> </w:t>
+      </w:r>
+      <w:bookmarkStart w:id="6" w:name="_Hlk188286813"/>
+      <w:r>
+        <w:rPr>
+          <w:rFonts w:ascii="Arial Narrow" w:eastAsia="Arial Narrow" w:hAnsi="Arial Narrow" w:cs="Arial Narrow"/>
+          <w:color w:val="000000"/>
+          <w:kern w:val="0"/>
+          <w:sz w:val="22"/>
+          <w:szCs w:val="22"/>
+          <w:lang w:eastAsia="es-ES"/>
+          <w14:ligatures w14:val="none"/>
+        </w:rPr>
+        <w:t xml:space="preserve">requerir </w:t>
+      </w:r>
+      <w:r>
+        <w:rPr>
+          <w:rFonts w:ascii="Arial Narrow" w:eastAsia="Arial Narrow" w:hAnsi="Arial Narrow" w:cs="Arial Narrow"/>
+          <w:color w:val="000000"/>
+          <w:kern w:val="0"/>
+          <w:sz w:val="22"/>
+          <w:szCs w:val="22"/>
+          <w:lang w:val="es-ES" w:eastAsia="es-ES"/>
+          <w14:ligatures w14:val="none"/>
+        </w:rPr>
+        <w:t xml:space="preserve">que, en un </w:t>
+      </w:r>
+      <w:r>
+        <w:rPr>
+          <w:rFonts w:ascii="Arial Narrow" w:eastAsia="Arial Narrow" w:hAnsi="Arial Narrow" w:cs="Arial Narrow"/>
+          <w:color w:val="000000"/>
+          <w:kern w:val="0"/>
+          <w:sz w:val="22"/>
+          <w:szCs w:val="22"/>
+          <w:lang w:eastAsia="es-ES"/>
+          <w14:ligatures w14:val="none"/>
+        </w:rPr>
+        <w:t>plazo no mayor de cinco (5) días hábiles contado a partir del día siguiente de la notificación de la presente resolución</w:t>
+      </w:r>
+      <w:bookmarkEnd w:id="6"/>
+      <w:r>
+        <w:rPr>
+          <w:rFonts w:ascii="Arial Narrow" w:eastAsia="Arial Narrow" w:hAnsi="Arial Narrow" w:cs="Arial Narrow"/>
+          <w:color w:val="000000"/>
+          <w:kern w:val="0"/>
+          <w:sz w:val="22"/>
+          <w:szCs w:val="22"/>
+          <w:lang w:eastAsia="es-ES"/>
+          <w14:ligatures w14:val="none"/>
+        </w:rPr>
+        <w:t>,</w:t>
+      </w:r>
+      <w:bookmarkStart w:id="7" w:name="_Hlk188286828"/>
+      <w:r>
+        <w:rPr>
+          <w:rFonts w:ascii="Arial Narrow" w:eastAsia="Arial Narrow" w:hAnsi="Arial Narrow" w:cs="Arial Narrow"/>
+          <w:color w:val="000000"/>
+          <w:kern w:val="0"/>
+          <w:sz w:val="22"/>
+          <w:szCs w:val="22"/>
+          <w:lang w:eastAsia="es-ES"/>
+          <w14:ligatures w14:val="none"/>
+        </w:rPr>
+        <w:t xml:space="preserve"> el </w:t>
+      </w:r>
+      <w:r>
+        <w:rPr>
+          <w:rFonts w:ascii="Arial Narrow" w:eastAsia="Arial Narrow" w:hAnsi="Arial Narrow" w:cs="Arial Narrow"/>
+          <w:sz w:val="22"/>
+          <w:szCs w:val="22"/>
+        </w:rPr>
+        <w:t>Banco Agropecuario S.A.</w:t>
+      </w:r>
+      <w:r>
+        <w:rPr>
+          <w:rFonts w:ascii="Arial Narrow" w:eastAsia="Arial Narrow" w:hAnsi="Arial Narrow" w:cs="Arial Narrow"/>
+          <w:color w:val="000000"/>
+          <w:kern w:val="0"/>
+          <w:sz w:val="22"/>
+          <w:szCs w:val="22"/>
+          <w:lang w:eastAsia="es-ES"/>
+          <w14:ligatures w14:val="none"/>
+        </w:rPr>
+        <w:t xml:space="preserve">, </w:t>
+      </w:r>
+      <w:bookmarkEnd w:id="7"/>
+      <w:r>
+        <w:rPr>
+          <w:rFonts w:ascii="Arial Narrow" w:eastAsia="Arial Narrow" w:hAnsi="Arial Narrow" w:cs="Arial Narrow"/>
+          <w:color w:val="000000"/>
+          <w:kern w:val="0"/>
+          <w:sz w:val="22"/>
+          <w:szCs w:val="22"/>
+          <w:lang w:val="es-ES" w:eastAsia="es-ES"/>
+          <w14:ligatures w14:val="none"/>
+        </w:rPr>
+        <w:t>cumpla</w:t>
+      </w:r>
+      <w:r>
+        <w:rPr>
+          <w:rFonts w:ascii="Arial Narrow" w:eastAsia="Arial Narrow" w:hAnsi="Arial Narrow" w:cs="Arial Narrow"/>
+          <w:color w:val="000000"/>
+          <w:kern w:val="0"/>
+          <w:sz w:val="22"/>
+          <w:szCs w:val="22"/>
+          <w:lang w:val="es-ES" w:eastAsia="es-ES"/>
+          <w14:ligatures w14:val="none"/>
+        </w:rPr>
+        <w:t xml:space="preserve"> con: </w:t>
+      </w:r>
+      <w:r>
+        <w:rPr>
+          <w:rFonts w:ascii="Arial Narrow" w:eastAsia="Arial Narrow" w:hAnsi="Arial Narrow" w:cs="Arial Narrow"/>
+          <w:color w:val="000000"/>
+          <w:kern w:val="0"/>
+          <w:sz w:val="22"/>
+          <w:szCs w:val="22"/>
+          <w:lang w:val="es-ES" w:eastAsia="es-ES"/>
+          <w14:ligatures w14:val="none"/>
+        </w:rPr>
+        <w:t>(i) presentar copia completa, legible y debidamente suscrita de los contratos, hojas resumen y anexos correspondientes a las Líneas de Crédito 103xxxxxx920, 103****6985 y 103****7357, así como el cargo de remisión de cada uno de los contratos; y, (</w:t>
+      </w:r>
+      <w:proofErr w:type="spellStart"/>
+      <w:r>
+        <w:rPr>
+          <w:rFonts w:ascii="Arial Narrow" w:eastAsia="Arial Narrow" w:hAnsi="Arial Narrow" w:cs="Arial Narrow"/>
+          <w:color w:val="000000"/>
+          <w:kern w:val="0"/>
+          <w:sz w:val="22"/>
+          <w:szCs w:val="22"/>
+          <w:lang w:val="es-ES" w:eastAsia="es-ES"/>
+          <w14:ligatures w14:val="none"/>
+        </w:rPr>
+        <w:t>ii</w:t>
+      </w:r>
+      <w:proofErr w:type="spellEnd"/>
+      <w:r>
+        <w:rPr>
+          <w:rFonts w:ascii="Arial Narrow" w:eastAsia="Arial Narrow" w:hAnsi="Arial Narrow" w:cs="Arial Narrow"/>
+          <w:color w:val="000000"/>
+          <w:kern w:val="0"/>
+          <w:sz w:val="22"/>
+          <w:szCs w:val="22"/>
+          <w:lang w:val="es-ES" w:eastAsia="es-ES"/>
+          <w14:ligatures w14:val="none"/>
+        </w:rPr>
+        <w:t>) presentar todas las comunicaciones cursadas con la parte denunciante en virtud de los hechos materia de denuncia</w:t>
+      </w:r>
+      <w:r>
+        <w:rPr>
+          <w:rFonts w:ascii="Arial Narrow" w:eastAsia="Arial Narrow" w:hAnsi="Arial Narrow" w:cs="Arial Narrow"/>
+          <w:color w:val="000000"/>
+          <w:kern w:val="0"/>
+          <w:sz w:val="22"/>
+          <w:szCs w:val="22"/>
+          <w:lang w:val="es-ES" w:eastAsia="es-ES"/>
+          <w14:ligatures w14:val="none"/>
+        </w:rPr>
+        <w:t>.</w:t>
+      </w:r>
+    </w:p>
+    <w:p>
+      <w:pPr>
+        <w:spacing w:before="0" w:after="0" w:line="240" w:lineRule="auto"/>
+        <w:jc w:val="both"/>
+        <w:rPr>
+          <w:rFonts w:ascii="Arial Narrow" w:eastAsia="Arial Narrow" w:hAnsi="Arial Narrow" w:cs="Arial Narrow"/>
+          <w:color w:val="000000"/>
+          <w:kern w:val="0"/>
+          <w:sz w:val="22"/>
+          <w:szCs w:val="22"/>
+          <w:lang w:val="es-ES" w:eastAsia="es-ES"/>
           <w14:ligatures w14:val="none"/>
         </w:rPr>
       </w:pPr>
@@ -9323,7 +9575,7 @@
           <w:lang w:eastAsia="es-PE"/>
           <w14:ligatures w14:val="none"/>
         </w:rPr>
-        <w:t xml:space="preserve">QUINTO:</w:t>
+        <w:t xml:space="preserve">SEXTO:</w:t>
       </w:r>
       <w:r>
         <w:rPr>
@@ -9337,7 +9589,6 @@
         </w:rPr>
         <w:t xml:space="preserve"> </w:t>
       </w:r>
-      <w:bookmarkStart w:id="6" w:name="_Hlk188286813"/>
       <w:r>
         <w:rPr>
           <w:rFonts w:ascii="Arial Narrow" w:eastAsia="Arial Narrow" w:hAnsi="Arial Narrow" w:cs="Arial Narrow"/>
@@ -9372,9 +9623,26 @@
           <w:lang w:eastAsia="es-ES"/>
           <w14:ligatures w14:val="none"/>
         </w:rPr>
-        <w:t>plazo no mayor de cinco (5) días hábiles contado a partir del día siguiente de la notificación de la presente resolución</w:t>
-      </w:r>
-      <w:bookmarkEnd w:id="6"/>
+        <w:t xml:space="preserve">plazo no mayor de cinco (5) días hábiles contado a partir del día siguiente de la notificación de la presente resolución, </w:t>
+      </w:r>
+      <w:proofErr w:type="spellStart"/>
+      <w:r>
+        <w:rPr>
+          <w:rFonts w:ascii="Arial Narrow" w:eastAsia="Arial Narrow" w:hAnsi="Arial Narrow" w:cs="Arial Narrow"/>
+          <w:sz w:val="22"/>
+          <w:szCs w:val="22"/>
+        </w:rPr>
+        <w:t>Protecta</w:t>
+      </w:r>
+      <w:proofErr w:type="spellEnd"/>
+      <w:r>
+        <w:rPr>
+          <w:rFonts w:ascii="Arial Narrow" w:eastAsia="Arial Narrow" w:hAnsi="Arial Narrow" w:cs="Arial Narrow"/>
+          <w:sz w:val="22"/>
+          <w:szCs w:val="22"/>
+        </w:rPr>
+        <w:t xml:space="preserve"> S.A. Compañía de Seguros y Reaseguros</w:t>
+      </w:r>
       <w:r>
         <w:rPr>
           <w:rFonts w:ascii="Arial Narrow" w:eastAsia="Arial Narrow" w:hAnsi="Arial Narrow" w:cs="Arial Narrow"/>
@@ -9385,42 +9653,8 @@
           <w:lang w:eastAsia="es-ES"/>
           <w14:ligatures w14:val="none"/>
         </w:rPr>
-        <w:t>,</w:t>
-      </w:r>
-      <w:bookmarkStart w:id="7" w:name="_Hlk188286828"/>
-      <w:r>
-        <w:rPr>
-          <w:rFonts w:ascii="Arial Narrow" w:eastAsia="Arial Narrow" w:hAnsi="Arial Narrow" w:cs="Arial Narrow"/>
-          <w:color w:val="000000"/>
-          <w:kern w:val="0"/>
-          <w:sz w:val="22"/>
-          <w:szCs w:val="22"/>
-          <w:lang w:eastAsia="es-ES"/>
-          <w14:ligatures w14:val="none"/>
-        </w:rPr>
-        <w:t xml:space="preserve"> el </w:t>
-      </w:r>
-      <w:r>
-        <w:rPr>
-          <w:rFonts w:ascii="Arial Narrow" w:eastAsia="Arial Narrow" w:hAnsi="Arial Narrow" w:cs="Arial Narrow"/>
-          <w:sz w:val="22"/>
-          <w:szCs w:val="22"/>
-        </w:rPr>
-        <w:t>Banco Agropecuario S.A.</w:t>
-      </w:r>
-      <w:r>
-        <w:rPr>
-          <w:rFonts w:ascii="Arial Narrow" w:eastAsia="Arial Narrow" w:hAnsi="Arial Narrow" w:cs="Arial Narrow"/>
-          <w:color w:val="000000"/>
-          <w:kern w:val="0"/>
-          <w:sz w:val="22"/>
-          <w:szCs w:val="22"/>
-          <w:lang w:eastAsia="es-ES"/>
-          <w14:ligatures w14:val="none"/>
-        </w:rPr>
         <w:t xml:space="preserve">, </w:t>
       </w:r>
-      <w:bookmarkEnd w:id="7"/>
       <w:r>
         <w:rPr>
           <w:rFonts w:ascii="Arial Narrow" w:eastAsia="Arial Narrow" w:hAnsi="Arial Narrow" w:cs="Arial Narrow"/>
@@ -9431,7 +9665,7 @@
           <w:lang w:val="es-ES" w:eastAsia="es-ES"/>
           <w14:ligatures w14:val="none"/>
         </w:rPr>
-        <w:t>cumpla</w:t>
+        <w:t xml:space="preserve">cumpla con: </w:t>
       </w:r>
       <w:r>
         <w:rPr>
@@ -9443,8 +9677,9 @@
           <w:lang w:val="es-ES" w:eastAsia="es-ES"/>
           <w14:ligatures w14:val="none"/>
         </w:rPr>
-        <w:t xml:space="preserve"> con: </w:t>
-      </w:r>
+        <w:t>(i) presentar copia completa y legible de la póliza y/o certificado de cada seguro de desgravamen asociados a las Líneas de Crédito 103xxxxxx920, 103****6985 y 103****7357, así como el cargo de remisión de cada una de las pólizas y/o certificados de seguro de desgravamen; (</w:t>
+      </w:r>
+      <w:proofErr w:type="spellStart"/>
       <w:r>
         <w:rPr>
           <w:rFonts w:ascii="Arial Narrow" w:eastAsia="Arial Narrow" w:hAnsi="Arial Narrow" w:cs="Arial Narrow"/>
@@ -9455,7 +9690,20 @@
           <w:lang w:val="es-ES" w:eastAsia="es-ES"/>
           <w14:ligatures w14:val="none"/>
         </w:rPr>
-        <w:t>(i) presentar copia completa, legible y debidamente suscrita de los contratos, hojas resumen y anexos correspondientes a las Líneas de Crédito 103xxxxxx920, 103****6985 y 103****7357, así como el cargo de remisión de cada uno de los contratos; y, (</w:t>
+        <w:t>ii</w:t>
+      </w:r>
+      <w:proofErr w:type="spellEnd"/>
+      <w:r>
+        <w:rPr>
+          <w:rFonts w:ascii="Arial Narrow" w:eastAsia="Arial Narrow" w:hAnsi="Arial Narrow" w:cs="Arial Narrow"/>
+          <w:color w:val="000000"/>
+          <w:kern w:val="0"/>
+          <w:sz w:val="22"/>
+          <w:szCs w:val="22"/>
+          <w:lang w:val="es-ES" w:eastAsia="es-ES"/>
+          <w14:ligatures w14:val="none"/>
+        </w:rPr>
+        <w:t>) presentar los medios probatorios que acrediten que el rechazo de otorgamiento de cobertura de cada seguro de desgravamen asociado a cada línea de crédito fue justificado; y, (</w:t>
       </w:r>
       <w:proofErr w:type="spellStart"/>
       <w:r>
@@ -9468,7 +9716,7 @@
           <w:lang w:val="es-ES" w:eastAsia="es-ES"/>
           <w14:ligatures w14:val="none"/>
         </w:rPr>
-        <w:t>ii</w:t>
+        <w:t>iv</w:t>
       </w:r>
       <w:proofErr w:type="spellEnd"/>
       <w:r>
@@ -9498,216 +9746,7 @@
     </w:p>
     <w:p>
       <w:pPr>
-        <w:spacing w:after="0" w:line="240" w:lineRule="auto"/>
-        <w:jc w:val="both"/>
-        <w:rPr>
-          <w:rFonts w:ascii="Arial Narrow" w:eastAsia="Arial Narrow" w:hAnsi="Arial Narrow" w:cs="Arial Narrow"/>
-          <w:color w:val="000000"/>
-          <w:kern w:val="0"/>
-          <w:sz w:val="22"/>
-          <w:szCs w:val="22"/>
-          <w:lang w:val="es-ES" w:eastAsia="es-ES"/>
-          <w14:ligatures w14:val="none"/>
-        </w:rPr>
-      </w:pPr>
-    </w:p>
-    <w:p>
-      <w:pPr>
-        <w:spacing w:after="0" w:line="240" w:lineRule="auto"/>
-        <w:jc w:val="both"/>
-        <w:rPr>
-          <w:rFonts w:ascii="Arial Narrow" w:eastAsia="Arial Narrow" w:hAnsi="Arial Narrow" w:cs="Arial Narrow"/>
-          <w:color w:val="000000"/>
-          <w:kern w:val="0"/>
-          <w:sz w:val="22"/>
-          <w:szCs w:val="22"/>
-          <w:lang w:val="es-ES" w:eastAsia="es-ES"/>
-          <w14:ligatures w14:val="none"/>
-        </w:rPr>
-      </w:pPr>
-      <w:r>
-        <w:rPr>
-          <w:rFonts w:ascii="Arial Narrow" w:eastAsia="Arial Narrow" w:hAnsi="Arial Narrow" w:cs="Arial Narrow"/>
-          <w:b/>
-          <w:color w:val="000000"/>
-          <w:kern w:val="0"/>
-          <w:sz w:val="22"/>
-          <w:szCs w:val="22"/>
-          <w:lang w:eastAsia="es-PE"/>
-          <w14:ligatures w14:val="none"/>
-        </w:rPr>
-        <w:t xml:space="preserve">SEXTO:</w:t>
-      </w:r>
-      <w:r>
-        <w:rPr>
-          <w:rFonts w:ascii="Arial Narrow" w:eastAsia="Arial Narrow" w:hAnsi="Arial Narrow" w:cs="Arial Narrow"/>
-          <w:color w:val="000000"/>
-          <w:kern w:val="0"/>
-          <w:sz w:val="22"/>
-          <w:szCs w:val="22"/>
-          <w:lang w:eastAsia="es-PE"/>
-          <w14:ligatures w14:val="none"/>
-        </w:rPr>
-        <w:t xml:space="preserve"> </w:t>
-      </w:r>
-      <w:r>
-        <w:rPr>
-          <w:rFonts w:ascii="Arial Narrow" w:eastAsia="Arial Narrow" w:hAnsi="Arial Narrow" w:cs="Arial Narrow"/>
-          <w:color w:val="000000"/>
-          <w:kern w:val="0"/>
-          <w:sz w:val="22"/>
-          <w:szCs w:val="22"/>
-          <w:lang w:eastAsia="es-ES"/>
-          <w14:ligatures w14:val="none"/>
-        </w:rPr>
-        <w:t xml:space="preserve">requerir </w:t>
-      </w:r>
-      <w:r>
-        <w:rPr>
-          <w:rFonts w:ascii="Arial Narrow" w:eastAsia="Arial Narrow" w:hAnsi="Arial Narrow" w:cs="Arial Narrow"/>
-          <w:color w:val="000000"/>
-          <w:kern w:val="0"/>
-          <w:sz w:val="22"/>
-          <w:szCs w:val="22"/>
-          <w:lang w:val="es-ES" w:eastAsia="es-ES"/>
-          <w14:ligatures w14:val="none"/>
-        </w:rPr>
-        <w:t xml:space="preserve">que, en un </w:t>
-      </w:r>
-      <w:r>
-        <w:rPr>
-          <w:rFonts w:ascii="Arial Narrow" w:eastAsia="Arial Narrow" w:hAnsi="Arial Narrow" w:cs="Arial Narrow"/>
-          <w:color w:val="000000"/>
-          <w:kern w:val="0"/>
-          <w:sz w:val="22"/>
-          <w:szCs w:val="22"/>
-          <w:lang w:eastAsia="es-ES"/>
-          <w14:ligatures w14:val="none"/>
-        </w:rPr>
-        <w:t xml:space="preserve">plazo no mayor de cinco (5) días hábiles contado a partir del día siguiente de la notificación de la presente resolución, </w:t>
-      </w:r>
-      <w:proofErr w:type="spellStart"/>
-      <w:r>
-        <w:rPr>
-          <w:rFonts w:ascii="Arial Narrow" w:eastAsia="Arial Narrow" w:hAnsi="Arial Narrow" w:cs="Arial Narrow"/>
-          <w:sz w:val="22"/>
-          <w:szCs w:val="22"/>
-        </w:rPr>
-        <w:t>Protecta</w:t>
-      </w:r>
-      <w:proofErr w:type="spellEnd"/>
-      <w:r>
-        <w:rPr>
-          <w:rFonts w:ascii="Arial Narrow" w:eastAsia="Arial Narrow" w:hAnsi="Arial Narrow" w:cs="Arial Narrow"/>
-          <w:sz w:val="22"/>
-          <w:szCs w:val="22"/>
-        </w:rPr>
-        <w:t xml:space="preserve"> S.A. Compañía de Seguros y Reaseguros</w:t>
-      </w:r>
-      <w:r>
-        <w:rPr>
-          <w:rFonts w:ascii="Arial Narrow" w:eastAsia="Arial Narrow" w:hAnsi="Arial Narrow" w:cs="Arial Narrow"/>
-          <w:color w:val="000000"/>
-          <w:kern w:val="0"/>
-          <w:sz w:val="22"/>
-          <w:szCs w:val="22"/>
-          <w:lang w:eastAsia="es-ES"/>
-          <w14:ligatures w14:val="none"/>
-        </w:rPr>
-        <w:t xml:space="preserve">, </w:t>
-      </w:r>
-      <w:r>
-        <w:rPr>
-          <w:rFonts w:ascii="Arial Narrow" w:eastAsia="Arial Narrow" w:hAnsi="Arial Narrow" w:cs="Arial Narrow"/>
-          <w:color w:val="000000"/>
-          <w:kern w:val="0"/>
-          <w:sz w:val="22"/>
-          <w:szCs w:val="22"/>
-          <w:lang w:val="es-ES" w:eastAsia="es-ES"/>
-          <w14:ligatures w14:val="none"/>
-        </w:rPr>
-        <w:t xml:space="preserve">cumpla con: </w:t>
-      </w:r>
-      <w:r>
-        <w:rPr>
-          <w:rFonts w:ascii="Arial Narrow" w:eastAsia="Arial Narrow" w:hAnsi="Arial Narrow" w:cs="Arial Narrow"/>
-          <w:color w:val="000000"/>
-          <w:kern w:val="0"/>
-          <w:sz w:val="22"/>
-          <w:szCs w:val="22"/>
-          <w:lang w:val="es-ES" w:eastAsia="es-ES"/>
-          <w14:ligatures w14:val="none"/>
-        </w:rPr>
-        <w:t>(i) presentar copia completa y legible de la póliza y/o certificado de cada seguro de desgravamen asociados a las Líneas de Crédito 103xxxxxx920, 103****6985 y 103****7357, así como el cargo de remisión de cada una de las pólizas y/o certificados de seguro de desgravamen; (</w:t>
-      </w:r>
-      <w:proofErr w:type="spellStart"/>
-      <w:r>
-        <w:rPr>
-          <w:rFonts w:ascii="Arial Narrow" w:eastAsia="Arial Narrow" w:hAnsi="Arial Narrow" w:cs="Arial Narrow"/>
-          <w:color w:val="000000"/>
-          <w:kern w:val="0"/>
-          <w:sz w:val="22"/>
-          <w:szCs w:val="22"/>
-          <w:lang w:val="es-ES" w:eastAsia="es-ES"/>
-          <w14:ligatures w14:val="none"/>
-        </w:rPr>
-        <w:t>ii</w:t>
-      </w:r>
-      <w:proofErr w:type="spellEnd"/>
-      <w:r>
-        <w:rPr>
-          <w:rFonts w:ascii="Arial Narrow" w:eastAsia="Arial Narrow" w:hAnsi="Arial Narrow" w:cs="Arial Narrow"/>
-          <w:color w:val="000000"/>
-          <w:kern w:val="0"/>
-          <w:sz w:val="22"/>
-          <w:szCs w:val="22"/>
-          <w:lang w:val="es-ES" w:eastAsia="es-ES"/>
-          <w14:ligatures w14:val="none"/>
-        </w:rPr>
-        <w:t>) presentar los medios probatorios que acrediten que el rechazo de otorgamiento de cobertura de cada seguro de desgravamen asociado a cada línea de crédito fue justificado; y, (</w:t>
-      </w:r>
-      <w:proofErr w:type="spellStart"/>
-      <w:r>
-        <w:rPr>
-          <w:rFonts w:ascii="Arial Narrow" w:eastAsia="Arial Narrow" w:hAnsi="Arial Narrow" w:cs="Arial Narrow"/>
-          <w:color w:val="000000"/>
-          <w:kern w:val="0"/>
-          <w:sz w:val="22"/>
-          <w:szCs w:val="22"/>
-          <w:lang w:val="es-ES" w:eastAsia="es-ES"/>
-          <w14:ligatures w14:val="none"/>
-        </w:rPr>
-        <w:t>iv</w:t>
-      </w:r>
-      <w:proofErr w:type="spellEnd"/>
-      <w:r>
-        <w:rPr>
-          <w:rFonts w:ascii="Arial Narrow" w:eastAsia="Arial Narrow" w:hAnsi="Arial Narrow" w:cs="Arial Narrow"/>
-          <w:color w:val="000000"/>
-          <w:kern w:val="0"/>
-          <w:sz w:val="22"/>
-          <w:szCs w:val="22"/>
-          <w:lang w:val="es-ES" w:eastAsia="es-ES"/>
-          <w14:ligatures w14:val="none"/>
-        </w:rPr>
-        <w:t>) presentar todas las comunicaciones cursadas con la parte denunciante en virtud de los hechos materia de denuncia</w:t>
-      </w:r>
-      <w:r>
-        <w:rPr>
-          <w:rFonts w:ascii="Arial Narrow" w:eastAsia="Arial Narrow" w:hAnsi="Arial Narrow" w:cs="Arial Narrow"/>
-          <w:color w:val="000000"/>
-          <w:kern w:val="0"/>
-          <w:sz w:val="22"/>
-          <w:szCs w:val="22"/>
-          <w:lang w:val="es-ES" w:eastAsia="es-ES"/>
-          <w14:ligatures w14:val="none"/>
-        </w:rPr>
-        <w:t>.</w:t>
-      </w:r>
-    </w:p>
-    <w:p>
-      <w:pPr>
-        <w:spacing w:after="0" w:line="240" w:lineRule="auto"/>
+        <w:spacing w:before="0" w:after="0" w:line="240" w:lineRule="auto"/>
         <w:jc w:val="both"/>
         <w:rPr>
           <w:rFonts w:ascii="Arial Narrow" w:eastAsia="Arial Narrow" w:hAnsi="Arial Narrow" w:cs="Arial Narrow"/>
@@ -9864,48 +9903,649 @@
     </w:p>
     <w:p>
       <w:pPr>
+        <w:spacing w:before="0" w:after="0" w:line="240" w:lineRule="auto"/>
+        <w:suppressAutoHyphens/>
+        <w:jc w:val="both"/>
+        <w:rPr>
+          <w:rFonts w:ascii="Arial Narrow" w:eastAsia="Arial Narrow" w:hAnsi="Arial Narrow" w:cs="Arial Narrow"/>
+          <w:spacing w:val="-3"/>
+          <w:sz w:val="22"/>
+          <w:szCs w:val="22"/>
+        </w:rPr>
+      </w:pPr>
+    </w:p>
+    <w:p>
+      <w:pPr>
+        <w:spacing w:after="0" w:line="240" w:lineRule="auto"/>
+        <w:jc w:val="both"/>
+        <w:rPr>
+          <w:rFonts w:ascii="Arial Narrow" w:eastAsia="Arial Narrow" w:hAnsi="Arial Narrow" w:cs="Arial Narrow"/>
+          <w:color w:val="000000"/>
+          <w:kern w:val="0"/>
+          <w:sz w:val="22"/>
+          <w:szCs w:val="22"/>
+          <w:lang w:eastAsia="es-PE"/>
+          <w14:ligatures w14:val="none"/>
+        </w:rPr>
+      </w:pPr>
+      <w:r>
+        <w:rPr>
+          <w:rFonts w:ascii="Arial Narrow" w:eastAsia="Arial Narrow" w:hAnsi="Arial Narrow" w:cs="Arial Narrow"/>
+          <w:b/>
+          <w:bCs/>
+          <w:kern w:val="0"/>
+          <w14:ligatures w14:val="none"/>
+          <w:sz w:val="22"/>
+          <w:szCs w:val="22"/>
+        </w:rPr>
+        <w:lastRenderedPageBreak/>
+        <w:t>OCTAVO</w:t>
+      </w:r>
+      <w:r>
+        <w:rPr>
+          <w:rFonts w:ascii="Arial Narrow" w:eastAsia="Arial Narrow" w:hAnsi="Arial Narrow" w:cs="Arial Narrow"/>
+          <w:b/>
+          <w:color w:val="000000"/>
+          <w:kern w:val="0"/>
+          <w:sz w:val="22"/>
+          <w:szCs w:val="22"/>
+          <w:lang w:eastAsia="es-PE"/>
+          <w14:ligatures w14:val="none"/>
+        </w:rPr>
+        <w:t>:</w:t>
+      </w:r>
+      <w:r>
+        <w:rPr>
+          <w:rFonts w:ascii="Arial Narrow" w:eastAsia="Arial Narrow" w:hAnsi="Arial Narrow" w:cs="Arial Narrow"/>
+          <w:color w:val="000000"/>
+          <w:kern w:val="0"/>
+          <w:sz w:val="22"/>
+          <w:szCs w:val="22"/>
+          <w:lang w:eastAsia="es-PE"/>
+          <w14:ligatures w14:val="none"/>
+        </w:rPr>
+        <w:t xml:space="preserve"> </w:t>
+      </w:r>
+      <w:bookmarkStart w:id="8" w:name="_Hlk188286915"/>
+      <w:r>
+        <w:rPr>
+          <w:rFonts w:ascii="Arial Narrow" w:eastAsia="Arial Narrow" w:hAnsi="Arial Narrow" w:cs="Arial Narrow"/>
+          <w:color w:val="000000"/>
+          <w:kern w:val="0"/>
+          <w:sz w:val="22"/>
+          <w:szCs w:val="22"/>
+          <w:lang w:eastAsia="es-PE"/>
+          <w14:ligatures w14:val="none"/>
+        </w:rPr>
+        <w:t>informar a las partes que el artículo 110</w:t>
+      </w:r>
+      <w:r>
+        <w:rPr>
+          <w:rFonts w:ascii="Arial Narrow" w:eastAsia="Arial Narrow" w:hAnsi="Arial Narrow" w:cs="Arial Narrow"/>
+          <w:color w:val="000000"/>
+          <w:kern w:val="0"/>
+          <w:sz w:val="22"/>
+          <w:szCs w:val="22"/>
+          <w:lang w:eastAsia="es-PE"/>
+          <w14:ligatures w14:val="none"/>
+        </w:rPr>
+        <w:t/>
+      </w:r>
+      <w:r>
+        <w:rPr>
+          <w:rFonts w:ascii="Arial Narrow" w:eastAsia="Arial Narrow" w:hAnsi="Arial Narrow" w:cs="Arial Narrow"/>
+          <w:color w:val="000000"/>
+          <w:kern w:val="0"/>
+          <w:sz w:val="22"/>
+          <w:szCs w:val="22"/>
+          <w:lang w:eastAsia="es-PE"/>
+          <w14:ligatures w14:val="none"/>
+        </w:rPr>
+        <w:t xml:space="preserve"> de la Ley 29571, Código de Protección y Defensa del Consumidor</w:t>
+      </w:r>
+      <w:r>
+        <w:rPr>
+          <w:rStyle w:val="Refdenotaalpie"/>
+          <w:rFonts w:ascii="Arial Narrow" w:eastAsia="Arial Narrow" w:hAnsi="Arial Narrow" w:cs="Arial Narrow"/>
+          <w:color w:val="000000"/>
+          <w:kern w:val="0"/>
+          <w:sz w:val="22"/>
+          <w:szCs w:val="22"/>
+          <w:vertAlign w:val="superscript"/>
+          <w:lang w:eastAsia="es-PE"/>
+          <w14:ligatures w14:val="none"/>
+        </w:rPr>
+        <w:footnoteReference w:id="10"/>
+      </w:r>
+      <w:r>
+        <w:rPr>
+          <w:rFonts w:ascii="Arial Narrow" w:eastAsia="Arial Narrow" w:hAnsi="Arial Narrow" w:cs="Arial Narrow"/>
+          <w:color w:val="000000"/>
+          <w:kern w:val="0"/>
+          <w:sz w:val="22"/>
+          <w:szCs w:val="22"/>
+          <w:lang w:eastAsia="es-PE"/>
+          <w14:ligatures w14:val="none"/>
+        </w:rPr>
+        <w:t>, faculta a la Comisión</w:t>
+      </w:r>
+      <w:r>
+        <w:rPr>
+          <w:rFonts w:ascii="Arial Narrow" w:eastAsia="Arial Narrow" w:hAnsi="Arial Narrow" w:cs="Arial Narrow"/>
+          <w:color w:val="000000"/>
+          <w:kern w:val="0"/>
+          <w:sz w:val="22"/>
+          <w:szCs w:val="22"/>
+          <w:lang w:eastAsia="es-PE"/>
+          <w14:ligatures w14:val="none"/>
+        </w:rPr>
+        <w:t xml:space="preserve"> a calificar las infracciones de la referida norma como leves, graves o muy graves e imponer sanciones que van desde una amonestación hasta una multa por un máximo de 450 Unidades Impositivas Tributarias, sin perjuicio de las medidas correctivas, reparadoras y complementarias, que puedan ordenarse de acuerdo a lo estipulado en los artículos 114</w:t>
+      </w:r>
+      <w:r>
+        <w:rPr>
+          <w:rFonts w:ascii="Arial Narrow" w:eastAsia="Arial Narrow" w:hAnsi="Arial Narrow" w:cs="Arial Narrow"/>
+          <w:color w:val="000000"/>
+          <w:kern w:val="0"/>
+          <w:sz w:val="22"/>
+          <w:szCs w:val="22"/>
+          <w:lang w:eastAsia="es-PE"/>
+          <w14:ligatures w14:val="none"/>
+        </w:rPr>
+        <w:t/>
+      </w:r>
+      <w:r>
+        <w:rPr>
+          <w:rFonts w:ascii="Arial Narrow" w:eastAsia="Arial Narrow" w:hAnsi="Arial Narrow" w:cs="Arial Narrow"/>
+          <w:color w:val="000000"/>
+          <w:kern w:val="0"/>
+          <w:sz w:val="22"/>
+          <w:szCs w:val="22"/>
+          <w:lang w:eastAsia="es-PE"/>
+          <w14:ligatures w14:val="none"/>
+        </w:rPr>
+        <w:t>, 115</w:t>
+      </w:r>
+      <w:r>
+        <w:rPr>
+          <w:rFonts w:ascii="Arial Narrow" w:eastAsia="Arial Narrow" w:hAnsi="Arial Narrow" w:cs="Arial Narrow"/>
+          <w:color w:val="000000"/>
+          <w:kern w:val="0"/>
+          <w:sz w:val="22"/>
+          <w:szCs w:val="22"/>
+          <w:lang w:eastAsia="es-PE"/>
+          <w14:ligatures w14:val="none"/>
+        </w:rPr>
+        <w:t/>
+      </w:r>
+      <w:r>
+        <w:rPr>
+          <w:rFonts w:ascii="Arial Narrow" w:eastAsia="Arial Narrow" w:hAnsi="Arial Narrow" w:cs="Arial Narrow"/>
+          <w:color w:val="000000"/>
+          <w:kern w:val="0"/>
+          <w:sz w:val="22"/>
+          <w:szCs w:val="22"/>
+          <w:lang w:eastAsia="es-PE"/>
+          <w14:ligatures w14:val="none"/>
+        </w:rPr>
+        <w:t xml:space="preserve"> y 116</w:t>
+      </w:r>
+      <w:r>
+        <w:rPr>
+          <w:rFonts w:ascii="Arial Narrow" w:eastAsia="Arial Narrow" w:hAnsi="Arial Narrow" w:cs="Arial Narrow"/>
+          <w:color w:val="000000"/>
+          <w:kern w:val="0"/>
+          <w:sz w:val="22"/>
+          <w:szCs w:val="22"/>
+          <w:lang w:eastAsia="es-PE"/>
+          <w14:ligatures w14:val="none"/>
+        </w:rPr>
+        <w:t/>
+      </w:r>
+      <w:r>
+        <w:rPr>
+          <w:rFonts w:ascii="Arial Narrow" w:eastAsia="Arial Narrow" w:hAnsi="Arial Narrow" w:cs="Arial Narrow"/>
+          <w:color w:val="000000"/>
+          <w:kern w:val="0"/>
+          <w:sz w:val="22"/>
+          <w:szCs w:val="22"/>
+          <w:lang w:eastAsia="es-PE"/>
+          <w14:ligatures w14:val="none"/>
+        </w:rPr>
+        <w:t xml:space="preserve"> de la referida norma</w:t>
+      </w:r>
+      <w:r>
+        <w:rPr>
+          <w:rStyle w:val="Refdenotaalpie"/>
+          <w:rFonts w:ascii="Arial Narrow" w:eastAsia="Arial Narrow" w:hAnsi="Arial Narrow" w:cs="Arial Narrow"/>
+          <w:color w:val="000000"/>
+          <w:kern w:val="0"/>
+          <w:sz w:val="22"/>
+          <w:szCs w:val="22"/>
+          <w:vertAlign w:val="superscript"/>
+          <w:lang w:eastAsia="es-PE"/>
+          <w14:ligatures w14:val="none"/>
+        </w:rPr>
+        <w:footnoteReference w:id="11"/>
+      </w:r>
+      <w:r>
+        <w:rPr>
+          <w:rFonts w:ascii="Arial Narrow" w:eastAsia="Arial Narrow" w:hAnsi="Arial Narrow" w:cs="Arial Narrow"/>
+          <w:color w:val="000000"/>
+          <w:kern w:val="0"/>
+          <w:sz w:val="22"/>
+          <w:szCs w:val="22"/>
+          <w:lang w:eastAsia="es-PE"/>
+          <w14:ligatures w14:val="none"/>
+        </w:rPr>
+        <w:t xml:space="preserve">. </w:t>
+      </w:r>
+      <w:bookmarkEnd w:id="8"/>
+      <w:r>
+        <w:rPr>
+          <w:rFonts w:ascii="Arial Narrow" w:eastAsia="Arial Narrow" w:hAnsi="Arial Narrow" w:cs="Arial Narrow"/>
+          <w:color w:val="000000"/>
+          <w:kern w:val="0"/>
+          <w:sz w:val="22"/>
+          <w:szCs w:val="22"/>
+          <w:lang w:eastAsia="es-PE"/>
+          <w14:ligatures w14:val="none"/>
+        </w:rPr>
+        <w:lastRenderedPageBreak/>
+        <w:t>Asimismo, se consideran circunstancias atenuantes para la graduación de la sanción, el allanamiento de la denuncia o el reconocimiento de las pretensiones en ella contenidas, de acuerdo con el artículo 112</w:t>
+      </w:r>
+      <w:r>
+        <w:rPr>
+          <w:rFonts w:ascii="Arial Narrow" w:eastAsia="Arial Narrow" w:hAnsi="Arial Narrow" w:cs="Arial Narrow"/>
+          <w:color w:val="000000"/>
+          <w:kern w:val="0"/>
+          <w:sz w:val="22"/>
+          <w:szCs w:val="22"/>
+          <w:lang w:eastAsia="es-PE"/>
+          <w14:ligatures w14:val="none"/>
+        </w:rPr>
+        <w:t/>
+      </w:r>
+      <w:r>
+        <w:rPr>
+          <w:rFonts w:ascii="Arial Narrow" w:eastAsia="Arial Narrow" w:hAnsi="Arial Narrow" w:cs="Arial Narrow"/>
+          <w:color w:val="000000"/>
+          <w:kern w:val="0"/>
+          <w:sz w:val="22"/>
+          <w:szCs w:val="22"/>
+          <w:lang w:eastAsia="es-PE"/>
+          <w14:ligatures w14:val="none"/>
+        </w:rPr>
+        <w:t xml:space="preserve"> del Código</w:t>
+      </w:r>
+      <w:r>
+        <w:rPr>
+          <w:rStyle w:val="Refdenotaalpie"/>
+          <w:rFonts w:ascii="Arial Narrow" w:eastAsia="Arial Narrow" w:hAnsi="Arial Narrow" w:cs="Arial Narrow"/>
+          <w:color w:val="000000"/>
+          <w:kern w:val="0"/>
+          <w:sz w:val="22"/>
+          <w:szCs w:val="22"/>
+          <w:vertAlign w:val="superscript"/>
+          <w:lang w:eastAsia="es-PE"/>
+          <w14:ligatures w14:val="none"/>
+        </w:rPr>
+        <w:footnoteReference w:id="12"/>
+      </w:r>
+      <w:r>
+        <w:rPr>
+          <w:rFonts w:ascii="Arial Narrow" w:eastAsia="Arial Narrow" w:hAnsi="Arial Narrow" w:cs="Arial Narrow"/>
+          <w:color w:val="000000"/>
+          <w:kern w:val="0"/>
+          <w:sz w:val="22"/>
+          <w:szCs w:val="22"/>
+          <w:lang w:eastAsia="es-PE"/>
+          <w14:ligatures w14:val="none"/>
+        </w:rPr>
+        <w:t>.</w:t>
+      </w:r>
+    </w:p>
+    <w:p>
+      <w:pPr>
+        <w:spacing w:before="0" w:after="0" w:line="240" w:lineRule="auto"/>
+        <w:shd w:val="clear" w:color="auto" w:fill="FFFFFF"/>
+        <w:jc w:val="both"/>
+        <w:rPr>
+          <w:rFonts w:ascii="Arial Narrow" w:eastAsia="Arial Narrow" w:hAnsi="Arial Narrow" w:cs="Arial Narrow"/>
+          <w:b/>
+          <w:color w:val="000000"/>
+          <w:kern w:val="0"/>
+          <w:sz w:val="22"/>
+          <w:szCs w:val="22"/>
+          <w:lang w:eastAsia="es-PE"/>
+          <w14:ligatures w14:val="none"/>
+        </w:rPr>
+      </w:pPr>
+    </w:p>
+    <w:p>
+      <w:pPr>
+        <w:shd w:val="clear" w:color="auto" w:fill="FFFFFF"/>
+        <w:spacing w:after="0" w:line="240" w:lineRule="auto"/>
+        <w:jc w:val="both"/>
+        <w:rPr>
+          <w:rFonts w:ascii="Arial Narrow" w:eastAsia="Arial Narrow" w:hAnsi="Arial Narrow" w:cs="Arial Narrow"/>
+          <w:color w:val="000000"/>
+          <w:kern w:val="0"/>
+          <w:sz w:val="22"/>
+          <w:szCs w:val="22"/>
+          <w:lang w:eastAsia="es-PE"/>
+          <w14:ligatures w14:val="none"/>
+        </w:rPr>
+      </w:pPr>
+      <w:r>
+        <w:rPr>
+          <w:rFonts w:ascii="Arial Narrow" w:eastAsia="Arial Narrow" w:hAnsi="Arial Narrow" w:cs="Arial Narrow"/>
+          <w:b/>
+          <w:color w:val="000000"/>
+          <w:kern w:val="0"/>
+          <w:sz w:val="22"/>
+          <w:szCs w:val="22"/>
+          <w:lang w:eastAsia="es-PE"/>
+          <w14:ligatures w14:val="none"/>
+        </w:rPr>
+        <w:t>NOVENO</w:t>
+      </w:r>
+      <w:r>
+        <w:rPr>
+          <w:rFonts w:ascii="Arial Narrow" w:eastAsia="Arial Narrow" w:hAnsi="Arial Narrow" w:cs="Arial Narrow"/>
+          <w:b/>
+          <w:color w:val="000000"/>
+          <w:kern w:val="0"/>
+          <w:sz w:val="22"/>
+          <w:szCs w:val="22"/>
+          <w:lang w:eastAsia="es-PE"/>
+          <w14:ligatures w14:val="none"/>
+        </w:rPr>
+        <w:t>:</w:t>
+      </w:r>
+      <w:r>
+        <w:rPr>
+          <w:rFonts w:ascii="Arial Narrow" w:eastAsia="Arial Narrow" w:hAnsi="Arial Narrow" w:cs="Arial Narrow"/>
+          <w:color w:val="000000"/>
+          <w:kern w:val="0"/>
+          <w:sz w:val="22"/>
+          <w:szCs w:val="22"/>
+          <w:lang w:eastAsia="es-PE"/>
+          <w14:ligatures w14:val="none"/>
+        </w:rPr>
+        <w:t xml:space="preserve"> informar a las partes que conforme a lo establecido en el artículo 39</w:t>
+      </w:r>
+      <w:r>
+        <w:rPr>
+          <w:rFonts w:ascii="Arial Narrow" w:eastAsia="Arial Narrow" w:hAnsi="Arial Narrow" w:cs="Arial Narrow"/>
+          <w:color w:val="000000"/>
+          <w:kern w:val="0"/>
+          <w:sz w:val="22"/>
+          <w:szCs w:val="22"/>
+          <w:lang w:eastAsia="es-PE"/>
+          <w14:ligatures w14:val="none"/>
+        </w:rPr>
+        <w:t/>
+      </w:r>
+      <w:r>
+        <w:rPr>
+          <w:rFonts w:ascii="Arial Narrow" w:eastAsia="Arial Narrow" w:hAnsi="Arial Narrow" w:cs="Arial Narrow"/>
+          <w:color w:val="000000"/>
+          <w:kern w:val="0"/>
+          <w:sz w:val="22"/>
+          <w:szCs w:val="22"/>
+          <w:lang w:eastAsia="es-PE"/>
+          <w14:ligatures w14:val="none"/>
+        </w:rPr>
+        <w:t xml:space="preserve"> de la Ley sobre Facultades, Normas y Organización del Indecopi, aprobada por Decreto Legislativo 807, los gastos por los peritajes realizados, actuación de pruebas, inspecciones y otros derivados de la tramitación del proceso serán de cargo de la parte que solicita la prueba, salvo pacto en contrario. En todos los casos, la resolución final determinará si los gastos deben ser asumidos por alguna de las partes, o reembolsados a la otra parte o al Indecopi, según sea el caso, de manera adicional a la sanción que haya podido imponerse. </w:t>
+      </w:r>
+    </w:p>
+    <w:p>
+      <w:pPr>
+        <w:spacing w:before="0" w:after="0" w:line="240" w:lineRule="auto"/>
+        <w:shd w:val="clear" w:color="auto" w:fill="FFFFFF"/>
+        <w:jc w:val="both"/>
+        <w:rPr>
+          <w:rFonts w:ascii="Arial Narrow" w:eastAsia="Arial Narrow" w:hAnsi="Arial Narrow" w:cs="Arial Narrow"/>
+          <w:color w:val="000000"/>
+          <w:kern w:val="0"/>
+          <w:sz w:val="22"/>
+          <w:szCs w:val="22"/>
+          <w:lang w:eastAsia="es-PE"/>
+          <w14:ligatures w14:val="none"/>
+        </w:rPr>
+      </w:pPr>
+    </w:p>
+    <w:p>
+      <w:pPr>
         <w:suppressAutoHyphens/>
         <w:spacing w:after="0" w:line="240" w:lineRule="auto"/>
         <w:jc w:val="both"/>
         <w:rPr>
           <w:rFonts w:ascii="Arial Narrow" w:eastAsia="Arial Narrow" w:hAnsi="Arial Narrow" w:cs="Arial Narrow"/>
-          <w:spacing w:val="-3"/>
-          <w:sz w:val="22"/>
-          <w:szCs w:val="22"/>
-        </w:rPr>
-      </w:pPr>
-    </w:p>
-    <w:p>
-      <w:pPr>
+          <w:kern w:val="0"/>
+          <w:sz w:val="22"/>
+          <w:szCs w:val="22"/>
+          <w:u w:val="single"/>
+          <w14:ligatures w14:val="none"/>
+        </w:rPr>
+      </w:pPr>
+      <w:r>
+        <w:rPr>
+          <w:rFonts w:ascii="Arial Narrow" w:eastAsia="Arial Narrow" w:hAnsi="Arial Narrow" w:cs="Arial Narrow"/>
+          <w:b/>
+          <w:color w:val="000000"/>
+          <w:kern w:val="0"/>
+          <w:sz w:val="22"/>
+          <w:szCs w:val="22"/>
+          <w:lang w:eastAsia="es-PE"/>
+          <w14:ligatures w14:val="none"/>
+        </w:rPr>
+        <w:t>DÉCIMO</w:t>
+      </w:r>
+      <w:r>
+        <w:rPr>
+          <w:rFonts w:ascii="Arial Narrow" w:eastAsia="Arial Narrow" w:hAnsi="Arial Narrow" w:cs="Arial Narrow"/>
+          <w:b/>
+          <w:kern w:val="0"/>
+          <w14:ligatures w14:val="none"/>
+          <w:sz w:val="22"/>
+          <w:szCs w:val="22"/>
+        </w:rPr>
+        <w:t>:</w:t>
+      </w:r>
+      <w:r>
+        <w:rPr>
+          <w:rFonts w:ascii="Arial Narrow" w:eastAsia="Arial Narrow" w:hAnsi="Arial Narrow" w:cs="Arial Narrow"/>
+          <w:kern w:val="0"/>
+          <w14:ligatures w14:val="none"/>
+          <w:sz w:val="22"/>
+          <w:szCs w:val="22"/>
+        </w:rPr>
+        <w:t xml:space="preserve"> </w:t>
+      </w:r>
+      <w:r>
+        <w:rPr>
+          <w:rFonts w:ascii="Arial Narrow" w:eastAsia="Arial Narrow" w:hAnsi="Arial Narrow" w:cs="Arial Narrow"/>
+          <w:kern w:val="0"/>
+          <w14:ligatures w14:val="none"/>
+          <w:sz w:val="22"/>
+          <w:szCs w:val="22"/>
+        </w:rPr>
+        <w:t xml:space="preserve">comunicar a las partes que, </w:t>
+      </w:r>
+      <w:proofErr w:type="gramStart"/>
+      <w:r>
+        <w:rPr>
+          <w:rFonts w:ascii="Arial Narrow" w:eastAsia="Arial Narrow" w:hAnsi="Arial Narrow" w:cs="Arial Narrow"/>
+          <w:kern w:val="0"/>
+          <w14:ligatures w14:val="none"/>
+          <w:sz w:val="22"/>
+          <w:szCs w:val="22"/>
+        </w:rPr>
+        <w:t>de acuerdo a</w:t>
+      </w:r>
+      <w:proofErr w:type="gramEnd"/>
+      <w:r>
+        <w:rPr>
+          <w:rFonts w:ascii="Arial Narrow" w:eastAsia="Arial Narrow" w:hAnsi="Arial Narrow" w:cs="Arial Narrow"/>
+          <w:kern w:val="0"/>
+          <w14:ligatures w14:val="none"/>
+          <w:sz w:val="22"/>
+          <w:szCs w:val="22"/>
+        </w:rPr>
+        <w:t xml:space="preserve"> lo señalado por el artículo 29</w:t>
+      </w:r>
+      <w:r>
+        <w:rPr>
+          <w:rFonts w:ascii="Arial Narrow" w:eastAsia="Arial Narrow" w:hAnsi="Arial Narrow" w:cs="Arial Narrow"/>
+          <w:color w:val="000000"/>
+          <w:kern w:val="0"/>
+          <w:sz w:val="22"/>
+          <w:szCs w:val="22"/>
+          <w:lang w:eastAsia="es-PE"/>
+          <w14:ligatures w14:val="none"/>
+        </w:rPr>
+        <w:t/>
+      </w:r>
+      <w:r>
+        <w:rPr>
+          <w:rFonts w:ascii="Arial Narrow" w:eastAsia="Arial Narrow" w:hAnsi="Arial Narrow" w:cs="Arial Narrow"/>
+          <w:kern w:val="0"/>
+          <w14:ligatures w14:val="none"/>
+          <w:sz w:val="22"/>
+          <w:szCs w:val="22"/>
+        </w:rPr>
+        <w:t xml:space="preserve"> del Decreto Legislativo 807</w:t>
+      </w:r>
+      <w:r>
+        <w:rPr>
+          <w:rStyle w:val="Refdenotaalpie"/>
+          <w:rFonts w:ascii="Arial Narrow" w:eastAsia="Arial Narrow" w:hAnsi="Arial Narrow" w:cs="Arial Narrow"/>
+          <w:kern w:val="0"/>
+          <w:sz w:val="22"/>
+          <w:szCs w:val="22"/>
+          <w:vertAlign w:val="superscript"/>
+          <w14:ligatures w14:val="none"/>
+        </w:rPr>
+        <w:footnoteReference w:id="13"/>
+      </w:r>
+      <w:r>
+        <w:rPr>
+          <w:rFonts w:ascii="Arial Narrow" w:eastAsia="Arial Narrow" w:hAnsi="Arial Narrow" w:cs="Arial Narrow"/>
+          <w:kern w:val="0"/>
+          <w14:ligatures w14:val="none"/>
+          <w:sz w:val="22"/>
+          <w:szCs w:val="22"/>
+        </w:rPr>
+        <w:t xml:space="preserve">, hasta antes de la emisión de la Resolución Final tienen la posibilidad de solicitar una audiencia de conciliación. En caso deleguen a favor de una tercera persona su actuación en la diligencia programada, esta deberá presentar un poder especial con firma legalizada ante Notario Público, donde conste </w:t>
+      </w:r>
+      <w:r>
+        <w:rPr>
+          <w:rFonts w:ascii="Arial Narrow" w:eastAsia="Arial Narrow" w:hAnsi="Arial Narrow" w:cs="Arial Narrow"/>
+          <w:kern w:val="0"/>
+          <w:sz w:val="22"/>
+          <w:szCs w:val="22"/>
+          <w14:ligatures w14:val="none"/>
+        </w:rPr>
+        <w:t>expresamente su facultad para asistir y conciliar en su representación</w:t>
+      </w:r>
+      <w:r>
+        <w:rPr>
+          <w:rFonts w:ascii="Arial Narrow" w:eastAsia="Arial Narrow" w:hAnsi="Arial Narrow" w:cs="Arial Narrow"/>
+          <w:kern w:val="0"/>
+          <w14:ligatures w14:val="none"/>
+          <w:sz w:val="22"/>
+          <w:szCs w:val="22"/>
+        </w:rPr>
+        <w:t>.</w:t>
+      </w:r>
+      <w:r>
+        <w:rPr>
+          <w:rFonts w:ascii="Arial Narrow" w:eastAsia="Arial Narrow" w:hAnsi="Arial Narrow" w:cs="Arial Narrow"/>
+          <w:kern w:val="0"/>
+          <w14:ligatures w14:val="none"/>
+          <w:sz w:val="22"/>
+          <w:szCs w:val="22"/>
+        </w:rPr>
+        <w:t xml:space="preserve"> </w:t>
+      </w:r>
+      <w:r>
+        <w:rPr>
+          <w:rFonts w:ascii="Arial Narrow" w:eastAsia="Arial Narrow" w:hAnsi="Arial Narrow" w:cs="Arial Narrow"/>
+          <w:kern w:val="0"/>
+          <w:sz w:val="22"/>
+          <w:szCs w:val="22"/>
+          <w14:ligatures w14:val="none"/>
+        </w:rPr>
+        <w:t xml:space="preserve">Ello bajo apercibimiento de no realizar la audiencia de conciliación y levantar el acta de inasistencia correspondiente. </w:t>
+      </w:r>
+    </w:p>
+    <w:p>
+      <w:pPr>
+        <w:spacing w:before="0" w:after="0" w:line="240" w:lineRule="auto"/>
+        <w:suppressAutoHyphens/>
+        <w:jc w:val="both"/>
+        <w:rPr>
+          <w:rFonts w:ascii="Arial Narrow" w:eastAsia="Arial Narrow" w:hAnsi="Arial Narrow" w:cs="Arial Narrow"/>
+          <w:kern w:val="0"/>
+          <w:sz w:val="22"/>
+          <w:szCs w:val="22"/>
+          <w:u w:val="single"/>
+          <w14:ligatures w14:val="none"/>
+        </w:rPr>
+      </w:pPr>
+    </w:p>
+    <w:p>
+      <w:pPr>
+        <w:suppressAutoHyphens/>
         <w:spacing w:after="0" w:line="240" w:lineRule="auto"/>
         <w:jc w:val="both"/>
-        <w:rPr>
-          <w:rFonts w:ascii="Arial Narrow" w:eastAsia="Arial Narrow" w:hAnsi="Arial Narrow" w:cs="Arial Narrow"/>
-          <w:color w:val="000000"/>
-          <w:kern w:val="0"/>
-          <w:sz w:val="22"/>
-          <w:szCs w:val="22"/>
-          <w:lang w:eastAsia="es-PE"/>
-          <w14:ligatures w14:val="none"/>
-        </w:rPr>
-      </w:pPr>
-      <w:r>
         <w:rPr>
           <w:rFonts w:ascii="Arial Narrow" w:eastAsia="Arial Narrow" w:hAnsi="Arial Narrow" w:cs="Arial Narrow"/>
           <w:b/>
           <w:bCs/>
-          <w:kern w:val="0"/>
-          <w14:ligatures w14:val="none"/>
-          <w:sz w:val="22"/>
-          <w:szCs w:val="22"/>
-        </w:rPr>
-        <w:lastRenderedPageBreak/>
-        <w:t>OCTAVO</w:t>
-      </w:r>
+          <w:sz w:val="22"/>
+          <w:szCs w:val="22"/>
+        </w:rPr>
+      </w:pPr>
       <w:r>
         <w:rPr>
           <w:rFonts w:ascii="Arial Narrow" w:eastAsia="Arial Narrow" w:hAnsi="Arial Narrow" w:cs="Arial Narrow"/>
           <w:b/>
+          <w:spacing w:val="-3"/>
+          <w:kern w:val="0"/>
+          <w14:ligatures w14:val="none"/>
+          <w:sz w:val="22"/>
+          <w:szCs w:val="22"/>
+        </w:rPr>
+        <w:t>DÉCIMO</w:t>
+      </w:r>
+      <w:r>
+        <w:rPr>
+          <w:rFonts w:ascii="Arial Narrow" w:eastAsia="Arial Narrow" w:hAnsi="Arial Narrow" w:cs="Arial Narrow"/>
+          <w:b/>
+          <w:spacing w:val="-3"/>
+          <w:kern w:val="0"/>
+          <w14:ligatures w14:val="none"/>
+          <w:sz w:val="22"/>
+          <w:szCs w:val="22"/>
+        </w:rPr>
+        <w:t xml:space="preserve"> </w:t>
+      </w:r>
+      <w:r>
+        <w:rPr>
+          <w:rFonts w:ascii="Arial Narrow" w:eastAsia="Arial Narrow" w:hAnsi="Arial Narrow" w:cs="Arial Narrow"/>
+          <w:b/>
+          <w:bCs/>
+          <w:sz w:val="22"/>
+          <w:szCs w:val="22"/>
+        </w:rPr>
+        <w:t>PRIMERO</w:t>
+      </w:r>
+      <w:r>
+        <w:rPr>
+          <w:rFonts w:ascii="Arial Narrow" w:eastAsia="Arial Narrow" w:hAnsi="Arial Narrow" w:cs="Arial Narrow"/>
+          <w:b/>
           <w:color w:val="000000"/>
           <w:kern w:val="0"/>
           <w:sz w:val="22"/>
@@ -9927,343 +10567,25 @@
         </w:rPr>
         <w:t xml:space="preserve"> </w:t>
       </w:r>
-      <w:bookmarkStart w:id="8" w:name="_Hlk188286915"/>
-      <w:r>
-        <w:rPr>
-          <w:rFonts w:ascii="Arial Narrow" w:eastAsia="Arial Narrow" w:hAnsi="Arial Narrow" w:cs="Arial Narrow"/>
-          <w:color w:val="000000"/>
-          <w:kern w:val="0"/>
-          <w:sz w:val="22"/>
-          <w:szCs w:val="22"/>
-          <w:lang w:eastAsia="es-PE"/>
-          <w14:ligatures w14:val="none"/>
-        </w:rPr>
-        <w:t>informar a las partes que el artículo 110</w:t>
-      </w:r>
-      <w:r>
-        <w:rPr>
-          <w:rFonts w:ascii="Arial Narrow" w:eastAsia="Arial Narrow" w:hAnsi="Arial Narrow" w:cs="Arial Narrow"/>
-          <w:color w:val="000000"/>
-          <w:kern w:val="0"/>
-          <w:sz w:val="22"/>
-          <w:szCs w:val="22"/>
-          <w:lang w:eastAsia="es-PE"/>
-          <w14:ligatures w14:val="none"/>
-        </w:rPr>
-        <w:t/>
-      </w:r>
-      <w:r>
-        <w:rPr>
-          <w:rFonts w:ascii="Arial Narrow" w:eastAsia="Arial Narrow" w:hAnsi="Arial Narrow" w:cs="Arial Narrow"/>
-          <w:color w:val="000000"/>
-          <w:kern w:val="0"/>
-          <w:sz w:val="22"/>
-          <w:szCs w:val="22"/>
-          <w:lang w:eastAsia="es-PE"/>
-          <w14:ligatures w14:val="none"/>
-        </w:rPr>
-        <w:t xml:space="preserve"> de la Ley 29571, Código de Protección y Defensa del Consumidor</w:t>
-      </w:r>
-      <w:r>
-        <w:rPr>
-          <w:rStyle w:val="Refdenotaalpie"/>
-          <w:rFonts w:ascii="Arial Narrow" w:eastAsia="Arial Narrow" w:hAnsi="Arial Narrow" w:cs="Arial Narrow"/>
-          <w:color w:val="000000"/>
-          <w:kern w:val="0"/>
-          <w:sz w:val="22"/>
-          <w:szCs w:val="22"/>
-          <w:vertAlign w:val="superscript"/>
-          <w:lang w:eastAsia="es-PE"/>
-          <w14:ligatures w14:val="none"/>
-        </w:rPr>
-        <w:footnoteReference w:id="10"/>
-      </w:r>
-      <w:r>
-        <w:rPr>
-          <w:rFonts w:ascii="Arial Narrow" w:eastAsia="Arial Narrow" w:hAnsi="Arial Narrow" w:cs="Arial Narrow"/>
-          <w:color w:val="000000"/>
-          <w:kern w:val="0"/>
-          <w:sz w:val="22"/>
-          <w:szCs w:val="22"/>
-          <w:lang w:eastAsia="es-PE"/>
-          <w14:ligatures w14:val="none"/>
-        </w:rPr>
-        <w:t>, faculta a la Comisión</w:t>
-      </w:r>
-      <w:r>
-        <w:rPr>
-          <w:rFonts w:ascii="Arial Narrow" w:eastAsia="Arial Narrow" w:hAnsi="Arial Narrow" w:cs="Arial Narrow"/>
-          <w:color w:val="000000"/>
-          <w:kern w:val="0"/>
-          <w:sz w:val="22"/>
-          <w:szCs w:val="22"/>
-          <w:lang w:eastAsia="es-PE"/>
-          <w14:ligatures w14:val="none"/>
-        </w:rPr>
-        <w:t xml:space="preserve"> a calificar las infracciones de la referida norma como leves, graves o muy graves e imponer sanciones que van desde una amonestación hasta una multa por un máximo de 450 Unidades Impositivas Tributarias, sin perjuicio de las medidas correctivas, reparadoras y complementarias, que puedan ordenarse de acuerdo a lo estipulado en los artículos 114</w:t>
-      </w:r>
-      <w:r>
-        <w:rPr>
-          <w:rFonts w:ascii="Arial Narrow" w:eastAsia="Arial Narrow" w:hAnsi="Arial Narrow" w:cs="Arial Narrow"/>
-          <w:color w:val="000000"/>
-          <w:kern w:val="0"/>
-          <w:sz w:val="22"/>
-          <w:szCs w:val="22"/>
-          <w:lang w:eastAsia="es-PE"/>
-          <w14:ligatures w14:val="none"/>
-        </w:rPr>
-        <w:t/>
-      </w:r>
-      <w:r>
-        <w:rPr>
-          <w:rFonts w:ascii="Arial Narrow" w:eastAsia="Arial Narrow" w:hAnsi="Arial Narrow" w:cs="Arial Narrow"/>
-          <w:color w:val="000000"/>
-          <w:kern w:val="0"/>
-          <w:sz w:val="22"/>
-          <w:szCs w:val="22"/>
-          <w:lang w:eastAsia="es-PE"/>
-          <w14:ligatures w14:val="none"/>
-        </w:rPr>
-        <w:t>, 115</w:t>
-      </w:r>
-      <w:r>
-        <w:rPr>
-          <w:rFonts w:ascii="Arial Narrow" w:eastAsia="Arial Narrow" w:hAnsi="Arial Narrow" w:cs="Arial Narrow"/>
-          <w:color w:val="000000"/>
-          <w:kern w:val="0"/>
-          <w:sz w:val="22"/>
-          <w:szCs w:val="22"/>
-          <w:lang w:eastAsia="es-PE"/>
-          <w14:ligatures w14:val="none"/>
-        </w:rPr>
-        <w:t/>
-      </w:r>
-      <w:r>
-        <w:rPr>
-          <w:rFonts w:ascii="Arial Narrow" w:eastAsia="Arial Narrow" w:hAnsi="Arial Narrow" w:cs="Arial Narrow"/>
-          <w:color w:val="000000"/>
-          <w:kern w:val="0"/>
-          <w:sz w:val="22"/>
-          <w:szCs w:val="22"/>
-          <w:lang w:eastAsia="es-PE"/>
-          <w14:ligatures w14:val="none"/>
-        </w:rPr>
-        <w:t xml:space="preserve"> y 116</w:t>
-      </w:r>
-      <w:r>
-        <w:rPr>
-          <w:rFonts w:ascii="Arial Narrow" w:eastAsia="Arial Narrow" w:hAnsi="Arial Narrow" w:cs="Arial Narrow"/>
-          <w:color w:val="000000"/>
-          <w:kern w:val="0"/>
-          <w:sz w:val="22"/>
-          <w:szCs w:val="22"/>
-          <w:lang w:eastAsia="es-PE"/>
-          <w14:ligatures w14:val="none"/>
-        </w:rPr>
-        <w:t/>
-      </w:r>
-      <w:r>
-        <w:rPr>
-          <w:rFonts w:ascii="Arial Narrow" w:eastAsia="Arial Narrow" w:hAnsi="Arial Narrow" w:cs="Arial Narrow"/>
-          <w:color w:val="000000"/>
-          <w:kern w:val="0"/>
-          <w:sz w:val="22"/>
-          <w:szCs w:val="22"/>
-          <w:lang w:eastAsia="es-PE"/>
-          <w14:ligatures w14:val="none"/>
-        </w:rPr>
-        <w:t xml:space="preserve"> de la referida norma</w:t>
-      </w:r>
-      <w:r>
-        <w:rPr>
-          <w:rStyle w:val="Refdenotaalpie"/>
-          <w:rFonts w:ascii="Arial Narrow" w:eastAsia="Arial Narrow" w:hAnsi="Arial Narrow" w:cs="Arial Narrow"/>
-          <w:color w:val="000000"/>
-          <w:kern w:val="0"/>
-          <w:sz w:val="22"/>
-          <w:szCs w:val="22"/>
-          <w:vertAlign w:val="superscript"/>
-          <w:lang w:eastAsia="es-PE"/>
-          <w14:ligatures w14:val="none"/>
-        </w:rPr>
-        <w:footnoteReference w:id="11"/>
-      </w:r>
-      <w:r>
-        <w:rPr>
-          <w:rFonts w:ascii="Arial Narrow" w:eastAsia="Arial Narrow" w:hAnsi="Arial Narrow" w:cs="Arial Narrow"/>
-          <w:color w:val="000000"/>
-          <w:kern w:val="0"/>
-          <w:sz w:val="22"/>
-          <w:szCs w:val="22"/>
-          <w:lang w:eastAsia="es-PE"/>
-          <w14:ligatures w14:val="none"/>
-        </w:rPr>
-        <w:t xml:space="preserve">. </w:t>
-      </w:r>
-      <w:bookmarkEnd w:id="8"/>
-      <w:r>
-        <w:rPr>
-          <w:rFonts w:ascii="Arial Narrow" w:eastAsia="Arial Narrow" w:hAnsi="Arial Narrow" w:cs="Arial Narrow"/>
-          <w:color w:val="000000"/>
-          <w:kern w:val="0"/>
-          <w:sz w:val="22"/>
-          <w:szCs w:val="22"/>
-          <w:lang w:eastAsia="es-PE"/>
-          <w14:ligatures w14:val="none"/>
-        </w:rPr>
-        <w:lastRenderedPageBreak/>
-        <w:t>Asimismo, se consideran circunstancias atenuantes para la graduación de la sanción, el allanamiento de la denuncia o el reconocimiento de las pretensiones en ella contenidas, de acuerdo con el artículo 112</w:t>
-      </w:r>
-      <w:r>
-        <w:rPr>
-          <w:rFonts w:ascii="Arial Narrow" w:eastAsia="Arial Narrow" w:hAnsi="Arial Narrow" w:cs="Arial Narrow"/>
-          <w:color w:val="000000"/>
-          <w:kern w:val="0"/>
-          <w:sz w:val="22"/>
-          <w:szCs w:val="22"/>
-          <w:lang w:eastAsia="es-PE"/>
-          <w14:ligatures w14:val="none"/>
-        </w:rPr>
-        <w:t/>
-      </w:r>
-      <w:r>
-        <w:rPr>
-          <w:rFonts w:ascii="Arial Narrow" w:eastAsia="Arial Narrow" w:hAnsi="Arial Narrow" w:cs="Arial Narrow"/>
-          <w:color w:val="000000"/>
-          <w:kern w:val="0"/>
-          <w:sz w:val="22"/>
-          <w:szCs w:val="22"/>
-          <w:lang w:eastAsia="es-PE"/>
-          <w14:ligatures w14:val="none"/>
-        </w:rPr>
-        <w:t xml:space="preserve"> del Código</w:t>
-      </w:r>
-      <w:r>
-        <w:rPr>
-          <w:rStyle w:val="Refdenotaalpie"/>
-          <w:rFonts w:ascii="Arial Narrow" w:eastAsia="Arial Narrow" w:hAnsi="Arial Narrow" w:cs="Arial Narrow"/>
-          <w:color w:val="000000"/>
-          <w:kern w:val="0"/>
-          <w:sz w:val="22"/>
-          <w:szCs w:val="22"/>
-          <w:vertAlign w:val="superscript"/>
-          <w:lang w:eastAsia="es-PE"/>
-          <w14:ligatures w14:val="none"/>
-        </w:rPr>
-        <w:footnoteReference w:id="12"/>
-      </w:r>
-      <w:r>
-        <w:rPr>
-          <w:rFonts w:ascii="Arial Narrow" w:eastAsia="Arial Narrow" w:hAnsi="Arial Narrow" w:cs="Arial Narrow"/>
-          <w:color w:val="000000"/>
-          <w:kern w:val="0"/>
-          <w:sz w:val="22"/>
-          <w:szCs w:val="22"/>
-          <w:lang w:eastAsia="es-PE"/>
-          <w14:ligatures w14:val="none"/>
-        </w:rPr>
-        <w:t>.</w:t>
-      </w:r>
-    </w:p>
-    <w:p>
-      <w:pPr>
-        <w:shd w:val="clear" w:color="auto" w:fill="FFFFFF"/>
-        <w:spacing w:after="0" w:line="240" w:lineRule="auto"/>
-        <w:jc w:val="both"/>
-        <w:rPr>
-          <w:rFonts w:ascii="Arial Narrow" w:eastAsia="Arial Narrow" w:hAnsi="Arial Narrow" w:cs="Arial Narrow"/>
-          <w:b/>
-          <w:color w:val="000000"/>
-          <w:kern w:val="0"/>
-          <w:sz w:val="22"/>
-          <w:szCs w:val="22"/>
-          <w:lang w:eastAsia="es-PE"/>
-          <w14:ligatures w14:val="none"/>
-        </w:rPr>
-      </w:pPr>
-    </w:p>
-    <w:p>
-      <w:pPr>
-        <w:shd w:val="clear" w:color="auto" w:fill="FFFFFF"/>
-        <w:spacing w:after="0" w:line="240" w:lineRule="auto"/>
-        <w:jc w:val="both"/>
-        <w:rPr>
-          <w:rFonts w:ascii="Arial Narrow" w:eastAsia="Arial Narrow" w:hAnsi="Arial Narrow" w:cs="Arial Narrow"/>
-          <w:color w:val="000000"/>
-          <w:kern w:val="0"/>
-          <w:sz w:val="22"/>
-          <w:szCs w:val="22"/>
-          <w:lang w:eastAsia="es-PE"/>
-          <w14:ligatures w14:val="none"/>
-        </w:rPr>
-      </w:pPr>
-      <w:r>
-        <w:rPr>
-          <w:rFonts w:ascii="Arial Narrow" w:eastAsia="Arial Narrow" w:hAnsi="Arial Narrow" w:cs="Arial Narrow"/>
-          <w:b/>
-          <w:color w:val="000000"/>
-          <w:kern w:val="0"/>
-          <w:sz w:val="22"/>
-          <w:szCs w:val="22"/>
-          <w:lang w:eastAsia="es-PE"/>
-          <w14:ligatures w14:val="none"/>
-        </w:rPr>
-        <w:t>NOVENO</w:t>
-      </w:r>
-      <w:r>
-        <w:rPr>
-          <w:rFonts w:ascii="Arial Narrow" w:eastAsia="Arial Narrow" w:hAnsi="Arial Narrow" w:cs="Arial Narrow"/>
-          <w:b/>
-          <w:color w:val="000000"/>
-          <w:kern w:val="0"/>
-          <w:sz w:val="22"/>
-          <w:szCs w:val="22"/>
-          <w:lang w:eastAsia="es-PE"/>
-          <w14:ligatures w14:val="none"/>
-        </w:rPr>
-        <w:t>:</w:t>
-      </w:r>
-      <w:r>
-        <w:rPr>
-          <w:rFonts w:ascii="Arial Narrow" w:eastAsia="Arial Narrow" w:hAnsi="Arial Narrow" w:cs="Arial Narrow"/>
-          <w:color w:val="000000"/>
-          <w:kern w:val="0"/>
-          <w:sz w:val="22"/>
-          <w:szCs w:val="22"/>
-          <w:lang w:eastAsia="es-PE"/>
-          <w14:ligatures w14:val="none"/>
-        </w:rPr>
-        <w:t xml:space="preserve"> informar a las partes que conforme a lo establecido en el artículo 39</w:t>
-      </w:r>
-      <w:r>
-        <w:rPr>
-          <w:rFonts w:ascii="Arial Narrow" w:eastAsia="Arial Narrow" w:hAnsi="Arial Narrow" w:cs="Arial Narrow"/>
-          <w:color w:val="000000"/>
-          <w:kern w:val="0"/>
-          <w:sz w:val="22"/>
-          <w:szCs w:val="22"/>
-          <w:lang w:eastAsia="es-PE"/>
-          <w14:ligatures w14:val="none"/>
-        </w:rPr>
-        <w:t/>
-      </w:r>
-      <w:r>
-        <w:rPr>
-          <w:rFonts w:ascii="Arial Narrow" w:eastAsia="Arial Narrow" w:hAnsi="Arial Narrow" w:cs="Arial Narrow"/>
-          <w:color w:val="000000"/>
-          <w:kern w:val="0"/>
-          <w:sz w:val="22"/>
-          <w:szCs w:val="22"/>
-          <w:lang w:eastAsia="es-PE"/>
-          <w14:ligatures w14:val="none"/>
-        </w:rPr>
-        <w:t xml:space="preserve"> de la Ley sobre Facultades, Normas y Organización del Indecopi, aprobada por Decreto Legislativo 807, los gastos por los peritajes realizados, actuación de pruebas, inspecciones y otros derivados de la tramitación del proceso serán de cargo de la parte que solicita la prueba, salvo pacto en contrario. En todos los casos, la resolución final determinará si los gastos deben ser asumidos por alguna de las partes, o reembolsados a la otra parte o al Indecopi, según sea el caso, de manera adicional a la sanción que haya podido imponerse. </w:t>
-      </w:r>
-    </w:p>
-    <w:p>
-      <w:pPr>
-        <w:shd w:val="clear" w:color="auto" w:fill="FFFFFF"/>
-        <w:spacing w:after="0" w:line="240" w:lineRule="auto"/>
+      <w:r>
+        <w:rPr>
+          <w:rFonts w:ascii="Arial Narrow" w:eastAsia="Arial Narrow" w:hAnsi="Arial Narrow" w:cs="Arial Narrow"/>
+          <w:color w:val="000000"/>
+          <w:kern w:val="0"/>
+          <w:sz w:val="22"/>
+          <w:szCs w:val="22"/>
+          <w:lang w:eastAsia="es-PE"/>
+          <w14:ligatures w14:val="none"/>
+        </w:rPr>
+        <w:t xml:space="preserve">poner en conocimiento de las partes que, antes de la emisión de la Resolución Final, tienen la posibilidad de formular su desistimiento o presentar el acuerdo arribado mediante la conciliación, mediación, transacción o cualquier otro que, de forma indubitable, deje constancia que se ha solucionado la controversia materia de denuncia.</w:t>
+      </w:r>
+      <w:bookmarkStart w:id="9" w:name="h.gjdgxs" w:colFirst="0" w:colLast="0"/>
+      <w:bookmarkEnd w:id="9"/>
+    </w:p>
+    <w:p>
+      <w:pPr>
+        <w:spacing w:before="0" w:after="0" w:line="240" w:lineRule="auto"/>
+        <w:suppressAutoHyphens/>
         <w:jc w:val="both"/>
         <w:rPr>
           <w:rFonts w:ascii="Arial Narrow" w:eastAsia="Arial Narrow" w:hAnsi="Arial Narrow" w:cs="Arial Narrow"/>
@@ -10283,184 +10605,11 @@
         <w:jc w:val="both"/>
         <w:rPr>
           <w:rFonts w:ascii="Arial Narrow" w:eastAsia="Arial Narrow" w:hAnsi="Arial Narrow" w:cs="Arial Narrow"/>
-          <w:kern w:val="0"/>
-          <w:sz w:val="22"/>
-          <w:szCs w:val="22"/>
-          <w:u w:val="single"/>
-          <w14:ligatures w14:val="none"/>
-        </w:rPr>
-      </w:pPr>
-      <w:r>
-        <w:rPr>
-          <w:rFonts w:ascii="Arial Narrow" w:eastAsia="Arial Narrow" w:hAnsi="Arial Narrow" w:cs="Arial Narrow"/>
-          <w:b/>
-          <w:color w:val="000000"/>
-          <w:kern w:val="0"/>
-          <w:sz w:val="22"/>
-          <w:szCs w:val="22"/>
-          <w:lang w:eastAsia="es-PE"/>
-          <w14:ligatures w14:val="none"/>
-        </w:rPr>
-        <w:t>DÉCIMO</w:t>
-      </w:r>
-      <w:r>
-        <w:rPr>
-          <w:rFonts w:ascii="Arial Narrow" w:eastAsia="Arial Narrow" w:hAnsi="Arial Narrow" w:cs="Arial Narrow"/>
-          <w:b/>
-          <w:kern w:val="0"/>
-          <w14:ligatures w14:val="none"/>
-          <w:sz w:val="22"/>
-          <w:szCs w:val="22"/>
-        </w:rPr>
-        <w:t>:</w:t>
-      </w:r>
-      <w:r>
-        <w:rPr>
-          <w:rFonts w:ascii="Arial Narrow" w:eastAsia="Arial Narrow" w:hAnsi="Arial Narrow" w:cs="Arial Narrow"/>
-          <w:kern w:val="0"/>
-          <w14:ligatures w14:val="none"/>
-          <w:sz w:val="22"/>
-          <w:szCs w:val="22"/>
-        </w:rPr>
-        <w:t xml:space="preserve"> </w:t>
-      </w:r>
-      <w:r>
-        <w:rPr>
-          <w:rFonts w:ascii="Arial Narrow" w:eastAsia="Arial Narrow" w:hAnsi="Arial Narrow" w:cs="Arial Narrow"/>
-          <w:kern w:val="0"/>
-          <w14:ligatures w14:val="none"/>
-          <w:sz w:val="22"/>
-          <w:szCs w:val="22"/>
-        </w:rPr>
-        <w:t xml:space="preserve">comunicar a las partes que, </w:t>
-      </w:r>
-      <w:proofErr w:type="gramStart"/>
-      <w:r>
-        <w:rPr>
-          <w:rFonts w:ascii="Arial Narrow" w:eastAsia="Arial Narrow" w:hAnsi="Arial Narrow" w:cs="Arial Narrow"/>
-          <w:kern w:val="0"/>
-          <w14:ligatures w14:val="none"/>
-          <w:sz w:val="22"/>
-          <w:szCs w:val="22"/>
-        </w:rPr>
-        <w:t>de acuerdo a</w:t>
-      </w:r>
-      <w:proofErr w:type="gramEnd"/>
-      <w:r>
-        <w:rPr>
-          <w:rFonts w:ascii="Arial Narrow" w:eastAsia="Arial Narrow" w:hAnsi="Arial Narrow" w:cs="Arial Narrow"/>
-          <w:kern w:val="0"/>
-          <w14:ligatures w14:val="none"/>
-          <w:sz w:val="22"/>
-          <w:szCs w:val="22"/>
-        </w:rPr>
-        <w:t xml:space="preserve"> lo señalado por el artículo 29</w:t>
-      </w:r>
-      <w:r>
-        <w:rPr>
-          <w:rFonts w:ascii="Arial Narrow" w:eastAsia="Arial Narrow" w:hAnsi="Arial Narrow" w:cs="Arial Narrow"/>
-          <w:color w:val="000000"/>
-          <w:kern w:val="0"/>
-          <w:sz w:val="22"/>
-          <w:szCs w:val="22"/>
-          <w:lang w:eastAsia="es-PE"/>
-          <w14:ligatures w14:val="none"/>
-        </w:rPr>
-        <w:t/>
-      </w:r>
-      <w:r>
-        <w:rPr>
-          <w:rFonts w:ascii="Arial Narrow" w:eastAsia="Arial Narrow" w:hAnsi="Arial Narrow" w:cs="Arial Narrow"/>
-          <w:kern w:val="0"/>
-          <w14:ligatures w14:val="none"/>
-          <w:sz w:val="22"/>
-          <w:szCs w:val="22"/>
-        </w:rPr>
-        <w:t xml:space="preserve"> del Decreto Legislativo 807</w:t>
-      </w:r>
-      <w:r>
-        <w:rPr>
-          <w:rStyle w:val="Refdenotaalpie"/>
-          <w:rFonts w:ascii="Arial Narrow" w:eastAsia="Arial Narrow" w:hAnsi="Arial Narrow" w:cs="Arial Narrow"/>
-          <w:kern w:val="0"/>
-          <w:sz w:val="22"/>
-          <w:szCs w:val="22"/>
-          <w:vertAlign w:val="superscript"/>
-          <w14:ligatures w14:val="none"/>
-        </w:rPr>
-        <w:footnoteReference w:id="13"/>
-      </w:r>
-      <w:r>
-        <w:rPr>
-          <w:rFonts w:ascii="Arial Narrow" w:eastAsia="Arial Narrow" w:hAnsi="Arial Narrow" w:cs="Arial Narrow"/>
-          <w:kern w:val="0"/>
-          <w14:ligatures w14:val="none"/>
-          <w:sz w:val="22"/>
-          <w:szCs w:val="22"/>
-        </w:rPr>
-        <w:t xml:space="preserve">, hasta antes de la emisión de la Resolución Final tienen la posibilidad de solicitar una audiencia de conciliación. En caso deleguen a favor de una tercera persona su actuación en la diligencia programada, esta deberá presentar un poder especial con firma legalizada ante Notario Público, donde conste </w:t>
-      </w:r>
-      <w:r>
-        <w:rPr>
-          <w:rFonts w:ascii="Arial Narrow" w:eastAsia="Arial Narrow" w:hAnsi="Arial Narrow" w:cs="Arial Narrow"/>
-          <w:kern w:val="0"/>
-          <w:sz w:val="22"/>
-          <w:szCs w:val="22"/>
-          <w14:ligatures w14:val="none"/>
-        </w:rPr>
-        <w:t>expresamente su facultad para asistir y conciliar en su representación</w:t>
-      </w:r>
-      <w:r>
-        <w:rPr>
-          <w:rFonts w:ascii="Arial Narrow" w:eastAsia="Arial Narrow" w:hAnsi="Arial Narrow" w:cs="Arial Narrow"/>
-          <w:kern w:val="0"/>
-          <w14:ligatures w14:val="none"/>
-          <w:sz w:val="22"/>
-          <w:szCs w:val="22"/>
-        </w:rPr>
-        <w:t>.</w:t>
-      </w:r>
-      <w:r>
-        <w:rPr>
-          <w:rFonts w:ascii="Arial Narrow" w:eastAsia="Arial Narrow" w:hAnsi="Arial Narrow" w:cs="Arial Narrow"/>
-          <w:kern w:val="0"/>
-          <w14:ligatures w14:val="none"/>
-          <w:sz w:val="22"/>
-          <w:szCs w:val="22"/>
-        </w:rPr>
-        <w:t xml:space="preserve"> </w:t>
-      </w:r>
-      <w:r>
-        <w:rPr>
-          <w:rFonts w:ascii="Arial Narrow" w:eastAsia="Arial Narrow" w:hAnsi="Arial Narrow" w:cs="Arial Narrow"/>
-          <w:kern w:val="0"/>
-          <w:sz w:val="22"/>
-          <w:szCs w:val="22"/>
-          <w14:ligatures w14:val="none"/>
-        </w:rPr>
-        <w:t xml:space="preserve">Ello bajo apercibimiento de no realizar la audiencia de conciliación y levantar el acta de inasistencia correspondiente. </w:t>
-      </w:r>
-    </w:p>
-    <w:p>
-      <w:pPr>
-        <w:suppressAutoHyphens/>
-        <w:spacing w:after="0" w:line="240" w:lineRule="auto"/>
-        <w:jc w:val="both"/>
-        <w:rPr>
-          <w:rFonts w:ascii="Arial Narrow" w:eastAsia="Arial Narrow" w:hAnsi="Arial Narrow" w:cs="Arial Narrow"/>
-          <w:kern w:val="0"/>
-          <w:sz w:val="22"/>
-          <w:szCs w:val="22"/>
-          <w:u w:val="single"/>
-          <w14:ligatures w14:val="none"/>
-        </w:rPr>
-      </w:pPr>
-    </w:p>
-    <w:p>
-      <w:pPr>
-        <w:suppressAutoHyphens/>
-        <w:spacing w:after="0" w:line="240" w:lineRule="auto"/>
-        <w:jc w:val="both"/>
+          <w:sz w:val="22"/>
+          <w:szCs w:val="22"/>
+        </w:rPr>
+      </w:pPr>
+      <w:r>
         <w:rPr>
           <w:rFonts w:ascii="Arial Narrow" w:eastAsia="Arial Narrow" w:hAnsi="Arial Narrow" w:cs="Arial Narrow"/>
           <w:b/>
@@ -10468,258 +10617,148 @@
           <w:sz w:val="22"/>
           <w:szCs w:val="22"/>
         </w:rPr>
-      </w:pPr>
-      <w:r>
-        <w:rPr>
-          <w:rFonts w:ascii="Arial Narrow" w:eastAsia="Arial Narrow" w:hAnsi="Arial Narrow" w:cs="Arial Narrow"/>
-          <w:b/>
+        <w:t xml:space="preserve">DÉCIMO SEGUNDO:</w:t>
+      </w:r>
+      <w:r>
+        <w:rPr>
+          <w:rFonts w:ascii="Arial Narrow" w:eastAsia="Arial Narrow" w:hAnsi="Arial Narrow" w:cs="Arial Narrow"/>
+          <w:sz w:val="22"/>
+          <w:szCs w:val="22"/>
+        </w:rPr>
+        <w:t xml:space="preserve"> </w:t>
+      </w:r>
+      <w:r>
+        <w:rPr>
+          <w:rFonts w:ascii="Arial Narrow" w:eastAsia="Arial Narrow" w:hAnsi="Arial Narrow" w:cs="Arial Narrow"/>
+          <w:sz w:val="22"/>
+          <w:szCs w:val="22"/>
+        </w:rPr>
+        <w:t xml:space="preserve">requerir a la [DENUNCIANTE] para que, dentro del plazo de dos (2) días hábiles siguientes a la fecha en que reciba la notificación en su bandeja de correo electrónico, efectúe la confirmación de recepción de la notificación remitida por este despacho a su correo electrónico, de conformidad con el segundo párrafo del numeral 4 del artículo 20 del Texto Único Ordenado de la Ley del Procedimiento Administrativo General, aprobado mediante Decreto Supremo 006-2026-JUS, bajo apercibimiento de rehacer el acto de notificación y notificarle conforme al numeral 1 del artículo 20 del citado cuerpo normativo.</w:t>
+      </w:r>
+      <w:r>
+        <w:rPr>
+          <w:rFonts w:ascii="Arial Narrow" w:eastAsia="Arial Narrow" w:hAnsi="Arial Narrow" w:cs="Arial Narrow"/>
+          <w:sz w:val="22"/>
+          <w:szCs w:val="22"/>
+        </w:rPr>
+        <w:t xml:space="preserve"/>
+      </w:r>
+      <w:r>
+        <w:rPr>
+          <w:rFonts w:ascii="Arial Narrow" w:eastAsia="Arial Narrow" w:hAnsi="Arial Narrow" w:cs="Arial Narrow"/>
           <w:spacing w:val="-3"/>
           <w:kern w:val="0"/>
           <w14:ligatures w14:val="none"/>
           <w:sz w:val="22"/>
           <w:szCs w:val="22"/>
         </w:rPr>
-        <w:t>DÉCIMO</w:t>
-      </w:r>
-      <w:r>
-        <w:rPr>
-          <w:rFonts w:ascii="Arial Narrow" w:eastAsia="Arial Narrow" w:hAnsi="Arial Narrow" w:cs="Arial Narrow"/>
-          <w:b/>
+        <w:t/>
+      </w:r>
+      <w:r>
+        <w:rPr>
+          <w:rFonts w:ascii="Arial Narrow" w:eastAsia="Arial Narrow" w:hAnsi="Arial Narrow" w:cs="Arial Narrow"/>
           <w:spacing w:val="-3"/>
           <w:kern w:val="0"/>
           <w14:ligatures w14:val="none"/>
           <w:sz w:val="22"/>
           <w:szCs w:val="22"/>
         </w:rPr>
-        <w:t xml:space="preserve"> </w:t>
-      </w:r>
-      <w:r>
-        <w:rPr>
-          <w:rFonts w:ascii="Arial Narrow" w:eastAsia="Arial Narrow" w:hAnsi="Arial Narrow" w:cs="Arial Narrow"/>
-          <w:b/>
-          <w:bCs/>
-          <w:sz w:val="22"/>
-          <w:szCs w:val="22"/>
-        </w:rPr>
-        <w:t>PRIMERO</w:t>
-      </w:r>
-      <w:r>
-        <w:rPr>
-          <w:rFonts w:ascii="Arial Narrow" w:eastAsia="Arial Narrow" w:hAnsi="Arial Narrow" w:cs="Arial Narrow"/>
-          <w:b/>
-          <w:color w:val="000000"/>
-          <w:kern w:val="0"/>
-          <w:sz w:val="22"/>
-          <w:szCs w:val="22"/>
-          <w:lang w:eastAsia="es-PE"/>
-          <w14:ligatures w14:val="none"/>
-        </w:rPr>
-        <w:t>:</w:t>
-      </w:r>
-      <w:r>
-        <w:rPr>
-          <w:rFonts w:ascii="Arial Narrow" w:eastAsia="Arial Narrow" w:hAnsi="Arial Narrow" w:cs="Arial Narrow"/>
-          <w:color w:val="000000"/>
-          <w:kern w:val="0"/>
-          <w:sz w:val="22"/>
-          <w:szCs w:val="22"/>
-          <w:lang w:eastAsia="es-PE"/>
-          <w14:ligatures w14:val="none"/>
-        </w:rPr>
-        <w:t xml:space="preserve"> </w:t>
-      </w:r>
-      <w:r>
-        <w:rPr>
-          <w:rFonts w:ascii="Arial Narrow" w:eastAsia="Arial Narrow" w:hAnsi="Arial Narrow" w:cs="Arial Narrow"/>
-          <w:color w:val="000000"/>
-          <w:kern w:val="0"/>
-          <w:sz w:val="22"/>
-          <w:szCs w:val="22"/>
-          <w:lang w:eastAsia="es-PE"/>
-          <w14:ligatures w14:val="none"/>
-        </w:rPr>
-        <w:t xml:space="preserve">poner en conocimiento de las partes que, antes de la emisión de la Resolución Final, tienen la posibilidad de formular su desistimiento o presentar el acuerdo arribado mediante la conciliación, mediación, transacción o cualquier otro que, de forma indubitable, deje constancia que se ha solucionado la controversia materia de denuncia.</w:t>
-      </w:r>
-      <w:bookmarkStart w:id="9" w:name="h.gjdgxs" w:colFirst="0" w:colLast="0"/>
-      <w:bookmarkEnd w:id="9"/>
-    </w:p>
-    <w:p>
-      <w:pPr>
+        <w:t xml:space="preserve"/>
+      </w:r>
+      <w:r>
+        <w:rPr>
+          <w:rFonts w:ascii="Arial Narrow" w:eastAsia="Arial Narrow" w:hAnsi="Arial Narrow" w:cs="Arial Narrow"/>
+          <w:spacing w:val="-3"/>
+          <w:kern w:val="0"/>
+          <w14:ligatures w14:val="none"/>
+          <w:sz w:val="22"/>
+          <w:szCs w:val="22"/>
+        </w:rPr>
+        <w:t xml:space="preserve"/>
+      </w:r>
+      <w:r>
+        <w:rPr>
+          <w:rFonts w:ascii="Arial Narrow" w:eastAsia="Arial Narrow" w:hAnsi="Arial Narrow" w:cs="Arial Narrow"/>
+          <w:color w:val="000000"/>
+          <w:sz w:val="22"/>
+          <w:szCs w:val="22"/>
+        </w:rPr>
+        <w:t/>
+      </w:r>
+      <w:r>
+        <w:rPr>
+          <w:rFonts w:ascii="Arial Narrow" w:eastAsia="Arial Narrow" w:hAnsi="Arial Narrow" w:cs="Arial Narrow"/>
+          <w:color w:val="000000"/>
+          <w:kern w:val="0"/>
+          <w:sz w:val="22"/>
+          <w:szCs w:val="22"/>
+          <w:lang w:eastAsia="es-PE"/>
+          <w14:ligatures w14:val="none"/>
+        </w:rPr>
+        <w:t/>
+      </w:r>
+      <w:r>
+        <w:rPr>
+          <w:rFonts w:ascii="Arial Narrow" w:eastAsia="Arial Narrow" w:hAnsi="Arial Narrow" w:cs="Arial Narrow"/>
+          <w:color w:val="000000"/>
+          <w:sz w:val="22"/>
+          <w:szCs w:val="22"/>
+        </w:rPr>
+        <w:t xml:space="preserve"/>
+      </w:r>
+      <w:r>
+        <w:rPr>
+          <w:rFonts w:ascii="Arial Narrow" w:eastAsia="Arial Narrow" w:hAnsi="Arial Narrow" w:cs="Arial Narrow"/>
+          <w:color w:val="000000"/>
+          <w:sz w:val="22"/>
+          <w:szCs w:val="22"/>
+        </w:rPr>
+        <w:t xml:space="preserve"/>
+      </w:r>
+      <w:r>
+        <w:rPr>
+          <w:rFonts w:ascii="Arial Narrow" w:eastAsia="Arial Narrow" w:hAnsi="Arial Narrow" w:cs="Arial Narrow"/>
+          <w:color w:val="000000"/>
+          <w:kern w:val="0"/>
+          <w:sz w:val="22"/>
+          <w:szCs w:val="22"/>
+          <w:lang w:eastAsia="es-PE"/>
+          <w14:ligatures w14:val="none"/>
+        </w:rPr>
+        <w:t/>
+      </w:r>
+      <w:r>
+        <w:rPr>
+          <w:rFonts w:ascii="Arial Narrow" w:eastAsia="Arial Narrow" w:hAnsi="Arial Narrow" w:cs="Arial Narrow"/>
+          <w:color w:val="000000"/>
+          <w:sz w:val="22"/>
+          <w:szCs w:val="22"/>
+        </w:rPr>
+        <w:t xml:space="preserve"/>
+      </w:r>
+      <w:r>
+        <w:rPr>
+          <w:rStyle w:val="Refdenotaalpie"/>
+          <w:rFonts w:ascii="Arial Narrow" w:eastAsia="Arial Narrow" w:hAnsi="Arial Narrow" w:cs="Arial Narrow"/>
+          <w:sz w:val="22"/>
+          <w:szCs w:val="22"/>
+          <w:vertAlign w:val="superscript"/>
+        </w:rPr>
+        <w:footnoteReference w:id="14"/>
+      </w:r>
+      <w:r>
+        <w:rPr>
+          <w:rFonts w:ascii="Arial Narrow" w:eastAsia="Arial Narrow" w:hAnsi="Arial Narrow" w:cs="Arial Narrow"/>
+          <w:sz w:val="22"/>
+          <w:szCs w:val="22"/>
+        </w:rPr>
+        <w:t/>
+      </w:r>
+    </w:p>
+    <w:p>
+      <w:pPr>
+        <w:spacing w:before="0" w:after="0" w:line="240" w:lineRule="auto"/>
         <w:suppressAutoHyphens/>
-        <w:spacing w:after="0" w:line="240" w:lineRule="auto"/>
-        <w:jc w:val="both"/>
-        <w:rPr>
-          <w:rFonts w:ascii="Arial Narrow" w:eastAsia="Arial Narrow" w:hAnsi="Arial Narrow" w:cs="Arial Narrow"/>
-          <w:color w:val="000000"/>
-          <w:kern w:val="0"/>
-          <w:sz w:val="22"/>
-          <w:szCs w:val="22"/>
-          <w:lang w:eastAsia="es-PE"/>
-          <w14:ligatures w14:val="none"/>
-        </w:rPr>
-      </w:pPr>
-    </w:p>
-    <w:p>
-      <w:pPr>
-        <w:suppressAutoHyphens/>
-        <w:spacing w:after="0" w:line="240" w:lineRule="auto"/>
-        <w:jc w:val="both"/>
-        <w:rPr>
-          <w:rFonts w:ascii="Arial Narrow" w:eastAsia="Arial Narrow" w:hAnsi="Arial Narrow" w:cs="Arial Narrow"/>
-          <w:sz w:val="22"/>
-          <w:szCs w:val="22"/>
-        </w:rPr>
-      </w:pPr>
-      <w:r>
-        <w:rPr>
-          <w:rFonts w:ascii="Arial Narrow" w:eastAsia="Arial Narrow" w:hAnsi="Arial Narrow" w:cs="Arial Narrow"/>
-          <w:b/>
-          <w:bCs/>
-          <w:sz w:val="22"/>
-          <w:szCs w:val="22"/>
-        </w:rPr>
-        <w:t xml:space="preserve">DÉCIMO SEGUNDO:</w:t>
-      </w:r>
-      <w:r>
-        <w:rPr>
-          <w:rFonts w:ascii="Arial Narrow" w:eastAsia="Arial Narrow" w:hAnsi="Arial Narrow" w:cs="Arial Narrow"/>
-          <w:sz w:val="22"/>
-          <w:szCs w:val="22"/>
-        </w:rPr>
-        <w:t xml:space="preserve"> </w:t>
-      </w:r>
-      <w:r>
-        <w:rPr>
-          <w:rFonts w:ascii="Arial Narrow" w:eastAsia="Arial Narrow" w:hAnsi="Arial Narrow" w:cs="Arial Narrow"/>
-          <w:sz w:val="22"/>
-          <w:szCs w:val="22"/>
-        </w:rPr>
-        <w:t xml:space="preserve">requerir a la [DENUNCIANTE] para que, dentro del plazo de dos (2) días hábiles siguientes a la fecha en que reciba la notificación en su bandeja de correo electrónico, efectúe la confirmación de recepción de la notificación remitida por este despacho a su correo electrónico, de conformidad con el segundo párrafo del numeral 4 del artículo 20 del Texto Único Ordenado de la Ley del Procedimiento Administrativo General, aprobado mediante Decreto Supremo 006-2026-JUS, bajo apercibimiento de rehacer el acto de notificación y notificarle conforme al numeral 1 del artículo 20 del citado cuerpo normativo.</w:t>
-      </w:r>
-      <w:r>
-        <w:rPr>
-          <w:rFonts w:ascii="Arial Narrow" w:eastAsia="Arial Narrow" w:hAnsi="Arial Narrow" w:cs="Arial Narrow"/>
-          <w:sz w:val="22"/>
-          <w:szCs w:val="22"/>
-        </w:rPr>
-        <w:t xml:space="preserve"/>
-      </w:r>
-      <w:r>
-        <w:rPr>
-          <w:rFonts w:ascii="Arial Narrow" w:eastAsia="Arial Narrow" w:hAnsi="Arial Narrow" w:cs="Arial Narrow"/>
-          <w:spacing w:val="-3"/>
-          <w:kern w:val="0"/>
-          <w14:ligatures w14:val="none"/>
-          <w:sz w:val="22"/>
-          <w:szCs w:val="22"/>
-        </w:rPr>
-        <w:t/>
-      </w:r>
-      <w:r>
-        <w:rPr>
-          <w:rFonts w:ascii="Arial Narrow" w:eastAsia="Arial Narrow" w:hAnsi="Arial Narrow" w:cs="Arial Narrow"/>
-          <w:spacing w:val="-3"/>
-          <w:kern w:val="0"/>
-          <w14:ligatures w14:val="none"/>
-          <w:sz w:val="22"/>
-          <w:szCs w:val="22"/>
-        </w:rPr>
-        <w:t xml:space="preserve"/>
-      </w:r>
-      <w:r>
-        <w:rPr>
-          <w:rFonts w:ascii="Arial Narrow" w:eastAsia="Arial Narrow" w:hAnsi="Arial Narrow" w:cs="Arial Narrow"/>
-          <w:spacing w:val="-3"/>
-          <w:kern w:val="0"/>
-          <w14:ligatures w14:val="none"/>
-          <w:sz w:val="22"/>
-          <w:szCs w:val="22"/>
-        </w:rPr>
-        <w:t xml:space="preserve"/>
-      </w:r>
-      <w:r>
-        <w:rPr>
-          <w:rFonts w:ascii="Arial Narrow" w:eastAsia="Arial Narrow" w:hAnsi="Arial Narrow" w:cs="Arial Narrow"/>
-          <w:color w:val="000000"/>
-          <w:sz w:val="22"/>
-          <w:szCs w:val="22"/>
-        </w:rPr>
-        <w:t/>
-      </w:r>
-      <w:r>
-        <w:rPr>
-          <w:rFonts w:ascii="Arial Narrow" w:eastAsia="Arial Narrow" w:hAnsi="Arial Narrow" w:cs="Arial Narrow"/>
-          <w:color w:val="000000"/>
-          <w:kern w:val="0"/>
-          <w:sz w:val="22"/>
-          <w:szCs w:val="22"/>
-          <w:lang w:eastAsia="es-PE"/>
-          <w14:ligatures w14:val="none"/>
-        </w:rPr>
-        <w:t/>
-      </w:r>
-      <w:r>
-        <w:rPr>
-          <w:rFonts w:ascii="Arial Narrow" w:eastAsia="Arial Narrow" w:hAnsi="Arial Narrow" w:cs="Arial Narrow"/>
-          <w:color w:val="000000"/>
-          <w:sz w:val="22"/>
-          <w:szCs w:val="22"/>
-        </w:rPr>
-        <w:t xml:space="preserve"/>
-      </w:r>
-      <w:r>
-        <w:rPr>
-          <w:rFonts w:ascii="Arial Narrow" w:eastAsia="Arial Narrow" w:hAnsi="Arial Narrow" w:cs="Arial Narrow"/>
-          <w:color w:val="000000"/>
-          <w:sz w:val="22"/>
-          <w:szCs w:val="22"/>
-        </w:rPr>
-        <w:t xml:space="preserve"/>
-      </w:r>
-      <w:r>
-        <w:rPr>
-          <w:rFonts w:ascii="Arial Narrow" w:eastAsia="Arial Narrow" w:hAnsi="Arial Narrow" w:cs="Arial Narrow"/>
-          <w:color w:val="000000"/>
-          <w:kern w:val="0"/>
-          <w:sz w:val="22"/>
-          <w:szCs w:val="22"/>
-          <w:lang w:eastAsia="es-PE"/>
-          <w14:ligatures w14:val="none"/>
-        </w:rPr>
-        <w:t/>
-      </w:r>
-      <w:r>
-        <w:rPr>
-          <w:rFonts w:ascii="Arial Narrow" w:eastAsia="Arial Narrow" w:hAnsi="Arial Narrow" w:cs="Arial Narrow"/>
-          <w:color w:val="000000"/>
-          <w:sz w:val="22"/>
-          <w:szCs w:val="22"/>
-        </w:rPr>
-        <w:t xml:space="preserve"/>
-      </w:r>
-      <w:r>
-        <w:rPr>
-          <w:rStyle w:val="Refdenotaalpie"/>
-          <w:rFonts w:ascii="Arial Narrow" w:eastAsia="Arial Narrow" w:hAnsi="Arial Narrow" w:cs="Arial Narrow"/>
-          <w:sz w:val="22"/>
-          <w:szCs w:val="22"/>
-          <w:vertAlign w:val="superscript"/>
-        </w:rPr>
-        <w:footnoteReference w:id="14"/>
-      </w:r>
-      <w:r>
-        <w:rPr>
-          <w:rFonts w:ascii="Arial Narrow" w:eastAsia="Arial Narrow" w:hAnsi="Arial Narrow" w:cs="Arial Narrow"/>
-          <w:sz w:val="22"/>
-          <w:szCs w:val="22"/>
-        </w:rPr>
-        <w:t/>
-      </w:r>
-    </w:p>
-    <w:p>
-      <w:pPr>
-        <w:suppressAutoHyphens/>
-        <w:spacing w:after="0" w:line="240" w:lineRule="auto"/>
         <w:jc w:val="both"/>
         <w:rPr>
           <w:rFonts w:ascii="Arial Narrow" w:eastAsia="Arial Narrow" w:hAnsi="Arial Narrow" w:cs="Arial Narrow"/>
@@ -11329,7 +11368,6 @@
           <w:sz w:val="16"/>
           <w:szCs w:val="16"/>
         </w:rPr>
-        <w:tab/>
         <w:t xml:space="preserve"/>
       </w:r>
       <w:r>
@@ -11405,16 +11443,14 @@
           <w:sz w:val="16"/>
           <w:szCs w:val="16"/>
         </w:rPr>
-        <w:tab/>
-        <w:t xml:space="preserve"/>
-      </w:r>
-      <w:r>
-        <w:rPr>
-          <w:rFonts w:ascii="Arial Narrow" w:eastAsia="Arial Narrow" w:hAnsi="Arial Narrow" w:cs="Arial Narrow"/>
-          <w:sz w:val="16"/>
-          <w:szCs w:val="16"/>
-        </w:rPr>
-        <w:tab/>
+        <w:t xml:space="preserve"/>
+      </w:r>
+      <w:r>
+        <w:rPr>
+          <w:rFonts w:ascii="Arial Narrow" w:eastAsia="Arial Narrow" w:hAnsi="Arial Narrow" w:cs="Arial Narrow"/>
+          <w:sz w:val="16"/>
+          <w:szCs w:val="16"/>
+        </w:rPr>
       </w:r>
       <w:r>
         <w:rPr>
@@ -11424,6 +11460,7 @@
           <w:sz w:val="16"/>
           <w:szCs w:val="16"/>
         </w:rPr>
+        <w:tab/>
         <w:t xml:space="preserve">LEY </w:t>
       </w:r>
       <w:proofErr w:type="spellStart"/>
@@ -11749,16 +11786,14 @@
           <w:sz w:val="16"/>
           <w:szCs w:val="16"/>
         </w:rPr>
-        <w:tab/>
-        <w:t xml:space="preserve"/>
-      </w:r>
-      <w:r>
-        <w:rPr>
-          <w:rFonts w:ascii="Arial Narrow" w:eastAsia="Arial Narrow" w:hAnsi="Arial Narrow" w:cs="Arial Narrow"/>
-          <w:sz w:val="16"/>
-          <w:szCs w:val="16"/>
-        </w:rPr>
-        <w:tab/>
+        <w:t xml:space="preserve"/>
+      </w:r>
+      <w:r>
+        <w:rPr>
+          <w:rFonts w:ascii="Arial Narrow" w:eastAsia="Arial Narrow" w:hAnsi="Arial Narrow" w:cs="Arial Narrow"/>
+          <w:sz w:val="16"/>
+          <w:szCs w:val="16"/>
+        </w:rPr>
       </w:r>
       <w:r>
         <w:rPr>
@@ -11768,6 +11803,7 @@
           <w:sz w:val="16"/>
           <w:szCs w:val="16"/>
         </w:rPr>
+        <w:tab/>
         <w:t xml:space="preserve">LEY </w:t>
       </w:r>
       <w:proofErr w:type="spellStart"/>
@@ -11972,16 +12008,14 @@
           <w:sz w:val="16"/>
           <w:szCs w:val="16"/>
         </w:rPr>
-        <w:tab/>
-        <w:t xml:space="preserve"/>
-      </w:r>
-      <w:r>
-        <w:rPr>
-          <w:rFonts w:ascii="Arial Narrow" w:eastAsia="Arial Narrow" w:hAnsi="Arial Narrow" w:cs="Arial Narrow"/>
-          <w:sz w:val="16"/>
-          <w:szCs w:val="16"/>
-        </w:rPr>
-        <w:tab/>
+        <w:t xml:space="preserve"/>
+      </w:r>
+      <w:r>
+        <w:rPr>
+          <w:rFonts w:ascii="Arial Narrow" w:eastAsia="Arial Narrow" w:hAnsi="Arial Narrow" w:cs="Arial Narrow"/>
+          <w:sz w:val="16"/>
+          <w:szCs w:val="16"/>
+        </w:rPr>
       </w:r>
       <w:r>
         <w:rPr>
@@ -11991,6 +12025,7 @@
           <w:sz w:val="16"/>
           <w:szCs w:val="16"/>
         </w:rPr>
+        <w:tab/>
         <w:t xml:space="preserve">LEY </w:t>
       </w:r>
       <w:proofErr w:type="spellStart"/>
@@ -12171,16 +12206,14 @@
           <w:sz w:val="16"/>
           <w:szCs w:val="16"/>
         </w:rPr>
-        <w:tab/>
-        <w:t xml:space="preserve"/>
-      </w:r>
-      <w:r>
-        <w:rPr>
-          <w:rFonts w:ascii="Arial Narrow" w:eastAsia="Arial Narrow" w:hAnsi="Arial Narrow" w:cs="Arial Narrow"/>
-          <w:sz w:val="16"/>
-          <w:szCs w:val="16"/>
-        </w:rPr>
-        <w:tab/>
+        <w:t xml:space="preserve"/>
+      </w:r>
+      <w:r>
+        <w:rPr>
+          <w:rFonts w:ascii="Arial Narrow" w:eastAsia="Arial Narrow" w:hAnsi="Arial Narrow" w:cs="Arial Narrow"/>
+          <w:sz w:val="16"/>
+          <w:szCs w:val="16"/>
+        </w:rPr>
       </w:r>
       <w:r>
         <w:rPr>
@@ -12190,6 +12223,7 @@
           <w:sz w:val="16"/>
           <w:szCs w:val="16"/>
         </w:rPr>
+        <w:tab/>
         <w:t>LEY SOBRE FACULTADES, NORMAS Y ORGANIZACIÓN DEL INDECOPI, APROBADA POR DECRETO LEGISLATIVO 807 Artículo 24.-</w:t>
       </w:r>
       <w:r>
@@ -12338,7 +12372,6 @@
           <w:sz w:val="16"/>
           <w:szCs w:val="16"/>
         </w:rPr>
-        <w:tab/>
         <w:t xml:space="preserve"/>
       </w:r>
       <w:r>
@@ -12431,24 +12464,23 @@
           <w:sz w:val="16"/>
           <w:szCs w:val="16"/>
         </w:rPr>
+        <w:t xml:space="preserve"/>
+      </w:r>
+      <w:r>
+        <w:rPr>
+          <w:rFonts w:ascii="Arial Narrow" w:eastAsia="Arial Narrow" w:hAnsi="Arial Narrow" w:cs="Arial Narrow"/>
+          <w:sz w:val="16"/>
+          <w:szCs w:val="16"/>
+        </w:rPr>
+      </w:r>
+      <w:r>
+        <w:rPr>
+          <w:rFonts w:ascii="Arial Narrow" w:eastAsia="Arial Narrow" w:hAnsi="Arial Narrow" w:cs="Arial Narrow"/>
+          <w:b/>
+          <w:sz w:val="16"/>
+          <w:szCs w:val="16"/>
+        </w:rPr>
         <w:tab/>
-        <w:t xml:space="preserve"/>
-      </w:r>
-      <w:r>
-        <w:rPr>
-          <w:rFonts w:ascii="Arial Narrow" w:eastAsia="Arial Narrow" w:hAnsi="Arial Narrow" w:cs="Arial Narrow"/>
-          <w:sz w:val="16"/>
-          <w:szCs w:val="16"/>
-        </w:rPr>
-        <w:tab/>
-      </w:r>
-      <w:r>
-        <w:rPr>
-          <w:rFonts w:ascii="Arial Narrow" w:eastAsia="Arial Narrow" w:hAnsi="Arial Narrow" w:cs="Arial Narrow"/>
-          <w:b/>
-          <w:sz w:val="16"/>
-          <w:szCs w:val="16"/>
-        </w:rPr>
         <w:t>LEY 29571, CÓDIGO DE PROTECCIÓN Y DEFENSA DEL CONSUMIDOR</w:t>
       </w:r>
       <w:r>
@@ -12833,32 +12865,31 @@
           <w:szCs w:val="16"/>
           <w:vertAlign w:val="superscript"/>
         </w:rPr>
+        <w:t xml:space="preserve"/>
+      </w:r>
+      <w:r>
+        <w:rPr>
+          <w:rFonts w:ascii="Arial Narrow" w:eastAsia="Arial Narrow" w:hAnsi="Arial Narrow" w:cs="Arial Narrow"/>
+          <w:sz w:val="16"/>
+          <w:szCs w:val="16"/>
+        </w:rPr>
+        <w:t xml:space="preserve"/>
+      </w:r>
+      <w:r>
+        <w:rPr>
+          <w:rFonts w:ascii="Arial Narrow" w:eastAsia="Arial Narrow" w:hAnsi="Arial Narrow" w:cs="Arial Narrow"/>
+          <w:sz w:val="16"/>
+          <w:szCs w:val="16"/>
+        </w:rPr>
+      </w:r>
+      <w:r>
+        <w:rPr>
+          <w:rFonts w:ascii="Arial Narrow" w:eastAsia="Arial Narrow" w:hAnsi="Arial Narrow" w:cs="Arial Narrow"/>
+          <w:b/>
+          <w:sz w:val="16"/>
+          <w:szCs w:val="16"/>
+        </w:rPr>
         <w:tab/>
-        <w:t xml:space="preserve"/>
-      </w:r>
-      <w:r>
-        <w:rPr>
-          <w:rFonts w:ascii="Arial Narrow" w:eastAsia="Arial Narrow" w:hAnsi="Arial Narrow" w:cs="Arial Narrow"/>
-          <w:sz w:val="16"/>
-          <w:szCs w:val="16"/>
-        </w:rPr>
-        <w:t xml:space="preserve"> </w:t>
-      </w:r>
-      <w:r>
-        <w:rPr>
-          <w:rFonts w:ascii="Arial Narrow" w:eastAsia="Arial Narrow" w:hAnsi="Arial Narrow" w:cs="Arial Narrow"/>
-          <w:sz w:val="16"/>
-          <w:szCs w:val="16"/>
-        </w:rPr>
-        <w:tab/>
-      </w:r>
-      <w:r>
-        <w:rPr>
-          <w:rFonts w:ascii="Arial Narrow" w:eastAsia="Arial Narrow" w:hAnsi="Arial Narrow" w:cs="Arial Narrow"/>
-          <w:b/>
-          <w:sz w:val="16"/>
-          <w:szCs w:val="16"/>
-        </w:rPr>
         <w:t>LEY 29571, CÓDIGO DE PROTECCIÓN Y DEFENSA DEL CONSUMIDOR</w:t>
       </w:r>
       <w:r>
@@ -13062,16 +13093,14 @@
           <w:sz w:val="16"/>
           <w:szCs w:val="16"/>
         </w:rPr>
-        <w:tab/>
-        <w:t xml:space="preserve"/>
-      </w:r>
-      <w:r>
-        <w:rPr>
-          <w:rFonts w:ascii="Arial Narrow" w:eastAsia="Arial Narrow" w:hAnsi="Arial Narrow" w:cs="Arial Narrow"/>
-          <w:sz w:val="16"/>
-          <w:szCs w:val="16"/>
-        </w:rPr>
-        <w:tab/>
+        <w:t xml:space="preserve"/>
+      </w:r>
+      <w:r>
+        <w:rPr>
+          <w:rFonts w:ascii="Arial Narrow" w:eastAsia="Arial Narrow" w:hAnsi="Arial Narrow" w:cs="Arial Narrow"/>
+          <w:sz w:val="16"/>
+          <w:szCs w:val="16"/>
+        </w:rPr>
       </w:r>
       <w:r>
         <w:rPr>
@@ -13081,6 +13110,7 @@
           <w:sz w:val="16"/>
           <w:szCs w:val="16"/>
         </w:rPr>
+        <w:tab/>
         <w:t xml:space="preserve">LEY </w:t>
       </w:r>
       <w:proofErr w:type="spellStart"/>
@@ -13943,24 +13973,23 @@
           <w:sz w:val="16"/>
           <w:szCs w:val="16"/>
         </w:rPr>
+        <w:t xml:space="preserve"/>
+      </w:r>
+      <w:r>
+        <w:rPr>
+          <w:rFonts w:ascii="Arial Narrow" w:eastAsia="Arial Narrow" w:hAnsi="Arial Narrow" w:cs="Arial Narrow"/>
+          <w:sz w:val="16"/>
+          <w:szCs w:val="16"/>
+        </w:rPr>
+      </w:r>
+      <w:r>
+        <w:rPr>
+          <w:rFonts w:ascii="Arial Narrow" w:eastAsia="Arial Narrow" w:hAnsi="Arial Narrow" w:cs="Arial Narrow"/>
+          <w:b/>
+          <w:sz w:val="16"/>
+          <w:szCs w:val="16"/>
+        </w:rPr>
         <w:tab/>
-        <w:t xml:space="preserve"/>
-      </w:r>
-      <w:r>
-        <w:rPr>
-          <w:rFonts w:ascii="Arial Narrow" w:eastAsia="Arial Narrow" w:hAnsi="Arial Narrow" w:cs="Arial Narrow"/>
-          <w:sz w:val="16"/>
-          <w:szCs w:val="16"/>
-        </w:rPr>
-        <w:tab/>
-      </w:r>
-      <w:r>
-        <w:rPr>
-          <w:rFonts w:ascii="Arial Narrow" w:eastAsia="Arial Narrow" w:hAnsi="Arial Narrow" w:cs="Arial Narrow"/>
-          <w:b/>
-          <w:sz w:val="16"/>
-          <w:szCs w:val="16"/>
-        </w:rPr>
         <w:t>LEY 29571, CÓDIGO DE PROTECCIÓN Y DEFENSA DEL CONSUMIDOR</w:t>
       </w:r>
       <w:r>
@@ -14175,7 +14204,6 @@
           <w:sz w:val="16"/>
           <w:szCs w:val="16"/>
         </w:rPr>
-        <w:tab/>
         <w:t xml:space="preserve"/>
       </w:r>
       <w:r>
@@ -14342,31 +14370,30 @@
           <w:sz w:val="16"/>
           <w:szCs w:val="16"/>
         </w:rPr>
+        <w:t xml:space="preserve"/>
+      </w:r>
+      <w:r>
+        <w:rPr>
+          <w:rFonts w:ascii="Arial Narrow" w:eastAsia="Arial Narrow" w:hAnsi="Arial Narrow" w:cs="Arial Narrow"/>
+          <w:sz w:val="16"/>
+          <w:szCs w:val="16"/>
+        </w:rPr>
+      </w:r>
+      <w:r>
+        <w:rPr>
+          <w:rFonts w:ascii="Arial Narrow" w:eastAsia="Arial Narrow" w:hAnsi="Arial Narrow" w:cs="Arial Narrow"/>
+          <w:b/>
+          <w:sz w:val="16"/>
+          <w:szCs w:val="16"/>
+        </w:rPr>
         <w:tab/>
-        <w:t xml:space="preserve"/>
-      </w:r>
-      <w:r>
-        <w:rPr>
-          <w:rFonts w:ascii="Arial Narrow" w:eastAsia="Arial Narrow" w:hAnsi="Arial Narrow" w:cs="Arial Narrow"/>
-          <w:sz w:val="16"/>
-          <w:szCs w:val="16"/>
-        </w:rPr>
-        <w:tab/>
-      </w:r>
-      <w:r>
-        <w:rPr>
-          <w:rFonts w:ascii="Arial Narrow" w:eastAsia="Arial Narrow" w:hAnsi="Arial Narrow" w:cs="Arial Narrow"/>
-          <w:b/>
-          <w:sz w:val="16"/>
-          <w:szCs w:val="16"/>
-        </w:rPr>
         <w:t>TEXTO ÚNICO ORDENADO DE LA LEY DEL PROCEDIMIENTO ADMINISTRATIVO GENERAL, aprobado mediante Decreto Supremo 006-2026-JUS y publicado el 30 de abril de 2026</w:t>
       </w:r>
     </w:p>
     <w:p>
       <w:pPr>
         <w:pStyle w:val="Textonotapie"/>
-        <w:ind w:left="1134" w:hanging="567"/>
+        <w:ind w:left="1134"/>
         <w:jc w:val="both"/>
         <w:rPr>
           <w:rFonts w:ascii="Arial Narrow" w:eastAsia="Arial Narrow" w:hAnsi="Arial Narrow" w:cs="Arial Narrow"/>

--- a/plantillas_maestras/03_seguro_desgravamen/negativa_cobertura/2_ddos_banco_y_aseguradora/sucesion_intestada/TPL_3358_2025_SEGURO_DESGRAVAMEN_NEGATIVA_COBERTURA_BANCO_SUCESION_INTESTADA_R1.docx
+++ b/plantillas_maestras/03_seguro_desgravamen/negativa_cobertura/2_ddos_banco_y_aseguradora/sucesion_intestada/TPL_3358_2025_SEGURO_DESGRAVAMEN_NEGATIVA_COBERTURA_BANCO_SUCESION_INTESTADA_R1.docx
@@ -9275,7 +9275,7 @@
           <w:sz w:val="22"/>
           <w:szCs w:val="22"/>
         </w:rPr>
-        <w:t xml:space="preserve">correr traslado de la presente resolución a Protecta S.A. Compañía de Seguros y Reaseguros y al Banco Agropecuario S.A. para que, de conformidad con lo dispuesto por el artículo 26 de la Ley sobre Facultades, Normas y Organización del Indecopi, aprobada por Decreto Legislativo 807</w:t>
+        <w:t xml:space="preserve">correr traslado de la denuncia del 18 de diciembre de 2025 a Protecta S.A. Compañía de Seguros y Reaseguros y al Banco Agropecuario S.A. para que, de conformidad con lo dispuesto por el artículo 26 de la Ley sobre Facultades, Normas y Organización del Indecopi, aprobada por Decreto Legislativo 807</w:t>
       </w:r>
       <w:r>
         <w:rPr>
